--- a/docs/wfview-win_詳細操作説明書.docx
+++ b/docs/wfview-win_詳細操作説明書.docx
@@ -82,7 +82,7 @@
           <w:noProof/>
         </w:rPr>
         <w:drawing>
-          <wp:inline distT="0" distB="0" distL="0" distR="0" wp14:anchorId="2F9446E8" wp14:editId="6670F81D">
+          <wp:inline distT="0" distB="0" distL="0" distR="0">
             <wp:extent cx="5715000" cy="1343025"/>
             <wp:effectExtent l="0" t="0" r="0" b="0"/>
             <wp:docPr id="1" name="図 1"/>
@@ -213,7 +213,7 @@
     <w:sdt>
       <w:sdtPr>
         <w:alias w:val="目次"/>
-        <w:id w:val="-730305340"/>
+        <w:id w:val="173774806"/>
       </w:sdtPr>
       <w:sdtEndPr>
         <w:rPr>
@@ -250,7 +250,7 @@
           <w:r>
             <w:fldChar w:fldCharType="separate"/>
           </w:r>
-          <w:hyperlink w:anchor="_Toc243500496" w:history="1">
+          <w:hyperlink w:anchor="_Toc243507615" w:history="1">
             <w:r>
               <w:rPr>
                 <w:rStyle w:val="a5"/>
@@ -274,7 +274,7 @@
               <w:rPr>
                 <w:noProof/>
               </w:rPr>
-              <w:instrText xml:space="preserve"> PAGEREF _Toc243500496 \h </w:instrText>
+              <w:instrText xml:space="preserve"> PAGEREF _Toc243507615 \h </w:instrText>
             </w:r>
             <w:r>
               <w:rPr>
@@ -316,7 +316,7 @@
               <w14:ligatures w14:val="standardContextual"/>
             </w:rPr>
           </w:pPr>
-          <w:hyperlink w:anchor="_Toc243500497" w:history="1">
+          <w:hyperlink w:anchor="_Toc243507616" w:history="1">
             <w:r>
               <w:rPr>
                 <w:rStyle w:val="a5"/>
@@ -340,7 +340,7 @@
               <w:rPr>
                 <w:noProof/>
               </w:rPr>
-              <w:instrText xml:space="preserve"> PAGEREF _Toc243500497 \h </w:instrText>
+              <w:instrText xml:space="preserve"> PAGEREF _Toc243507616 \h </w:instrText>
             </w:r>
             <w:r>
               <w:rPr>
@@ -382,7 +382,7 @@
               <w14:ligatures w14:val="standardContextual"/>
             </w:rPr>
           </w:pPr>
-          <w:hyperlink w:anchor="_Toc243500498" w:history="1">
+          <w:hyperlink w:anchor="_Toc243507617" w:history="1">
             <w:r>
               <w:rPr>
                 <w:rStyle w:val="a5"/>
@@ -406,7 +406,7 @@
               <w:rPr>
                 <w:noProof/>
               </w:rPr>
-              <w:instrText xml:space="preserve"> PAGEREF _Toc243500498 \h </w:instrText>
+              <w:instrText xml:space="preserve"> PAGEREF _Toc243507617 \h </w:instrText>
             </w:r>
             <w:r>
               <w:rPr>
@@ -450,7 +450,7 @@
               <w14:ligatures w14:val="standardContextual"/>
             </w:rPr>
           </w:pPr>
-          <w:hyperlink w:anchor="_Toc243500499" w:history="1">
+          <w:hyperlink w:anchor="_Toc243507618" w:history="1">
             <w:r>
               <w:rPr>
                 <w:rStyle w:val="a5"/>
@@ -474,7 +474,7 @@
               <w:rPr>
                 <w:noProof/>
               </w:rPr>
-              <w:instrText xml:space="preserve"> PAGEREF _Toc243500499 \h </w:instrText>
+              <w:instrText xml:space="preserve"> PAGEREF _Toc243507618 \h </w:instrText>
             </w:r>
             <w:r>
               <w:rPr>
@@ -516,7 +516,7 @@
               <w14:ligatures w14:val="standardContextual"/>
             </w:rPr>
           </w:pPr>
-          <w:hyperlink w:anchor="_Toc243500500" w:history="1">
+          <w:hyperlink w:anchor="_Toc243507619" w:history="1">
             <w:r>
               <w:rPr>
                 <w:rStyle w:val="a5"/>
@@ -540,7 +540,7 @@
               <w:rPr>
                 <w:noProof/>
               </w:rPr>
-              <w:instrText xml:space="preserve"> PAGEREF _Toc243500500 \h </w:instrText>
+              <w:instrText xml:space="preserve"> PAGEREF _Toc243507619 \h </w:instrText>
             </w:r>
             <w:r>
               <w:rPr>
@@ -582,7 +582,7 @@
               <w14:ligatures w14:val="standardContextual"/>
             </w:rPr>
           </w:pPr>
-          <w:hyperlink w:anchor="_Toc243500501" w:history="1">
+          <w:hyperlink w:anchor="_Toc243507620" w:history="1">
             <w:r>
               <w:rPr>
                 <w:rStyle w:val="a5"/>
@@ -606,7 +606,7 @@
               <w:rPr>
                 <w:noProof/>
               </w:rPr>
-              <w:instrText xml:space="preserve"> PAGEREF _Toc243500501 \h </w:instrText>
+              <w:instrText xml:space="preserve"> PAGEREF _Toc243507620 \h </w:instrText>
             </w:r>
             <w:r>
               <w:rPr>
@@ -648,7 +648,7 @@
               <w14:ligatures w14:val="standardContextual"/>
             </w:rPr>
           </w:pPr>
-          <w:hyperlink w:anchor="_Toc243500502" w:history="1">
+          <w:hyperlink w:anchor="_Toc243507621" w:history="1">
             <w:r>
               <w:rPr>
                 <w:rStyle w:val="a5"/>
@@ -672,7 +672,7 @@
               <w:rPr>
                 <w:noProof/>
               </w:rPr>
-              <w:instrText xml:space="preserve"> PAGEREF _Toc243500502 \h </w:instrText>
+              <w:instrText xml:space="preserve"> PAGEREF _Toc243507621 \h </w:instrText>
             </w:r>
             <w:r>
               <w:rPr>
@@ -716,7 +716,7 @@
               <w14:ligatures w14:val="standardContextual"/>
             </w:rPr>
           </w:pPr>
-          <w:hyperlink w:anchor="_Toc243500503" w:history="1">
+          <w:hyperlink w:anchor="_Toc243507622" w:history="1">
             <w:r>
               <w:rPr>
                 <w:rStyle w:val="a5"/>
@@ -740,7 +740,7 @@
               <w:rPr>
                 <w:noProof/>
               </w:rPr>
-              <w:instrText xml:space="preserve"> PAGEREF _Toc243500503 \h </w:instrText>
+              <w:instrText xml:space="preserve"> PAGEREF _Toc243507622 \h </w:instrText>
             </w:r>
             <w:r>
               <w:rPr>
@@ -782,7 +782,7 @@
               <w14:ligatures w14:val="standardContextual"/>
             </w:rPr>
           </w:pPr>
-          <w:hyperlink w:anchor="_Toc243500504" w:history="1">
+          <w:hyperlink w:anchor="_Toc243507623" w:history="1">
             <w:r>
               <w:rPr>
                 <w:rStyle w:val="a5"/>
@@ -806,7 +806,7 @@
               <w:rPr>
                 <w:noProof/>
               </w:rPr>
-              <w:instrText xml:space="preserve"> PAGEREF _Toc243500504 \h </w:instrText>
+              <w:instrText xml:space="preserve"> PAGEREF _Toc243507623 \h </w:instrText>
             </w:r>
             <w:r>
               <w:rPr>
@@ -848,7 +848,7 @@
               <w14:ligatures w14:val="standardContextual"/>
             </w:rPr>
           </w:pPr>
-          <w:hyperlink w:anchor="_Toc243500505" w:history="1">
+          <w:hyperlink w:anchor="_Toc243507624" w:history="1">
             <w:r>
               <w:rPr>
                 <w:rStyle w:val="a5"/>
@@ -872,7 +872,7 @@
               <w:rPr>
                 <w:noProof/>
               </w:rPr>
-              <w:instrText xml:space="preserve"> PAGEREF _Toc243500505 \h </w:instrText>
+              <w:instrText xml:space="preserve"> PAGEREF _Toc243507624 \h </w:instrText>
             </w:r>
             <w:r>
               <w:rPr>
@@ -914,7 +914,7 @@
               <w14:ligatures w14:val="standardContextual"/>
             </w:rPr>
           </w:pPr>
-          <w:hyperlink w:anchor="_Toc243500506" w:history="1">
+          <w:hyperlink w:anchor="_Toc243507625" w:history="1">
             <w:r>
               <w:rPr>
                 <w:rStyle w:val="a5"/>
@@ -938,7 +938,7 @@
               <w:rPr>
                 <w:noProof/>
               </w:rPr>
-              <w:instrText xml:space="preserve"> PAGEREF _Toc243500506 \h </w:instrText>
+              <w:instrText xml:space="preserve"> PAGEREF _Toc243507625 \h </w:instrText>
             </w:r>
             <w:r>
               <w:rPr>
@@ -980,7 +980,7 @@
               <w14:ligatures w14:val="standardContextual"/>
             </w:rPr>
           </w:pPr>
-          <w:hyperlink w:anchor="_Toc243500507" w:history="1">
+          <w:hyperlink w:anchor="_Toc243507626" w:history="1">
             <w:r>
               <w:rPr>
                 <w:rStyle w:val="a5"/>
@@ -1004,7 +1004,7 @@
               <w:rPr>
                 <w:noProof/>
               </w:rPr>
-              <w:instrText xml:space="preserve"> PAGEREF _Toc243500507 \h </w:instrText>
+              <w:instrText xml:space="preserve"> PAGEREF _Toc243507626 \h </w:instrText>
             </w:r>
             <w:r>
               <w:rPr>
@@ -1048,7 +1048,7 @@
               <w14:ligatures w14:val="standardContextual"/>
             </w:rPr>
           </w:pPr>
-          <w:hyperlink w:anchor="_Toc243500508" w:history="1">
+          <w:hyperlink w:anchor="_Toc243507627" w:history="1">
             <w:r>
               <w:rPr>
                 <w:rStyle w:val="a5"/>
@@ -1072,7 +1072,7 @@
               <w:rPr>
                 <w:noProof/>
               </w:rPr>
-              <w:instrText xml:space="preserve"> PAGEREF _Toc243500508 \h </w:instrText>
+              <w:instrText xml:space="preserve"> PAGEREF _Toc243507627 \h </w:instrText>
             </w:r>
             <w:r>
               <w:rPr>
@@ -1114,7 +1114,7 @@
               <w14:ligatures w14:val="standardContextual"/>
             </w:rPr>
           </w:pPr>
-          <w:hyperlink w:anchor="_Toc243500509" w:history="1">
+          <w:hyperlink w:anchor="_Toc243507628" w:history="1">
             <w:r>
               <w:rPr>
                 <w:rStyle w:val="a5"/>
@@ -1138,7 +1138,7 @@
               <w:rPr>
                 <w:noProof/>
               </w:rPr>
-              <w:instrText xml:space="preserve"> PAGEREF _Toc243500509 \h </w:instrText>
+              <w:instrText xml:space="preserve"> PAGEREF _Toc243507628 \h </w:instrText>
             </w:r>
             <w:r>
               <w:rPr>
@@ -1180,7 +1180,7 @@
               <w14:ligatures w14:val="standardContextual"/>
             </w:rPr>
           </w:pPr>
-          <w:hyperlink w:anchor="_Toc243500510" w:history="1">
+          <w:hyperlink w:anchor="_Toc243507629" w:history="1">
             <w:r>
               <w:rPr>
                 <w:rStyle w:val="a5"/>
@@ -1204,7 +1204,7 @@
               <w:rPr>
                 <w:noProof/>
               </w:rPr>
-              <w:instrText xml:space="preserve"> PAGEREF _Toc243500510 \h </w:instrText>
+              <w:instrText xml:space="preserve"> PAGEREF _Toc243507629 \h </w:instrText>
             </w:r>
             <w:r>
               <w:rPr>
@@ -1246,7 +1246,7 @@
               <w14:ligatures w14:val="standardContextual"/>
             </w:rPr>
           </w:pPr>
-          <w:hyperlink w:anchor="_Toc243500511" w:history="1">
+          <w:hyperlink w:anchor="_Toc243507630" w:history="1">
             <w:r>
               <w:rPr>
                 <w:rStyle w:val="a5"/>
@@ -1270,7 +1270,7 @@
               <w:rPr>
                 <w:noProof/>
               </w:rPr>
-              <w:instrText xml:space="preserve"> PAGEREF _Toc243500511 \h </w:instrText>
+              <w:instrText xml:space="preserve"> PAGEREF _Toc243507630 \h </w:instrText>
             </w:r>
             <w:r>
               <w:rPr>
@@ -1312,7 +1312,7 @@
               <w14:ligatures w14:val="standardContextual"/>
             </w:rPr>
           </w:pPr>
-          <w:hyperlink w:anchor="_Toc243500512" w:history="1">
+          <w:hyperlink w:anchor="_Toc243507631" w:history="1">
             <w:r>
               <w:rPr>
                 <w:rStyle w:val="a5"/>
@@ -1336,7 +1336,7 @@
               <w:rPr>
                 <w:noProof/>
               </w:rPr>
-              <w:instrText xml:space="preserve"> PAGEREF _Toc243500512 \h </w:instrText>
+              <w:instrText xml:space="preserve"> PAGEREF _Toc243507631 \h </w:instrText>
             </w:r>
             <w:r>
               <w:rPr>
@@ -1378,7 +1378,7 @@
               <w14:ligatures w14:val="standardContextual"/>
             </w:rPr>
           </w:pPr>
-          <w:hyperlink w:anchor="_Toc243500513" w:history="1">
+          <w:hyperlink w:anchor="_Toc243507632" w:history="1">
             <w:r>
               <w:rPr>
                 <w:rStyle w:val="a5"/>
@@ -1402,7 +1402,7 @@
               <w:rPr>
                 <w:noProof/>
               </w:rPr>
-              <w:instrText xml:space="preserve"> PAGEREF _Toc243500513 \h </w:instrText>
+              <w:instrText xml:space="preserve"> PAGEREF _Toc243507632 \h </w:instrText>
             </w:r>
             <w:r>
               <w:rPr>
@@ -1444,7 +1444,7 @@
               <w14:ligatures w14:val="standardContextual"/>
             </w:rPr>
           </w:pPr>
-          <w:hyperlink w:anchor="_Toc243500514" w:history="1">
+          <w:hyperlink w:anchor="_Toc243507633" w:history="1">
             <w:r>
               <w:rPr>
                 <w:rStyle w:val="a5"/>
@@ -1468,7 +1468,7 @@
               <w:rPr>
                 <w:noProof/>
               </w:rPr>
-              <w:instrText xml:space="preserve"> PAGEREF _Toc243500514 \h </w:instrText>
+              <w:instrText xml:space="preserve"> PAGEREF _Toc243507633 \h </w:instrText>
             </w:r>
             <w:r>
               <w:rPr>
@@ -1512,7 +1512,7 @@
               <w14:ligatures w14:val="standardContextual"/>
             </w:rPr>
           </w:pPr>
-          <w:hyperlink w:anchor="_Toc243500515" w:history="1">
+          <w:hyperlink w:anchor="_Toc243507634" w:history="1">
             <w:r>
               <w:rPr>
                 <w:rStyle w:val="a5"/>
@@ -1536,7 +1536,7 @@
               <w:rPr>
                 <w:noProof/>
               </w:rPr>
-              <w:instrText xml:space="preserve"> PAGEREF _Toc243500515 \h </w:instrText>
+              <w:instrText xml:space="preserve"> PAGEREF _Toc243507634 \h </w:instrText>
             </w:r>
             <w:r>
               <w:rPr>
@@ -1578,7 +1578,7 @@
               <w14:ligatures w14:val="standardContextual"/>
             </w:rPr>
           </w:pPr>
-          <w:hyperlink w:anchor="_Toc243500516" w:history="1">
+          <w:hyperlink w:anchor="_Toc243507635" w:history="1">
             <w:r>
               <w:rPr>
                 <w:rStyle w:val="a5"/>
@@ -1602,7 +1602,7 @@
               <w:rPr>
                 <w:noProof/>
               </w:rPr>
-              <w:instrText xml:space="preserve"> PAGEREF _Toc243500516 \h </w:instrText>
+              <w:instrText xml:space="preserve"> PAGEREF _Toc243507635 \h </w:instrText>
             </w:r>
             <w:r>
               <w:rPr>
@@ -1644,7 +1644,7 @@
               <w14:ligatures w14:val="standardContextual"/>
             </w:rPr>
           </w:pPr>
-          <w:hyperlink w:anchor="_Toc243500517" w:history="1">
+          <w:hyperlink w:anchor="_Toc243507636" w:history="1">
             <w:r>
               <w:rPr>
                 <w:rStyle w:val="a5"/>
@@ -1668,7 +1668,7 @@
               <w:rPr>
                 <w:noProof/>
               </w:rPr>
-              <w:instrText xml:space="preserve"> PAGEREF _Toc243500517 \h </w:instrText>
+              <w:instrText xml:space="preserve"> PAGEREF _Toc243507636 \h </w:instrText>
             </w:r>
             <w:r>
               <w:rPr>
@@ -1710,7 +1710,7 @@
               <w14:ligatures w14:val="standardContextual"/>
             </w:rPr>
           </w:pPr>
-          <w:hyperlink w:anchor="_Toc243500518" w:history="1">
+          <w:hyperlink w:anchor="_Toc243507637" w:history="1">
             <w:r>
               <w:rPr>
                 <w:rStyle w:val="a5"/>
@@ -1734,7 +1734,7 @@
               <w:rPr>
                 <w:noProof/>
               </w:rPr>
-              <w:instrText xml:space="preserve"> PAGEREF _Toc243500518 \h </w:instrText>
+              <w:instrText xml:space="preserve"> PAGEREF _Toc243507637 \h </w:instrText>
             </w:r>
             <w:r>
               <w:rPr>
@@ -1776,7 +1776,7 @@
               <w14:ligatures w14:val="standardContextual"/>
             </w:rPr>
           </w:pPr>
-          <w:hyperlink w:anchor="_Toc243500519" w:history="1">
+          <w:hyperlink w:anchor="_Toc243507638" w:history="1">
             <w:r>
               <w:rPr>
                 <w:rStyle w:val="a5"/>
@@ -1800,7 +1800,7 @@
               <w:rPr>
                 <w:noProof/>
               </w:rPr>
-              <w:instrText xml:space="preserve"> PAGEREF _Toc243500519 \h </w:instrText>
+              <w:instrText xml:space="preserve"> PAGEREF _Toc243507638 \h </w:instrText>
             </w:r>
             <w:r>
               <w:rPr>
@@ -1844,7 +1844,7 @@
               <w14:ligatures w14:val="standardContextual"/>
             </w:rPr>
           </w:pPr>
-          <w:hyperlink w:anchor="_Toc243500520" w:history="1">
+          <w:hyperlink w:anchor="_Toc243507639" w:history="1">
             <w:r>
               <w:rPr>
                 <w:rStyle w:val="a5"/>
@@ -1868,7 +1868,7 @@
               <w:rPr>
                 <w:noProof/>
               </w:rPr>
-              <w:instrText xml:space="preserve"> PAGEREF _Toc243500520 \h </w:instrText>
+              <w:instrText xml:space="preserve"> PAGEREF _Toc243507639 \h </w:instrText>
             </w:r>
             <w:r>
               <w:rPr>
@@ -1910,7 +1910,7 @@
               <w14:ligatures w14:val="standardContextual"/>
             </w:rPr>
           </w:pPr>
-          <w:hyperlink w:anchor="_Toc243500521" w:history="1">
+          <w:hyperlink w:anchor="_Toc243507640" w:history="1">
             <w:r>
               <w:rPr>
                 <w:rStyle w:val="a5"/>
@@ -1934,7 +1934,7 @@
               <w:rPr>
                 <w:noProof/>
               </w:rPr>
-              <w:instrText xml:space="preserve"> PAGEREF _Toc243500521 \h </w:instrText>
+              <w:instrText xml:space="preserve"> PAGEREF _Toc243507640 \h </w:instrText>
             </w:r>
             <w:r>
               <w:rPr>
@@ -1976,7 +1976,7 @@
               <w14:ligatures w14:val="standardContextual"/>
             </w:rPr>
           </w:pPr>
-          <w:hyperlink w:anchor="_Toc243500522" w:history="1">
+          <w:hyperlink w:anchor="_Toc243507641" w:history="1">
             <w:r>
               <w:rPr>
                 <w:rStyle w:val="a5"/>
@@ -2000,7 +2000,7 @@
               <w:rPr>
                 <w:noProof/>
               </w:rPr>
-              <w:instrText xml:space="preserve"> PAGEREF _Toc243500522 \h </w:instrText>
+              <w:instrText xml:space="preserve"> PAGEREF _Toc243507641 \h </w:instrText>
             </w:r>
             <w:r>
               <w:rPr>
@@ -2042,7 +2042,7 @@
               <w14:ligatures w14:val="standardContextual"/>
             </w:rPr>
           </w:pPr>
-          <w:hyperlink w:anchor="_Toc243500523" w:history="1">
+          <w:hyperlink w:anchor="_Toc243507642" w:history="1">
             <w:r>
               <w:rPr>
                 <w:rStyle w:val="a5"/>
@@ -2066,7 +2066,7 @@
               <w:rPr>
                 <w:noProof/>
               </w:rPr>
-              <w:instrText xml:space="preserve"> PAGEREF _Toc243500523 \h </w:instrText>
+              <w:instrText xml:space="preserve"> PAGEREF _Toc243507642 \h </w:instrText>
             </w:r>
             <w:r>
               <w:rPr>
@@ -2110,7 +2110,7 @@
               <w14:ligatures w14:val="standardContextual"/>
             </w:rPr>
           </w:pPr>
-          <w:hyperlink w:anchor="_Toc243500524" w:history="1">
+          <w:hyperlink w:anchor="_Toc243507643" w:history="1">
             <w:r>
               <w:rPr>
                 <w:rStyle w:val="a5"/>
@@ -2134,7 +2134,7 @@
               <w:rPr>
                 <w:noProof/>
               </w:rPr>
-              <w:instrText xml:space="preserve"> PAGEREF _Toc243500524 \h </w:instrText>
+              <w:instrText xml:space="preserve"> PAGEREF _Toc243507643 \h </w:instrText>
             </w:r>
             <w:r>
               <w:rPr>
@@ -2176,7 +2176,7 @@
               <w14:ligatures w14:val="standardContextual"/>
             </w:rPr>
           </w:pPr>
-          <w:hyperlink w:anchor="_Toc243500525" w:history="1">
+          <w:hyperlink w:anchor="_Toc243507644" w:history="1">
             <w:r>
               <w:rPr>
                 <w:rStyle w:val="a5"/>
@@ -2200,7 +2200,7 @@
               <w:rPr>
                 <w:noProof/>
               </w:rPr>
-              <w:instrText xml:space="preserve"> PAGEREF _Toc243500525 \h </w:instrText>
+              <w:instrText xml:space="preserve"> PAGEREF _Toc243507644 \h </w:instrText>
             </w:r>
             <w:r>
               <w:rPr>
@@ -2242,7 +2242,7 @@
               <w14:ligatures w14:val="standardContextual"/>
             </w:rPr>
           </w:pPr>
-          <w:hyperlink w:anchor="_Toc243500526" w:history="1">
+          <w:hyperlink w:anchor="_Toc243507645" w:history="1">
             <w:r>
               <w:rPr>
                 <w:rStyle w:val="a5"/>
@@ -2266,7 +2266,7 @@
               <w:rPr>
                 <w:noProof/>
               </w:rPr>
-              <w:instrText xml:space="preserve"> PAGEREF _Toc243500526 \h </w:instrText>
+              <w:instrText xml:space="preserve"> PAGEREF _Toc243507645 \h </w:instrText>
             </w:r>
             <w:r>
               <w:rPr>
@@ -2308,7 +2308,7 @@
               <w14:ligatures w14:val="standardContextual"/>
             </w:rPr>
           </w:pPr>
-          <w:hyperlink w:anchor="_Toc243500527" w:history="1">
+          <w:hyperlink w:anchor="_Toc243507646" w:history="1">
             <w:r>
               <w:rPr>
                 <w:rStyle w:val="a5"/>
@@ -2332,7 +2332,7 @@
               <w:rPr>
                 <w:noProof/>
               </w:rPr>
-              <w:instrText xml:space="preserve"> PAGEREF _Toc243500527 \h </w:instrText>
+              <w:instrText xml:space="preserve"> PAGEREF _Toc243507646 \h </w:instrText>
             </w:r>
             <w:r>
               <w:rPr>
@@ -2376,7 +2376,7 @@
               <w14:ligatures w14:val="standardContextual"/>
             </w:rPr>
           </w:pPr>
-          <w:hyperlink w:anchor="_Toc243500528" w:history="1">
+          <w:hyperlink w:anchor="_Toc243507647" w:history="1">
             <w:r>
               <w:rPr>
                 <w:rStyle w:val="a5"/>
@@ -2400,7 +2400,7 @@
               <w:rPr>
                 <w:noProof/>
               </w:rPr>
-              <w:instrText xml:space="preserve"> PAGEREF _Toc243500528 \h </w:instrText>
+              <w:instrText xml:space="preserve"> PAGEREF _Toc243507647 \h </w:instrText>
             </w:r>
             <w:r>
               <w:rPr>
@@ -2442,7 +2442,7 @@
               <w14:ligatures w14:val="standardContextual"/>
             </w:rPr>
           </w:pPr>
-          <w:hyperlink w:anchor="_Toc243500529" w:history="1">
+          <w:hyperlink w:anchor="_Toc243507648" w:history="1">
             <w:r>
               <w:rPr>
                 <w:rStyle w:val="a5"/>
@@ -2466,7 +2466,7 @@
               <w:rPr>
                 <w:noProof/>
               </w:rPr>
-              <w:instrText xml:space="preserve"> PAGEREF _Toc243500529 \h </w:instrText>
+              <w:instrText xml:space="preserve"> PAGEREF _Toc243507648 \h </w:instrText>
             </w:r>
             <w:r>
               <w:rPr>
@@ -2508,7 +2508,7 @@
               <w14:ligatures w14:val="standardContextual"/>
             </w:rPr>
           </w:pPr>
-          <w:hyperlink w:anchor="_Toc243500530" w:history="1">
+          <w:hyperlink w:anchor="_Toc243507649" w:history="1">
             <w:r>
               <w:rPr>
                 <w:rStyle w:val="a5"/>
@@ -2532,7 +2532,7 @@
               <w:rPr>
                 <w:noProof/>
               </w:rPr>
-              <w:instrText xml:space="preserve"> PAGEREF _Toc243500530 \h </w:instrText>
+              <w:instrText xml:space="preserve"> PAGEREF _Toc243507649 \h </w:instrText>
             </w:r>
             <w:r>
               <w:rPr>
@@ -2574,7 +2574,7 @@
               <w14:ligatures w14:val="standardContextual"/>
             </w:rPr>
           </w:pPr>
-          <w:hyperlink w:anchor="_Toc243500531" w:history="1">
+          <w:hyperlink w:anchor="_Toc243507650" w:history="1">
             <w:r>
               <w:rPr>
                 <w:rStyle w:val="a5"/>
@@ -2598,7 +2598,7 @@
               <w:rPr>
                 <w:noProof/>
               </w:rPr>
-              <w:instrText xml:space="preserve"> PAGEREF _Toc243500531 \h </w:instrText>
+              <w:instrText xml:space="preserve"> PAGEREF _Toc243507650 \h </w:instrText>
             </w:r>
             <w:r>
               <w:rPr>
@@ -2640,7 +2640,7 @@
               <w14:ligatures w14:val="standardContextual"/>
             </w:rPr>
           </w:pPr>
-          <w:hyperlink w:anchor="_Toc243500532" w:history="1">
+          <w:hyperlink w:anchor="_Toc243507651" w:history="1">
             <w:r>
               <w:rPr>
                 <w:rStyle w:val="a5"/>
@@ -2664,7 +2664,7 @@
               <w:rPr>
                 <w:noProof/>
               </w:rPr>
-              <w:instrText xml:space="preserve"> PAGEREF _Toc243500532 \h </w:instrText>
+              <w:instrText xml:space="preserve"> PAGEREF _Toc243507651 \h </w:instrText>
             </w:r>
             <w:r>
               <w:rPr>
@@ -2708,7 +2708,7 @@
               <w14:ligatures w14:val="standardContextual"/>
             </w:rPr>
           </w:pPr>
-          <w:hyperlink w:anchor="_Toc243500533" w:history="1">
+          <w:hyperlink w:anchor="_Toc243507652" w:history="1">
             <w:r>
               <w:rPr>
                 <w:rStyle w:val="a5"/>
@@ -2732,7 +2732,7 @@
               <w:rPr>
                 <w:noProof/>
               </w:rPr>
-              <w:instrText xml:space="preserve"> PAGEREF _Toc243500533 \h </w:instrText>
+              <w:instrText xml:space="preserve"> PAGEREF _Toc243507652 \h </w:instrText>
             </w:r>
             <w:r>
               <w:rPr>
@@ -2774,7 +2774,7 @@
               <w14:ligatures w14:val="standardContextual"/>
             </w:rPr>
           </w:pPr>
-          <w:hyperlink w:anchor="_Toc243500534" w:history="1">
+          <w:hyperlink w:anchor="_Toc243507653" w:history="1">
             <w:r>
               <w:rPr>
                 <w:rStyle w:val="a5"/>
@@ -2798,7 +2798,7 @@
               <w:rPr>
                 <w:noProof/>
               </w:rPr>
-              <w:instrText xml:space="preserve"> PAGEREF _Toc243500534 \h </w:instrText>
+              <w:instrText xml:space="preserve"> PAGEREF _Toc243507653 \h </w:instrText>
             </w:r>
             <w:r>
               <w:rPr>
@@ -2840,7 +2840,7 @@
               <w14:ligatures w14:val="standardContextual"/>
             </w:rPr>
           </w:pPr>
-          <w:hyperlink w:anchor="_Toc243500535" w:history="1">
+          <w:hyperlink w:anchor="_Toc243507654" w:history="1">
             <w:r>
               <w:rPr>
                 <w:rStyle w:val="a5"/>
@@ -2864,7 +2864,7 @@
               <w:rPr>
                 <w:noProof/>
               </w:rPr>
-              <w:instrText xml:space="preserve"> PAGEREF _Toc243500535 \h </w:instrText>
+              <w:instrText xml:space="preserve"> PAGEREF _Toc243507654 \h </w:instrText>
             </w:r>
             <w:r>
               <w:rPr>
@@ -2906,7 +2906,7 @@
               <w14:ligatures w14:val="standardContextual"/>
             </w:rPr>
           </w:pPr>
-          <w:hyperlink w:anchor="_Toc243500536" w:history="1">
+          <w:hyperlink w:anchor="_Toc243507655" w:history="1">
             <w:r>
               <w:rPr>
                 <w:rStyle w:val="a5"/>
@@ -2930,7 +2930,7 @@
               <w:rPr>
                 <w:noProof/>
               </w:rPr>
-              <w:instrText xml:space="preserve"> PAGEREF _Toc243500536 \h </w:instrText>
+              <w:instrText xml:space="preserve"> PAGEREF _Toc243507655 \h </w:instrText>
             </w:r>
             <w:r>
               <w:rPr>
@@ -2974,7 +2974,7 @@
               <w14:ligatures w14:val="standardContextual"/>
             </w:rPr>
           </w:pPr>
-          <w:hyperlink w:anchor="_Toc243500537" w:history="1">
+          <w:hyperlink w:anchor="_Toc243507656" w:history="1">
             <w:r>
               <w:rPr>
                 <w:rStyle w:val="a5"/>
@@ -2998,7 +2998,7 @@
               <w:rPr>
                 <w:noProof/>
               </w:rPr>
-              <w:instrText xml:space="preserve"> PAGEREF _Toc243500537 \h </w:instrText>
+              <w:instrText xml:space="preserve"> PAGEREF _Toc243507656 \h </w:instrText>
             </w:r>
             <w:r>
               <w:rPr>
@@ -3040,7 +3040,7 @@
               <w14:ligatures w14:val="standardContextual"/>
             </w:rPr>
           </w:pPr>
-          <w:hyperlink w:anchor="_Toc243500538" w:history="1">
+          <w:hyperlink w:anchor="_Toc243507657" w:history="1">
             <w:r>
               <w:rPr>
                 <w:rStyle w:val="a5"/>
@@ -3064,7 +3064,7 @@
               <w:rPr>
                 <w:noProof/>
               </w:rPr>
-              <w:instrText xml:space="preserve"> PAGEREF _Toc243500538 \h </w:instrText>
+              <w:instrText xml:space="preserve"> PAGEREF _Toc243507657 \h </w:instrText>
             </w:r>
             <w:r>
               <w:rPr>
@@ -3106,7 +3106,7 @@
               <w14:ligatures w14:val="standardContextual"/>
             </w:rPr>
           </w:pPr>
-          <w:hyperlink w:anchor="_Toc243500539" w:history="1">
+          <w:hyperlink w:anchor="_Toc243507658" w:history="1">
             <w:r>
               <w:rPr>
                 <w:rStyle w:val="a5"/>
@@ -3130,7 +3130,7 @@
               <w:rPr>
                 <w:noProof/>
               </w:rPr>
-              <w:instrText xml:space="preserve"> PAGEREF _Toc243500539 \h </w:instrText>
+              <w:instrText xml:space="preserve"> PAGEREF _Toc243507658 \h </w:instrText>
             </w:r>
             <w:r>
               <w:rPr>
@@ -3172,7 +3172,7 @@
               <w14:ligatures w14:val="standardContextual"/>
             </w:rPr>
           </w:pPr>
-          <w:hyperlink w:anchor="_Toc243500540" w:history="1">
+          <w:hyperlink w:anchor="_Toc243507659" w:history="1">
             <w:r>
               <w:rPr>
                 <w:rStyle w:val="a5"/>
@@ -3196,7 +3196,7 @@
               <w:rPr>
                 <w:noProof/>
               </w:rPr>
-              <w:instrText xml:space="preserve"> PAGEREF _Toc243500540 \h </w:instrText>
+              <w:instrText xml:space="preserve"> PAGEREF _Toc243507659 \h </w:instrText>
             </w:r>
             <w:r>
               <w:rPr>
@@ -3238,7 +3238,7 @@
               <w14:ligatures w14:val="standardContextual"/>
             </w:rPr>
           </w:pPr>
-          <w:hyperlink w:anchor="_Toc243500541" w:history="1">
+          <w:hyperlink w:anchor="_Toc243507660" w:history="1">
             <w:r>
               <w:rPr>
                 <w:rStyle w:val="a5"/>
@@ -3262,7 +3262,7 @@
               <w:rPr>
                 <w:noProof/>
               </w:rPr>
-              <w:instrText xml:space="preserve"> PAGEREF _Toc243500541 \h </w:instrText>
+              <w:instrText xml:space="preserve"> PAGEREF _Toc243507660 \h </w:instrText>
             </w:r>
             <w:r>
               <w:rPr>
@@ -3304,7 +3304,7 @@
               <w14:ligatures w14:val="standardContextual"/>
             </w:rPr>
           </w:pPr>
-          <w:hyperlink w:anchor="_Toc243500542" w:history="1">
+          <w:hyperlink w:anchor="_Toc243507661" w:history="1">
             <w:r>
               <w:rPr>
                 <w:rStyle w:val="a5"/>
@@ -3328,7 +3328,7 @@
               <w:rPr>
                 <w:noProof/>
               </w:rPr>
-              <w:instrText xml:space="preserve"> PAGEREF _Toc243500542 \h </w:instrText>
+              <w:instrText xml:space="preserve"> PAGEREF _Toc243507661 \h </w:instrText>
             </w:r>
             <w:r>
               <w:rPr>
@@ -3370,7 +3370,7 @@
               <w14:ligatures w14:val="standardContextual"/>
             </w:rPr>
           </w:pPr>
-          <w:hyperlink w:anchor="_Toc243500543" w:history="1">
+          <w:hyperlink w:anchor="_Toc243507662" w:history="1">
             <w:r>
               <w:rPr>
                 <w:rStyle w:val="a5"/>
@@ -3394,7 +3394,7 @@
               <w:rPr>
                 <w:noProof/>
               </w:rPr>
-              <w:instrText xml:space="preserve"> PAGEREF _Toc243500543 \h </w:instrText>
+              <w:instrText xml:space="preserve"> PAGEREF _Toc243507662 \h </w:instrText>
             </w:r>
             <w:r>
               <w:rPr>
@@ -3436,7 +3436,7 @@
               <w14:ligatures w14:val="standardContextual"/>
             </w:rPr>
           </w:pPr>
-          <w:hyperlink w:anchor="_Toc243500544" w:history="1">
+          <w:hyperlink w:anchor="_Toc243507663" w:history="1">
             <w:r>
               <w:rPr>
                 <w:rStyle w:val="a5"/>
@@ -3460,7 +3460,7 @@
               <w:rPr>
                 <w:noProof/>
               </w:rPr>
-              <w:instrText xml:space="preserve"> PAGEREF _Toc243500544 \h </w:instrText>
+              <w:instrText xml:space="preserve"> PAGEREF _Toc243507663 \h </w:instrText>
             </w:r>
             <w:r>
               <w:rPr>
@@ -3504,7 +3504,7 @@
               <w14:ligatures w14:val="standardContextual"/>
             </w:rPr>
           </w:pPr>
-          <w:hyperlink w:anchor="_Toc243500545" w:history="1">
+          <w:hyperlink w:anchor="_Toc243507664" w:history="1">
             <w:r>
               <w:rPr>
                 <w:rStyle w:val="a5"/>
@@ -3528,7 +3528,7 @@
               <w:rPr>
                 <w:noProof/>
               </w:rPr>
-              <w:instrText xml:space="preserve"> PAGEREF _Toc243500545 \h </w:instrText>
+              <w:instrText xml:space="preserve"> PAGEREF _Toc243507664 \h </w:instrText>
             </w:r>
             <w:r>
               <w:rPr>
@@ -3572,7 +3572,7 @@
               <w14:ligatures w14:val="standardContextual"/>
             </w:rPr>
           </w:pPr>
-          <w:hyperlink w:anchor="_Toc243500546" w:history="1">
+          <w:hyperlink w:anchor="_Toc243507665" w:history="1">
             <w:r>
               <w:rPr>
                 <w:rStyle w:val="a5"/>
@@ -3596,7 +3596,7 @@
               <w:rPr>
                 <w:noProof/>
               </w:rPr>
-              <w:instrText xml:space="preserve"> PAGEREF _Toc243500546 \h </w:instrText>
+              <w:instrText xml:space="preserve"> PAGEREF _Toc243507665 \h </w:instrText>
             </w:r>
             <w:r>
               <w:rPr>
@@ -3638,7 +3638,7 @@
               <w14:ligatures w14:val="standardContextual"/>
             </w:rPr>
           </w:pPr>
-          <w:hyperlink w:anchor="_Toc243500547" w:history="1">
+          <w:hyperlink w:anchor="_Toc243507666" w:history="1">
             <w:r>
               <w:rPr>
                 <w:rStyle w:val="a5"/>
@@ -3662,7 +3662,7 @@
               <w:rPr>
                 <w:noProof/>
               </w:rPr>
-              <w:instrText xml:space="preserve"> PAGEREF _Toc243500547 \h </w:instrText>
+              <w:instrText xml:space="preserve"> PAGEREF _Toc243507666 \h </w:instrText>
             </w:r>
             <w:r>
               <w:rPr>
@@ -3706,7 +3706,7 @@
               <w14:ligatures w14:val="standardContextual"/>
             </w:rPr>
           </w:pPr>
-          <w:hyperlink w:anchor="_Toc243500548" w:history="1">
+          <w:hyperlink w:anchor="_Toc243507667" w:history="1">
             <w:r>
               <w:rPr>
                 <w:rStyle w:val="a5"/>
@@ -3730,7 +3730,7 @@
               <w:rPr>
                 <w:noProof/>
               </w:rPr>
-              <w:instrText xml:space="preserve"> PAGEREF _Toc243500548 \h </w:instrText>
+              <w:instrText xml:space="preserve"> PAGEREF _Toc243507667 \h </w:instrText>
             </w:r>
             <w:r>
               <w:rPr>
@@ -3772,7 +3772,7 @@
               <w14:ligatures w14:val="standardContextual"/>
             </w:rPr>
           </w:pPr>
-          <w:hyperlink w:anchor="_Toc243500549" w:history="1">
+          <w:hyperlink w:anchor="_Toc243507668" w:history="1">
             <w:r>
               <w:rPr>
                 <w:rStyle w:val="a5"/>
@@ -3796,7 +3796,7 @@
               <w:rPr>
                 <w:noProof/>
               </w:rPr>
-              <w:instrText xml:space="preserve"> PAGEREF _Toc243500549 \h </w:instrText>
+              <w:instrText xml:space="preserve"> PAGEREF _Toc243507668 \h </w:instrText>
             </w:r>
             <w:r>
               <w:rPr>
@@ -3840,7 +3840,7 @@
               <w14:ligatures w14:val="standardContextual"/>
             </w:rPr>
           </w:pPr>
-          <w:hyperlink w:anchor="_Toc243500550" w:history="1">
+          <w:hyperlink w:anchor="_Toc243507669" w:history="1">
             <w:r>
               <w:rPr>
                 <w:rStyle w:val="a5"/>
@@ -3864,7 +3864,7 @@
               <w:rPr>
                 <w:noProof/>
               </w:rPr>
-              <w:instrText xml:space="preserve"> PAGEREF _Toc243500550 \h </w:instrText>
+              <w:instrText xml:space="preserve"> PAGEREF _Toc243507669 \h </w:instrText>
             </w:r>
             <w:r>
               <w:rPr>
@@ -3908,7 +3908,7 @@
               <w14:ligatures w14:val="standardContextual"/>
             </w:rPr>
           </w:pPr>
-          <w:hyperlink w:anchor="_Toc243500551" w:history="1">
+          <w:hyperlink w:anchor="_Toc243507670" w:history="1">
             <w:r>
               <w:rPr>
                 <w:rStyle w:val="a5"/>
@@ -3932,7 +3932,7 @@
               <w:rPr>
                 <w:noProof/>
               </w:rPr>
-              <w:instrText xml:space="preserve"> PAGEREF _Toc243500551 \h </w:instrText>
+              <w:instrText xml:space="preserve"> PAGEREF _Toc243507670 \h </w:instrText>
             </w:r>
             <w:r>
               <w:rPr>
@@ -3974,7 +3974,7 @@
               <w14:ligatures w14:val="standardContextual"/>
             </w:rPr>
           </w:pPr>
-          <w:hyperlink w:anchor="_Toc243500552" w:history="1">
+          <w:hyperlink w:anchor="_Toc243507671" w:history="1">
             <w:r>
               <w:rPr>
                 <w:rStyle w:val="a5"/>
@@ -3998,7 +3998,7 @@
               <w:rPr>
                 <w:noProof/>
               </w:rPr>
-              <w:instrText xml:space="preserve"> PAGEREF _Toc243500552 \h </w:instrText>
+              <w:instrText xml:space="preserve"> PAGEREF _Toc243507671 \h </w:instrText>
             </w:r>
             <w:r>
               <w:rPr>
@@ -4040,7 +4040,7 @@
               <w14:ligatures w14:val="standardContextual"/>
             </w:rPr>
           </w:pPr>
-          <w:hyperlink w:anchor="_Toc243500553" w:history="1">
+          <w:hyperlink w:anchor="_Toc243507672" w:history="1">
             <w:r>
               <w:rPr>
                 <w:rStyle w:val="a5"/>
@@ -4064,7 +4064,7 @@
               <w:rPr>
                 <w:noProof/>
               </w:rPr>
-              <w:instrText xml:space="preserve"> PAGEREF _Toc243500553 \h </w:instrText>
+              <w:instrText xml:space="preserve"> PAGEREF _Toc243507672 \h </w:instrText>
             </w:r>
             <w:r>
               <w:rPr>
@@ -4106,7 +4106,7 @@
               <w14:ligatures w14:val="standardContextual"/>
             </w:rPr>
           </w:pPr>
-          <w:hyperlink w:anchor="_Toc243500554" w:history="1">
+          <w:hyperlink w:anchor="_Toc243507673" w:history="1">
             <w:r>
               <w:rPr>
                 <w:rStyle w:val="a5"/>
@@ -4130,7 +4130,7 @@
               <w:rPr>
                 <w:noProof/>
               </w:rPr>
-              <w:instrText xml:space="preserve"> PAGEREF _Toc243500554 \h </w:instrText>
+              <w:instrText xml:space="preserve"> PAGEREF _Toc243507673 \h </w:instrText>
             </w:r>
             <w:r>
               <w:rPr>
@@ -4172,7 +4172,7 @@
               <w14:ligatures w14:val="standardContextual"/>
             </w:rPr>
           </w:pPr>
-          <w:hyperlink w:anchor="_Toc243500555" w:history="1">
+          <w:hyperlink w:anchor="_Toc243507674" w:history="1">
             <w:r>
               <w:rPr>
                 <w:rStyle w:val="a5"/>
@@ -4196,7 +4196,7 @@
               <w:rPr>
                 <w:noProof/>
               </w:rPr>
-              <w:instrText xml:space="preserve"> PAGEREF _Toc243500555 \h </w:instrText>
+              <w:instrText xml:space="preserve"> PAGEREF _Toc243507674 \h </w:instrText>
             </w:r>
             <w:r>
               <w:rPr>
@@ -4235,7 +4235,7 @@
         <w:pStyle w:val="1"/>
         <w:pageBreakBefore/>
       </w:pPr>
-      <w:bookmarkStart w:id="0" w:name="_Toc243500496"/>
+      <w:bookmarkStart w:id="0" w:name="_Toc243507615"/>
       <w:r>
         <w:lastRenderedPageBreak/>
         <w:t xml:space="preserve">1. </w:t>
@@ -4328,7 +4328,7 @@
       <w:pPr>
         <w:pStyle w:val="2"/>
       </w:pPr>
-      <w:bookmarkStart w:id="1" w:name="_Toc243500497"/>
+      <w:bookmarkStart w:id="1" w:name="_Toc243507616"/>
       <w:r>
         <w:t xml:space="preserve">1.1 </w:t>
       </w:r>
@@ -4401,7 +4401,7 @@
       <w:pPr>
         <w:pStyle w:val="2"/>
       </w:pPr>
-      <w:bookmarkStart w:id="2" w:name="_Toc243500498"/>
+      <w:bookmarkStart w:id="2" w:name="_Toc243507617"/>
       <w:r>
         <w:t xml:space="preserve">1.2 </w:t>
       </w:r>
@@ -4503,7 +4503,7 @@
         <w:pStyle w:val="1"/>
         <w:pageBreakBefore/>
       </w:pPr>
-      <w:bookmarkStart w:id="3" w:name="_Toc243500499"/>
+      <w:bookmarkStart w:id="3" w:name="_Toc243507618"/>
       <w:r>
         <w:lastRenderedPageBreak/>
         <w:t xml:space="preserve">2. </w:t>
@@ -4517,7 +4517,7 @@
       <w:pPr>
         <w:pStyle w:val="2"/>
       </w:pPr>
-      <w:bookmarkStart w:id="4" w:name="_Toc243500500"/>
+      <w:bookmarkStart w:id="4" w:name="_Toc243507619"/>
       <w:r>
         <w:t xml:space="preserve">2.1 </w:t>
       </w:r>
@@ -4616,7 +4616,7 @@
       <w:pPr>
         <w:pStyle w:val="2"/>
       </w:pPr>
-      <w:bookmarkStart w:id="5" w:name="_Toc243500501"/>
+      <w:bookmarkStart w:id="5" w:name="_Toc243507620"/>
       <w:r>
         <w:t xml:space="preserve">2.2 </w:t>
       </w:r>
@@ -4688,7 +4688,7 @@
       <w:pPr>
         <w:pStyle w:val="2"/>
       </w:pPr>
-      <w:bookmarkStart w:id="6" w:name="_Toc243500502"/>
+      <w:bookmarkStart w:id="6" w:name="_Toc243507621"/>
       <w:r>
         <w:t xml:space="preserve">2.3 </w:t>
       </w:r>
@@ -4809,7 +4809,7 @@
         <w:pStyle w:val="1"/>
         <w:pageBreakBefore/>
       </w:pPr>
-      <w:bookmarkStart w:id="7" w:name="_Toc243500503"/>
+      <w:bookmarkStart w:id="7" w:name="_Toc243507622"/>
       <w:r>
         <w:lastRenderedPageBreak/>
         <w:t xml:space="preserve">3. </w:t>
@@ -4823,7 +4823,7 @@
       <w:pPr>
         <w:pStyle w:val="2"/>
       </w:pPr>
-      <w:bookmarkStart w:id="8" w:name="_Toc243500504"/>
+      <w:bookmarkStart w:id="8" w:name="_Toc243507623"/>
       <w:r>
         <w:t xml:space="preserve">3.1 </w:t>
       </w:r>
@@ -4896,7 +4896,7 @@
           <w:left w:w="10" w:type="dxa"/>
           <w:right w:w="10" w:type="dxa"/>
         </w:tblCellMar>
-        <w:tblLook w:val="04A0" w:firstRow="1" w:lastRow="0" w:firstColumn="1" w:lastColumn="0" w:noHBand="0" w:noVBand="1"/>
+        <w:tblLook w:val="0000" w:firstRow="0" w:lastRow="0" w:firstColumn="0" w:lastColumn="0" w:noHBand="0" w:noVBand="0"/>
       </w:tblPr>
       <w:tblGrid>
         <w:gridCol w:w="2700"/>
@@ -5697,10 +5697,10 @@
           <w:noProof/>
         </w:rPr>
         <w:drawing>
-          <wp:inline distT="0" distB="0" distL="0" distR="0" wp14:anchorId="16EB5577" wp14:editId="5D3A8368">
+          <wp:inline distT="0" distB="0" distL="0" distR="0">
             <wp:extent cx="6096000" cy="3238500"/>
             <wp:effectExtent l="0" t="0" r="0" b="0"/>
-            <wp:docPr id="618067752" name="図 618067752"/>
+            <wp:docPr id="2088366666" name="図 2088366666"/>
             <wp:cNvGraphicFramePr>
               <a:graphicFrameLocks xmlns:a="http://schemas.openxmlformats.org/drawingml/2006/main" noChangeAspect="1"/>
             </wp:cNvGraphicFramePr>
@@ -5764,30 +5764,14 @@
           <w:sz w:val="18"/>
           <w:szCs w:val="18"/>
         </w:rPr>
-        <w:t xml:space="preserve">　設定画面「無線機との接続方法」（ホスト名とユーザ</w:t>
-      </w:r>
-      <w:r>
-        <w:rPr>
-          <w:color w:val="595959"/>
-          <w:sz w:val="18"/>
-          <w:szCs w:val="18"/>
-        </w:rPr>
-        <w:t xml:space="preserve"> ID </w:t>
-      </w:r>
-      <w:r>
-        <w:rPr>
-          <w:color w:val="595959"/>
-          <w:sz w:val="18"/>
-          <w:szCs w:val="18"/>
-        </w:rPr>
-        <w:t>は伏せています）</w:t>
+        <w:t xml:space="preserve">　設定画面「無線機との接続方法」（一部の項目は伏せています）</w:t>
       </w:r>
     </w:p>
     <w:p>
       <w:pPr>
         <w:pStyle w:val="2"/>
       </w:pPr>
-      <w:bookmarkStart w:id="9" w:name="_Toc243500505"/>
+      <w:bookmarkStart w:id="9" w:name="_Toc243507624"/>
       <w:r>
         <w:t xml:space="preserve">3.2 </w:t>
       </w:r>
@@ -5812,7 +5796,7 @@
           <w:left w:w="10" w:type="dxa"/>
           <w:right w:w="10" w:type="dxa"/>
         </w:tblCellMar>
-        <w:tblLook w:val="04A0" w:firstRow="1" w:lastRow="0" w:firstColumn="1" w:lastColumn="0" w:noHBand="0" w:noVBand="1"/>
+        <w:tblLook w:val="0000" w:firstRow="0" w:lastRow="0" w:firstColumn="0" w:lastColumn="0" w:noHBand="0" w:noVBand="0"/>
       </w:tblPr>
       <w:tblGrid>
         <w:gridCol w:w="2800"/>
@@ -6270,7 +6254,7 @@
       <w:pPr>
         <w:pStyle w:val="2"/>
       </w:pPr>
-      <w:bookmarkStart w:id="10" w:name="_Toc243500506"/>
+      <w:bookmarkStart w:id="10" w:name="_Toc243507625"/>
       <w:r>
         <w:t xml:space="preserve">3.3 </w:t>
       </w:r>
@@ -6451,7 +6435,7 @@
       <w:pPr>
         <w:pStyle w:val="2"/>
       </w:pPr>
-      <w:bookmarkStart w:id="11" w:name="_Toc243500507"/>
+      <w:bookmarkStart w:id="11" w:name="_Toc243507626"/>
       <w:r>
         <w:t xml:space="preserve">3.4 </w:t>
       </w:r>
@@ -6510,7 +6494,7 @@
         <w:pStyle w:val="1"/>
         <w:pageBreakBefore/>
       </w:pPr>
-      <w:bookmarkStart w:id="12" w:name="_Toc243500508"/>
+      <w:bookmarkStart w:id="12" w:name="_Toc243507627"/>
       <w:r>
         <w:lastRenderedPageBreak/>
         <w:t xml:space="preserve">4. </w:t>
@@ -6530,10 +6514,10 @@
           <w:noProof/>
         </w:rPr>
         <w:drawing>
-          <wp:inline distT="0" distB="0" distL="0" distR="0" wp14:anchorId="28D00A12" wp14:editId="501F0D7C">
+          <wp:inline distT="0" distB="0" distL="0" distR="0">
             <wp:extent cx="6096000" cy="1428750"/>
             <wp:effectExtent l="0" t="0" r="0" b="0"/>
-            <wp:docPr id="394890551" name="図 394890551"/>
+            <wp:docPr id="2081322465" name="図 2081322465"/>
             <wp:cNvGraphicFramePr>
               <a:graphicFrameLocks xmlns:a="http://schemas.openxmlformats.org/drawingml/2006/main" noChangeAspect="1"/>
             </wp:cNvGraphicFramePr>
@@ -6617,7 +6601,7 @@
       <w:pPr>
         <w:pStyle w:val="2"/>
       </w:pPr>
-      <w:bookmarkStart w:id="13" w:name="_Toc243500509"/>
+      <w:bookmarkStart w:id="13" w:name="_Toc243507628"/>
       <w:r>
         <w:t xml:space="preserve">4.1 </w:t>
       </w:r>
@@ -6642,7 +6626,7 @@
           <w:left w:w="10" w:type="dxa"/>
           <w:right w:w="10" w:type="dxa"/>
         </w:tblCellMar>
-        <w:tblLook w:val="04A0" w:firstRow="1" w:lastRow="0" w:firstColumn="1" w:lastColumn="0" w:noHBand="0" w:noVBand="1"/>
+        <w:tblLook w:val="0000" w:firstRow="0" w:lastRow="0" w:firstColumn="0" w:lastColumn="0" w:noHBand="0" w:noVBand="0"/>
       </w:tblPr>
       <w:tblGrid>
         <w:gridCol w:w="3600"/>
@@ -7372,7 +7356,7 @@
       <w:pPr>
         <w:pStyle w:val="2"/>
       </w:pPr>
-      <w:bookmarkStart w:id="14" w:name="_Toc243500510"/>
+      <w:bookmarkStart w:id="14" w:name="_Toc243507629"/>
       <w:r>
         <w:t xml:space="preserve">4.2 </w:t>
       </w:r>
@@ -7397,7 +7381,7 @@
           <w:left w:w="10" w:type="dxa"/>
           <w:right w:w="10" w:type="dxa"/>
         </w:tblCellMar>
-        <w:tblLook w:val="04A0" w:firstRow="1" w:lastRow="0" w:firstColumn="1" w:lastColumn="0" w:noHBand="0" w:noVBand="1"/>
+        <w:tblLook w:val="0000" w:firstRow="0" w:lastRow="0" w:firstColumn="0" w:lastColumn="0" w:noHBand="0" w:noVBand="0"/>
       </w:tblPr>
       <w:tblGrid>
         <w:gridCol w:w="3000"/>
@@ -8209,7 +8193,7 @@
       <w:pPr>
         <w:pStyle w:val="2"/>
       </w:pPr>
-      <w:bookmarkStart w:id="15" w:name="_Toc243500511"/>
+      <w:bookmarkStart w:id="15" w:name="_Toc243507630"/>
       <w:r>
         <w:t xml:space="preserve">4.3 </w:t>
       </w:r>
@@ -8234,7 +8218,7 @@
           <w:left w:w="10" w:type="dxa"/>
           <w:right w:w="10" w:type="dxa"/>
         </w:tblCellMar>
-        <w:tblLook w:val="04A0" w:firstRow="1" w:lastRow="0" w:firstColumn="1" w:lastColumn="0" w:noHBand="0" w:noVBand="1"/>
+        <w:tblLook w:val="0000" w:firstRow="0" w:lastRow="0" w:firstColumn="0" w:lastColumn="0" w:noHBand="0" w:noVBand="0"/>
       </w:tblPr>
       <w:tblGrid>
         <w:gridCol w:w="3400"/>
@@ -8757,7 +8741,7 @@
       <w:pPr>
         <w:pStyle w:val="2"/>
       </w:pPr>
-      <w:bookmarkStart w:id="16" w:name="_Toc243500512"/>
+      <w:bookmarkStart w:id="16" w:name="_Toc243507631"/>
       <w:r>
         <w:lastRenderedPageBreak/>
         <w:t xml:space="preserve">4.4 AF </w:t>
@@ -8800,7 +8784,7 @@
       <w:pPr>
         <w:pStyle w:val="2"/>
       </w:pPr>
-      <w:bookmarkStart w:id="17" w:name="_Toc243500513"/>
+      <w:bookmarkStart w:id="17" w:name="_Toc243507632"/>
       <w:r>
         <w:t xml:space="preserve">4.5 </w:t>
       </w:r>
@@ -8825,7 +8809,7 @@
           <w:left w:w="10" w:type="dxa"/>
           <w:right w:w="10" w:type="dxa"/>
         </w:tblCellMar>
-        <w:tblLook w:val="04A0" w:firstRow="1" w:lastRow="0" w:firstColumn="1" w:lastColumn="0" w:noHBand="0" w:noVBand="1"/>
+        <w:tblLook w:val="0000" w:firstRow="0" w:lastRow="0" w:firstColumn="0" w:lastColumn="0" w:noHBand="0" w:noVBand="0"/>
       </w:tblPr>
       <w:tblGrid>
         <w:gridCol w:w="2400"/>
@@ -9149,7 +9133,7 @@
       <w:pPr>
         <w:pStyle w:val="2"/>
       </w:pPr>
-      <w:bookmarkStart w:id="18" w:name="_Toc243500514"/>
+      <w:bookmarkStart w:id="18" w:name="_Toc243507633"/>
       <w:r>
         <w:t xml:space="preserve">4.6 </w:t>
       </w:r>
@@ -9195,7 +9179,7 @@
         <w:pStyle w:val="1"/>
         <w:pageBreakBefore/>
       </w:pPr>
-      <w:bookmarkStart w:id="19" w:name="_Toc243500515"/>
+      <w:bookmarkStart w:id="19" w:name="_Toc243507634"/>
       <w:r>
         <w:lastRenderedPageBreak/>
         <w:t xml:space="preserve">5. </w:t>
@@ -9209,7 +9193,7 @@
       <w:pPr>
         <w:pStyle w:val="2"/>
       </w:pPr>
-      <w:bookmarkStart w:id="20" w:name="_Toc243500516"/>
+      <w:bookmarkStart w:id="20" w:name="_Toc243507635"/>
       <w:r>
         <w:t xml:space="preserve">5.1 </w:t>
       </w:r>
@@ -9320,7 +9304,7 @@
       <w:pPr>
         <w:pStyle w:val="2"/>
       </w:pPr>
-      <w:bookmarkStart w:id="21" w:name="_Toc243500517"/>
+      <w:bookmarkStart w:id="21" w:name="_Toc243507636"/>
       <w:r>
         <w:t xml:space="preserve">5.2 </w:t>
       </w:r>
@@ -9382,7 +9366,7 @@
       <w:pPr>
         <w:pStyle w:val="2"/>
       </w:pPr>
-      <w:bookmarkStart w:id="22" w:name="_Toc243500518"/>
+      <w:bookmarkStart w:id="22" w:name="_Toc243507637"/>
       <w:r>
         <w:t xml:space="preserve">5.3 </w:t>
       </w:r>
@@ -9426,7 +9410,7 @@
       <w:pPr>
         <w:pStyle w:val="2"/>
       </w:pPr>
-      <w:bookmarkStart w:id="23" w:name="_Toc243500519"/>
+      <w:bookmarkStart w:id="23" w:name="_Toc243507638"/>
       <w:r>
         <w:t xml:space="preserve">5.4 VFO </w:t>
       </w:r>
@@ -9451,7 +9435,7 @@
           <w:left w:w="10" w:type="dxa"/>
           <w:right w:w="10" w:type="dxa"/>
         </w:tblCellMar>
-        <w:tblLook w:val="04A0" w:firstRow="1" w:lastRow="0" w:firstColumn="1" w:lastColumn="0" w:noHBand="0" w:noVBand="1"/>
+        <w:tblLook w:val="0000" w:firstRow="0" w:lastRow="0" w:firstColumn="0" w:lastColumn="0" w:noHBand="0" w:noVBand="0"/>
       </w:tblPr>
       <w:tblGrid>
         <w:gridCol w:w="2400"/>
@@ -9880,7 +9864,7 @@
         <w:pStyle w:val="1"/>
         <w:pageBreakBefore/>
       </w:pPr>
-      <w:bookmarkStart w:id="24" w:name="_Toc243500520"/>
+      <w:bookmarkStart w:id="24" w:name="_Toc243507639"/>
       <w:r>
         <w:lastRenderedPageBreak/>
         <w:t xml:space="preserve">6. </w:t>
@@ -9894,7 +9878,7 @@
       <w:pPr>
         <w:pStyle w:val="2"/>
       </w:pPr>
-      <w:bookmarkStart w:id="25" w:name="_Toc243500521"/>
+      <w:bookmarkStart w:id="25" w:name="_Toc243507640"/>
       <w:r>
         <w:t xml:space="preserve">6.1 WF </w:t>
       </w:r>
@@ -9931,7 +9915,7 @@
       <w:pPr>
         <w:pStyle w:val="2"/>
       </w:pPr>
-      <w:bookmarkStart w:id="26" w:name="_Toc243500522"/>
+      <w:bookmarkStart w:id="26" w:name="_Toc243507641"/>
       <w:r>
         <w:t xml:space="preserve">6.2 </w:t>
       </w:r>
@@ -9956,7 +9940,7 @@
           <w:left w:w="10" w:type="dxa"/>
           <w:right w:w="10" w:type="dxa"/>
         </w:tblCellMar>
-        <w:tblLook w:val="04A0" w:firstRow="1" w:lastRow="0" w:firstColumn="1" w:lastColumn="0" w:noHBand="0" w:noVBand="1"/>
+        <w:tblLook w:val="0000" w:firstRow="0" w:lastRow="0" w:firstColumn="0" w:lastColumn="0" w:noHBand="0" w:noVBand="0"/>
       </w:tblPr>
       <w:tblGrid>
         <w:gridCol w:w="2600"/>
@@ -10379,7 +10363,7 @@
       <w:pPr>
         <w:pStyle w:val="2"/>
       </w:pPr>
-      <w:bookmarkStart w:id="27" w:name="_Toc243500523"/>
+      <w:bookmarkStart w:id="27" w:name="_Toc243507642"/>
       <w:r>
         <w:t xml:space="preserve">6.3 </w:t>
       </w:r>
@@ -10609,7 +10593,7 @@
           <w:left w:w="10" w:type="dxa"/>
           <w:right w:w="10" w:type="dxa"/>
         </w:tblCellMar>
-        <w:tblLook w:val="04A0" w:firstRow="1" w:lastRow="0" w:firstColumn="1" w:lastColumn="0" w:noHBand="0" w:noVBand="1"/>
+        <w:tblLook w:val="0000" w:firstRow="0" w:lastRow="0" w:firstColumn="0" w:lastColumn="0" w:noHBand="0" w:noVBand="0"/>
       </w:tblPr>
       <w:tblGrid>
         <w:gridCol w:w="3400"/>
@@ -11182,7 +11166,7 @@
         <w:pStyle w:val="1"/>
         <w:pageBreakBefore/>
       </w:pPr>
-      <w:bookmarkStart w:id="28" w:name="_Toc243500524"/>
+      <w:bookmarkStart w:id="28" w:name="_Toc243507643"/>
       <w:r>
         <w:lastRenderedPageBreak/>
         <w:t xml:space="preserve">7. </w:t>
@@ -11196,7 +11180,7 @@
       <w:pPr>
         <w:pStyle w:val="2"/>
       </w:pPr>
-      <w:bookmarkStart w:id="29" w:name="_Toc243500525"/>
+      <w:bookmarkStart w:id="29" w:name="_Toc243507644"/>
       <w:r>
         <w:t xml:space="preserve">7.1 </w:t>
       </w:r>
@@ -11287,7 +11271,7 @@
       <w:pPr>
         <w:pStyle w:val="2"/>
       </w:pPr>
-      <w:bookmarkStart w:id="30" w:name="_Toc243500526"/>
+      <w:bookmarkStart w:id="30" w:name="_Toc243507645"/>
       <w:r>
         <w:t xml:space="preserve">7.2 </w:t>
       </w:r>
@@ -11324,7 +11308,7 @@
       <w:pPr>
         <w:pStyle w:val="2"/>
       </w:pPr>
-      <w:bookmarkStart w:id="31" w:name="_Toc243500527"/>
+      <w:bookmarkStart w:id="31" w:name="_Toc243507646"/>
       <w:r>
         <w:t xml:space="preserve">7.3 CW </w:t>
       </w:r>
@@ -11375,7 +11359,7 @@
         <w:pStyle w:val="1"/>
         <w:pageBreakBefore/>
       </w:pPr>
-      <w:bookmarkStart w:id="32" w:name="_Toc243500528"/>
+      <w:bookmarkStart w:id="32" w:name="_Toc243507647"/>
       <w:r>
         <w:lastRenderedPageBreak/>
         <w:t xml:space="preserve">8. </w:t>
@@ -11413,7 +11397,7 @@
       <w:pPr>
         <w:pStyle w:val="2"/>
       </w:pPr>
-      <w:bookmarkStart w:id="33" w:name="_Toc243500529"/>
+      <w:bookmarkStart w:id="33" w:name="_Toc243507648"/>
       <w:r>
         <w:t xml:space="preserve">8.1 </w:t>
       </w:r>
@@ -11506,7 +11490,7 @@
       <w:pPr>
         <w:pStyle w:val="2"/>
       </w:pPr>
-      <w:bookmarkStart w:id="34" w:name="_Toc243500530"/>
+      <w:bookmarkStart w:id="34" w:name="_Toc243507649"/>
       <w:r>
         <w:t xml:space="preserve">8.2 </w:t>
       </w:r>
@@ -11713,7 +11697,7 @@
       <w:pPr>
         <w:pStyle w:val="2"/>
       </w:pPr>
-      <w:bookmarkStart w:id="35" w:name="_Toc243500531"/>
+      <w:bookmarkStart w:id="35" w:name="_Toc243507650"/>
       <w:r>
         <w:t xml:space="preserve">8.3 VFO / </w:t>
       </w:r>
@@ -11779,7 +11763,7 @@
       <w:pPr>
         <w:pStyle w:val="2"/>
       </w:pPr>
-      <w:bookmarkStart w:id="36" w:name="_Toc243500532"/>
+      <w:bookmarkStart w:id="36" w:name="_Toc243507651"/>
       <w:r>
         <w:t xml:space="preserve">8.4 </w:t>
       </w:r>
@@ -11915,7 +11899,7 @@
         <w:pStyle w:val="1"/>
         <w:pageBreakBefore/>
       </w:pPr>
-      <w:bookmarkStart w:id="37" w:name="_Toc243500533"/>
+      <w:bookmarkStart w:id="37" w:name="_Toc243507652"/>
       <w:r>
         <w:lastRenderedPageBreak/>
         <w:t xml:space="preserve">9. </w:t>
@@ -11947,7 +11931,7 @@
       <w:pPr>
         <w:pStyle w:val="2"/>
       </w:pPr>
-      <w:bookmarkStart w:id="38" w:name="_Toc243500534"/>
+      <w:bookmarkStart w:id="38" w:name="_Toc243507653"/>
       <w:r>
         <w:t xml:space="preserve">9.1 </w:t>
       </w:r>
@@ -12162,7 +12146,7 @@
       <w:pPr>
         <w:pStyle w:val="2"/>
       </w:pPr>
-      <w:bookmarkStart w:id="39" w:name="_Toc243500535"/>
+      <w:bookmarkStart w:id="39" w:name="_Toc243507654"/>
       <w:r>
         <w:t xml:space="preserve">9.2 </w:t>
       </w:r>
@@ -12236,7 +12220,7 @@
       <w:pPr>
         <w:pStyle w:val="2"/>
       </w:pPr>
-      <w:bookmarkStart w:id="40" w:name="_Toc243500536"/>
+      <w:bookmarkStart w:id="40" w:name="_Toc243507655"/>
       <w:r>
         <w:t xml:space="preserve">9.3 </w:t>
       </w:r>
@@ -12352,7 +12336,7 @@
         <w:pStyle w:val="1"/>
         <w:pageBreakBefore/>
       </w:pPr>
-      <w:bookmarkStart w:id="41" w:name="_Toc243500537"/>
+      <w:bookmarkStart w:id="41" w:name="_Toc243507656"/>
       <w:r>
         <w:lastRenderedPageBreak/>
         <w:t xml:space="preserve">10. </w:t>
@@ -12366,7 +12350,7 @@
       <w:pPr>
         <w:pStyle w:val="2"/>
       </w:pPr>
-      <w:bookmarkStart w:id="42" w:name="_Toc243500538"/>
+      <w:bookmarkStart w:id="42" w:name="_Toc243507657"/>
       <w:r>
         <w:t xml:space="preserve">10.1 </w:t>
       </w:r>
@@ -12385,10 +12369,10 @@
           <w:noProof/>
         </w:rPr>
         <w:drawing>
-          <wp:inline distT="0" distB="0" distL="0" distR="0" wp14:anchorId="525529AF" wp14:editId="282CFE09">
+          <wp:inline distT="0" distB="0" distL="0" distR="0">
             <wp:extent cx="5715000" cy="3038475"/>
             <wp:effectExtent l="0" t="0" r="0" b="0"/>
-            <wp:docPr id="1871576821" name="図 1871576821"/>
+            <wp:docPr id="1903716348" name="図 1903716348"/>
             <wp:cNvGraphicFramePr>
               <a:graphicFrameLocks xmlns:a="http://schemas.openxmlformats.org/drawingml/2006/main" noChangeAspect="1"/>
             </wp:cNvGraphicFramePr>
@@ -12466,7 +12450,7 @@
       <w:pPr>
         <w:pStyle w:val="2"/>
       </w:pPr>
-      <w:bookmarkStart w:id="43" w:name="_Toc243500539"/>
+      <w:bookmarkStart w:id="43" w:name="_Toc243507658"/>
       <w:r>
         <w:t xml:space="preserve">10.2 </w:t>
       </w:r>
@@ -12485,10 +12469,10 @@
           <w:noProof/>
         </w:rPr>
         <w:drawing>
-          <wp:inline distT="0" distB="0" distL="0" distR="0" wp14:anchorId="611A627B" wp14:editId="4C40DFE6">
+          <wp:inline distT="0" distB="0" distL="0" distR="0">
             <wp:extent cx="5715000" cy="3038475"/>
             <wp:effectExtent l="0" t="0" r="0" b="0"/>
-            <wp:docPr id="171357577" name="図 171357577"/>
+            <wp:docPr id="841865684" name="図 841865684"/>
             <wp:cNvGraphicFramePr>
               <a:graphicFrameLocks xmlns:a="http://schemas.openxmlformats.org/drawingml/2006/main" noChangeAspect="1"/>
             </wp:cNvGraphicFramePr>
@@ -12585,7 +12569,7 @@
       <w:pPr>
         <w:pStyle w:val="2"/>
       </w:pPr>
-      <w:bookmarkStart w:id="44" w:name="_Toc243500540"/>
+      <w:bookmarkStart w:id="44" w:name="_Toc243507659"/>
       <w:r>
         <w:t xml:space="preserve">10.3 </w:t>
       </w:r>
@@ -12604,10 +12588,10 @@
           <w:noProof/>
         </w:rPr>
         <w:drawing>
-          <wp:inline distT="0" distB="0" distL="0" distR="0" wp14:anchorId="6FDA64E0" wp14:editId="285CDBEA">
+          <wp:inline distT="0" distB="0" distL="0" distR="0">
             <wp:extent cx="5715000" cy="3038475"/>
             <wp:effectExtent l="0" t="0" r="0" b="0"/>
-            <wp:docPr id="1444745926" name="図 1444745926"/>
+            <wp:docPr id="821418402" name="図 821418402"/>
             <wp:cNvGraphicFramePr>
               <a:graphicFrameLocks xmlns:a="http://schemas.openxmlformats.org/drawingml/2006/main" noChangeAspect="1"/>
             </wp:cNvGraphicFramePr>
@@ -12703,7 +12687,7 @@
       <w:pPr>
         <w:pStyle w:val="2"/>
       </w:pPr>
-      <w:bookmarkStart w:id="45" w:name="_Toc243500541"/>
+      <w:bookmarkStart w:id="45" w:name="_Toc243507660"/>
       <w:r>
         <w:t xml:space="preserve">10.4 </w:t>
       </w:r>
@@ -12722,10 +12706,10 @@
           <w:noProof/>
         </w:rPr>
         <w:drawing>
-          <wp:inline distT="0" distB="0" distL="0" distR="0" wp14:anchorId="0D6D6146" wp14:editId="383975EC">
+          <wp:inline distT="0" distB="0" distL="0" distR="0">
             <wp:extent cx="5715000" cy="3038475"/>
             <wp:effectExtent l="0" t="0" r="0" b="0"/>
-            <wp:docPr id="1368787503" name="図 1368787503"/>
+            <wp:docPr id="603003700" name="図 603003700"/>
             <wp:cNvGraphicFramePr>
               <a:graphicFrameLocks xmlns:a="http://schemas.openxmlformats.org/drawingml/2006/main" noChangeAspect="1"/>
             </wp:cNvGraphicFramePr>
@@ -12834,7 +12818,7 @@
       <w:pPr>
         <w:pStyle w:val="2"/>
       </w:pPr>
-      <w:bookmarkStart w:id="46" w:name="_Toc243500542"/>
+      <w:bookmarkStart w:id="46" w:name="_Toc243507661"/>
       <w:r>
         <w:t>10.5 DX</w:t>
       </w:r>
@@ -12853,10 +12837,10 @@
           <w:noProof/>
         </w:rPr>
         <w:drawing>
-          <wp:inline distT="0" distB="0" distL="0" distR="0" wp14:anchorId="0F6DC11E" wp14:editId="00966256">
+          <wp:inline distT="0" distB="0" distL="0" distR="0">
             <wp:extent cx="5715000" cy="3038475"/>
             <wp:effectExtent l="0" t="0" r="0" b="0"/>
-            <wp:docPr id="1917150143" name="図 1917150143"/>
+            <wp:docPr id="1589034633" name="図 1589034633"/>
             <wp:cNvGraphicFramePr>
               <a:graphicFrameLocks xmlns:a="http://schemas.openxmlformats.org/drawingml/2006/main" noChangeAspect="1"/>
             </wp:cNvGraphicFramePr>
@@ -12971,7 +12955,7 @@
       <w:pPr>
         <w:pStyle w:val="2"/>
       </w:pPr>
-      <w:bookmarkStart w:id="47" w:name="_Toc243500543"/>
+      <w:bookmarkStart w:id="47" w:name="_Toc243507662"/>
       <w:r>
         <w:t xml:space="preserve">10.6 </w:t>
       </w:r>
@@ -12992,7 +12976,7 @@
       <w:pPr>
         <w:pStyle w:val="2"/>
       </w:pPr>
-      <w:bookmarkStart w:id="48" w:name="_Toc243500544"/>
+      <w:bookmarkStart w:id="48" w:name="_Toc243507663"/>
       <w:r>
         <w:t xml:space="preserve">10.7 </w:t>
       </w:r>
@@ -13081,7 +13065,7 @@
         <w:pStyle w:val="1"/>
         <w:pageBreakBefore/>
       </w:pPr>
-      <w:bookmarkStart w:id="49" w:name="_Toc243500545"/>
+      <w:bookmarkStart w:id="49" w:name="_Toc243507664"/>
       <w:r>
         <w:lastRenderedPageBreak/>
         <w:t>11. Yaesu FT-817 / FT-817ND / FT-818</w:t>
@@ -13121,10 +13105,10 @@
           <w:noProof/>
         </w:rPr>
         <w:drawing>
-          <wp:inline distT="0" distB="0" distL="0" distR="0" wp14:anchorId="244726D4" wp14:editId="58A96596">
+          <wp:inline distT="0" distB="0" distL="0" distR="0">
             <wp:extent cx="5715000" cy="2905125"/>
             <wp:effectExtent l="0" t="0" r="0" b="0"/>
-            <wp:docPr id="391799279" name="図 391799279"/>
+            <wp:docPr id="2113723890" name="図 2113723890"/>
             <wp:cNvGraphicFramePr>
               <a:graphicFrameLocks xmlns:a="http://schemas.openxmlformats.org/drawingml/2006/main" noChangeAspect="1"/>
             </wp:cNvGraphicFramePr>
@@ -13396,7 +13380,7 @@
         <w:pStyle w:val="1"/>
         <w:pageBreakBefore/>
       </w:pPr>
-      <w:bookmarkStart w:id="50" w:name="_Toc243500546"/>
+      <w:bookmarkStart w:id="50" w:name="_Toc243507665"/>
       <w:r>
         <w:lastRenderedPageBreak/>
         <w:t xml:space="preserve">12. </w:t>
@@ -13479,7 +13463,7 @@
       <w:pPr>
         <w:pStyle w:val="2"/>
       </w:pPr>
-      <w:bookmarkStart w:id="51" w:name="_Toc243500547"/>
+      <w:bookmarkStart w:id="51" w:name="_Toc243507666"/>
       <w:r>
         <w:t xml:space="preserve">12.1 </w:t>
       </w:r>
@@ -13518,7 +13502,7 @@
           <w:left w:w="10" w:type="dxa"/>
           <w:right w:w="10" w:type="dxa"/>
         </w:tblCellMar>
-        <w:tblLook w:val="04A0" w:firstRow="1" w:lastRow="0" w:firstColumn="1" w:lastColumn="0" w:noHBand="0" w:noVBand="1"/>
+        <w:tblLook w:val="0000" w:firstRow="0" w:lastRow="0" w:firstColumn="0" w:lastColumn="0" w:noHBand="0" w:noVBand="0"/>
       </w:tblPr>
       <w:tblGrid>
         <w:gridCol w:w="2800"/>
@@ -13846,7 +13830,7 @@
         <w:pStyle w:val="1"/>
         <w:pageBreakBefore/>
       </w:pPr>
-      <w:bookmarkStart w:id="52" w:name="_Toc243500548"/>
+      <w:bookmarkStart w:id="52" w:name="_Toc243507667"/>
       <w:r>
         <w:lastRenderedPageBreak/>
         <w:t xml:space="preserve">13. </w:t>
@@ -13872,7 +13856,7 @@
           <w:left w:w="10" w:type="dxa"/>
           <w:right w:w="10" w:type="dxa"/>
         </w:tblCellMar>
-        <w:tblLook w:val="04A0" w:firstRow="1" w:lastRow="0" w:firstColumn="1" w:lastColumn="0" w:noHBand="0" w:noVBand="1"/>
+        <w:tblLook w:val="0000" w:firstRow="0" w:lastRow="0" w:firstColumn="0" w:lastColumn="0" w:noHBand="0" w:noVBand="0"/>
       </w:tblPr>
       <w:tblGrid>
         <w:gridCol w:w="3600"/>
@@ -14514,7 +14498,7 @@
       <w:pPr>
         <w:pStyle w:val="2"/>
       </w:pPr>
-      <w:bookmarkStart w:id="53" w:name="_Toc243500549"/>
+      <w:bookmarkStart w:id="53" w:name="_Toc243507668"/>
       <w:r>
         <w:t xml:space="preserve">13.1 </w:t>
       </w:r>
@@ -14554,7 +14538,7 @@
         <w:pStyle w:val="1"/>
         <w:pageBreakBefore/>
       </w:pPr>
-      <w:bookmarkStart w:id="54" w:name="_Toc243500550"/>
+      <w:bookmarkStart w:id="54" w:name="_Toc243507669"/>
       <w:r>
         <w:lastRenderedPageBreak/>
         <w:t xml:space="preserve">14. </w:t>
@@ -14622,7 +14606,7 @@
         <w:pStyle w:val="1"/>
         <w:pageBreakBefore/>
       </w:pPr>
-      <w:bookmarkStart w:id="55" w:name="_Toc243500551"/>
+      <w:bookmarkStart w:id="55" w:name="_Toc243507670"/>
       <w:r>
         <w:lastRenderedPageBreak/>
         <w:t xml:space="preserve">15. </w:t>
@@ -14636,7 +14620,7 @@
       <w:pPr>
         <w:pStyle w:val="2"/>
       </w:pPr>
-      <w:bookmarkStart w:id="56" w:name="_Toc243500552"/>
+      <w:bookmarkStart w:id="56" w:name="_Toc243507671"/>
       <w:r>
         <w:t xml:space="preserve">15.1 </w:t>
       </w:r>
@@ -14767,7 +14751,7 @@
       <w:pPr>
         <w:pStyle w:val="2"/>
       </w:pPr>
-      <w:bookmarkStart w:id="57" w:name="_Toc243500553"/>
+      <w:bookmarkStart w:id="57" w:name="_Toc243507672"/>
       <w:r>
         <w:t xml:space="preserve">15.2 </w:t>
       </w:r>
@@ -15003,7 +14987,7 @@
       <w:pPr>
         <w:pStyle w:val="2"/>
       </w:pPr>
-      <w:bookmarkStart w:id="58" w:name="_Toc243500554"/>
+      <w:bookmarkStart w:id="58" w:name="_Toc243507673"/>
       <w:r>
         <w:t xml:space="preserve">15.3 </w:t>
       </w:r>
@@ -15057,7 +15041,7 @@
       <w:pPr>
         <w:pStyle w:val="2"/>
       </w:pPr>
-      <w:bookmarkStart w:id="59" w:name="_Toc243500555"/>
+      <w:bookmarkStart w:id="59" w:name="_Toc243507674"/>
       <w:r>
         <w:t xml:space="preserve">15.4 </w:t>
       </w:r>
@@ -15215,10 +15199,366 @@
 <file path=word/numbering.xml><?xml version="1.0" encoding="utf-8"?>
 <w:numbering xmlns:wpc="http://schemas.microsoft.com/office/word/2010/wordprocessingCanvas" xmlns:cx="http://schemas.microsoft.com/office/drawing/2014/chartex" xmlns:cx1="http://schemas.microsoft.com/office/drawing/2015/9/8/chartex" xmlns:cx2="http://schemas.microsoft.com/office/drawing/2015/10/21/chartex" xmlns:cx3="http://schemas.microsoft.com/office/drawing/2016/5/9/chartex" xmlns:cx4="http://schemas.microsoft.com/office/drawing/2016/5/10/chartex" xmlns:cx5="http://schemas.microsoft.com/office/drawing/2016/5/11/chartex" xmlns:cx6="http://schemas.microsoft.com/office/drawing/2016/5/12/chartex" xmlns:cx7="http://schemas.microsoft.com/office/drawing/2016/5/13/chartex" xmlns:cx8="http://schemas.microsoft.com/office/drawing/2016/5/14/chartex" xmlns:mc="http://schemas.openxmlformats.org/markup-compatibility/2006" xmlns:aink="http://schemas.microsoft.com/office/drawing/2016/ink" xmlns:am3d="http://schemas.microsoft.com/office/drawing/2017/model3d" xmlns:o="urn:schemas-microsoft-com:office:office" xmlns:oel="http://schemas.microsoft.com/office/2019/extlst" xmlns:r="http://schemas.openxmlformats.org/officeDocument/2006/relationships" xmlns:m="http://schemas.openxmlformats.org/officeDocument/2006/math" xmlns:v="urn:schemas-microsoft-com:vml" xmlns:wp14="http://schemas.microsoft.com/office/word/2010/wordprocessingDrawing" xmlns:wp="http://schemas.openxmlformats.org/drawingml/2006/wordprocessingDrawing" xmlns:w10="urn:schemas-microsoft-com:office:word" xmlns:w="http://schemas.openxmlformats.org/wordprocessingml/2006/main" xmlns:w14="http://schemas.microsoft.com/office/word/2010/wordml" xmlns:w15="http://schemas.microsoft.com/office/word/2012/wordml" xmlns:w16cex="http://schemas.microsoft.com/office/word/2018/wordml/cex" xmlns:w16cid="http://schemas.microsoft.com/office/word/2016/wordml/cid" xmlns:w16="http://schemas.microsoft.com/office/word/2018/wordml" xmlns:w16du="http://schemas.microsoft.com/office/word/2023/wordml/word16du" xmlns:w16sdtdh="http://schemas.microsoft.com/office/word/2020/wordml/sdtdatahash" xmlns:w16sdtfl="http://schemas.microsoft.com/office/word/2024/wordml/sdtformatlock" xmlns:w16se="http://schemas.microsoft.com/office/word/2015/wordml/symex" xmlns:wpg="http://schemas.microsoft.com/office/word/2010/wordprocessingGroup" xmlns:wpi="http://schemas.microsoft.com/office/word/2010/wordprocessingInk" xmlns:wne="http://schemas.microsoft.com/office/word/2006/wordml" xmlns:wps="http://schemas.microsoft.com/office/word/2010/wordprocessingShape" mc:Ignorable="w14 w15 w16se w16cid w16 w16cex w16sdtdh w16sdtfl w16du wp14">
   <w:abstractNum w:abstractNumId="0" w15:restartNumberingAfterBreak="0">
-    <w:nsid w:val="03D93A43"/>
+    <w:nsid w:val="0A075A04"/>
     <w:multiLevelType w:val="hybridMultilevel"/>
-    <w:tmpl w:val="DAC68314"/>
-    <w:lvl w:ilvl="0" w:tplc="F70E722A">
+    <w:tmpl w:val="0BAE516A"/>
+    <w:lvl w:ilvl="0" w:tplc="D9E26A46">
+      <w:start w:val="1"/>
+      <w:numFmt w:val="decimal"/>
+      <w:lvlText w:val="%1."/>
+      <w:lvlJc w:val="left"/>
+      <w:pPr>
+        <w:ind w:left="480" w:hanging="360"/>
+      </w:pPr>
+    </w:lvl>
+    <w:lvl w:ilvl="1" w:tplc="70D28D3E">
+      <w:numFmt w:val="decimal"/>
+      <w:lvlText w:val=""/>
+      <w:lvlJc w:val="left"/>
+    </w:lvl>
+    <w:lvl w:ilvl="2" w:tplc="04D6F586">
+      <w:numFmt w:val="decimal"/>
+      <w:lvlText w:val=""/>
+      <w:lvlJc w:val="left"/>
+    </w:lvl>
+    <w:lvl w:ilvl="3" w:tplc="DE2CF44A">
+      <w:numFmt w:val="decimal"/>
+      <w:lvlText w:val=""/>
+      <w:lvlJc w:val="left"/>
+    </w:lvl>
+    <w:lvl w:ilvl="4" w:tplc="6D247FE6">
+      <w:numFmt w:val="decimal"/>
+      <w:lvlText w:val=""/>
+      <w:lvlJc w:val="left"/>
+    </w:lvl>
+    <w:lvl w:ilvl="5" w:tplc="01EC367E">
+      <w:numFmt w:val="decimal"/>
+      <w:lvlText w:val=""/>
+      <w:lvlJc w:val="left"/>
+    </w:lvl>
+    <w:lvl w:ilvl="6" w:tplc="CC743156">
+      <w:numFmt w:val="decimal"/>
+      <w:lvlText w:val=""/>
+      <w:lvlJc w:val="left"/>
+    </w:lvl>
+    <w:lvl w:ilvl="7" w:tplc="26F4E7FA">
+      <w:numFmt w:val="decimal"/>
+      <w:lvlText w:val=""/>
+      <w:lvlJc w:val="left"/>
+    </w:lvl>
+    <w:lvl w:ilvl="8" w:tplc="EEEC755C">
+      <w:numFmt w:val="decimal"/>
+      <w:lvlText w:val=""/>
+      <w:lvlJc w:val="left"/>
+    </w:lvl>
+  </w:abstractNum>
+  <w:abstractNum w:abstractNumId="1" w15:restartNumberingAfterBreak="0">
+    <w:nsid w:val="13060CB7"/>
+    <w:multiLevelType w:val="hybridMultilevel"/>
+    <w:tmpl w:val="0D56F79A"/>
+    <w:lvl w:ilvl="0" w:tplc="6A721ED8">
+      <w:start w:val="1"/>
+      <w:numFmt w:val="decimal"/>
+      <w:lvlText w:val="%1."/>
+      <w:lvlJc w:val="left"/>
+      <w:pPr>
+        <w:ind w:left="480" w:hanging="360"/>
+      </w:pPr>
+    </w:lvl>
+    <w:lvl w:ilvl="1" w:tplc="B178DFDC">
+      <w:numFmt w:val="decimal"/>
+      <w:lvlText w:val=""/>
+      <w:lvlJc w:val="left"/>
+    </w:lvl>
+    <w:lvl w:ilvl="2" w:tplc="7C6E07EC">
+      <w:numFmt w:val="decimal"/>
+      <w:lvlText w:val=""/>
+      <w:lvlJc w:val="left"/>
+    </w:lvl>
+    <w:lvl w:ilvl="3" w:tplc="46B05CC4">
+      <w:numFmt w:val="decimal"/>
+      <w:lvlText w:val=""/>
+      <w:lvlJc w:val="left"/>
+    </w:lvl>
+    <w:lvl w:ilvl="4" w:tplc="49663320">
+      <w:numFmt w:val="decimal"/>
+      <w:lvlText w:val=""/>
+      <w:lvlJc w:val="left"/>
+    </w:lvl>
+    <w:lvl w:ilvl="5" w:tplc="AAF8A170">
+      <w:numFmt w:val="decimal"/>
+      <w:lvlText w:val=""/>
+      <w:lvlJc w:val="left"/>
+    </w:lvl>
+    <w:lvl w:ilvl="6" w:tplc="BC128B68">
+      <w:numFmt w:val="decimal"/>
+      <w:lvlText w:val=""/>
+      <w:lvlJc w:val="left"/>
+    </w:lvl>
+    <w:lvl w:ilvl="7" w:tplc="9B2A15A0">
+      <w:numFmt w:val="decimal"/>
+      <w:lvlText w:val=""/>
+      <w:lvlJc w:val="left"/>
+    </w:lvl>
+    <w:lvl w:ilvl="8" w:tplc="EC365CAC">
+      <w:numFmt w:val="decimal"/>
+      <w:lvlText w:val=""/>
+      <w:lvlJc w:val="left"/>
+    </w:lvl>
+  </w:abstractNum>
+  <w:abstractNum w:abstractNumId="2" w15:restartNumberingAfterBreak="0">
+    <w:nsid w:val="49896411"/>
+    <w:multiLevelType w:val="hybridMultilevel"/>
+    <w:tmpl w:val="79507FDE"/>
+    <w:lvl w:ilvl="0" w:tplc="04CEB0EA">
+      <w:start w:val="1"/>
+      <w:numFmt w:val="bullet"/>
+      <w:lvlText w:val="●"/>
+      <w:lvlJc w:val="left"/>
+      <w:pPr>
+        <w:ind w:left="720" w:hanging="360"/>
+      </w:pPr>
+    </w:lvl>
+    <w:lvl w:ilvl="1" w:tplc="829E69EC">
+      <w:start w:val="1"/>
+      <w:numFmt w:val="bullet"/>
+      <w:lvlText w:val="○"/>
+      <w:lvlJc w:val="left"/>
+      <w:pPr>
+        <w:ind w:left="1440" w:hanging="360"/>
+      </w:pPr>
+    </w:lvl>
+    <w:lvl w:ilvl="2" w:tplc="FB1888C2">
+      <w:start w:val="1"/>
+      <w:numFmt w:val="bullet"/>
+      <w:lvlText w:val="■"/>
+      <w:lvlJc w:val="left"/>
+      <w:pPr>
+        <w:ind w:left="2160" w:hanging="360"/>
+      </w:pPr>
+    </w:lvl>
+    <w:lvl w:ilvl="3" w:tplc="EF90FB10">
+      <w:start w:val="1"/>
+      <w:numFmt w:val="bullet"/>
+      <w:lvlText w:val="●"/>
+      <w:lvlJc w:val="left"/>
+      <w:pPr>
+        <w:ind w:left="2880" w:hanging="360"/>
+      </w:pPr>
+    </w:lvl>
+    <w:lvl w:ilvl="4" w:tplc="406E459A">
+      <w:start w:val="1"/>
+      <w:numFmt w:val="bullet"/>
+      <w:lvlText w:val="○"/>
+      <w:lvlJc w:val="left"/>
+      <w:pPr>
+        <w:ind w:left="3600" w:hanging="360"/>
+      </w:pPr>
+    </w:lvl>
+    <w:lvl w:ilvl="5" w:tplc="995CEC36">
+      <w:start w:val="1"/>
+      <w:numFmt w:val="bullet"/>
+      <w:lvlText w:val="■"/>
+      <w:lvlJc w:val="left"/>
+      <w:pPr>
+        <w:ind w:left="4320" w:hanging="360"/>
+      </w:pPr>
+    </w:lvl>
+    <w:lvl w:ilvl="6" w:tplc="8E2CA25C">
+      <w:start w:val="1"/>
+      <w:numFmt w:val="bullet"/>
+      <w:lvlText w:val="●"/>
+      <w:lvlJc w:val="left"/>
+      <w:pPr>
+        <w:ind w:left="5040" w:hanging="360"/>
+      </w:pPr>
+    </w:lvl>
+    <w:lvl w:ilvl="7" w:tplc="2B06D7B8">
+      <w:start w:val="1"/>
+      <w:numFmt w:val="bullet"/>
+      <w:lvlText w:val="●"/>
+      <w:lvlJc w:val="left"/>
+      <w:pPr>
+        <w:ind w:left="5760" w:hanging="360"/>
+      </w:pPr>
+    </w:lvl>
+    <w:lvl w:ilvl="8" w:tplc="582AA956">
+      <w:start w:val="1"/>
+      <w:numFmt w:val="bullet"/>
+      <w:lvlText w:val="●"/>
+      <w:lvlJc w:val="left"/>
+      <w:pPr>
+        <w:ind w:left="6480" w:hanging="360"/>
+      </w:pPr>
+    </w:lvl>
+  </w:abstractNum>
+  <w:abstractNum w:abstractNumId="3" w15:restartNumberingAfterBreak="0">
+    <w:nsid w:val="510D13E9"/>
+    <w:multiLevelType w:val="hybridMultilevel"/>
+    <w:tmpl w:val="E910BC12"/>
+    <w:lvl w:ilvl="0" w:tplc="6DDAA924">
+      <w:start w:val="1"/>
+      <w:numFmt w:val="decimal"/>
+      <w:lvlText w:val="%1."/>
+      <w:lvlJc w:val="left"/>
+      <w:pPr>
+        <w:ind w:left="480" w:hanging="360"/>
+      </w:pPr>
+    </w:lvl>
+    <w:lvl w:ilvl="1" w:tplc="5434E72A">
+      <w:numFmt w:val="decimal"/>
+      <w:lvlText w:val=""/>
+      <w:lvlJc w:val="left"/>
+    </w:lvl>
+    <w:lvl w:ilvl="2" w:tplc="BECE7CD2">
+      <w:numFmt w:val="decimal"/>
+      <w:lvlText w:val=""/>
+      <w:lvlJc w:val="left"/>
+    </w:lvl>
+    <w:lvl w:ilvl="3" w:tplc="2C204EF8">
+      <w:numFmt w:val="decimal"/>
+      <w:lvlText w:val=""/>
+      <w:lvlJc w:val="left"/>
+    </w:lvl>
+    <w:lvl w:ilvl="4" w:tplc="D29C3508">
+      <w:numFmt w:val="decimal"/>
+      <w:lvlText w:val=""/>
+      <w:lvlJc w:val="left"/>
+    </w:lvl>
+    <w:lvl w:ilvl="5" w:tplc="DBACE2BC">
+      <w:numFmt w:val="decimal"/>
+      <w:lvlText w:val=""/>
+      <w:lvlJc w:val="left"/>
+    </w:lvl>
+    <w:lvl w:ilvl="6" w:tplc="F9108A32">
+      <w:numFmt w:val="decimal"/>
+      <w:lvlText w:val=""/>
+      <w:lvlJc w:val="left"/>
+    </w:lvl>
+    <w:lvl w:ilvl="7" w:tplc="1D6C343C">
+      <w:numFmt w:val="decimal"/>
+      <w:lvlText w:val=""/>
+      <w:lvlJc w:val="left"/>
+    </w:lvl>
+    <w:lvl w:ilvl="8" w:tplc="388244B8">
+      <w:numFmt w:val="decimal"/>
+      <w:lvlText w:val=""/>
+      <w:lvlJc w:val="left"/>
+    </w:lvl>
+  </w:abstractNum>
+  <w:abstractNum w:abstractNumId="4" w15:restartNumberingAfterBreak="0">
+    <w:nsid w:val="5C9D30A5"/>
+    <w:multiLevelType w:val="hybridMultilevel"/>
+    <w:tmpl w:val="EAFAFF7E"/>
+    <w:lvl w:ilvl="0" w:tplc="3CCA8116">
+      <w:start w:val="1"/>
+      <w:numFmt w:val="decimal"/>
+      <w:lvlText w:val="%1."/>
+      <w:lvlJc w:val="left"/>
+      <w:pPr>
+        <w:ind w:left="480" w:hanging="360"/>
+      </w:pPr>
+    </w:lvl>
+    <w:lvl w:ilvl="1" w:tplc="D17C2D38">
+      <w:numFmt w:val="decimal"/>
+      <w:lvlText w:val=""/>
+      <w:lvlJc w:val="left"/>
+    </w:lvl>
+    <w:lvl w:ilvl="2" w:tplc="332EF934">
+      <w:numFmt w:val="decimal"/>
+      <w:lvlText w:val=""/>
+      <w:lvlJc w:val="left"/>
+    </w:lvl>
+    <w:lvl w:ilvl="3" w:tplc="F0E40CCA">
+      <w:numFmt w:val="decimal"/>
+      <w:lvlText w:val=""/>
+      <w:lvlJc w:val="left"/>
+    </w:lvl>
+    <w:lvl w:ilvl="4" w:tplc="03285B0C">
+      <w:numFmt w:val="decimal"/>
+      <w:lvlText w:val=""/>
+      <w:lvlJc w:val="left"/>
+    </w:lvl>
+    <w:lvl w:ilvl="5" w:tplc="5A82BFD4">
+      <w:numFmt w:val="decimal"/>
+      <w:lvlText w:val=""/>
+      <w:lvlJc w:val="left"/>
+    </w:lvl>
+    <w:lvl w:ilvl="6" w:tplc="BF98C5CE">
+      <w:numFmt w:val="decimal"/>
+      <w:lvlText w:val=""/>
+      <w:lvlJc w:val="left"/>
+    </w:lvl>
+    <w:lvl w:ilvl="7" w:tplc="2470364E">
+      <w:numFmt w:val="decimal"/>
+      <w:lvlText w:val=""/>
+      <w:lvlJc w:val="left"/>
+    </w:lvl>
+    <w:lvl w:ilvl="8" w:tplc="D0F86E1E">
+      <w:numFmt w:val="decimal"/>
+      <w:lvlText w:val=""/>
+      <w:lvlJc w:val="left"/>
+    </w:lvl>
+  </w:abstractNum>
+  <w:abstractNum w:abstractNumId="5" w15:restartNumberingAfterBreak="0">
+    <w:nsid w:val="684B4A63"/>
+    <w:multiLevelType w:val="hybridMultilevel"/>
+    <w:tmpl w:val="E1D2E1C8"/>
+    <w:lvl w:ilvl="0" w:tplc="315E6152">
+      <w:start w:val="1"/>
+      <w:numFmt w:val="decimal"/>
+      <w:lvlText w:val="%1."/>
+      <w:lvlJc w:val="left"/>
+      <w:pPr>
+        <w:ind w:left="480" w:hanging="360"/>
+      </w:pPr>
+    </w:lvl>
+    <w:lvl w:ilvl="1" w:tplc="FFE6DAA2">
+      <w:numFmt w:val="decimal"/>
+      <w:lvlText w:val=""/>
+      <w:lvlJc w:val="left"/>
+    </w:lvl>
+    <w:lvl w:ilvl="2" w:tplc="108C1CEA">
+      <w:numFmt w:val="decimal"/>
+      <w:lvlText w:val=""/>
+      <w:lvlJc w:val="left"/>
+    </w:lvl>
+    <w:lvl w:ilvl="3" w:tplc="C78E0A0C">
+      <w:numFmt w:val="decimal"/>
+      <w:lvlText w:val=""/>
+      <w:lvlJc w:val="left"/>
+    </w:lvl>
+    <w:lvl w:ilvl="4" w:tplc="B66CD280">
+      <w:numFmt w:val="decimal"/>
+      <w:lvlText w:val=""/>
+      <w:lvlJc w:val="left"/>
+    </w:lvl>
+    <w:lvl w:ilvl="5" w:tplc="F328067E">
+      <w:numFmt w:val="decimal"/>
+      <w:lvlText w:val=""/>
+      <w:lvlJc w:val="left"/>
+    </w:lvl>
+    <w:lvl w:ilvl="6" w:tplc="7FCEA8A4">
+      <w:numFmt w:val="decimal"/>
+      <w:lvlText w:val=""/>
+      <w:lvlJc w:val="left"/>
+    </w:lvl>
+    <w:lvl w:ilvl="7" w:tplc="371EC9E0">
+      <w:numFmt w:val="decimal"/>
+      <w:lvlText w:val=""/>
+      <w:lvlJc w:val="left"/>
+    </w:lvl>
+    <w:lvl w:ilvl="8" w:tplc="45E242C2">
+      <w:numFmt w:val="decimal"/>
+      <w:lvlText w:val=""/>
+      <w:lvlJc w:val="left"/>
+    </w:lvl>
+  </w:abstractNum>
+  <w:abstractNum w:abstractNumId="6" w15:restartNumberingAfterBreak="0">
+    <w:nsid w:val="72A50531"/>
+    <w:multiLevelType w:val="hybridMultilevel"/>
+    <w:tmpl w:val="9DF2D95C"/>
+    <w:lvl w:ilvl="0" w:tplc="5BAE7E74">
       <w:start w:val="1"/>
       <w:numFmt w:val="bullet"/>
       <w:lvlText w:val="●"/>
@@ -15232,7 +15572,7 @@
         <w:szCs w:val="14"/>
       </w:rPr>
     </w:lvl>
-    <w:lvl w:ilvl="1" w:tplc="331E7D66">
+    <w:lvl w:ilvl="1" w:tplc="9A8C7ECA">
       <w:start w:val="1"/>
       <w:numFmt w:val="bullet"/>
       <w:lvlText w:val="○"/>
@@ -15241,436 +15581,80 @@
         <w:ind w:left="900" w:hanging="300"/>
       </w:pPr>
     </w:lvl>
-    <w:lvl w:ilvl="2" w:tplc="2B42D96A">
+    <w:lvl w:ilvl="2" w:tplc="B1D0E732">
       <w:numFmt w:val="decimal"/>
       <w:lvlText w:val=""/>
       <w:lvlJc w:val="left"/>
     </w:lvl>
-    <w:lvl w:ilvl="3" w:tplc="3F0E4636">
+    <w:lvl w:ilvl="3" w:tplc="1A6E3A50">
       <w:numFmt w:val="decimal"/>
       <w:lvlText w:val=""/>
       <w:lvlJc w:val="left"/>
     </w:lvl>
-    <w:lvl w:ilvl="4" w:tplc="14D23616">
+    <w:lvl w:ilvl="4" w:tplc="9F0068E4">
       <w:numFmt w:val="decimal"/>
       <w:lvlText w:val=""/>
       <w:lvlJc w:val="left"/>
     </w:lvl>
-    <w:lvl w:ilvl="5" w:tplc="58BCC122">
+    <w:lvl w:ilvl="5" w:tplc="75DE3E1E">
       <w:numFmt w:val="decimal"/>
       <w:lvlText w:val=""/>
       <w:lvlJc w:val="left"/>
     </w:lvl>
-    <w:lvl w:ilvl="6" w:tplc="C854CF88">
+    <w:lvl w:ilvl="6" w:tplc="59266B46">
       <w:numFmt w:val="decimal"/>
       <w:lvlText w:val=""/>
       <w:lvlJc w:val="left"/>
     </w:lvl>
-    <w:lvl w:ilvl="7" w:tplc="1BDAE046">
+    <w:lvl w:ilvl="7" w:tplc="BEEE5FEA">
       <w:numFmt w:val="decimal"/>
       <w:lvlText w:val=""/>
       <w:lvlJc w:val="left"/>
     </w:lvl>
-    <w:lvl w:ilvl="8" w:tplc="7ABCFD94">
+    <w:lvl w:ilvl="8" w:tplc="EAD46F8A">
       <w:numFmt w:val="decimal"/>
       <w:lvlText w:val=""/>
       <w:lvlJc w:val="left"/>
     </w:lvl>
   </w:abstractNum>
-  <w:abstractNum w:abstractNumId="1" w15:restartNumberingAfterBreak="0">
-    <w:nsid w:val="34F01A32"/>
-    <w:multiLevelType w:val="hybridMultilevel"/>
-    <w:tmpl w:val="62DAD9CA"/>
-    <w:lvl w:ilvl="0" w:tplc="A11C1FA2">
-      <w:start w:val="1"/>
-      <w:numFmt w:val="decimal"/>
-      <w:lvlText w:val="%1."/>
-      <w:lvlJc w:val="left"/>
-      <w:pPr>
-        <w:ind w:left="480" w:hanging="360"/>
-      </w:pPr>
-    </w:lvl>
-    <w:lvl w:ilvl="1" w:tplc="0EDE9C74">
-      <w:numFmt w:val="decimal"/>
-      <w:lvlText w:val=""/>
-      <w:lvlJc w:val="left"/>
-    </w:lvl>
-    <w:lvl w:ilvl="2" w:tplc="9FFAD070">
-      <w:numFmt w:val="decimal"/>
-      <w:lvlText w:val=""/>
-      <w:lvlJc w:val="left"/>
-    </w:lvl>
-    <w:lvl w:ilvl="3" w:tplc="0FA4779A">
-      <w:numFmt w:val="decimal"/>
-      <w:lvlText w:val=""/>
-      <w:lvlJc w:val="left"/>
-    </w:lvl>
-    <w:lvl w:ilvl="4" w:tplc="D7403970">
-      <w:numFmt w:val="decimal"/>
-      <w:lvlText w:val=""/>
-      <w:lvlJc w:val="left"/>
-    </w:lvl>
-    <w:lvl w:ilvl="5" w:tplc="C6461BA8">
-      <w:numFmt w:val="decimal"/>
-      <w:lvlText w:val=""/>
-      <w:lvlJc w:val="left"/>
-    </w:lvl>
-    <w:lvl w:ilvl="6" w:tplc="3E747A70">
-      <w:numFmt w:val="decimal"/>
-      <w:lvlText w:val=""/>
-      <w:lvlJc w:val="left"/>
-    </w:lvl>
-    <w:lvl w:ilvl="7" w:tplc="BBBEF35C">
-      <w:numFmt w:val="decimal"/>
-      <w:lvlText w:val=""/>
-      <w:lvlJc w:val="left"/>
-    </w:lvl>
-    <w:lvl w:ilvl="8" w:tplc="ABC05C32">
-      <w:numFmt w:val="decimal"/>
-      <w:lvlText w:val=""/>
-      <w:lvlJc w:val="left"/>
-    </w:lvl>
-  </w:abstractNum>
-  <w:abstractNum w:abstractNumId="2" w15:restartNumberingAfterBreak="0">
-    <w:nsid w:val="48EA7ECC"/>
-    <w:multiLevelType w:val="hybridMultilevel"/>
-    <w:tmpl w:val="467A394A"/>
-    <w:lvl w:ilvl="0" w:tplc="14AAFD6C">
-      <w:start w:val="1"/>
-      <w:numFmt w:val="bullet"/>
-      <w:lvlText w:val="●"/>
-      <w:lvlJc w:val="left"/>
-      <w:pPr>
-        <w:ind w:left="720" w:hanging="360"/>
-      </w:pPr>
-    </w:lvl>
-    <w:lvl w:ilvl="1" w:tplc="A7EEC37E">
-      <w:start w:val="1"/>
-      <w:numFmt w:val="bullet"/>
-      <w:lvlText w:val="○"/>
-      <w:lvlJc w:val="left"/>
-      <w:pPr>
-        <w:ind w:left="1440" w:hanging="360"/>
-      </w:pPr>
-    </w:lvl>
-    <w:lvl w:ilvl="2" w:tplc="3CC4AAF6">
-      <w:start w:val="1"/>
-      <w:numFmt w:val="bullet"/>
-      <w:lvlText w:val="■"/>
-      <w:lvlJc w:val="left"/>
-      <w:pPr>
-        <w:ind w:left="2160" w:hanging="360"/>
-      </w:pPr>
-    </w:lvl>
-    <w:lvl w:ilvl="3" w:tplc="1B18CCD2">
-      <w:start w:val="1"/>
-      <w:numFmt w:val="bullet"/>
-      <w:lvlText w:val="●"/>
-      <w:lvlJc w:val="left"/>
-      <w:pPr>
-        <w:ind w:left="2880" w:hanging="360"/>
-      </w:pPr>
-    </w:lvl>
-    <w:lvl w:ilvl="4" w:tplc="32BE0D1A">
-      <w:start w:val="1"/>
-      <w:numFmt w:val="bullet"/>
-      <w:lvlText w:val="○"/>
-      <w:lvlJc w:val="left"/>
-      <w:pPr>
-        <w:ind w:left="3600" w:hanging="360"/>
-      </w:pPr>
-    </w:lvl>
-    <w:lvl w:ilvl="5" w:tplc="1D5CBC88">
-      <w:start w:val="1"/>
-      <w:numFmt w:val="bullet"/>
-      <w:lvlText w:val="■"/>
-      <w:lvlJc w:val="left"/>
-      <w:pPr>
-        <w:ind w:left="4320" w:hanging="360"/>
-      </w:pPr>
-    </w:lvl>
-    <w:lvl w:ilvl="6" w:tplc="59C410CC">
-      <w:start w:val="1"/>
-      <w:numFmt w:val="bullet"/>
-      <w:lvlText w:val="●"/>
-      <w:lvlJc w:val="left"/>
-      <w:pPr>
-        <w:ind w:left="5040" w:hanging="360"/>
-      </w:pPr>
-    </w:lvl>
-    <w:lvl w:ilvl="7" w:tplc="BD18C8B0">
-      <w:start w:val="1"/>
-      <w:numFmt w:val="bullet"/>
-      <w:lvlText w:val="●"/>
-      <w:lvlJc w:val="left"/>
-      <w:pPr>
-        <w:ind w:left="5760" w:hanging="360"/>
-      </w:pPr>
-    </w:lvl>
-    <w:lvl w:ilvl="8" w:tplc="9D88D538">
-      <w:start w:val="1"/>
-      <w:numFmt w:val="bullet"/>
-      <w:lvlText w:val="●"/>
-      <w:lvlJc w:val="left"/>
-      <w:pPr>
-        <w:ind w:left="6480" w:hanging="360"/>
-      </w:pPr>
-    </w:lvl>
-  </w:abstractNum>
-  <w:abstractNum w:abstractNumId="3" w15:restartNumberingAfterBreak="0">
-    <w:nsid w:val="5F4D4E77"/>
-    <w:multiLevelType w:val="hybridMultilevel"/>
-    <w:tmpl w:val="BD42FC6A"/>
-    <w:lvl w:ilvl="0" w:tplc="1CFE8B50">
-      <w:start w:val="1"/>
-      <w:numFmt w:val="decimal"/>
-      <w:lvlText w:val="%1."/>
-      <w:lvlJc w:val="left"/>
-      <w:pPr>
-        <w:ind w:left="480" w:hanging="360"/>
-      </w:pPr>
-    </w:lvl>
-    <w:lvl w:ilvl="1" w:tplc="1716272A">
-      <w:numFmt w:val="decimal"/>
-      <w:lvlText w:val=""/>
-      <w:lvlJc w:val="left"/>
-    </w:lvl>
-    <w:lvl w:ilvl="2" w:tplc="B8F29872">
-      <w:numFmt w:val="decimal"/>
-      <w:lvlText w:val=""/>
-      <w:lvlJc w:val="left"/>
-    </w:lvl>
-    <w:lvl w:ilvl="3" w:tplc="C2CECF7A">
-      <w:numFmt w:val="decimal"/>
-      <w:lvlText w:val=""/>
-      <w:lvlJc w:val="left"/>
-    </w:lvl>
-    <w:lvl w:ilvl="4" w:tplc="FDF8CB1C">
-      <w:numFmt w:val="decimal"/>
-      <w:lvlText w:val=""/>
-      <w:lvlJc w:val="left"/>
-    </w:lvl>
-    <w:lvl w:ilvl="5" w:tplc="882EC48E">
-      <w:numFmt w:val="decimal"/>
-      <w:lvlText w:val=""/>
-      <w:lvlJc w:val="left"/>
-    </w:lvl>
-    <w:lvl w:ilvl="6" w:tplc="1C2A0122">
-      <w:numFmt w:val="decimal"/>
-      <w:lvlText w:val=""/>
-      <w:lvlJc w:val="left"/>
-    </w:lvl>
-    <w:lvl w:ilvl="7" w:tplc="C93A369A">
-      <w:numFmt w:val="decimal"/>
-      <w:lvlText w:val=""/>
-      <w:lvlJc w:val="left"/>
-    </w:lvl>
-    <w:lvl w:ilvl="8" w:tplc="41D4CE3E">
-      <w:numFmt w:val="decimal"/>
-      <w:lvlText w:val=""/>
-      <w:lvlJc w:val="left"/>
-    </w:lvl>
-  </w:abstractNum>
-  <w:abstractNum w:abstractNumId="4" w15:restartNumberingAfterBreak="0">
-    <w:nsid w:val="694B23FE"/>
-    <w:multiLevelType w:val="hybridMultilevel"/>
-    <w:tmpl w:val="0994D718"/>
-    <w:lvl w:ilvl="0" w:tplc="35DCCA28">
-      <w:start w:val="1"/>
-      <w:numFmt w:val="decimal"/>
-      <w:lvlText w:val="%1."/>
-      <w:lvlJc w:val="left"/>
-      <w:pPr>
-        <w:ind w:left="480" w:hanging="360"/>
-      </w:pPr>
-    </w:lvl>
-    <w:lvl w:ilvl="1" w:tplc="E92A9B08">
-      <w:numFmt w:val="decimal"/>
-      <w:lvlText w:val=""/>
-      <w:lvlJc w:val="left"/>
-    </w:lvl>
-    <w:lvl w:ilvl="2" w:tplc="ED9AE11E">
-      <w:numFmt w:val="decimal"/>
-      <w:lvlText w:val=""/>
-      <w:lvlJc w:val="left"/>
-    </w:lvl>
-    <w:lvl w:ilvl="3" w:tplc="CDF84EC2">
-      <w:numFmt w:val="decimal"/>
-      <w:lvlText w:val=""/>
-      <w:lvlJc w:val="left"/>
-    </w:lvl>
-    <w:lvl w:ilvl="4" w:tplc="EF40EEA2">
-      <w:numFmt w:val="decimal"/>
-      <w:lvlText w:val=""/>
-      <w:lvlJc w:val="left"/>
-    </w:lvl>
-    <w:lvl w:ilvl="5" w:tplc="80D01746">
-      <w:numFmt w:val="decimal"/>
-      <w:lvlText w:val=""/>
-      <w:lvlJc w:val="left"/>
-    </w:lvl>
-    <w:lvl w:ilvl="6" w:tplc="5DDE80FC">
-      <w:numFmt w:val="decimal"/>
-      <w:lvlText w:val=""/>
-      <w:lvlJc w:val="left"/>
-    </w:lvl>
-    <w:lvl w:ilvl="7" w:tplc="D02C9C9E">
-      <w:numFmt w:val="decimal"/>
-      <w:lvlText w:val=""/>
-      <w:lvlJc w:val="left"/>
-    </w:lvl>
-    <w:lvl w:ilvl="8" w:tplc="D7126DFC">
-      <w:numFmt w:val="decimal"/>
-      <w:lvlText w:val=""/>
-      <w:lvlJc w:val="left"/>
-    </w:lvl>
-  </w:abstractNum>
-  <w:abstractNum w:abstractNumId="5" w15:restartNumberingAfterBreak="0">
-    <w:nsid w:val="69BD4A99"/>
-    <w:multiLevelType w:val="hybridMultilevel"/>
-    <w:tmpl w:val="2014F15A"/>
-    <w:lvl w:ilvl="0" w:tplc="C44AD6AE">
-      <w:start w:val="1"/>
-      <w:numFmt w:val="decimal"/>
-      <w:lvlText w:val="%1."/>
-      <w:lvlJc w:val="left"/>
-      <w:pPr>
-        <w:ind w:left="480" w:hanging="360"/>
-      </w:pPr>
-    </w:lvl>
-    <w:lvl w:ilvl="1" w:tplc="600049E4">
-      <w:numFmt w:val="decimal"/>
-      <w:lvlText w:val=""/>
-      <w:lvlJc w:val="left"/>
-    </w:lvl>
-    <w:lvl w:ilvl="2" w:tplc="385CAEA2">
-      <w:numFmt w:val="decimal"/>
-      <w:lvlText w:val=""/>
-      <w:lvlJc w:val="left"/>
-    </w:lvl>
-    <w:lvl w:ilvl="3" w:tplc="16D07446">
-      <w:numFmt w:val="decimal"/>
-      <w:lvlText w:val=""/>
-      <w:lvlJc w:val="left"/>
-    </w:lvl>
-    <w:lvl w:ilvl="4" w:tplc="18E68974">
-      <w:numFmt w:val="decimal"/>
-      <w:lvlText w:val=""/>
-      <w:lvlJc w:val="left"/>
-    </w:lvl>
-    <w:lvl w:ilvl="5" w:tplc="D2967DF8">
-      <w:numFmt w:val="decimal"/>
-      <w:lvlText w:val=""/>
-      <w:lvlJc w:val="left"/>
-    </w:lvl>
-    <w:lvl w:ilvl="6" w:tplc="1C44B204">
-      <w:numFmt w:val="decimal"/>
-      <w:lvlText w:val=""/>
-      <w:lvlJc w:val="left"/>
-    </w:lvl>
-    <w:lvl w:ilvl="7" w:tplc="C8609FFA">
-      <w:numFmt w:val="decimal"/>
-      <w:lvlText w:val=""/>
-      <w:lvlJc w:val="left"/>
-    </w:lvl>
-    <w:lvl w:ilvl="8" w:tplc="D26AEC3E">
-      <w:numFmt w:val="decimal"/>
-      <w:lvlText w:val=""/>
-      <w:lvlJc w:val="left"/>
-    </w:lvl>
-  </w:abstractNum>
-  <w:abstractNum w:abstractNumId="6" w15:restartNumberingAfterBreak="0">
-    <w:nsid w:val="6DA40684"/>
-    <w:multiLevelType w:val="hybridMultilevel"/>
-    <w:tmpl w:val="332CA5EA"/>
-    <w:lvl w:ilvl="0" w:tplc="9A8459A8">
-      <w:start w:val="1"/>
-      <w:numFmt w:val="decimal"/>
-      <w:lvlText w:val="%1."/>
-      <w:lvlJc w:val="left"/>
-      <w:pPr>
-        <w:ind w:left="480" w:hanging="360"/>
-      </w:pPr>
-    </w:lvl>
-    <w:lvl w:ilvl="1" w:tplc="F95AAD6E">
-      <w:numFmt w:val="decimal"/>
-      <w:lvlText w:val=""/>
-      <w:lvlJc w:val="left"/>
-    </w:lvl>
-    <w:lvl w:ilvl="2" w:tplc="D79ACDE4">
-      <w:numFmt w:val="decimal"/>
-      <w:lvlText w:val=""/>
-      <w:lvlJc w:val="left"/>
-    </w:lvl>
-    <w:lvl w:ilvl="3" w:tplc="34505838">
-      <w:numFmt w:val="decimal"/>
-      <w:lvlText w:val=""/>
-      <w:lvlJc w:val="left"/>
-    </w:lvl>
-    <w:lvl w:ilvl="4" w:tplc="E790FF0E">
-      <w:numFmt w:val="decimal"/>
-      <w:lvlText w:val=""/>
-      <w:lvlJc w:val="left"/>
-    </w:lvl>
-    <w:lvl w:ilvl="5" w:tplc="8AA204BA">
-      <w:numFmt w:val="decimal"/>
-      <w:lvlText w:val=""/>
-      <w:lvlJc w:val="left"/>
-    </w:lvl>
-    <w:lvl w:ilvl="6" w:tplc="AE44FC96">
-      <w:numFmt w:val="decimal"/>
-      <w:lvlText w:val=""/>
-      <w:lvlJc w:val="left"/>
-    </w:lvl>
-    <w:lvl w:ilvl="7" w:tplc="B148A392">
-      <w:numFmt w:val="decimal"/>
-      <w:lvlText w:val=""/>
-      <w:lvlJc w:val="left"/>
-    </w:lvl>
-    <w:lvl w:ilvl="8" w:tplc="AA9CB7A0">
-      <w:numFmt w:val="decimal"/>
-      <w:lvlText w:val=""/>
-      <w:lvlJc w:val="left"/>
-    </w:lvl>
-  </w:abstractNum>
-  <w:num w:numId="1" w16cid:durableId="252134190">
+  <w:num w:numId="1" w16cid:durableId="246351832">
     <w:abstractNumId w:val="2"/>
     <w:lvlOverride w:ilvl="0">
       <w:startOverride w:val="1"/>
     </w:lvlOverride>
   </w:num>
-  <w:num w:numId="2" w16cid:durableId="981884958">
+  <w:num w:numId="2" w16cid:durableId="584531048">
+    <w:abstractNumId w:val="6"/>
+    <w:lvlOverride w:ilvl="0">
+      <w:startOverride w:val="1"/>
+    </w:lvlOverride>
+  </w:num>
+  <w:num w:numId="3" w16cid:durableId="1890914649">
+    <w:abstractNumId w:val="3"/>
+    <w:lvlOverride w:ilvl="0">
+      <w:startOverride w:val="1"/>
+    </w:lvlOverride>
+  </w:num>
+  <w:num w:numId="4" w16cid:durableId="345210612">
+    <w:abstractNumId w:val="4"/>
+    <w:lvlOverride w:ilvl="0">
+      <w:startOverride w:val="1"/>
+    </w:lvlOverride>
+  </w:num>
+  <w:num w:numId="5" w16cid:durableId="2000646677">
     <w:abstractNumId w:val="0"/>
     <w:lvlOverride w:ilvl="0">
       <w:startOverride w:val="1"/>
     </w:lvlOverride>
   </w:num>
-  <w:num w:numId="3" w16cid:durableId="1728920922">
-    <w:abstractNumId w:val="3"/>
+  <w:num w:numId="6" w16cid:durableId="1558009390">
+    <w:abstractNumId w:val="5"/>
     <w:lvlOverride w:ilvl="0">
       <w:startOverride w:val="1"/>
     </w:lvlOverride>
   </w:num>
-  <w:num w:numId="4" w16cid:durableId="1793478654">
-    <w:abstractNumId w:val="4"/>
-    <w:lvlOverride w:ilvl="0">
-      <w:startOverride w:val="1"/>
-    </w:lvlOverride>
-  </w:num>
-  <w:num w:numId="5" w16cid:durableId="796417203">
-    <w:abstractNumId w:val="6"/>
-    <w:lvlOverride w:ilvl="0">
-      <w:startOverride w:val="1"/>
-    </w:lvlOverride>
-  </w:num>
-  <w:num w:numId="6" w16cid:durableId="670989416">
+  <w:num w:numId="7" w16cid:durableId="1598127201">
     <w:abstractNumId w:val="1"/>
-    <w:lvlOverride w:ilvl="0">
-      <w:startOverride w:val="1"/>
-    </w:lvlOverride>
-  </w:num>
-  <w:num w:numId="7" w16cid:durableId="1939369572">
-    <w:abstractNumId w:val="5"/>
     <w:lvlOverride w:ilvl="0">
       <w:startOverride w:val="1"/>
     </w:lvlOverride>
@@ -16291,7 +16275,7 @@
     <w:link w:val="aa"/>
     <w:uiPriority w:val="99"/>
     <w:unhideWhenUsed/>
-    <w:rsid w:val="00CA2BC5"/>
+    <w:rsid w:val="00064589"/>
     <w:pPr>
       <w:tabs>
         <w:tab w:val="center" w:pos="4252"/>
@@ -16305,7 +16289,7 @@
     <w:basedOn w:val="a0"/>
     <w:link w:val="a9"/>
     <w:uiPriority w:val="99"/>
-    <w:rsid w:val="00CA2BC5"/>
+    <w:rsid w:val="00064589"/>
   </w:style>
   <w:style w:type="paragraph" w:styleId="ab">
     <w:name w:val="footer"/>
@@ -16313,7 +16297,7 @@
     <w:link w:val="ac"/>
     <w:uiPriority w:val="99"/>
     <w:unhideWhenUsed/>
-    <w:rsid w:val="00CA2BC5"/>
+    <w:rsid w:val="00064589"/>
     <w:pPr>
       <w:tabs>
         <w:tab w:val="center" w:pos="4252"/>
@@ -16327,7 +16311,7 @@
     <w:basedOn w:val="a0"/>
     <w:link w:val="ab"/>
     <w:uiPriority w:val="99"/>
-    <w:rsid w:val="00CA2BC5"/>
+    <w:rsid w:val="00064589"/>
   </w:style>
 </w:styles>
 </file>

--- a/docs/wfview-win_詳細操作説明書.docx
+++ b/docs/wfview-win_詳細操作説明書.docx
@@ -82,7 +82,7 @@
           <w:noProof/>
         </w:rPr>
         <w:drawing>
-          <wp:inline distT="0" distB="0" distL="0" distR="0">
+          <wp:inline distT="0" distB="0" distL="0" distR="0" wp14:anchorId="3A056079" wp14:editId="7B52D918">
             <wp:extent cx="5715000" cy="1343025"/>
             <wp:effectExtent l="0" t="0" r="0" b="0"/>
             <wp:docPr id="1" name="図 1"/>
@@ -138,7 +138,7 @@
           <w:sz w:val="22"/>
           <w:szCs w:val="22"/>
         </w:rPr>
-        <w:t>: wfview-win 2.30</w:t>
+        <w:t>: wfview-win 2.31</w:t>
       </w:r>
     </w:p>
     <w:p>
@@ -213,7 +213,7 @@
     <w:sdt>
       <w:sdtPr>
         <w:alias w:val="目次"/>
-        <w:id w:val="173774806"/>
+        <w:id w:val="1478340402"/>
       </w:sdtPr>
       <w:sdtEndPr>
         <w:rPr>
@@ -250,7 +250,7 @@
           <w:r>
             <w:fldChar w:fldCharType="separate"/>
           </w:r>
-          <w:hyperlink w:anchor="_Toc243507615" w:history="1">
+          <w:hyperlink w:anchor="_Toc243507647" w:history="1">
             <w:r>
               <w:rPr>
                 <w:rStyle w:val="a5"/>
@@ -274,7 +274,7 @@
               <w:rPr>
                 <w:noProof/>
               </w:rPr>
-              <w:instrText xml:space="preserve"> PAGEREF _Toc243507615 \h </w:instrText>
+              <w:instrText xml:space="preserve"> PAGEREF _Toc243507647 \h </w:instrText>
             </w:r>
             <w:r>
               <w:rPr>
@@ -316,7 +316,7 @@
               <w14:ligatures w14:val="standardContextual"/>
             </w:rPr>
           </w:pPr>
-          <w:hyperlink w:anchor="_Toc243507616" w:history="1">
+          <w:hyperlink w:anchor="_Toc243507648" w:history="1">
             <w:r>
               <w:rPr>
                 <w:rStyle w:val="a5"/>
@@ -340,7 +340,7 @@
               <w:rPr>
                 <w:noProof/>
               </w:rPr>
-              <w:instrText xml:space="preserve"> PAGEREF _Toc243507616 \h </w:instrText>
+              <w:instrText xml:space="preserve"> PAGEREF _Toc243507648 \h </w:instrText>
             </w:r>
             <w:r>
               <w:rPr>
@@ -382,7 +382,7 @@
               <w14:ligatures w14:val="standardContextual"/>
             </w:rPr>
           </w:pPr>
-          <w:hyperlink w:anchor="_Toc243507617" w:history="1">
+          <w:hyperlink w:anchor="_Toc243507649" w:history="1">
             <w:r>
               <w:rPr>
                 <w:rStyle w:val="a5"/>
@@ -406,7 +406,7 @@
               <w:rPr>
                 <w:noProof/>
               </w:rPr>
-              <w:instrText xml:space="preserve"> PAGEREF _Toc243507617 \h </w:instrText>
+              <w:instrText xml:space="preserve"> PAGEREF _Toc243507649 \h </w:instrText>
             </w:r>
             <w:r>
               <w:rPr>
@@ -450,7 +450,7 @@
               <w14:ligatures w14:val="standardContextual"/>
             </w:rPr>
           </w:pPr>
-          <w:hyperlink w:anchor="_Toc243507618" w:history="1">
+          <w:hyperlink w:anchor="_Toc243507650" w:history="1">
             <w:r>
               <w:rPr>
                 <w:rStyle w:val="a5"/>
@@ -474,7 +474,7 @@
               <w:rPr>
                 <w:noProof/>
               </w:rPr>
-              <w:instrText xml:space="preserve"> PAGEREF _Toc243507618 \h </w:instrText>
+              <w:instrText xml:space="preserve"> PAGEREF _Toc243507650 \h </w:instrText>
             </w:r>
             <w:r>
               <w:rPr>
@@ -516,7 +516,7 @@
               <w14:ligatures w14:val="standardContextual"/>
             </w:rPr>
           </w:pPr>
-          <w:hyperlink w:anchor="_Toc243507619" w:history="1">
+          <w:hyperlink w:anchor="_Toc243507651" w:history="1">
             <w:r>
               <w:rPr>
                 <w:rStyle w:val="a5"/>
@@ -540,7 +540,7 @@
               <w:rPr>
                 <w:noProof/>
               </w:rPr>
-              <w:instrText xml:space="preserve"> PAGEREF _Toc243507619 \h </w:instrText>
+              <w:instrText xml:space="preserve"> PAGEREF _Toc243507651 \h </w:instrText>
             </w:r>
             <w:r>
               <w:rPr>
@@ -582,7 +582,7 @@
               <w14:ligatures w14:val="standardContextual"/>
             </w:rPr>
           </w:pPr>
-          <w:hyperlink w:anchor="_Toc243507620" w:history="1">
+          <w:hyperlink w:anchor="_Toc243507652" w:history="1">
             <w:r>
               <w:rPr>
                 <w:rStyle w:val="a5"/>
@@ -606,7 +606,7 @@
               <w:rPr>
                 <w:noProof/>
               </w:rPr>
-              <w:instrText xml:space="preserve"> PAGEREF _Toc243507620 \h </w:instrText>
+              <w:instrText xml:space="preserve"> PAGEREF _Toc243507652 \h </w:instrText>
             </w:r>
             <w:r>
               <w:rPr>
@@ -648,7 +648,7 @@
               <w14:ligatures w14:val="standardContextual"/>
             </w:rPr>
           </w:pPr>
-          <w:hyperlink w:anchor="_Toc243507621" w:history="1">
+          <w:hyperlink w:anchor="_Toc243507653" w:history="1">
             <w:r>
               <w:rPr>
                 <w:rStyle w:val="a5"/>
@@ -672,7 +672,7 @@
               <w:rPr>
                 <w:noProof/>
               </w:rPr>
-              <w:instrText xml:space="preserve"> PAGEREF _Toc243507621 \h </w:instrText>
+              <w:instrText xml:space="preserve"> PAGEREF _Toc243507653 \h </w:instrText>
             </w:r>
             <w:r>
               <w:rPr>
@@ -716,7 +716,7 @@
               <w14:ligatures w14:val="standardContextual"/>
             </w:rPr>
           </w:pPr>
-          <w:hyperlink w:anchor="_Toc243507622" w:history="1">
+          <w:hyperlink w:anchor="_Toc243507654" w:history="1">
             <w:r>
               <w:rPr>
                 <w:rStyle w:val="a5"/>
@@ -740,7 +740,7 @@
               <w:rPr>
                 <w:noProof/>
               </w:rPr>
-              <w:instrText xml:space="preserve"> PAGEREF _Toc243507622 \h </w:instrText>
+              <w:instrText xml:space="preserve"> PAGEREF _Toc243507654 \h </w:instrText>
             </w:r>
             <w:r>
               <w:rPr>
@@ -782,7 +782,7 @@
               <w14:ligatures w14:val="standardContextual"/>
             </w:rPr>
           </w:pPr>
-          <w:hyperlink w:anchor="_Toc243507623" w:history="1">
+          <w:hyperlink w:anchor="_Toc243507655" w:history="1">
             <w:r>
               <w:rPr>
                 <w:rStyle w:val="a5"/>
@@ -806,7 +806,7 @@
               <w:rPr>
                 <w:noProof/>
               </w:rPr>
-              <w:instrText xml:space="preserve"> PAGEREF _Toc243507623 \h </w:instrText>
+              <w:instrText xml:space="preserve"> PAGEREF _Toc243507655 \h </w:instrText>
             </w:r>
             <w:r>
               <w:rPr>
@@ -848,7 +848,7 @@
               <w14:ligatures w14:val="standardContextual"/>
             </w:rPr>
           </w:pPr>
-          <w:hyperlink w:anchor="_Toc243507624" w:history="1">
+          <w:hyperlink w:anchor="_Toc243507656" w:history="1">
             <w:r>
               <w:rPr>
                 <w:rStyle w:val="a5"/>
@@ -872,7 +872,7 @@
               <w:rPr>
                 <w:noProof/>
               </w:rPr>
-              <w:instrText xml:space="preserve"> PAGEREF _Toc243507624 \h </w:instrText>
+              <w:instrText xml:space="preserve"> PAGEREF _Toc243507656 \h </w:instrText>
             </w:r>
             <w:r>
               <w:rPr>
@@ -914,7 +914,7 @@
               <w14:ligatures w14:val="standardContextual"/>
             </w:rPr>
           </w:pPr>
-          <w:hyperlink w:anchor="_Toc243507625" w:history="1">
+          <w:hyperlink w:anchor="_Toc243507657" w:history="1">
             <w:r>
               <w:rPr>
                 <w:rStyle w:val="a5"/>
@@ -938,7 +938,7 @@
               <w:rPr>
                 <w:noProof/>
               </w:rPr>
-              <w:instrText xml:space="preserve"> PAGEREF _Toc243507625 \h </w:instrText>
+              <w:instrText xml:space="preserve"> PAGEREF _Toc243507657 \h </w:instrText>
             </w:r>
             <w:r>
               <w:rPr>
@@ -980,7 +980,7 @@
               <w14:ligatures w14:val="standardContextual"/>
             </w:rPr>
           </w:pPr>
-          <w:hyperlink w:anchor="_Toc243507626" w:history="1">
+          <w:hyperlink w:anchor="_Toc243507658" w:history="1">
             <w:r>
               <w:rPr>
                 <w:rStyle w:val="a5"/>
@@ -1004,7 +1004,7 @@
               <w:rPr>
                 <w:noProof/>
               </w:rPr>
-              <w:instrText xml:space="preserve"> PAGEREF _Toc243507626 \h </w:instrText>
+              <w:instrText xml:space="preserve"> PAGEREF _Toc243507658 \h </w:instrText>
             </w:r>
             <w:r>
               <w:rPr>
@@ -1048,7 +1048,7 @@
               <w14:ligatures w14:val="standardContextual"/>
             </w:rPr>
           </w:pPr>
-          <w:hyperlink w:anchor="_Toc243507627" w:history="1">
+          <w:hyperlink w:anchor="_Toc243507659" w:history="1">
             <w:r>
               <w:rPr>
                 <w:rStyle w:val="a5"/>
@@ -1072,7 +1072,7 @@
               <w:rPr>
                 <w:noProof/>
               </w:rPr>
-              <w:instrText xml:space="preserve"> PAGEREF _Toc243507627 \h </w:instrText>
+              <w:instrText xml:space="preserve"> PAGEREF _Toc243507659 \h </w:instrText>
             </w:r>
             <w:r>
               <w:rPr>
@@ -1114,7 +1114,7 @@
               <w14:ligatures w14:val="standardContextual"/>
             </w:rPr>
           </w:pPr>
-          <w:hyperlink w:anchor="_Toc243507628" w:history="1">
+          <w:hyperlink w:anchor="_Toc243507660" w:history="1">
             <w:r>
               <w:rPr>
                 <w:rStyle w:val="a5"/>
@@ -1138,7 +1138,7 @@
               <w:rPr>
                 <w:noProof/>
               </w:rPr>
-              <w:instrText xml:space="preserve"> PAGEREF _Toc243507628 \h </w:instrText>
+              <w:instrText xml:space="preserve"> PAGEREF _Toc243507660 \h </w:instrText>
             </w:r>
             <w:r>
               <w:rPr>
@@ -1180,7 +1180,7 @@
               <w14:ligatures w14:val="standardContextual"/>
             </w:rPr>
           </w:pPr>
-          <w:hyperlink w:anchor="_Toc243507629" w:history="1">
+          <w:hyperlink w:anchor="_Toc243507661" w:history="1">
             <w:r>
               <w:rPr>
                 <w:rStyle w:val="a5"/>
@@ -1204,7 +1204,7 @@
               <w:rPr>
                 <w:noProof/>
               </w:rPr>
-              <w:instrText xml:space="preserve"> PAGEREF _Toc243507629 \h </w:instrText>
+              <w:instrText xml:space="preserve"> PAGEREF _Toc243507661 \h </w:instrText>
             </w:r>
             <w:r>
               <w:rPr>
@@ -1246,7 +1246,7 @@
               <w14:ligatures w14:val="standardContextual"/>
             </w:rPr>
           </w:pPr>
-          <w:hyperlink w:anchor="_Toc243507630" w:history="1">
+          <w:hyperlink w:anchor="_Toc243507662" w:history="1">
             <w:r>
               <w:rPr>
                 <w:rStyle w:val="a5"/>
@@ -1270,7 +1270,7 @@
               <w:rPr>
                 <w:noProof/>
               </w:rPr>
-              <w:instrText xml:space="preserve"> PAGEREF _Toc243507630 \h </w:instrText>
+              <w:instrText xml:space="preserve"> PAGEREF _Toc243507662 \h </w:instrText>
             </w:r>
             <w:r>
               <w:rPr>
@@ -1312,7 +1312,7 @@
               <w14:ligatures w14:val="standardContextual"/>
             </w:rPr>
           </w:pPr>
-          <w:hyperlink w:anchor="_Toc243507631" w:history="1">
+          <w:hyperlink w:anchor="_Toc243507663" w:history="1">
             <w:r>
               <w:rPr>
                 <w:rStyle w:val="a5"/>
@@ -1336,7 +1336,7 @@
               <w:rPr>
                 <w:noProof/>
               </w:rPr>
-              <w:instrText xml:space="preserve"> PAGEREF _Toc243507631 \h </w:instrText>
+              <w:instrText xml:space="preserve"> PAGEREF _Toc243507663 \h </w:instrText>
             </w:r>
             <w:r>
               <w:rPr>
@@ -1378,7 +1378,7 @@
               <w14:ligatures w14:val="standardContextual"/>
             </w:rPr>
           </w:pPr>
-          <w:hyperlink w:anchor="_Toc243507632" w:history="1">
+          <w:hyperlink w:anchor="_Toc243507664" w:history="1">
             <w:r>
               <w:rPr>
                 <w:rStyle w:val="a5"/>
@@ -1402,7 +1402,7 @@
               <w:rPr>
                 <w:noProof/>
               </w:rPr>
-              <w:instrText xml:space="preserve"> PAGEREF _Toc243507632 \h </w:instrText>
+              <w:instrText xml:space="preserve"> PAGEREF _Toc243507664 \h </w:instrText>
             </w:r>
             <w:r>
               <w:rPr>
@@ -1444,7 +1444,7 @@
               <w14:ligatures w14:val="standardContextual"/>
             </w:rPr>
           </w:pPr>
-          <w:hyperlink w:anchor="_Toc243507633" w:history="1">
+          <w:hyperlink w:anchor="_Toc243507665" w:history="1">
             <w:r>
               <w:rPr>
                 <w:rStyle w:val="a5"/>
@@ -1468,7 +1468,7 @@
               <w:rPr>
                 <w:noProof/>
               </w:rPr>
-              <w:instrText xml:space="preserve"> PAGEREF _Toc243507633 \h </w:instrText>
+              <w:instrText xml:space="preserve"> PAGEREF _Toc243507665 \h </w:instrText>
             </w:r>
             <w:r>
               <w:rPr>
@@ -1512,7 +1512,7 @@
               <w14:ligatures w14:val="standardContextual"/>
             </w:rPr>
           </w:pPr>
-          <w:hyperlink w:anchor="_Toc243507634" w:history="1">
+          <w:hyperlink w:anchor="_Toc243507666" w:history="1">
             <w:r>
               <w:rPr>
                 <w:rStyle w:val="a5"/>
@@ -1536,7 +1536,7 @@
               <w:rPr>
                 <w:noProof/>
               </w:rPr>
-              <w:instrText xml:space="preserve"> PAGEREF _Toc243507634 \h </w:instrText>
+              <w:instrText xml:space="preserve"> PAGEREF _Toc243507666 \h </w:instrText>
             </w:r>
             <w:r>
               <w:rPr>
@@ -1578,7 +1578,7 @@
               <w14:ligatures w14:val="standardContextual"/>
             </w:rPr>
           </w:pPr>
-          <w:hyperlink w:anchor="_Toc243507635" w:history="1">
+          <w:hyperlink w:anchor="_Toc243507667" w:history="1">
             <w:r>
               <w:rPr>
                 <w:rStyle w:val="a5"/>
@@ -1602,7 +1602,7 @@
               <w:rPr>
                 <w:noProof/>
               </w:rPr>
-              <w:instrText xml:space="preserve"> PAGEREF _Toc243507635 \h </w:instrText>
+              <w:instrText xml:space="preserve"> PAGEREF _Toc243507667 \h </w:instrText>
             </w:r>
             <w:r>
               <w:rPr>
@@ -1644,7 +1644,7 @@
               <w14:ligatures w14:val="standardContextual"/>
             </w:rPr>
           </w:pPr>
-          <w:hyperlink w:anchor="_Toc243507636" w:history="1">
+          <w:hyperlink w:anchor="_Toc243507668" w:history="1">
             <w:r>
               <w:rPr>
                 <w:rStyle w:val="a5"/>
@@ -1668,7 +1668,7 @@
               <w:rPr>
                 <w:noProof/>
               </w:rPr>
-              <w:instrText xml:space="preserve"> PAGEREF _Toc243507636 \h </w:instrText>
+              <w:instrText xml:space="preserve"> PAGEREF _Toc243507668 \h </w:instrText>
             </w:r>
             <w:r>
               <w:rPr>
@@ -1710,7 +1710,7 @@
               <w14:ligatures w14:val="standardContextual"/>
             </w:rPr>
           </w:pPr>
-          <w:hyperlink w:anchor="_Toc243507637" w:history="1">
+          <w:hyperlink w:anchor="_Toc243507669" w:history="1">
             <w:r>
               <w:rPr>
                 <w:rStyle w:val="a5"/>
@@ -1734,7 +1734,7 @@
               <w:rPr>
                 <w:noProof/>
               </w:rPr>
-              <w:instrText xml:space="preserve"> PAGEREF _Toc243507637 \h </w:instrText>
+              <w:instrText xml:space="preserve"> PAGEREF _Toc243507669 \h </w:instrText>
             </w:r>
             <w:r>
               <w:rPr>
@@ -1776,7 +1776,7 @@
               <w14:ligatures w14:val="standardContextual"/>
             </w:rPr>
           </w:pPr>
-          <w:hyperlink w:anchor="_Toc243507638" w:history="1">
+          <w:hyperlink w:anchor="_Toc243507670" w:history="1">
             <w:r>
               <w:rPr>
                 <w:rStyle w:val="a5"/>
@@ -1800,7 +1800,7 @@
               <w:rPr>
                 <w:noProof/>
               </w:rPr>
-              <w:instrText xml:space="preserve"> PAGEREF _Toc243507638 \h </w:instrText>
+              <w:instrText xml:space="preserve"> PAGEREF _Toc243507670 \h </w:instrText>
             </w:r>
             <w:r>
               <w:rPr>
@@ -1844,7 +1844,7 @@
               <w14:ligatures w14:val="standardContextual"/>
             </w:rPr>
           </w:pPr>
-          <w:hyperlink w:anchor="_Toc243507639" w:history="1">
+          <w:hyperlink w:anchor="_Toc243507671" w:history="1">
             <w:r>
               <w:rPr>
                 <w:rStyle w:val="a5"/>
@@ -1868,7 +1868,7 @@
               <w:rPr>
                 <w:noProof/>
               </w:rPr>
-              <w:instrText xml:space="preserve"> PAGEREF _Toc243507639 \h </w:instrText>
+              <w:instrText xml:space="preserve"> PAGEREF _Toc243507671 \h </w:instrText>
             </w:r>
             <w:r>
               <w:rPr>
@@ -1910,7 +1910,7 @@
               <w14:ligatures w14:val="standardContextual"/>
             </w:rPr>
           </w:pPr>
-          <w:hyperlink w:anchor="_Toc243507640" w:history="1">
+          <w:hyperlink w:anchor="_Toc243507672" w:history="1">
             <w:r>
               <w:rPr>
                 <w:rStyle w:val="a5"/>
@@ -1934,7 +1934,7 @@
               <w:rPr>
                 <w:noProof/>
               </w:rPr>
-              <w:instrText xml:space="preserve"> PAGEREF _Toc243507640 \h </w:instrText>
+              <w:instrText xml:space="preserve"> PAGEREF _Toc243507672 \h </w:instrText>
             </w:r>
             <w:r>
               <w:rPr>
@@ -1976,7 +1976,7 @@
               <w14:ligatures w14:val="standardContextual"/>
             </w:rPr>
           </w:pPr>
-          <w:hyperlink w:anchor="_Toc243507641" w:history="1">
+          <w:hyperlink w:anchor="_Toc243507673" w:history="1">
             <w:r>
               <w:rPr>
                 <w:rStyle w:val="a5"/>
@@ -2000,7 +2000,7 @@
               <w:rPr>
                 <w:noProof/>
               </w:rPr>
-              <w:instrText xml:space="preserve"> PAGEREF _Toc243507641 \h </w:instrText>
+              <w:instrText xml:space="preserve"> PAGEREF _Toc243507673 \h </w:instrText>
             </w:r>
             <w:r>
               <w:rPr>
@@ -2042,7 +2042,7 @@
               <w14:ligatures w14:val="standardContextual"/>
             </w:rPr>
           </w:pPr>
-          <w:hyperlink w:anchor="_Toc243507642" w:history="1">
+          <w:hyperlink w:anchor="_Toc243507674" w:history="1">
             <w:r>
               <w:rPr>
                 <w:rStyle w:val="a5"/>
@@ -2066,7 +2066,7 @@
               <w:rPr>
                 <w:noProof/>
               </w:rPr>
-              <w:instrText xml:space="preserve"> PAGEREF _Toc243507642 \h </w:instrText>
+              <w:instrText xml:space="preserve"> PAGEREF _Toc243507674 \h </w:instrText>
             </w:r>
             <w:r>
               <w:rPr>
@@ -2110,7 +2110,7 @@
               <w14:ligatures w14:val="standardContextual"/>
             </w:rPr>
           </w:pPr>
-          <w:hyperlink w:anchor="_Toc243507643" w:history="1">
+          <w:hyperlink w:anchor="_Toc243507675" w:history="1">
             <w:r>
               <w:rPr>
                 <w:rStyle w:val="a5"/>
@@ -2134,7 +2134,7 @@
               <w:rPr>
                 <w:noProof/>
               </w:rPr>
-              <w:instrText xml:space="preserve"> PAGEREF _Toc243507643 \h </w:instrText>
+              <w:instrText xml:space="preserve"> PAGEREF _Toc243507675 \h </w:instrText>
             </w:r>
             <w:r>
               <w:rPr>
@@ -2176,7 +2176,7 @@
               <w14:ligatures w14:val="standardContextual"/>
             </w:rPr>
           </w:pPr>
-          <w:hyperlink w:anchor="_Toc243507644" w:history="1">
+          <w:hyperlink w:anchor="_Toc243507676" w:history="1">
             <w:r>
               <w:rPr>
                 <w:rStyle w:val="a5"/>
@@ -2200,7 +2200,7 @@
               <w:rPr>
                 <w:noProof/>
               </w:rPr>
-              <w:instrText xml:space="preserve"> PAGEREF _Toc243507644 \h </w:instrText>
+              <w:instrText xml:space="preserve"> PAGEREF _Toc243507676 \h </w:instrText>
             </w:r>
             <w:r>
               <w:rPr>
@@ -2242,7 +2242,7 @@
               <w14:ligatures w14:val="standardContextual"/>
             </w:rPr>
           </w:pPr>
-          <w:hyperlink w:anchor="_Toc243507645" w:history="1">
+          <w:hyperlink w:anchor="_Toc243507677" w:history="1">
             <w:r>
               <w:rPr>
                 <w:rStyle w:val="a5"/>
@@ -2266,7 +2266,7 @@
               <w:rPr>
                 <w:noProof/>
               </w:rPr>
-              <w:instrText xml:space="preserve"> PAGEREF _Toc243507645 \h </w:instrText>
+              <w:instrText xml:space="preserve"> PAGEREF _Toc243507677 \h </w:instrText>
             </w:r>
             <w:r>
               <w:rPr>
@@ -2308,7 +2308,7 @@
               <w14:ligatures w14:val="standardContextual"/>
             </w:rPr>
           </w:pPr>
-          <w:hyperlink w:anchor="_Toc243507646" w:history="1">
+          <w:hyperlink w:anchor="_Toc243507678" w:history="1">
             <w:r>
               <w:rPr>
                 <w:rStyle w:val="a5"/>
@@ -2332,7 +2332,7 @@
               <w:rPr>
                 <w:noProof/>
               </w:rPr>
-              <w:instrText xml:space="preserve"> PAGEREF _Toc243507646 \h </w:instrText>
+              <w:instrText xml:space="preserve"> PAGEREF _Toc243507678 \h </w:instrText>
             </w:r>
             <w:r>
               <w:rPr>
@@ -2376,7 +2376,7 @@
               <w14:ligatures w14:val="standardContextual"/>
             </w:rPr>
           </w:pPr>
-          <w:hyperlink w:anchor="_Toc243507647" w:history="1">
+          <w:hyperlink w:anchor="_Toc243507679" w:history="1">
             <w:r>
               <w:rPr>
                 <w:rStyle w:val="a5"/>
@@ -2400,7 +2400,7 @@
               <w:rPr>
                 <w:noProof/>
               </w:rPr>
-              <w:instrText xml:space="preserve"> PAGEREF _Toc243507647 \h </w:instrText>
+              <w:instrText xml:space="preserve"> PAGEREF _Toc243507679 \h </w:instrText>
             </w:r>
             <w:r>
               <w:rPr>
@@ -2442,7 +2442,7 @@
               <w14:ligatures w14:val="standardContextual"/>
             </w:rPr>
           </w:pPr>
-          <w:hyperlink w:anchor="_Toc243507648" w:history="1">
+          <w:hyperlink w:anchor="_Toc243507680" w:history="1">
             <w:r>
               <w:rPr>
                 <w:rStyle w:val="a5"/>
@@ -2466,7 +2466,7 @@
               <w:rPr>
                 <w:noProof/>
               </w:rPr>
-              <w:instrText xml:space="preserve"> PAGEREF _Toc243507648 \h </w:instrText>
+              <w:instrText xml:space="preserve"> PAGEREF _Toc243507680 \h </w:instrText>
             </w:r>
             <w:r>
               <w:rPr>
@@ -2508,7 +2508,7 @@
               <w14:ligatures w14:val="standardContextual"/>
             </w:rPr>
           </w:pPr>
-          <w:hyperlink w:anchor="_Toc243507649" w:history="1">
+          <w:hyperlink w:anchor="_Toc243507681" w:history="1">
             <w:r>
               <w:rPr>
                 <w:rStyle w:val="a5"/>
@@ -2532,7 +2532,7 @@
               <w:rPr>
                 <w:noProof/>
               </w:rPr>
-              <w:instrText xml:space="preserve"> PAGEREF _Toc243507649 \h </w:instrText>
+              <w:instrText xml:space="preserve"> PAGEREF _Toc243507681 \h </w:instrText>
             </w:r>
             <w:r>
               <w:rPr>
@@ -2574,7 +2574,7 @@
               <w14:ligatures w14:val="standardContextual"/>
             </w:rPr>
           </w:pPr>
-          <w:hyperlink w:anchor="_Toc243507650" w:history="1">
+          <w:hyperlink w:anchor="_Toc243507682" w:history="1">
             <w:r>
               <w:rPr>
                 <w:rStyle w:val="a5"/>
@@ -2598,7 +2598,7 @@
               <w:rPr>
                 <w:noProof/>
               </w:rPr>
-              <w:instrText xml:space="preserve"> PAGEREF _Toc243507650 \h </w:instrText>
+              <w:instrText xml:space="preserve"> PAGEREF _Toc243507682 \h </w:instrText>
             </w:r>
             <w:r>
               <w:rPr>
@@ -2640,7 +2640,7 @@
               <w14:ligatures w14:val="standardContextual"/>
             </w:rPr>
           </w:pPr>
-          <w:hyperlink w:anchor="_Toc243507651" w:history="1">
+          <w:hyperlink w:anchor="_Toc243507683" w:history="1">
             <w:r>
               <w:rPr>
                 <w:rStyle w:val="a5"/>
@@ -2664,7 +2664,7 @@
               <w:rPr>
                 <w:noProof/>
               </w:rPr>
-              <w:instrText xml:space="preserve"> PAGEREF _Toc243507651 \h </w:instrText>
+              <w:instrText xml:space="preserve"> PAGEREF _Toc243507683 \h </w:instrText>
             </w:r>
             <w:r>
               <w:rPr>
@@ -2708,7 +2708,7 @@
               <w14:ligatures w14:val="standardContextual"/>
             </w:rPr>
           </w:pPr>
-          <w:hyperlink w:anchor="_Toc243507652" w:history="1">
+          <w:hyperlink w:anchor="_Toc243507684" w:history="1">
             <w:r>
               <w:rPr>
                 <w:rStyle w:val="a5"/>
@@ -2732,7 +2732,7 @@
               <w:rPr>
                 <w:noProof/>
               </w:rPr>
-              <w:instrText xml:space="preserve"> PAGEREF _Toc243507652 \h </w:instrText>
+              <w:instrText xml:space="preserve"> PAGEREF _Toc243507684 \h </w:instrText>
             </w:r>
             <w:r>
               <w:rPr>
@@ -2774,7 +2774,7 @@
               <w14:ligatures w14:val="standardContextual"/>
             </w:rPr>
           </w:pPr>
-          <w:hyperlink w:anchor="_Toc243507653" w:history="1">
+          <w:hyperlink w:anchor="_Toc243507685" w:history="1">
             <w:r>
               <w:rPr>
                 <w:rStyle w:val="a5"/>
@@ -2798,7 +2798,7 @@
               <w:rPr>
                 <w:noProof/>
               </w:rPr>
-              <w:instrText xml:space="preserve"> PAGEREF _Toc243507653 \h </w:instrText>
+              <w:instrText xml:space="preserve"> PAGEREF _Toc243507685 \h </w:instrText>
             </w:r>
             <w:r>
               <w:rPr>
@@ -2840,7 +2840,7 @@
               <w14:ligatures w14:val="standardContextual"/>
             </w:rPr>
           </w:pPr>
-          <w:hyperlink w:anchor="_Toc243507654" w:history="1">
+          <w:hyperlink w:anchor="_Toc243507686" w:history="1">
             <w:r>
               <w:rPr>
                 <w:rStyle w:val="a5"/>
@@ -2864,7 +2864,7 @@
               <w:rPr>
                 <w:noProof/>
               </w:rPr>
-              <w:instrText xml:space="preserve"> PAGEREF _Toc243507654 \h </w:instrText>
+              <w:instrText xml:space="preserve"> PAGEREF _Toc243507686 \h </w:instrText>
             </w:r>
             <w:r>
               <w:rPr>
@@ -2906,7 +2906,7 @@
               <w14:ligatures w14:val="standardContextual"/>
             </w:rPr>
           </w:pPr>
-          <w:hyperlink w:anchor="_Toc243507655" w:history="1">
+          <w:hyperlink w:anchor="_Toc243507687" w:history="1">
             <w:r>
               <w:rPr>
                 <w:rStyle w:val="a5"/>
@@ -2930,7 +2930,7 @@
               <w:rPr>
                 <w:noProof/>
               </w:rPr>
-              <w:instrText xml:space="preserve"> PAGEREF _Toc243507655 \h </w:instrText>
+              <w:instrText xml:space="preserve"> PAGEREF _Toc243507687 \h </w:instrText>
             </w:r>
             <w:r>
               <w:rPr>
@@ -2974,7 +2974,7 @@
               <w14:ligatures w14:val="standardContextual"/>
             </w:rPr>
           </w:pPr>
-          <w:hyperlink w:anchor="_Toc243507656" w:history="1">
+          <w:hyperlink w:anchor="_Toc243507688" w:history="1">
             <w:r>
               <w:rPr>
                 <w:rStyle w:val="a5"/>
@@ -2998,7 +2998,7 @@
               <w:rPr>
                 <w:noProof/>
               </w:rPr>
-              <w:instrText xml:space="preserve"> PAGEREF _Toc243507656 \h </w:instrText>
+              <w:instrText xml:space="preserve"> PAGEREF _Toc243507688 \h </w:instrText>
             </w:r>
             <w:r>
               <w:rPr>
@@ -3040,7 +3040,7 @@
               <w14:ligatures w14:val="standardContextual"/>
             </w:rPr>
           </w:pPr>
-          <w:hyperlink w:anchor="_Toc243507657" w:history="1">
+          <w:hyperlink w:anchor="_Toc243507689" w:history="1">
             <w:r>
               <w:rPr>
                 <w:rStyle w:val="a5"/>
@@ -3064,7 +3064,7 @@
               <w:rPr>
                 <w:noProof/>
               </w:rPr>
-              <w:instrText xml:space="preserve"> PAGEREF _Toc243507657 \h </w:instrText>
+              <w:instrText xml:space="preserve"> PAGEREF _Toc243507689 \h </w:instrText>
             </w:r>
             <w:r>
               <w:rPr>
@@ -3106,7 +3106,7 @@
               <w14:ligatures w14:val="standardContextual"/>
             </w:rPr>
           </w:pPr>
-          <w:hyperlink w:anchor="_Toc243507658" w:history="1">
+          <w:hyperlink w:anchor="_Toc243507690" w:history="1">
             <w:r>
               <w:rPr>
                 <w:rStyle w:val="a5"/>
@@ -3130,7 +3130,7 @@
               <w:rPr>
                 <w:noProof/>
               </w:rPr>
-              <w:instrText xml:space="preserve"> PAGEREF _Toc243507658 \h </w:instrText>
+              <w:instrText xml:space="preserve"> PAGEREF _Toc243507690 \h </w:instrText>
             </w:r>
             <w:r>
               <w:rPr>
@@ -3172,7 +3172,7 @@
               <w14:ligatures w14:val="standardContextual"/>
             </w:rPr>
           </w:pPr>
-          <w:hyperlink w:anchor="_Toc243507659" w:history="1">
+          <w:hyperlink w:anchor="_Toc243507691" w:history="1">
             <w:r>
               <w:rPr>
                 <w:rStyle w:val="a5"/>
@@ -3196,7 +3196,7 @@
               <w:rPr>
                 <w:noProof/>
               </w:rPr>
-              <w:instrText xml:space="preserve"> PAGEREF _Toc243507659 \h </w:instrText>
+              <w:instrText xml:space="preserve"> PAGEREF _Toc243507691 \h </w:instrText>
             </w:r>
             <w:r>
               <w:rPr>
@@ -3238,7 +3238,7 @@
               <w14:ligatures w14:val="standardContextual"/>
             </w:rPr>
           </w:pPr>
-          <w:hyperlink w:anchor="_Toc243507660" w:history="1">
+          <w:hyperlink w:anchor="_Toc243507692" w:history="1">
             <w:r>
               <w:rPr>
                 <w:rStyle w:val="a5"/>
@@ -3262,7 +3262,7 @@
               <w:rPr>
                 <w:noProof/>
               </w:rPr>
-              <w:instrText xml:space="preserve"> PAGEREF _Toc243507660 \h </w:instrText>
+              <w:instrText xml:space="preserve"> PAGEREF _Toc243507692 \h </w:instrText>
             </w:r>
             <w:r>
               <w:rPr>
@@ -3304,7 +3304,7 @@
               <w14:ligatures w14:val="standardContextual"/>
             </w:rPr>
           </w:pPr>
-          <w:hyperlink w:anchor="_Toc243507661" w:history="1">
+          <w:hyperlink w:anchor="_Toc243507693" w:history="1">
             <w:r>
               <w:rPr>
                 <w:rStyle w:val="a5"/>
@@ -3328,7 +3328,7 @@
               <w:rPr>
                 <w:noProof/>
               </w:rPr>
-              <w:instrText xml:space="preserve"> PAGEREF _Toc243507661 \h </w:instrText>
+              <w:instrText xml:space="preserve"> PAGEREF _Toc243507693 \h </w:instrText>
             </w:r>
             <w:r>
               <w:rPr>
@@ -3370,7 +3370,7 @@
               <w14:ligatures w14:val="standardContextual"/>
             </w:rPr>
           </w:pPr>
-          <w:hyperlink w:anchor="_Toc243507662" w:history="1">
+          <w:hyperlink w:anchor="_Toc243507694" w:history="1">
             <w:r>
               <w:rPr>
                 <w:rStyle w:val="a5"/>
@@ -3394,7 +3394,7 @@
               <w:rPr>
                 <w:noProof/>
               </w:rPr>
-              <w:instrText xml:space="preserve"> PAGEREF _Toc243507662 \h </w:instrText>
+              <w:instrText xml:space="preserve"> PAGEREF _Toc243507694 \h </w:instrText>
             </w:r>
             <w:r>
               <w:rPr>
@@ -3436,7 +3436,7 @@
               <w14:ligatures w14:val="standardContextual"/>
             </w:rPr>
           </w:pPr>
-          <w:hyperlink w:anchor="_Toc243507663" w:history="1">
+          <w:hyperlink w:anchor="_Toc243507695" w:history="1">
             <w:r>
               <w:rPr>
                 <w:rStyle w:val="a5"/>
@@ -3460,7 +3460,7 @@
               <w:rPr>
                 <w:noProof/>
               </w:rPr>
-              <w:instrText xml:space="preserve"> PAGEREF _Toc243507663 \h </w:instrText>
+              <w:instrText xml:space="preserve"> PAGEREF _Toc243507695 \h </w:instrText>
             </w:r>
             <w:r>
               <w:rPr>
@@ -3504,7 +3504,7 @@
               <w14:ligatures w14:val="standardContextual"/>
             </w:rPr>
           </w:pPr>
-          <w:hyperlink w:anchor="_Toc243507664" w:history="1">
+          <w:hyperlink w:anchor="_Toc243507696" w:history="1">
             <w:r>
               <w:rPr>
                 <w:rStyle w:val="a5"/>
@@ -3528,7 +3528,7 @@
               <w:rPr>
                 <w:noProof/>
               </w:rPr>
-              <w:instrText xml:space="preserve"> PAGEREF _Toc243507664 \h </w:instrText>
+              <w:instrText xml:space="preserve"> PAGEREF _Toc243507696 \h </w:instrText>
             </w:r>
             <w:r>
               <w:rPr>
@@ -3572,7 +3572,7 @@
               <w14:ligatures w14:val="standardContextual"/>
             </w:rPr>
           </w:pPr>
-          <w:hyperlink w:anchor="_Toc243507665" w:history="1">
+          <w:hyperlink w:anchor="_Toc243507697" w:history="1">
             <w:r>
               <w:rPr>
                 <w:rStyle w:val="a5"/>
@@ -3596,7 +3596,7 @@
               <w:rPr>
                 <w:noProof/>
               </w:rPr>
-              <w:instrText xml:space="preserve"> PAGEREF _Toc243507665 \h </w:instrText>
+              <w:instrText xml:space="preserve"> PAGEREF _Toc243507697 \h </w:instrText>
             </w:r>
             <w:r>
               <w:rPr>
@@ -3638,7 +3638,7 @@
               <w14:ligatures w14:val="standardContextual"/>
             </w:rPr>
           </w:pPr>
-          <w:hyperlink w:anchor="_Toc243507666" w:history="1">
+          <w:hyperlink w:anchor="_Toc243507698" w:history="1">
             <w:r>
               <w:rPr>
                 <w:rStyle w:val="a5"/>
@@ -3662,7 +3662,7 @@
               <w:rPr>
                 <w:noProof/>
               </w:rPr>
-              <w:instrText xml:space="preserve"> PAGEREF _Toc243507666 \h </w:instrText>
+              <w:instrText xml:space="preserve"> PAGEREF _Toc243507698 \h </w:instrText>
             </w:r>
             <w:r>
               <w:rPr>
@@ -3706,7 +3706,7 @@
               <w14:ligatures w14:val="standardContextual"/>
             </w:rPr>
           </w:pPr>
-          <w:hyperlink w:anchor="_Toc243507667" w:history="1">
+          <w:hyperlink w:anchor="_Toc243507699" w:history="1">
             <w:r>
               <w:rPr>
                 <w:rStyle w:val="a5"/>
@@ -3730,7 +3730,7 @@
               <w:rPr>
                 <w:noProof/>
               </w:rPr>
-              <w:instrText xml:space="preserve"> PAGEREF _Toc243507667 \h </w:instrText>
+              <w:instrText xml:space="preserve"> PAGEREF _Toc243507699 \h </w:instrText>
             </w:r>
             <w:r>
               <w:rPr>
@@ -3772,7 +3772,7 @@
               <w14:ligatures w14:val="standardContextual"/>
             </w:rPr>
           </w:pPr>
-          <w:hyperlink w:anchor="_Toc243507668" w:history="1">
+          <w:hyperlink w:anchor="_Toc243507700" w:history="1">
             <w:r>
               <w:rPr>
                 <w:rStyle w:val="a5"/>
@@ -3796,7 +3796,7 @@
               <w:rPr>
                 <w:noProof/>
               </w:rPr>
-              <w:instrText xml:space="preserve"> PAGEREF _Toc243507668 \h </w:instrText>
+              <w:instrText xml:space="preserve"> PAGEREF _Toc243507700 \h </w:instrText>
             </w:r>
             <w:r>
               <w:rPr>
@@ -3840,7 +3840,7 @@
               <w14:ligatures w14:val="standardContextual"/>
             </w:rPr>
           </w:pPr>
-          <w:hyperlink w:anchor="_Toc243507669" w:history="1">
+          <w:hyperlink w:anchor="_Toc243507701" w:history="1">
             <w:r>
               <w:rPr>
                 <w:rStyle w:val="a5"/>
@@ -3864,7 +3864,7 @@
               <w:rPr>
                 <w:noProof/>
               </w:rPr>
-              <w:instrText xml:space="preserve"> PAGEREF _Toc243507669 \h </w:instrText>
+              <w:instrText xml:space="preserve"> PAGEREF _Toc243507701 \h </w:instrText>
             </w:r>
             <w:r>
               <w:rPr>
@@ -3908,7 +3908,7 @@
               <w14:ligatures w14:val="standardContextual"/>
             </w:rPr>
           </w:pPr>
-          <w:hyperlink w:anchor="_Toc243507670" w:history="1">
+          <w:hyperlink w:anchor="_Toc243507702" w:history="1">
             <w:r>
               <w:rPr>
                 <w:rStyle w:val="a5"/>
@@ -3932,7 +3932,7 @@
               <w:rPr>
                 <w:noProof/>
               </w:rPr>
-              <w:instrText xml:space="preserve"> PAGEREF _Toc243507670 \h </w:instrText>
+              <w:instrText xml:space="preserve"> PAGEREF _Toc243507702 \h </w:instrText>
             </w:r>
             <w:r>
               <w:rPr>
@@ -3974,7 +3974,7 @@
               <w14:ligatures w14:val="standardContextual"/>
             </w:rPr>
           </w:pPr>
-          <w:hyperlink w:anchor="_Toc243507671" w:history="1">
+          <w:hyperlink w:anchor="_Toc243507703" w:history="1">
             <w:r>
               <w:rPr>
                 <w:rStyle w:val="a5"/>
@@ -3998,7 +3998,7 @@
               <w:rPr>
                 <w:noProof/>
               </w:rPr>
-              <w:instrText xml:space="preserve"> PAGEREF _Toc243507671 \h </w:instrText>
+              <w:instrText xml:space="preserve"> PAGEREF _Toc243507703 \h </w:instrText>
             </w:r>
             <w:r>
               <w:rPr>
@@ -4040,7 +4040,7 @@
               <w14:ligatures w14:val="standardContextual"/>
             </w:rPr>
           </w:pPr>
-          <w:hyperlink w:anchor="_Toc243507672" w:history="1">
+          <w:hyperlink w:anchor="_Toc243507704" w:history="1">
             <w:r>
               <w:rPr>
                 <w:rStyle w:val="a5"/>
@@ -4064,7 +4064,7 @@
               <w:rPr>
                 <w:noProof/>
               </w:rPr>
-              <w:instrText xml:space="preserve"> PAGEREF _Toc243507672 \h </w:instrText>
+              <w:instrText xml:space="preserve"> PAGEREF _Toc243507704 \h </w:instrText>
             </w:r>
             <w:r>
               <w:rPr>
@@ -4106,7 +4106,7 @@
               <w14:ligatures w14:val="standardContextual"/>
             </w:rPr>
           </w:pPr>
-          <w:hyperlink w:anchor="_Toc243507673" w:history="1">
+          <w:hyperlink w:anchor="_Toc243507705" w:history="1">
             <w:r>
               <w:rPr>
                 <w:rStyle w:val="a5"/>
@@ -4130,7 +4130,7 @@
               <w:rPr>
                 <w:noProof/>
               </w:rPr>
-              <w:instrText xml:space="preserve"> PAGEREF _Toc243507673 \h </w:instrText>
+              <w:instrText xml:space="preserve"> PAGEREF _Toc243507705 \h </w:instrText>
             </w:r>
             <w:r>
               <w:rPr>
@@ -4172,7 +4172,7 @@
               <w14:ligatures w14:val="standardContextual"/>
             </w:rPr>
           </w:pPr>
-          <w:hyperlink w:anchor="_Toc243507674" w:history="1">
+          <w:hyperlink w:anchor="_Toc243507706" w:history="1">
             <w:r>
               <w:rPr>
                 <w:rStyle w:val="a5"/>
@@ -4196,7 +4196,7 @@
               <w:rPr>
                 <w:noProof/>
               </w:rPr>
-              <w:instrText xml:space="preserve"> PAGEREF _Toc243507674 \h </w:instrText>
+              <w:instrText xml:space="preserve"> PAGEREF _Toc243507706 \h </w:instrText>
             </w:r>
             <w:r>
               <w:rPr>
@@ -4235,7 +4235,7 @@
         <w:pStyle w:val="1"/>
         <w:pageBreakBefore/>
       </w:pPr>
-      <w:bookmarkStart w:id="0" w:name="_Toc243507615"/>
+      <w:bookmarkStart w:id="0" w:name="_Toc243507647"/>
       <w:r>
         <w:lastRenderedPageBreak/>
         <w:t xml:space="preserve">1. </w:t>
@@ -4328,7 +4328,7 @@
       <w:pPr>
         <w:pStyle w:val="2"/>
       </w:pPr>
-      <w:bookmarkStart w:id="1" w:name="_Toc243507616"/>
+      <w:bookmarkStart w:id="1" w:name="_Toc243507648"/>
       <w:r>
         <w:t xml:space="preserve">1.1 </w:t>
       </w:r>
@@ -4401,7 +4401,7 @@
       <w:pPr>
         <w:pStyle w:val="2"/>
       </w:pPr>
-      <w:bookmarkStart w:id="2" w:name="_Toc243507617"/>
+      <w:bookmarkStart w:id="2" w:name="_Toc243507649"/>
       <w:r>
         <w:t xml:space="preserve">1.2 </w:t>
       </w:r>
@@ -4503,7 +4503,7 @@
         <w:pStyle w:val="1"/>
         <w:pageBreakBefore/>
       </w:pPr>
-      <w:bookmarkStart w:id="3" w:name="_Toc243507618"/>
+      <w:bookmarkStart w:id="3" w:name="_Toc243507650"/>
       <w:r>
         <w:lastRenderedPageBreak/>
         <w:t xml:space="preserve">2. </w:t>
@@ -4517,7 +4517,7 @@
       <w:pPr>
         <w:pStyle w:val="2"/>
       </w:pPr>
-      <w:bookmarkStart w:id="4" w:name="_Toc243507619"/>
+      <w:bookmarkStart w:id="4" w:name="_Toc243507651"/>
       <w:r>
         <w:t xml:space="preserve">2.1 </w:t>
       </w:r>
@@ -4616,7 +4616,7 @@
       <w:pPr>
         <w:pStyle w:val="2"/>
       </w:pPr>
-      <w:bookmarkStart w:id="5" w:name="_Toc243507620"/>
+      <w:bookmarkStart w:id="5" w:name="_Toc243507652"/>
       <w:r>
         <w:t xml:space="preserve">2.2 </w:t>
       </w:r>
@@ -4688,7 +4688,7 @@
       <w:pPr>
         <w:pStyle w:val="2"/>
       </w:pPr>
-      <w:bookmarkStart w:id="6" w:name="_Toc243507621"/>
+      <w:bookmarkStart w:id="6" w:name="_Toc243507653"/>
       <w:r>
         <w:t xml:space="preserve">2.3 </w:t>
       </w:r>
@@ -4809,7 +4809,7 @@
         <w:pStyle w:val="1"/>
         <w:pageBreakBefore/>
       </w:pPr>
-      <w:bookmarkStart w:id="7" w:name="_Toc243507622"/>
+      <w:bookmarkStart w:id="7" w:name="_Toc243507654"/>
       <w:r>
         <w:lastRenderedPageBreak/>
         <w:t xml:space="preserve">3. </w:t>
@@ -4823,7 +4823,7 @@
       <w:pPr>
         <w:pStyle w:val="2"/>
       </w:pPr>
-      <w:bookmarkStart w:id="8" w:name="_Toc243507623"/>
+      <w:bookmarkStart w:id="8" w:name="_Toc243507655"/>
       <w:r>
         <w:t xml:space="preserve">3.1 </w:t>
       </w:r>
@@ -4896,7 +4896,7 @@
           <w:left w:w="10" w:type="dxa"/>
           <w:right w:w="10" w:type="dxa"/>
         </w:tblCellMar>
-        <w:tblLook w:val="0000" w:firstRow="0" w:lastRow="0" w:firstColumn="0" w:lastColumn="0" w:noHBand="0" w:noVBand="0"/>
+        <w:tblLook w:val="04A0" w:firstRow="1" w:lastRow="0" w:firstColumn="1" w:lastColumn="0" w:noHBand="0" w:noVBand="1"/>
       </w:tblPr>
       <w:tblGrid>
         <w:gridCol w:w="2700"/>
@@ -5697,10 +5697,10 @@
           <w:noProof/>
         </w:rPr>
         <w:drawing>
-          <wp:inline distT="0" distB="0" distL="0" distR="0">
+          <wp:inline distT="0" distB="0" distL="0" distR="0" wp14:anchorId="345F7770" wp14:editId="4D75D822">
             <wp:extent cx="6096000" cy="3238500"/>
             <wp:effectExtent l="0" t="0" r="0" b="0"/>
-            <wp:docPr id="2088366666" name="図 2088366666"/>
+            <wp:docPr id="2075079030" name="図 2075079030"/>
             <wp:cNvGraphicFramePr>
               <a:graphicFrameLocks xmlns:a="http://schemas.openxmlformats.org/drawingml/2006/main" noChangeAspect="1"/>
             </wp:cNvGraphicFramePr>
@@ -5771,7 +5771,7 @@
       <w:pPr>
         <w:pStyle w:val="2"/>
       </w:pPr>
-      <w:bookmarkStart w:id="9" w:name="_Toc243507624"/>
+      <w:bookmarkStart w:id="9" w:name="_Toc243507656"/>
       <w:r>
         <w:t xml:space="preserve">3.2 </w:t>
       </w:r>
@@ -5796,7 +5796,7 @@
           <w:left w:w="10" w:type="dxa"/>
           <w:right w:w="10" w:type="dxa"/>
         </w:tblCellMar>
-        <w:tblLook w:val="0000" w:firstRow="0" w:lastRow="0" w:firstColumn="0" w:lastColumn="0" w:noHBand="0" w:noVBand="0"/>
+        <w:tblLook w:val="04A0" w:firstRow="1" w:lastRow="0" w:firstColumn="1" w:lastColumn="0" w:noHBand="0" w:noVBand="1"/>
       </w:tblPr>
       <w:tblGrid>
         <w:gridCol w:w="2800"/>
@@ -6254,7 +6254,7 @@
       <w:pPr>
         <w:pStyle w:val="2"/>
       </w:pPr>
-      <w:bookmarkStart w:id="10" w:name="_Toc243507625"/>
+      <w:bookmarkStart w:id="10" w:name="_Toc243507657"/>
       <w:r>
         <w:t xml:space="preserve">3.3 </w:t>
       </w:r>
@@ -6435,7 +6435,7 @@
       <w:pPr>
         <w:pStyle w:val="2"/>
       </w:pPr>
-      <w:bookmarkStart w:id="11" w:name="_Toc243507626"/>
+      <w:bookmarkStart w:id="11" w:name="_Toc243507658"/>
       <w:r>
         <w:t xml:space="preserve">3.4 </w:t>
       </w:r>
@@ -6494,7 +6494,7 @@
         <w:pStyle w:val="1"/>
         <w:pageBreakBefore/>
       </w:pPr>
-      <w:bookmarkStart w:id="12" w:name="_Toc243507627"/>
+      <w:bookmarkStart w:id="12" w:name="_Toc243507659"/>
       <w:r>
         <w:lastRenderedPageBreak/>
         <w:t xml:space="preserve">4. </w:t>
@@ -6514,10 +6514,10 @@
           <w:noProof/>
         </w:rPr>
         <w:drawing>
-          <wp:inline distT="0" distB="0" distL="0" distR="0">
+          <wp:inline distT="0" distB="0" distL="0" distR="0" wp14:anchorId="3CF15F07" wp14:editId="12D75EBF">
             <wp:extent cx="6096000" cy="1428750"/>
             <wp:effectExtent l="0" t="0" r="0" b="0"/>
-            <wp:docPr id="2081322465" name="図 2081322465"/>
+            <wp:docPr id="2092091756" name="図 2092091756"/>
             <wp:cNvGraphicFramePr>
               <a:graphicFrameLocks xmlns:a="http://schemas.openxmlformats.org/drawingml/2006/main" noChangeAspect="1"/>
             </wp:cNvGraphicFramePr>
@@ -6601,7 +6601,7 @@
       <w:pPr>
         <w:pStyle w:val="2"/>
       </w:pPr>
-      <w:bookmarkStart w:id="13" w:name="_Toc243507628"/>
+      <w:bookmarkStart w:id="13" w:name="_Toc243507660"/>
       <w:r>
         <w:t xml:space="preserve">4.1 </w:t>
       </w:r>
@@ -6626,7 +6626,7 @@
           <w:left w:w="10" w:type="dxa"/>
           <w:right w:w="10" w:type="dxa"/>
         </w:tblCellMar>
-        <w:tblLook w:val="0000" w:firstRow="0" w:lastRow="0" w:firstColumn="0" w:lastColumn="0" w:noHBand="0" w:noVBand="0"/>
+        <w:tblLook w:val="04A0" w:firstRow="1" w:lastRow="0" w:firstColumn="1" w:lastColumn="0" w:noHBand="0" w:noVBand="1"/>
       </w:tblPr>
       <w:tblGrid>
         <w:gridCol w:w="3600"/>
@@ -7356,7 +7356,7 @@
       <w:pPr>
         <w:pStyle w:val="2"/>
       </w:pPr>
-      <w:bookmarkStart w:id="14" w:name="_Toc243507629"/>
+      <w:bookmarkStart w:id="14" w:name="_Toc243507661"/>
       <w:r>
         <w:t xml:space="preserve">4.2 </w:t>
       </w:r>
@@ -7381,7 +7381,7 @@
           <w:left w:w="10" w:type="dxa"/>
           <w:right w:w="10" w:type="dxa"/>
         </w:tblCellMar>
-        <w:tblLook w:val="0000" w:firstRow="0" w:lastRow="0" w:firstColumn="0" w:lastColumn="0" w:noHBand="0" w:noVBand="0"/>
+        <w:tblLook w:val="04A0" w:firstRow="1" w:lastRow="0" w:firstColumn="1" w:lastColumn="0" w:noHBand="0" w:noVBand="1"/>
       </w:tblPr>
       <w:tblGrid>
         <w:gridCol w:w="3000"/>
@@ -8193,7 +8193,7 @@
       <w:pPr>
         <w:pStyle w:val="2"/>
       </w:pPr>
-      <w:bookmarkStart w:id="15" w:name="_Toc243507630"/>
+      <w:bookmarkStart w:id="15" w:name="_Toc243507662"/>
       <w:r>
         <w:t xml:space="preserve">4.3 </w:t>
       </w:r>
@@ -8218,7 +8218,7 @@
           <w:left w:w="10" w:type="dxa"/>
           <w:right w:w="10" w:type="dxa"/>
         </w:tblCellMar>
-        <w:tblLook w:val="0000" w:firstRow="0" w:lastRow="0" w:firstColumn="0" w:lastColumn="0" w:noHBand="0" w:noVBand="0"/>
+        <w:tblLook w:val="04A0" w:firstRow="1" w:lastRow="0" w:firstColumn="1" w:lastColumn="0" w:noHBand="0" w:noVBand="1"/>
       </w:tblPr>
       <w:tblGrid>
         <w:gridCol w:w="3400"/>
@@ -8741,7 +8741,7 @@
       <w:pPr>
         <w:pStyle w:val="2"/>
       </w:pPr>
-      <w:bookmarkStart w:id="16" w:name="_Toc243507631"/>
+      <w:bookmarkStart w:id="16" w:name="_Toc243507663"/>
       <w:r>
         <w:lastRenderedPageBreak/>
         <w:t xml:space="preserve">4.4 AF </w:t>
@@ -8784,7 +8784,7 @@
       <w:pPr>
         <w:pStyle w:val="2"/>
       </w:pPr>
-      <w:bookmarkStart w:id="17" w:name="_Toc243507632"/>
+      <w:bookmarkStart w:id="17" w:name="_Toc243507664"/>
       <w:r>
         <w:t xml:space="preserve">4.5 </w:t>
       </w:r>
@@ -8809,7 +8809,7 @@
           <w:left w:w="10" w:type="dxa"/>
           <w:right w:w="10" w:type="dxa"/>
         </w:tblCellMar>
-        <w:tblLook w:val="0000" w:firstRow="0" w:lastRow="0" w:firstColumn="0" w:lastColumn="0" w:noHBand="0" w:noVBand="0"/>
+        <w:tblLook w:val="04A0" w:firstRow="1" w:lastRow="0" w:firstColumn="1" w:lastColumn="0" w:noHBand="0" w:noVBand="1"/>
       </w:tblPr>
       <w:tblGrid>
         <w:gridCol w:w="2400"/>
@@ -9133,7 +9133,7 @@
       <w:pPr>
         <w:pStyle w:val="2"/>
       </w:pPr>
-      <w:bookmarkStart w:id="18" w:name="_Toc243507633"/>
+      <w:bookmarkStart w:id="18" w:name="_Toc243507665"/>
       <w:r>
         <w:t xml:space="preserve">4.6 </w:t>
       </w:r>
@@ -9179,7 +9179,7 @@
         <w:pStyle w:val="1"/>
         <w:pageBreakBefore/>
       </w:pPr>
-      <w:bookmarkStart w:id="19" w:name="_Toc243507634"/>
+      <w:bookmarkStart w:id="19" w:name="_Toc243507666"/>
       <w:r>
         <w:lastRenderedPageBreak/>
         <w:t xml:space="preserve">5. </w:t>
@@ -9193,7 +9193,7 @@
       <w:pPr>
         <w:pStyle w:val="2"/>
       </w:pPr>
-      <w:bookmarkStart w:id="20" w:name="_Toc243507635"/>
+      <w:bookmarkStart w:id="20" w:name="_Toc243507667"/>
       <w:r>
         <w:t xml:space="preserve">5.1 </w:t>
       </w:r>
@@ -9304,7 +9304,7 @@
       <w:pPr>
         <w:pStyle w:val="2"/>
       </w:pPr>
-      <w:bookmarkStart w:id="21" w:name="_Toc243507636"/>
+      <w:bookmarkStart w:id="21" w:name="_Toc243507668"/>
       <w:r>
         <w:t xml:space="preserve">5.2 </w:t>
       </w:r>
@@ -9366,7 +9366,7 @@
       <w:pPr>
         <w:pStyle w:val="2"/>
       </w:pPr>
-      <w:bookmarkStart w:id="22" w:name="_Toc243507637"/>
+      <w:bookmarkStart w:id="22" w:name="_Toc243507669"/>
       <w:r>
         <w:t xml:space="preserve">5.3 </w:t>
       </w:r>
@@ -9410,7 +9410,7 @@
       <w:pPr>
         <w:pStyle w:val="2"/>
       </w:pPr>
-      <w:bookmarkStart w:id="23" w:name="_Toc243507638"/>
+      <w:bookmarkStart w:id="23" w:name="_Toc243507670"/>
       <w:r>
         <w:t xml:space="preserve">5.4 VFO </w:t>
       </w:r>
@@ -9435,7 +9435,7 @@
           <w:left w:w="10" w:type="dxa"/>
           <w:right w:w="10" w:type="dxa"/>
         </w:tblCellMar>
-        <w:tblLook w:val="0000" w:firstRow="0" w:lastRow="0" w:firstColumn="0" w:lastColumn="0" w:noHBand="0" w:noVBand="0"/>
+        <w:tblLook w:val="04A0" w:firstRow="1" w:lastRow="0" w:firstColumn="1" w:lastColumn="0" w:noHBand="0" w:noVBand="1"/>
       </w:tblPr>
       <w:tblGrid>
         <w:gridCol w:w="2400"/>
@@ -9864,7 +9864,7 @@
         <w:pStyle w:val="1"/>
         <w:pageBreakBefore/>
       </w:pPr>
-      <w:bookmarkStart w:id="24" w:name="_Toc243507639"/>
+      <w:bookmarkStart w:id="24" w:name="_Toc243507671"/>
       <w:r>
         <w:lastRenderedPageBreak/>
         <w:t xml:space="preserve">6. </w:t>
@@ -9878,7 +9878,7 @@
       <w:pPr>
         <w:pStyle w:val="2"/>
       </w:pPr>
-      <w:bookmarkStart w:id="25" w:name="_Toc243507640"/>
+      <w:bookmarkStart w:id="25" w:name="_Toc243507672"/>
       <w:r>
         <w:t xml:space="preserve">6.1 WF </w:t>
       </w:r>
@@ -9915,7 +9915,7 @@
       <w:pPr>
         <w:pStyle w:val="2"/>
       </w:pPr>
-      <w:bookmarkStart w:id="26" w:name="_Toc243507641"/>
+      <w:bookmarkStart w:id="26" w:name="_Toc243507673"/>
       <w:r>
         <w:t xml:space="preserve">6.2 </w:t>
       </w:r>
@@ -9940,7 +9940,7 @@
           <w:left w:w="10" w:type="dxa"/>
           <w:right w:w="10" w:type="dxa"/>
         </w:tblCellMar>
-        <w:tblLook w:val="0000" w:firstRow="0" w:lastRow="0" w:firstColumn="0" w:lastColumn="0" w:noHBand="0" w:noVBand="0"/>
+        <w:tblLook w:val="04A0" w:firstRow="1" w:lastRow="0" w:firstColumn="1" w:lastColumn="0" w:noHBand="0" w:noVBand="1"/>
       </w:tblPr>
       <w:tblGrid>
         <w:gridCol w:w="2600"/>
@@ -10363,7 +10363,7 @@
       <w:pPr>
         <w:pStyle w:val="2"/>
       </w:pPr>
-      <w:bookmarkStart w:id="27" w:name="_Toc243507642"/>
+      <w:bookmarkStart w:id="27" w:name="_Toc243507674"/>
       <w:r>
         <w:t xml:space="preserve">6.3 </w:t>
       </w:r>
@@ -10593,7 +10593,7 @@
           <w:left w:w="10" w:type="dxa"/>
           <w:right w:w="10" w:type="dxa"/>
         </w:tblCellMar>
-        <w:tblLook w:val="0000" w:firstRow="0" w:lastRow="0" w:firstColumn="0" w:lastColumn="0" w:noHBand="0" w:noVBand="0"/>
+        <w:tblLook w:val="04A0" w:firstRow="1" w:lastRow="0" w:firstColumn="1" w:lastColumn="0" w:noHBand="0" w:noVBand="1"/>
       </w:tblPr>
       <w:tblGrid>
         <w:gridCol w:w="3400"/>
@@ -11166,7 +11166,7 @@
         <w:pStyle w:val="1"/>
         <w:pageBreakBefore/>
       </w:pPr>
-      <w:bookmarkStart w:id="28" w:name="_Toc243507643"/>
+      <w:bookmarkStart w:id="28" w:name="_Toc243507675"/>
       <w:r>
         <w:lastRenderedPageBreak/>
         <w:t xml:space="preserve">7. </w:t>
@@ -11180,7 +11180,7 @@
       <w:pPr>
         <w:pStyle w:val="2"/>
       </w:pPr>
-      <w:bookmarkStart w:id="29" w:name="_Toc243507644"/>
+      <w:bookmarkStart w:id="29" w:name="_Toc243507676"/>
       <w:r>
         <w:t xml:space="preserve">7.1 </w:t>
       </w:r>
@@ -11271,7 +11271,7 @@
       <w:pPr>
         <w:pStyle w:val="2"/>
       </w:pPr>
-      <w:bookmarkStart w:id="30" w:name="_Toc243507645"/>
+      <w:bookmarkStart w:id="30" w:name="_Toc243507677"/>
       <w:r>
         <w:t xml:space="preserve">7.2 </w:t>
       </w:r>
@@ -11308,7 +11308,7 @@
       <w:pPr>
         <w:pStyle w:val="2"/>
       </w:pPr>
-      <w:bookmarkStart w:id="31" w:name="_Toc243507646"/>
+      <w:bookmarkStart w:id="31" w:name="_Toc243507678"/>
       <w:r>
         <w:t xml:space="preserve">7.3 CW </w:t>
       </w:r>
@@ -11359,7 +11359,7 @@
         <w:pStyle w:val="1"/>
         <w:pageBreakBefore/>
       </w:pPr>
-      <w:bookmarkStart w:id="32" w:name="_Toc243507647"/>
+      <w:bookmarkStart w:id="32" w:name="_Toc243507679"/>
       <w:r>
         <w:lastRenderedPageBreak/>
         <w:t xml:space="preserve">8. </w:t>
@@ -11397,7 +11397,7 @@
       <w:pPr>
         <w:pStyle w:val="2"/>
       </w:pPr>
-      <w:bookmarkStart w:id="33" w:name="_Toc243507648"/>
+      <w:bookmarkStart w:id="33" w:name="_Toc243507680"/>
       <w:r>
         <w:t xml:space="preserve">8.1 </w:t>
       </w:r>
@@ -11490,7 +11490,7 @@
       <w:pPr>
         <w:pStyle w:val="2"/>
       </w:pPr>
-      <w:bookmarkStart w:id="34" w:name="_Toc243507649"/>
+      <w:bookmarkStart w:id="34" w:name="_Toc243507681"/>
       <w:r>
         <w:t xml:space="preserve">8.2 </w:t>
       </w:r>
@@ -11697,7 +11697,7 @@
       <w:pPr>
         <w:pStyle w:val="2"/>
       </w:pPr>
-      <w:bookmarkStart w:id="35" w:name="_Toc243507650"/>
+      <w:bookmarkStart w:id="35" w:name="_Toc243507682"/>
       <w:r>
         <w:t xml:space="preserve">8.3 VFO / </w:t>
       </w:r>
@@ -11763,7 +11763,7 @@
       <w:pPr>
         <w:pStyle w:val="2"/>
       </w:pPr>
-      <w:bookmarkStart w:id="36" w:name="_Toc243507651"/>
+      <w:bookmarkStart w:id="36" w:name="_Toc243507683"/>
       <w:r>
         <w:t xml:space="preserve">8.4 </w:t>
       </w:r>
@@ -11899,7 +11899,7 @@
         <w:pStyle w:val="1"/>
         <w:pageBreakBefore/>
       </w:pPr>
-      <w:bookmarkStart w:id="37" w:name="_Toc243507652"/>
+      <w:bookmarkStart w:id="37" w:name="_Toc243507684"/>
       <w:r>
         <w:lastRenderedPageBreak/>
         <w:t xml:space="preserve">9. </w:t>
@@ -11931,7 +11931,7 @@
       <w:pPr>
         <w:pStyle w:val="2"/>
       </w:pPr>
-      <w:bookmarkStart w:id="38" w:name="_Toc243507653"/>
+      <w:bookmarkStart w:id="38" w:name="_Toc243507685"/>
       <w:r>
         <w:t xml:space="preserve">9.1 </w:t>
       </w:r>
@@ -12146,7 +12146,7 @@
       <w:pPr>
         <w:pStyle w:val="2"/>
       </w:pPr>
-      <w:bookmarkStart w:id="39" w:name="_Toc243507654"/>
+      <w:bookmarkStart w:id="39" w:name="_Toc243507686"/>
       <w:r>
         <w:t xml:space="preserve">9.2 </w:t>
       </w:r>
@@ -12220,7 +12220,7 @@
       <w:pPr>
         <w:pStyle w:val="2"/>
       </w:pPr>
-      <w:bookmarkStart w:id="40" w:name="_Toc243507655"/>
+      <w:bookmarkStart w:id="40" w:name="_Toc243507687"/>
       <w:r>
         <w:t xml:space="preserve">9.3 </w:t>
       </w:r>
@@ -12336,7 +12336,7 @@
         <w:pStyle w:val="1"/>
         <w:pageBreakBefore/>
       </w:pPr>
-      <w:bookmarkStart w:id="41" w:name="_Toc243507656"/>
+      <w:bookmarkStart w:id="41" w:name="_Toc243507688"/>
       <w:r>
         <w:lastRenderedPageBreak/>
         <w:t xml:space="preserve">10. </w:t>
@@ -12350,7 +12350,7 @@
       <w:pPr>
         <w:pStyle w:val="2"/>
       </w:pPr>
-      <w:bookmarkStart w:id="42" w:name="_Toc243507657"/>
+      <w:bookmarkStart w:id="42" w:name="_Toc243507689"/>
       <w:r>
         <w:t xml:space="preserve">10.1 </w:t>
       </w:r>
@@ -12369,10 +12369,10 @@
           <w:noProof/>
         </w:rPr>
         <w:drawing>
-          <wp:inline distT="0" distB="0" distL="0" distR="0">
+          <wp:inline distT="0" distB="0" distL="0" distR="0" wp14:anchorId="6B5A78A3" wp14:editId="08D2E859">
             <wp:extent cx="5715000" cy="3038475"/>
             <wp:effectExtent l="0" t="0" r="0" b="0"/>
-            <wp:docPr id="1903716348" name="図 1903716348"/>
+            <wp:docPr id="1981311139" name="図 1981311139"/>
             <wp:cNvGraphicFramePr>
               <a:graphicFrameLocks xmlns:a="http://schemas.openxmlformats.org/drawingml/2006/main" noChangeAspect="1"/>
             </wp:cNvGraphicFramePr>
@@ -12450,7 +12450,7 @@
       <w:pPr>
         <w:pStyle w:val="2"/>
       </w:pPr>
-      <w:bookmarkStart w:id="43" w:name="_Toc243507658"/>
+      <w:bookmarkStart w:id="43" w:name="_Toc243507690"/>
       <w:r>
         <w:t xml:space="preserve">10.2 </w:t>
       </w:r>
@@ -12469,10 +12469,10 @@
           <w:noProof/>
         </w:rPr>
         <w:drawing>
-          <wp:inline distT="0" distB="0" distL="0" distR="0">
+          <wp:inline distT="0" distB="0" distL="0" distR="0" wp14:anchorId="1E285DCC" wp14:editId="0DA32F2F">
             <wp:extent cx="5715000" cy="3038475"/>
             <wp:effectExtent l="0" t="0" r="0" b="0"/>
-            <wp:docPr id="841865684" name="図 841865684"/>
+            <wp:docPr id="1820413933" name="図 1820413933"/>
             <wp:cNvGraphicFramePr>
               <a:graphicFrameLocks xmlns:a="http://schemas.openxmlformats.org/drawingml/2006/main" noChangeAspect="1"/>
             </wp:cNvGraphicFramePr>
@@ -12569,7 +12569,7 @@
       <w:pPr>
         <w:pStyle w:val="2"/>
       </w:pPr>
-      <w:bookmarkStart w:id="44" w:name="_Toc243507659"/>
+      <w:bookmarkStart w:id="44" w:name="_Toc243507691"/>
       <w:r>
         <w:t xml:space="preserve">10.3 </w:t>
       </w:r>
@@ -12588,10 +12588,10 @@
           <w:noProof/>
         </w:rPr>
         <w:drawing>
-          <wp:inline distT="0" distB="0" distL="0" distR="0">
+          <wp:inline distT="0" distB="0" distL="0" distR="0" wp14:anchorId="4855C9E8" wp14:editId="1E2FAD17">
             <wp:extent cx="5715000" cy="3038475"/>
             <wp:effectExtent l="0" t="0" r="0" b="0"/>
-            <wp:docPr id="821418402" name="図 821418402"/>
+            <wp:docPr id="2089986940" name="図 2089986940"/>
             <wp:cNvGraphicFramePr>
               <a:graphicFrameLocks xmlns:a="http://schemas.openxmlformats.org/drawingml/2006/main" noChangeAspect="1"/>
             </wp:cNvGraphicFramePr>
@@ -12687,7 +12687,7 @@
       <w:pPr>
         <w:pStyle w:val="2"/>
       </w:pPr>
-      <w:bookmarkStart w:id="45" w:name="_Toc243507660"/>
+      <w:bookmarkStart w:id="45" w:name="_Toc243507692"/>
       <w:r>
         <w:t xml:space="preserve">10.4 </w:t>
       </w:r>
@@ -12706,10 +12706,10 @@
           <w:noProof/>
         </w:rPr>
         <w:drawing>
-          <wp:inline distT="0" distB="0" distL="0" distR="0">
+          <wp:inline distT="0" distB="0" distL="0" distR="0" wp14:anchorId="260FFCBC" wp14:editId="4E5F86AC">
             <wp:extent cx="5715000" cy="3038475"/>
             <wp:effectExtent l="0" t="0" r="0" b="0"/>
-            <wp:docPr id="603003700" name="図 603003700"/>
+            <wp:docPr id="1942489006" name="図 1942489006"/>
             <wp:cNvGraphicFramePr>
               <a:graphicFrameLocks xmlns:a="http://schemas.openxmlformats.org/drawingml/2006/main" noChangeAspect="1"/>
             </wp:cNvGraphicFramePr>
@@ -12818,7 +12818,7 @@
       <w:pPr>
         <w:pStyle w:val="2"/>
       </w:pPr>
-      <w:bookmarkStart w:id="46" w:name="_Toc243507661"/>
+      <w:bookmarkStart w:id="46" w:name="_Toc243507693"/>
       <w:r>
         <w:t>10.5 DX</w:t>
       </w:r>
@@ -12837,10 +12837,10 @@
           <w:noProof/>
         </w:rPr>
         <w:drawing>
-          <wp:inline distT="0" distB="0" distL="0" distR="0">
+          <wp:inline distT="0" distB="0" distL="0" distR="0" wp14:anchorId="41BE4E2C" wp14:editId="3CC9D815">
             <wp:extent cx="5715000" cy="3038475"/>
             <wp:effectExtent l="0" t="0" r="0" b="0"/>
-            <wp:docPr id="1589034633" name="図 1589034633"/>
+            <wp:docPr id="341898402" name="図 341898402"/>
             <wp:cNvGraphicFramePr>
               <a:graphicFrameLocks xmlns:a="http://schemas.openxmlformats.org/drawingml/2006/main" noChangeAspect="1"/>
             </wp:cNvGraphicFramePr>
@@ -12955,7 +12955,7 @@
       <w:pPr>
         <w:pStyle w:val="2"/>
       </w:pPr>
-      <w:bookmarkStart w:id="47" w:name="_Toc243507662"/>
+      <w:bookmarkStart w:id="47" w:name="_Toc243507694"/>
       <w:r>
         <w:t xml:space="preserve">10.6 </w:t>
       </w:r>
@@ -12976,7 +12976,7 @@
       <w:pPr>
         <w:pStyle w:val="2"/>
       </w:pPr>
-      <w:bookmarkStart w:id="48" w:name="_Toc243507663"/>
+      <w:bookmarkStart w:id="48" w:name="_Toc243507695"/>
       <w:r>
         <w:t xml:space="preserve">10.7 </w:t>
       </w:r>
@@ -13065,7 +13065,7 @@
         <w:pStyle w:val="1"/>
         <w:pageBreakBefore/>
       </w:pPr>
-      <w:bookmarkStart w:id="49" w:name="_Toc243507664"/>
+      <w:bookmarkStart w:id="49" w:name="_Toc243507696"/>
       <w:r>
         <w:lastRenderedPageBreak/>
         <w:t>11. Yaesu FT-817 / FT-817ND / FT-818</w:t>
@@ -13105,10 +13105,10 @@
           <w:noProof/>
         </w:rPr>
         <w:drawing>
-          <wp:inline distT="0" distB="0" distL="0" distR="0">
+          <wp:inline distT="0" distB="0" distL="0" distR="0" wp14:anchorId="26737F43" wp14:editId="37E5FAD1">
             <wp:extent cx="5715000" cy="2905125"/>
             <wp:effectExtent l="0" t="0" r="0" b="0"/>
-            <wp:docPr id="2113723890" name="図 2113723890"/>
+            <wp:docPr id="2052779862" name="図 2052779862"/>
             <wp:cNvGraphicFramePr>
               <a:graphicFrameLocks xmlns:a="http://schemas.openxmlformats.org/drawingml/2006/main" noChangeAspect="1"/>
             </wp:cNvGraphicFramePr>
@@ -13380,7 +13380,7 @@
         <w:pStyle w:val="1"/>
         <w:pageBreakBefore/>
       </w:pPr>
-      <w:bookmarkStart w:id="50" w:name="_Toc243507665"/>
+      <w:bookmarkStart w:id="50" w:name="_Toc243507697"/>
       <w:r>
         <w:lastRenderedPageBreak/>
         <w:t xml:space="preserve">12. </w:t>
@@ -13463,7 +13463,7 @@
       <w:pPr>
         <w:pStyle w:val="2"/>
       </w:pPr>
-      <w:bookmarkStart w:id="51" w:name="_Toc243507666"/>
+      <w:bookmarkStart w:id="51" w:name="_Toc243507698"/>
       <w:r>
         <w:t xml:space="preserve">12.1 </w:t>
       </w:r>
@@ -13502,7 +13502,7 @@
           <w:left w:w="10" w:type="dxa"/>
           <w:right w:w="10" w:type="dxa"/>
         </w:tblCellMar>
-        <w:tblLook w:val="0000" w:firstRow="0" w:lastRow="0" w:firstColumn="0" w:lastColumn="0" w:noHBand="0" w:noVBand="0"/>
+        <w:tblLook w:val="04A0" w:firstRow="1" w:lastRow="0" w:firstColumn="1" w:lastColumn="0" w:noHBand="0" w:noVBand="1"/>
       </w:tblPr>
       <w:tblGrid>
         <w:gridCol w:w="2800"/>
@@ -13830,7 +13830,7 @@
         <w:pStyle w:val="1"/>
         <w:pageBreakBefore/>
       </w:pPr>
-      <w:bookmarkStart w:id="52" w:name="_Toc243507667"/>
+      <w:bookmarkStart w:id="52" w:name="_Toc243507699"/>
       <w:r>
         <w:lastRenderedPageBreak/>
         <w:t xml:space="preserve">13. </w:t>
@@ -13856,7 +13856,7 @@
           <w:left w:w="10" w:type="dxa"/>
           <w:right w:w="10" w:type="dxa"/>
         </w:tblCellMar>
-        <w:tblLook w:val="0000" w:firstRow="0" w:lastRow="0" w:firstColumn="0" w:lastColumn="0" w:noHBand="0" w:noVBand="0"/>
+        <w:tblLook w:val="04A0" w:firstRow="1" w:lastRow="0" w:firstColumn="1" w:lastColumn="0" w:noHBand="0" w:noVBand="1"/>
       </w:tblPr>
       <w:tblGrid>
         <w:gridCol w:w="3600"/>
@@ -14498,7 +14498,7 @@
       <w:pPr>
         <w:pStyle w:val="2"/>
       </w:pPr>
-      <w:bookmarkStart w:id="53" w:name="_Toc243507668"/>
+      <w:bookmarkStart w:id="53" w:name="_Toc243507700"/>
       <w:r>
         <w:t xml:space="preserve">13.1 </w:t>
       </w:r>
@@ -14538,7 +14538,7 @@
         <w:pStyle w:val="1"/>
         <w:pageBreakBefore/>
       </w:pPr>
-      <w:bookmarkStart w:id="54" w:name="_Toc243507669"/>
+      <w:bookmarkStart w:id="54" w:name="_Toc243507701"/>
       <w:r>
         <w:lastRenderedPageBreak/>
         <w:t xml:space="preserve">14. </w:t>
@@ -14606,7 +14606,7 @@
         <w:pStyle w:val="1"/>
         <w:pageBreakBefore/>
       </w:pPr>
-      <w:bookmarkStart w:id="55" w:name="_Toc243507670"/>
+      <w:bookmarkStart w:id="55" w:name="_Toc243507702"/>
       <w:r>
         <w:lastRenderedPageBreak/>
         <w:t xml:space="preserve">15. </w:t>
@@ -14620,7 +14620,7 @@
       <w:pPr>
         <w:pStyle w:val="2"/>
       </w:pPr>
-      <w:bookmarkStart w:id="56" w:name="_Toc243507671"/>
+      <w:bookmarkStart w:id="56" w:name="_Toc243507703"/>
       <w:r>
         <w:t xml:space="preserve">15.1 </w:t>
       </w:r>
@@ -14751,7 +14751,7 @@
       <w:pPr>
         <w:pStyle w:val="2"/>
       </w:pPr>
-      <w:bookmarkStart w:id="57" w:name="_Toc243507672"/>
+      <w:bookmarkStart w:id="57" w:name="_Toc243507704"/>
       <w:r>
         <w:t xml:space="preserve">15.2 </w:t>
       </w:r>
@@ -14987,7 +14987,7 @@
       <w:pPr>
         <w:pStyle w:val="2"/>
       </w:pPr>
-      <w:bookmarkStart w:id="58" w:name="_Toc243507673"/>
+      <w:bookmarkStart w:id="58" w:name="_Toc243507705"/>
       <w:r>
         <w:t xml:space="preserve">15.3 </w:t>
       </w:r>
@@ -15041,7 +15041,7 @@
       <w:pPr>
         <w:pStyle w:val="2"/>
       </w:pPr>
-      <w:bookmarkStart w:id="59" w:name="_Toc243507674"/>
+      <w:bookmarkStart w:id="59" w:name="_Toc243507706"/>
       <w:r>
         <w:t xml:space="preserve">15.4 </w:t>
       </w:r>
@@ -15199,64 +15199,73 @@
 <file path=word/numbering.xml><?xml version="1.0" encoding="utf-8"?>
 <w:numbering xmlns:wpc="http://schemas.microsoft.com/office/word/2010/wordprocessingCanvas" xmlns:cx="http://schemas.microsoft.com/office/drawing/2014/chartex" xmlns:cx1="http://schemas.microsoft.com/office/drawing/2015/9/8/chartex" xmlns:cx2="http://schemas.microsoft.com/office/drawing/2015/10/21/chartex" xmlns:cx3="http://schemas.microsoft.com/office/drawing/2016/5/9/chartex" xmlns:cx4="http://schemas.microsoft.com/office/drawing/2016/5/10/chartex" xmlns:cx5="http://schemas.microsoft.com/office/drawing/2016/5/11/chartex" xmlns:cx6="http://schemas.microsoft.com/office/drawing/2016/5/12/chartex" xmlns:cx7="http://schemas.microsoft.com/office/drawing/2016/5/13/chartex" xmlns:cx8="http://schemas.microsoft.com/office/drawing/2016/5/14/chartex" xmlns:mc="http://schemas.openxmlformats.org/markup-compatibility/2006" xmlns:aink="http://schemas.microsoft.com/office/drawing/2016/ink" xmlns:am3d="http://schemas.microsoft.com/office/drawing/2017/model3d" xmlns:o="urn:schemas-microsoft-com:office:office" xmlns:oel="http://schemas.microsoft.com/office/2019/extlst" xmlns:r="http://schemas.openxmlformats.org/officeDocument/2006/relationships" xmlns:m="http://schemas.openxmlformats.org/officeDocument/2006/math" xmlns:v="urn:schemas-microsoft-com:vml" xmlns:wp14="http://schemas.microsoft.com/office/word/2010/wordprocessingDrawing" xmlns:wp="http://schemas.openxmlformats.org/drawingml/2006/wordprocessingDrawing" xmlns:w10="urn:schemas-microsoft-com:office:word" xmlns:w="http://schemas.openxmlformats.org/wordprocessingml/2006/main" xmlns:w14="http://schemas.microsoft.com/office/word/2010/wordml" xmlns:w15="http://schemas.microsoft.com/office/word/2012/wordml" xmlns:w16cex="http://schemas.microsoft.com/office/word/2018/wordml/cex" xmlns:w16cid="http://schemas.microsoft.com/office/word/2016/wordml/cid" xmlns:w16="http://schemas.microsoft.com/office/word/2018/wordml" xmlns:w16du="http://schemas.microsoft.com/office/word/2023/wordml/word16du" xmlns:w16sdtdh="http://schemas.microsoft.com/office/word/2020/wordml/sdtdatahash" xmlns:w16sdtfl="http://schemas.microsoft.com/office/word/2024/wordml/sdtformatlock" xmlns:w16se="http://schemas.microsoft.com/office/word/2015/wordml/symex" xmlns:wpg="http://schemas.microsoft.com/office/word/2010/wordprocessingGroup" xmlns:wpi="http://schemas.microsoft.com/office/word/2010/wordprocessingInk" xmlns:wne="http://schemas.microsoft.com/office/word/2006/wordml" xmlns:wps="http://schemas.microsoft.com/office/word/2010/wordprocessingShape" mc:Ignorable="w14 w15 w16se w16cid w16 w16cex w16sdtdh w16sdtfl w16du wp14">
   <w:abstractNum w:abstractNumId="0" w15:restartNumberingAfterBreak="0">
-    <w:nsid w:val="0A075A04"/>
+    <w:nsid w:val="1D0C0B05"/>
     <w:multiLevelType w:val="hybridMultilevel"/>
-    <w:tmpl w:val="0BAE516A"/>
-    <w:lvl w:ilvl="0" w:tplc="D9E26A46">
+    <w:tmpl w:val="BA608000"/>
+    <w:lvl w:ilvl="0" w:tplc="F7A03876">
       <w:start w:val="1"/>
-      <w:numFmt w:val="decimal"/>
-      <w:lvlText w:val="%1."/>
+      <w:numFmt w:val="bullet"/>
+      <w:lvlText w:val="●"/>
       <w:lvlJc w:val="left"/>
       <w:pPr>
-        <w:ind w:left="480" w:hanging="360"/>
-      </w:pPr>
+        <w:ind w:left="480" w:hanging="300"/>
+      </w:pPr>
+      <w:rPr>
+        <w:color w:val="1F4E79"/>
+        <w:sz w:val="14"/>
+        <w:szCs w:val="14"/>
+      </w:rPr>
     </w:lvl>
-    <w:lvl w:ilvl="1" w:tplc="70D28D3E">
+    <w:lvl w:ilvl="1" w:tplc="860C1C3A">
+      <w:start w:val="1"/>
+      <w:numFmt w:val="bullet"/>
+      <w:lvlText w:val="○"/>
+      <w:lvlJc w:val="left"/>
+      <w:pPr>
+        <w:ind w:left="900" w:hanging="300"/>
+      </w:pPr>
+    </w:lvl>
+    <w:lvl w:ilvl="2" w:tplc="4B0C95F6">
       <w:numFmt w:val="decimal"/>
       <w:lvlText w:val=""/>
       <w:lvlJc w:val="left"/>
     </w:lvl>
-    <w:lvl w:ilvl="2" w:tplc="04D6F586">
+    <w:lvl w:ilvl="3" w:tplc="65D4F9C2">
       <w:numFmt w:val="decimal"/>
       <w:lvlText w:val=""/>
       <w:lvlJc w:val="left"/>
     </w:lvl>
-    <w:lvl w:ilvl="3" w:tplc="DE2CF44A">
+    <w:lvl w:ilvl="4" w:tplc="0C6E3626">
       <w:numFmt w:val="decimal"/>
       <w:lvlText w:val=""/>
       <w:lvlJc w:val="left"/>
     </w:lvl>
-    <w:lvl w:ilvl="4" w:tplc="6D247FE6">
+    <w:lvl w:ilvl="5" w:tplc="D1E6ECD6">
       <w:numFmt w:val="decimal"/>
       <w:lvlText w:val=""/>
       <w:lvlJc w:val="left"/>
     </w:lvl>
-    <w:lvl w:ilvl="5" w:tplc="01EC367E">
+    <w:lvl w:ilvl="6" w:tplc="9446A706">
       <w:numFmt w:val="decimal"/>
       <w:lvlText w:val=""/>
       <w:lvlJc w:val="left"/>
     </w:lvl>
-    <w:lvl w:ilvl="6" w:tplc="CC743156">
+    <w:lvl w:ilvl="7" w:tplc="FC90D048">
       <w:numFmt w:val="decimal"/>
       <w:lvlText w:val=""/>
       <w:lvlJc w:val="left"/>
     </w:lvl>
-    <w:lvl w:ilvl="7" w:tplc="26F4E7FA">
-      <w:numFmt w:val="decimal"/>
-      <w:lvlText w:val=""/>
-      <w:lvlJc w:val="left"/>
-    </w:lvl>
-    <w:lvl w:ilvl="8" w:tplc="EEEC755C">
+    <w:lvl w:ilvl="8" w:tplc="135022EA">
       <w:numFmt w:val="decimal"/>
       <w:lvlText w:val=""/>
       <w:lvlJc w:val="left"/>
     </w:lvl>
   </w:abstractNum>
   <w:abstractNum w:abstractNumId="1" w15:restartNumberingAfterBreak="0">
-    <w:nsid w:val="13060CB7"/>
+    <w:nsid w:val="207A1C9E"/>
     <w:multiLevelType w:val="hybridMultilevel"/>
-    <w:tmpl w:val="0D56F79A"/>
-    <w:lvl w:ilvl="0" w:tplc="6A721ED8">
+    <w:tmpl w:val="224E8A5E"/>
+    <w:lvl w:ilvl="0" w:tplc="A4CEE5AE">
       <w:start w:val="1"/>
       <w:numFmt w:val="decimal"/>
       <w:lvlText w:val="%1."/>
@@ -15265,138 +15274,52 @@
         <w:ind w:left="480" w:hanging="360"/>
       </w:pPr>
     </w:lvl>
-    <w:lvl w:ilvl="1" w:tplc="B178DFDC">
+    <w:lvl w:ilvl="1" w:tplc="004478E6">
       <w:numFmt w:val="decimal"/>
       <w:lvlText w:val=""/>
       <w:lvlJc w:val="left"/>
     </w:lvl>
-    <w:lvl w:ilvl="2" w:tplc="7C6E07EC">
+    <w:lvl w:ilvl="2" w:tplc="9F0887D8">
       <w:numFmt w:val="decimal"/>
       <w:lvlText w:val=""/>
       <w:lvlJc w:val="left"/>
     </w:lvl>
-    <w:lvl w:ilvl="3" w:tplc="46B05CC4">
+    <w:lvl w:ilvl="3" w:tplc="E0223B42">
       <w:numFmt w:val="decimal"/>
       <w:lvlText w:val=""/>
       <w:lvlJc w:val="left"/>
     </w:lvl>
-    <w:lvl w:ilvl="4" w:tplc="49663320">
+    <w:lvl w:ilvl="4" w:tplc="E4C03E1E">
       <w:numFmt w:val="decimal"/>
       <w:lvlText w:val=""/>
       <w:lvlJc w:val="left"/>
     </w:lvl>
-    <w:lvl w:ilvl="5" w:tplc="AAF8A170">
+    <w:lvl w:ilvl="5" w:tplc="52447ED4">
       <w:numFmt w:val="decimal"/>
       <w:lvlText w:val=""/>
       <w:lvlJc w:val="left"/>
     </w:lvl>
-    <w:lvl w:ilvl="6" w:tplc="BC128B68">
+    <w:lvl w:ilvl="6" w:tplc="283034E4">
       <w:numFmt w:val="decimal"/>
       <w:lvlText w:val=""/>
       <w:lvlJc w:val="left"/>
     </w:lvl>
-    <w:lvl w:ilvl="7" w:tplc="9B2A15A0">
+    <w:lvl w:ilvl="7" w:tplc="57D84E66">
       <w:numFmt w:val="decimal"/>
       <w:lvlText w:val=""/>
       <w:lvlJc w:val="left"/>
     </w:lvl>
-    <w:lvl w:ilvl="8" w:tplc="EC365CAC">
+    <w:lvl w:ilvl="8" w:tplc="37B689E0">
       <w:numFmt w:val="decimal"/>
       <w:lvlText w:val=""/>
       <w:lvlJc w:val="left"/>
     </w:lvl>
   </w:abstractNum>
   <w:abstractNum w:abstractNumId="2" w15:restartNumberingAfterBreak="0">
-    <w:nsid w:val="49896411"/>
+    <w:nsid w:val="4AB301BD"/>
     <w:multiLevelType w:val="hybridMultilevel"/>
-    <w:tmpl w:val="79507FDE"/>
-    <w:lvl w:ilvl="0" w:tplc="04CEB0EA">
-      <w:start w:val="1"/>
-      <w:numFmt w:val="bullet"/>
-      <w:lvlText w:val="●"/>
-      <w:lvlJc w:val="left"/>
-      <w:pPr>
-        <w:ind w:left="720" w:hanging="360"/>
-      </w:pPr>
-    </w:lvl>
-    <w:lvl w:ilvl="1" w:tplc="829E69EC">
-      <w:start w:val="1"/>
-      <w:numFmt w:val="bullet"/>
-      <w:lvlText w:val="○"/>
-      <w:lvlJc w:val="left"/>
-      <w:pPr>
-        <w:ind w:left="1440" w:hanging="360"/>
-      </w:pPr>
-    </w:lvl>
-    <w:lvl w:ilvl="2" w:tplc="FB1888C2">
-      <w:start w:val="1"/>
-      <w:numFmt w:val="bullet"/>
-      <w:lvlText w:val="■"/>
-      <w:lvlJc w:val="left"/>
-      <w:pPr>
-        <w:ind w:left="2160" w:hanging="360"/>
-      </w:pPr>
-    </w:lvl>
-    <w:lvl w:ilvl="3" w:tplc="EF90FB10">
-      <w:start w:val="1"/>
-      <w:numFmt w:val="bullet"/>
-      <w:lvlText w:val="●"/>
-      <w:lvlJc w:val="left"/>
-      <w:pPr>
-        <w:ind w:left="2880" w:hanging="360"/>
-      </w:pPr>
-    </w:lvl>
-    <w:lvl w:ilvl="4" w:tplc="406E459A">
-      <w:start w:val="1"/>
-      <w:numFmt w:val="bullet"/>
-      <w:lvlText w:val="○"/>
-      <w:lvlJc w:val="left"/>
-      <w:pPr>
-        <w:ind w:left="3600" w:hanging="360"/>
-      </w:pPr>
-    </w:lvl>
-    <w:lvl w:ilvl="5" w:tplc="995CEC36">
-      <w:start w:val="1"/>
-      <w:numFmt w:val="bullet"/>
-      <w:lvlText w:val="■"/>
-      <w:lvlJc w:val="left"/>
-      <w:pPr>
-        <w:ind w:left="4320" w:hanging="360"/>
-      </w:pPr>
-    </w:lvl>
-    <w:lvl w:ilvl="6" w:tplc="8E2CA25C">
-      <w:start w:val="1"/>
-      <w:numFmt w:val="bullet"/>
-      <w:lvlText w:val="●"/>
-      <w:lvlJc w:val="left"/>
-      <w:pPr>
-        <w:ind w:left="5040" w:hanging="360"/>
-      </w:pPr>
-    </w:lvl>
-    <w:lvl w:ilvl="7" w:tplc="2B06D7B8">
-      <w:start w:val="1"/>
-      <w:numFmt w:val="bullet"/>
-      <w:lvlText w:val="●"/>
-      <w:lvlJc w:val="left"/>
-      <w:pPr>
-        <w:ind w:left="5760" w:hanging="360"/>
-      </w:pPr>
-    </w:lvl>
-    <w:lvl w:ilvl="8" w:tplc="582AA956">
-      <w:start w:val="1"/>
-      <w:numFmt w:val="bullet"/>
-      <w:lvlText w:val="●"/>
-      <w:lvlJc w:val="left"/>
-      <w:pPr>
-        <w:ind w:left="6480" w:hanging="360"/>
-      </w:pPr>
-    </w:lvl>
-  </w:abstractNum>
-  <w:abstractNum w:abstractNumId="3" w15:restartNumberingAfterBreak="0">
-    <w:nsid w:val="510D13E9"/>
-    <w:multiLevelType w:val="hybridMultilevel"/>
-    <w:tmpl w:val="E910BC12"/>
-    <w:lvl w:ilvl="0" w:tplc="6DDAA924">
+    <w:tmpl w:val="B698615E"/>
+    <w:lvl w:ilvl="0" w:tplc="E624ACAC">
       <w:start w:val="1"/>
       <w:numFmt w:val="decimal"/>
       <w:lvlText w:val="%1."/>
@@ -15405,52 +15328,138 @@
         <w:ind w:left="480" w:hanging="360"/>
       </w:pPr>
     </w:lvl>
-    <w:lvl w:ilvl="1" w:tplc="5434E72A">
+    <w:lvl w:ilvl="1" w:tplc="ADF0746E">
       <w:numFmt w:val="decimal"/>
       <w:lvlText w:val=""/>
       <w:lvlJc w:val="left"/>
     </w:lvl>
-    <w:lvl w:ilvl="2" w:tplc="BECE7CD2">
+    <w:lvl w:ilvl="2" w:tplc="279E60AE">
       <w:numFmt w:val="decimal"/>
       <w:lvlText w:val=""/>
       <w:lvlJc w:val="left"/>
     </w:lvl>
-    <w:lvl w:ilvl="3" w:tplc="2C204EF8">
+    <w:lvl w:ilvl="3" w:tplc="57444B66">
       <w:numFmt w:val="decimal"/>
       <w:lvlText w:val=""/>
       <w:lvlJc w:val="left"/>
     </w:lvl>
-    <w:lvl w:ilvl="4" w:tplc="D29C3508">
+    <w:lvl w:ilvl="4" w:tplc="036C8076">
       <w:numFmt w:val="decimal"/>
       <w:lvlText w:val=""/>
       <w:lvlJc w:val="left"/>
     </w:lvl>
-    <w:lvl w:ilvl="5" w:tplc="DBACE2BC">
+    <w:lvl w:ilvl="5" w:tplc="A5D45B9A">
       <w:numFmt w:val="decimal"/>
       <w:lvlText w:val=""/>
       <w:lvlJc w:val="left"/>
     </w:lvl>
-    <w:lvl w:ilvl="6" w:tplc="F9108A32">
+    <w:lvl w:ilvl="6" w:tplc="912CE642">
       <w:numFmt w:val="decimal"/>
       <w:lvlText w:val=""/>
       <w:lvlJc w:val="left"/>
     </w:lvl>
-    <w:lvl w:ilvl="7" w:tplc="1D6C343C">
+    <w:lvl w:ilvl="7" w:tplc="0A026E2C">
       <w:numFmt w:val="decimal"/>
       <w:lvlText w:val=""/>
       <w:lvlJc w:val="left"/>
     </w:lvl>
-    <w:lvl w:ilvl="8" w:tplc="388244B8">
+    <w:lvl w:ilvl="8" w:tplc="0FC68FCE">
       <w:numFmt w:val="decimal"/>
       <w:lvlText w:val=""/>
       <w:lvlJc w:val="left"/>
     </w:lvl>
   </w:abstractNum>
+  <w:abstractNum w:abstractNumId="3" w15:restartNumberingAfterBreak="0">
+    <w:nsid w:val="53A06EF6"/>
+    <w:multiLevelType w:val="hybridMultilevel"/>
+    <w:tmpl w:val="F858120C"/>
+    <w:lvl w:ilvl="0" w:tplc="DABA9650">
+      <w:start w:val="1"/>
+      <w:numFmt w:val="bullet"/>
+      <w:lvlText w:val="●"/>
+      <w:lvlJc w:val="left"/>
+      <w:pPr>
+        <w:ind w:left="720" w:hanging="360"/>
+      </w:pPr>
+    </w:lvl>
+    <w:lvl w:ilvl="1" w:tplc="29D065BA">
+      <w:start w:val="1"/>
+      <w:numFmt w:val="bullet"/>
+      <w:lvlText w:val="○"/>
+      <w:lvlJc w:val="left"/>
+      <w:pPr>
+        <w:ind w:left="1440" w:hanging="360"/>
+      </w:pPr>
+    </w:lvl>
+    <w:lvl w:ilvl="2" w:tplc="094AC64A">
+      <w:start w:val="1"/>
+      <w:numFmt w:val="bullet"/>
+      <w:lvlText w:val="■"/>
+      <w:lvlJc w:val="left"/>
+      <w:pPr>
+        <w:ind w:left="2160" w:hanging="360"/>
+      </w:pPr>
+    </w:lvl>
+    <w:lvl w:ilvl="3" w:tplc="913894DE">
+      <w:start w:val="1"/>
+      <w:numFmt w:val="bullet"/>
+      <w:lvlText w:val="●"/>
+      <w:lvlJc w:val="left"/>
+      <w:pPr>
+        <w:ind w:left="2880" w:hanging="360"/>
+      </w:pPr>
+    </w:lvl>
+    <w:lvl w:ilvl="4" w:tplc="A5263E3A">
+      <w:start w:val="1"/>
+      <w:numFmt w:val="bullet"/>
+      <w:lvlText w:val="○"/>
+      <w:lvlJc w:val="left"/>
+      <w:pPr>
+        <w:ind w:left="3600" w:hanging="360"/>
+      </w:pPr>
+    </w:lvl>
+    <w:lvl w:ilvl="5" w:tplc="90B02002">
+      <w:start w:val="1"/>
+      <w:numFmt w:val="bullet"/>
+      <w:lvlText w:val="■"/>
+      <w:lvlJc w:val="left"/>
+      <w:pPr>
+        <w:ind w:left="4320" w:hanging="360"/>
+      </w:pPr>
+    </w:lvl>
+    <w:lvl w:ilvl="6" w:tplc="44200A62">
+      <w:start w:val="1"/>
+      <w:numFmt w:val="bullet"/>
+      <w:lvlText w:val="●"/>
+      <w:lvlJc w:val="left"/>
+      <w:pPr>
+        <w:ind w:left="5040" w:hanging="360"/>
+      </w:pPr>
+    </w:lvl>
+    <w:lvl w:ilvl="7" w:tplc="C27EF412">
+      <w:start w:val="1"/>
+      <w:numFmt w:val="bullet"/>
+      <w:lvlText w:val="●"/>
+      <w:lvlJc w:val="left"/>
+      <w:pPr>
+        <w:ind w:left="5760" w:hanging="360"/>
+      </w:pPr>
+    </w:lvl>
+    <w:lvl w:ilvl="8" w:tplc="EF88B58A">
+      <w:start w:val="1"/>
+      <w:numFmt w:val="bullet"/>
+      <w:lvlText w:val="●"/>
+      <w:lvlJc w:val="left"/>
+      <w:pPr>
+        <w:ind w:left="6480" w:hanging="360"/>
+      </w:pPr>
+    </w:lvl>
+  </w:abstractNum>
   <w:abstractNum w:abstractNumId="4" w15:restartNumberingAfterBreak="0">
-    <w:nsid w:val="5C9D30A5"/>
+    <w:nsid w:val="6BB84915"/>
     <w:multiLevelType w:val="hybridMultilevel"/>
-    <w:tmpl w:val="EAFAFF7E"/>
-    <w:lvl w:ilvl="0" w:tplc="3CCA8116">
+    <w:tmpl w:val="F116A3D4"/>
+    <w:lvl w:ilvl="0" w:tplc="984C06AE">
       <w:start w:val="1"/>
       <w:numFmt w:val="decimal"/>
       <w:lvlText w:val="%1."/>
@@ -15459,52 +15468,52 @@
         <w:ind w:left="480" w:hanging="360"/>
       </w:pPr>
     </w:lvl>
-    <w:lvl w:ilvl="1" w:tplc="D17C2D38">
+    <w:lvl w:ilvl="1" w:tplc="812CE5FA">
       <w:numFmt w:val="decimal"/>
       <w:lvlText w:val=""/>
       <w:lvlJc w:val="left"/>
     </w:lvl>
-    <w:lvl w:ilvl="2" w:tplc="332EF934">
+    <w:lvl w:ilvl="2" w:tplc="6A747BF6">
       <w:numFmt w:val="decimal"/>
       <w:lvlText w:val=""/>
       <w:lvlJc w:val="left"/>
     </w:lvl>
-    <w:lvl w:ilvl="3" w:tplc="F0E40CCA">
+    <w:lvl w:ilvl="3" w:tplc="F904C214">
       <w:numFmt w:val="decimal"/>
       <w:lvlText w:val=""/>
       <w:lvlJc w:val="left"/>
     </w:lvl>
-    <w:lvl w:ilvl="4" w:tplc="03285B0C">
+    <w:lvl w:ilvl="4" w:tplc="239428D8">
       <w:numFmt w:val="decimal"/>
       <w:lvlText w:val=""/>
       <w:lvlJc w:val="left"/>
     </w:lvl>
-    <w:lvl w:ilvl="5" w:tplc="5A82BFD4">
+    <w:lvl w:ilvl="5" w:tplc="38CEBD42">
       <w:numFmt w:val="decimal"/>
       <w:lvlText w:val=""/>
       <w:lvlJc w:val="left"/>
     </w:lvl>
-    <w:lvl w:ilvl="6" w:tplc="BF98C5CE">
+    <w:lvl w:ilvl="6" w:tplc="145099E2">
       <w:numFmt w:val="decimal"/>
       <w:lvlText w:val=""/>
       <w:lvlJc w:val="left"/>
     </w:lvl>
-    <w:lvl w:ilvl="7" w:tplc="2470364E">
+    <w:lvl w:ilvl="7" w:tplc="DD8E38C2">
       <w:numFmt w:val="decimal"/>
       <w:lvlText w:val=""/>
       <w:lvlJc w:val="left"/>
     </w:lvl>
-    <w:lvl w:ilvl="8" w:tplc="D0F86E1E">
+    <w:lvl w:ilvl="8" w:tplc="D29AFC06">
       <w:numFmt w:val="decimal"/>
       <w:lvlText w:val=""/>
       <w:lvlJc w:val="left"/>
     </w:lvl>
   </w:abstractNum>
   <w:abstractNum w:abstractNumId="5" w15:restartNumberingAfterBreak="0">
-    <w:nsid w:val="684B4A63"/>
+    <w:nsid w:val="7A4E6184"/>
     <w:multiLevelType w:val="hybridMultilevel"/>
-    <w:tmpl w:val="E1D2E1C8"/>
-    <w:lvl w:ilvl="0" w:tplc="315E6152">
+    <w:tmpl w:val="B5C85076"/>
+    <w:lvl w:ilvl="0" w:tplc="32F64E98">
       <w:start w:val="1"/>
       <w:numFmt w:val="decimal"/>
       <w:lvlText w:val="%1."/>
@@ -15513,148 +15522,139 @@
         <w:ind w:left="480" w:hanging="360"/>
       </w:pPr>
     </w:lvl>
-    <w:lvl w:ilvl="1" w:tplc="FFE6DAA2">
+    <w:lvl w:ilvl="1" w:tplc="9C90ACC2">
       <w:numFmt w:val="decimal"/>
       <w:lvlText w:val=""/>
       <w:lvlJc w:val="left"/>
     </w:lvl>
-    <w:lvl w:ilvl="2" w:tplc="108C1CEA">
+    <w:lvl w:ilvl="2" w:tplc="329ABFF0">
       <w:numFmt w:val="decimal"/>
       <w:lvlText w:val=""/>
       <w:lvlJc w:val="left"/>
     </w:lvl>
-    <w:lvl w:ilvl="3" w:tplc="C78E0A0C">
+    <w:lvl w:ilvl="3" w:tplc="13BEDFF0">
       <w:numFmt w:val="decimal"/>
       <w:lvlText w:val=""/>
       <w:lvlJc w:val="left"/>
     </w:lvl>
-    <w:lvl w:ilvl="4" w:tplc="B66CD280">
+    <w:lvl w:ilvl="4" w:tplc="85127CE8">
       <w:numFmt w:val="decimal"/>
       <w:lvlText w:val=""/>
       <w:lvlJc w:val="left"/>
     </w:lvl>
-    <w:lvl w:ilvl="5" w:tplc="F328067E">
+    <w:lvl w:ilvl="5" w:tplc="5AACF364">
       <w:numFmt w:val="decimal"/>
       <w:lvlText w:val=""/>
       <w:lvlJc w:val="left"/>
     </w:lvl>
-    <w:lvl w:ilvl="6" w:tplc="7FCEA8A4">
+    <w:lvl w:ilvl="6" w:tplc="0D3AAF4E">
       <w:numFmt w:val="decimal"/>
       <w:lvlText w:val=""/>
       <w:lvlJc w:val="left"/>
     </w:lvl>
-    <w:lvl w:ilvl="7" w:tplc="371EC9E0">
+    <w:lvl w:ilvl="7" w:tplc="DAB4E1BE">
       <w:numFmt w:val="decimal"/>
       <w:lvlText w:val=""/>
       <w:lvlJc w:val="left"/>
     </w:lvl>
-    <w:lvl w:ilvl="8" w:tplc="45E242C2">
+    <w:lvl w:ilvl="8" w:tplc="C908ADFC">
       <w:numFmt w:val="decimal"/>
       <w:lvlText w:val=""/>
       <w:lvlJc w:val="left"/>
     </w:lvl>
   </w:abstractNum>
   <w:abstractNum w:abstractNumId="6" w15:restartNumberingAfterBreak="0">
-    <w:nsid w:val="72A50531"/>
+    <w:nsid w:val="7CEA6E0F"/>
     <w:multiLevelType w:val="hybridMultilevel"/>
-    <w:tmpl w:val="9DF2D95C"/>
-    <w:lvl w:ilvl="0" w:tplc="5BAE7E74">
+    <w:tmpl w:val="0854F814"/>
+    <w:lvl w:ilvl="0" w:tplc="B3820C60">
       <w:start w:val="1"/>
-      <w:numFmt w:val="bullet"/>
-      <w:lvlText w:val="●"/>
+      <w:numFmt w:val="decimal"/>
+      <w:lvlText w:val="%1."/>
       <w:lvlJc w:val="left"/>
       <w:pPr>
-        <w:ind w:left="480" w:hanging="300"/>
-      </w:pPr>
-      <w:rPr>
-        <w:color w:val="1F4E79"/>
-        <w:sz w:val="14"/>
-        <w:szCs w:val="14"/>
-      </w:rPr>
+        <w:ind w:left="480" w:hanging="360"/>
+      </w:pPr>
     </w:lvl>
-    <w:lvl w:ilvl="1" w:tplc="9A8C7ECA">
-      <w:start w:val="1"/>
-      <w:numFmt w:val="bullet"/>
-      <w:lvlText w:val="○"/>
-      <w:lvlJc w:val="left"/>
-      <w:pPr>
-        <w:ind w:left="900" w:hanging="300"/>
-      </w:pPr>
-    </w:lvl>
-    <w:lvl w:ilvl="2" w:tplc="B1D0E732">
+    <w:lvl w:ilvl="1" w:tplc="164EEC86">
       <w:numFmt w:val="decimal"/>
       <w:lvlText w:val=""/>
       <w:lvlJc w:val="left"/>
     </w:lvl>
-    <w:lvl w:ilvl="3" w:tplc="1A6E3A50">
+    <w:lvl w:ilvl="2" w:tplc="76C60804">
       <w:numFmt w:val="decimal"/>
       <w:lvlText w:val=""/>
       <w:lvlJc w:val="left"/>
     </w:lvl>
-    <w:lvl w:ilvl="4" w:tplc="9F0068E4">
+    <w:lvl w:ilvl="3" w:tplc="EF38BD34">
       <w:numFmt w:val="decimal"/>
       <w:lvlText w:val=""/>
       <w:lvlJc w:val="left"/>
     </w:lvl>
-    <w:lvl w:ilvl="5" w:tplc="75DE3E1E">
+    <w:lvl w:ilvl="4" w:tplc="2E7A69DC">
       <w:numFmt w:val="decimal"/>
       <w:lvlText w:val=""/>
       <w:lvlJc w:val="left"/>
     </w:lvl>
-    <w:lvl w:ilvl="6" w:tplc="59266B46">
+    <w:lvl w:ilvl="5" w:tplc="B18AA86C">
       <w:numFmt w:val="decimal"/>
       <w:lvlText w:val=""/>
       <w:lvlJc w:val="left"/>
     </w:lvl>
-    <w:lvl w:ilvl="7" w:tplc="BEEE5FEA">
+    <w:lvl w:ilvl="6" w:tplc="ADCCEE2A">
       <w:numFmt w:val="decimal"/>
       <w:lvlText w:val=""/>
       <w:lvlJc w:val="left"/>
     </w:lvl>
-    <w:lvl w:ilvl="8" w:tplc="EAD46F8A">
+    <w:lvl w:ilvl="7" w:tplc="662AB136">
+      <w:numFmt w:val="decimal"/>
+      <w:lvlText w:val=""/>
+      <w:lvlJc w:val="left"/>
+    </w:lvl>
+    <w:lvl w:ilvl="8" w:tplc="12661730">
       <w:numFmt w:val="decimal"/>
       <w:lvlText w:val=""/>
       <w:lvlJc w:val="left"/>
     </w:lvl>
   </w:abstractNum>
-  <w:num w:numId="1" w16cid:durableId="246351832">
+  <w:num w:numId="1" w16cid:durableId="1251624208">
+    <w:abstractNumId w:val="3"/>
+    <w:lvlOverride w:ilvl="0">
+      <w:startOverride w:val="1"/>
+    </w:lvlOverride>
+  </w:num>
+  <w:num w:numId="2" w16cid:durableId="528297776">
+    <w:abstractNumId w:val="0"/>
+    <w:lvlOverride w:ilvl="0">
+      <w:startOverride w:val="1"/>
+    </w:lvlOverride>
+  </w:num>
+  <w:num w:numId="3" w16cid:durableId="578292316">
+    <w:abstractNumId w:val="6"/>
+    <w:lvlOverride w:ilvl="0">
+      <w:startOverride w:val="1"/>
+    </w:lvlOverride>
+  </w:num>
+  <w:num w:numId="4" w16cid:durableId="1871798611">
     <w:abstractNumId w:val="2"/>
     <w:lvlOverride w:ilvl="0">
       <w:startOverride w:val="1"/>
     </w:lvlOverride>
   </w:num>
-  <w:num w:numId="2" w16cid:durableId="584531048">
-    <w:abstractNumId w:val="6"/>
+  <w:num w:numId="5" w16cid:durableId="1365715140">
+    <w:abstractNumId w:val="1"/>
     <w:lvlOverride w:ilvl="0">
       <w:startOverride w:val="1"/>
     </w:lvlOverride>
   </w:num>
-  <w:num w:numId="3" w16cid:durableId="1890914649">
-    <w:abstractNumId w:val="3"/>
-    <w:lvlOverride w:ilvl="0">
-      <w:startOverride w:val="1"/>
-    </w:lvlOverride>
-  </w:num>
-  <w:num w:numId="4" w16cid:durableId="345210612">
-    <w:abstractNumId w:val="4"/>
-    <w:lvlOverride w:ilvl="0">
-      <w:startOverride w:val="1"/>
-    </w:lvlOverride>
-  </w:num>
-  <w:num w:numId="5" w16cid:durableId="2000646677">
-    <w:abstractNumId w:val="0"/>
-    <w:lvlOverride w:ilvl="0">
-      <w:startOverride w:val="1"/>
-    </w:lvlOverride>
-  </w:num>
-  <w:num w:numId="6" w16cid:durableId="1558009390">
+  <w:num w:numId="6" w16cid:durableId="1447582198">
     <w:abstractNumId w:val="5"/>
     <w:lvlOverride w:ilvl="0">
       <w:startOverride w:val="1"/>
     </w:lvlOverride>
   </w:num>
-  <w:num w:numId="7" w16cid:durableId="1598127201">
-    <w:abstractNumId w:val="1"/>
+  <w:num w:numId="7" w16cid:durableId="67306490">
+    <w:abstractNumId w:val="4"/>
     <w:lvlOverride w:ilvl="0">
       <w:startOverride w:val="1"/>
     </w:lvlOverride>
@@ -16275,7 +16275,7 @@
     <w:link w:val="aa"/>
     <w:uiPriority w:val="99"/>
     <w:unhideWhenUsed/>
-    <w:rsid w:val="00064589"/>
+    <w:rsid w:val="00110321"/>
     <w:pPr>
       <w:tabs>
         <w:tab w:val="center" w:pos="4252"/>
@@ -16289,7 +16289,7 @@
     <w:basedOn w:val="a0"/>
     <w:link w:val="a9"/>
     <w:uiPriority w:val="99"/>
-    <w:rsid w:val="00064589"/>
+    <w:rsid w:val="00110321"/>
   </w:style>
   <w:style w:type="paragraph" w:styleId="ab">
     <w:name w:val="footer"/>
@@ -16297,7 +16297,7 @@
     <w:link w:val="ac"/>
     <w:uiPriority w:val="99"/>
     <w:unhideWhenUsed/>
-    <w:rsid w:val="00064589"/>
+    <w:rsid w:val="00110321"/>
     <w:pPr>
       <w:tabs>
         <w:tab w:val="center" w:pos="4252"/>
@@ -16311,7 +16311,7 @@
     <w:basedOn w:val="a0"/>
     <w:link w:val="ab"/>
     <w:uiPriority w:val="99"/>
-    <w:rsid w:val="00064589"/>
+    <w:rsid w:val="00110321"/>
   </w:style>
 </w:styles>
 </file>

--- a/docs/wfview-win_詳細操作説明書.docx
+++ b/docs/wfview-win_詳細操作説明書.docx
@@ -82,7 +82,7 @@
           <w:noProof/>
         </w:rPr>
         <w:drawing>
-          <wp:inline distT="0" distB="0" distL="0" distR="0" wp14:anchorId="3A056079" wp14:editId="7B52D918">
+          <wp:inline distT="0" distB="0" distL="0" distR="0">
             <wp:extent cx="5715000" cy="1343025"/>
             <wp:effectExtent l="0" t="0" r="0" b="0"/>
             <wp:docPr id="1" name="図 1"/>
@@ -138,7 +138,7 @@
           <w:sz w:val="22"/>
           <w:szCs w:val="22"/>
         </w:rPr>
-        <w:t>: wfview-win 2.31</w:t>
+        <w:t>: wfview-win 2.32</w:t>
       </w:r>
     </w:p>
     <w:p>
@@ -213,7 +213,7 @@
     <w:sdt>
       <w:sdtPr>
         <w:alias w:val="目次"/>
-        <w:id w:val="1478340402"/>
+        <w:id w:val="992452776"/>
       </w:sdtPr>
       <w:sdtEndPr>
         <w:rPr>
@@ -250,7 +250,7 @@
           <w:r>
             <w:fldChar w:fldCharType="separate"/>
           </w:r>
-          <w:hyperlink w:anchor="_Toc243507647" w:history="1">
+          <w:hyperlink w:anchor="_Toc243509879" w:history="1">
             <w:r>
               <w:rPr>
                 <w:rStyle w:val="a5"/>
@@ -274,7 +274,7 @@
               <w:rPr>
                 <w:noProof/>
               </w:rPr>
-              <w:instrText xml:space="preserve"> PAGEREF _Toc243507647 \h </w:instrText>
+              <w:instrText xml:space="preserve"> PAGEREF _Toc243509879 \h </w:instrText>
             </w:r>
             <w:r>
               <w:rPr>
@@ -316,7 +316,7 @@
               <w14:ligatures w14:val="standardContextual"/>
             </w:rPr>
           </w:pPr>
-          <w:hyperlink w:anchor="_Toc243507648" w:history="1">
+          <w:hyperlink w:anchor="_Toc243509880" w:history="1">
             <w:r>
               <w:rPr>
                 <w:rStyle w:val="a5"/>
@@ -340,7 +340,7 @@
               <w:rPr>
                 <w:noProof/>
               </w:rPr>
-              <w:instrText xml:space="preserve"> PAGEREF _Toc243507648 \h </w:instrText>
+              <w:instrText xml:space="preserve"> PAGEREF _Toc243509880 \h </w:instrText>
             </w:r>
             <w:r>
               <w:rPr>
@@ -382,7 +382,7 @@
               <w14:ligatures w14:val="standardContextual"/>
             </w:rPr>
           </w:pPr>
-          <w:hyperlink w:anchor="_Toc243507649" w:history="1">
+          <w:hyperlink w:anchor="_Toc243509881" w:history="1">
             <w:r>
               <w:rPr>
                 <w:rStyle w:val="a5"/>
@@ -406,7 +406,7 @@
               <w:rPr>
                 <w:noProof/>
               </w:rPr>
-              <w:instrText xml:space="preserve"> PAGEREF _Toc243507649 \h </w:instrText>
+              <w:instrText xml:space="preserve"> PAGEREF _Toc243509881 \h </w:instrText>
             </w:r>
             <w:r>
               <w:rPr>
@@ -450,7 +450,7 @@
               <w14:ligatures w14:val="standardContextual"/>
             </w:rPr>
           </w:pPr>
-          <w:hyperlink w:anchor="_Toc243507650" w:history="1">
+          <w:hyperlink w:anchor="_Toc243509882" w:history="1">
             <w:r>
               <w:rPr>
                 <w:rStyle w:val="a5"/>
@@ -474,7 +474,7 @@
               <w:rPr>
                 <w:noProof/>
               </w:rPr>
-              <w:instrText xml:space="preserve"> PAGEREF _Toc243507650 \h </w:instrText>
+              <w:instrText xml:space="preserve"> PAGEREF _Toc243509882 \h </w:instrText>
             </w:r>
             <w:r>
               <w:rPr>
@@ -516,7 +516,7 @@
               <w14:ligatures w14:val="standardContextual"/>
             </w:rPr>
           </w:pPr>
-          <w:hyperlink w:anchor="_Toc243507651" w:history="1">
+          <w:hyperlink w:anchor="_Toc243509883" w:history="1">
             <w:r>
               <w:rPr>
                 <w:rStyle w:val="a5"/>
@@ -540,7 +540,7 @@
               <w:rPr>
                 <w:noProof/>
               </w:rPr>
-              <w:instrText xml:space="preserve"> PAGEREF _Toc243507651 \h </w:instrText>
+              <w:instrText xml:space="preserve"> PAGEREF _Toc243509883 \h </w:instrText>
             </w:r>
             <w:r>
               <w:rPr>
@@ -582,7 +582,7 @@
               <w14:ligatures w14:val="standardContextual"/>
             </w:rPr>
           </w:pPr>
-          <w:hyperlink w:anchor="_Toc243507652" w:history="1">
+          <w:hyperlink w:anchor="_Toc243509884" w:history="1">
             <w:r>
               <w:rPr>
                 <w:rStyle w:val="a5"/>
@@ -606,7 +606,7 @@
               <w:rPr>
                 <w:noProof/>
               </w:rPr>
-              <w:instrText xml:space="preserve"> PAGEREF _Toc243507652 \h </w:instrText>
+              <w:instrText xml:space="preserve"> PAGEREF _Toc243509884 \h </w:instrText>
             </w:r>
             <w:r>
               <w:rPr>
@@ -648,7 +648,7 @@
               <w14:ligatures w14:val="standardContextual"/>
             </w:rPr>
           </w:pPr>
-          <w:hyperlink w:anchor="_Toc243507653" w:history="1">
+          <w:hyperlink w:anchor="_Toc243509885" w:history="1">
             <w:r>
               <w:rPr>
                 <w:rStyle w:val="a5"/>
@@ -672,7 +672,7 @@
               <w:rPr>
                 <w:noProof/>
               </w:rPr>
-              <w:instrText xml:space="preserve"> PAGEREF _Toc243507653 \h </w:instrText>
+              <w:instrText xml:space="preserve"> PAGEREF _Toc243509885 \h </w:instrText>
             </w:r>
             <w:r>
               <w:rPr>
@@ -716,7 +716,7 @@
               <w14:ligatures w14:val="standardContextual"/>
             </w:rPr>
           </w:pPr>
-          <w:hyperlink w:anchor="_Toc243507654" w:history="1">
+          <w:hyperlink w:anchor="_Toc243509886" w:history="1">
             <w:r>
               <w:rPr>
                 <w:rStyle w:val="a5"/>
@@ -740,7 +740,7 @@
               <w:rPr>
                 <w:noProof/>
               </w:rPr>
-              <w:instrText xml:space="preserve"> PAGEREF _Toc243507654 \h </w:instrText>
+              <w:instrText xml:space="preserve"> PAGEREF _Toc243509886 \h </w:instrText>
             </w:r>
             <w:r>
               <w:rPr>
@@ -782,7 +782,7 @@
               <w14:ligatures w14:val="standardContextual"/>
             </w:rPr>
           </w:pPr>
-          <w:hyperlink w:anchor="_Toc243507655" w:history="1">
+          <w:hyperlink w:anchor="_Toc243509887" w:history="1">
             <w:r>
               <w:rPr>
                 <w:rStyle w:val="a5"/>
@@ -806,7 +806,7 @@
               <w:rPr>
                 <w:noProof/>
               </w:rPr>
-              <w:instrText xml:space="preserve"> PAGEREF _Toc243507655 \h </w:instrText>
+              <w:instrText xml:space="preserve"> PAGEREF _Toc243509887 \h </w:instrText>
             </w:r>
             <w:r>
               <w:rPr>
@@ -848,7 +848,7 @@
               <w14:ligatures w14:val="standardContextual"/>
             </w:rPr>
           </w:pPr>
-          <w:hyperlink w:anchor="_Toc243507656" w:history="1">
+          <w:hyperlink w:anchor="_Toc243509888" w:history="1">
             <w:r>
               <w:rPr>
                 <w:rStyle w:val="a5"/>
@@ -872,7 +872,7 @@
               <w:rPr>
                 <w:noProof/>
               </w:rPr>
-              <w:instrText xml:space="preserve"> PAGEREF _Toc243507656 \h </w:instrText>
+              <w:instrText xml:space="preserve"> PAGEREF _Toc243509888 \h </w:instrText>
             </w:r>
             <w:r>
               <w:rPr>
@@ -914,7 +914,7 @@
               <w14:ligatures w14:val="standardContextual"/>
             </w:rPr>
           </w:pPr>
-          <w:hyperlink w:anchor="_Toc243507657" w:history="1">
+          <w:hyperlink w:anchor="_Toc243509889" w:history="1">
             <w:r>
               <w:rPr>
                 <w:rStyle w:val="a5"/>
@@ -938,7 +938,7 @@
               <w:rPr>
                 <w:noProof/>
               </w:rPr>
-              <w:instrText xml:space="preserve"> PAGEREF _Toc243507657 \h </w:instrText>
+              <w:instrText xml:space="preserve"> PAGEREF _Toc243509889 \h </w:instrText>
             </w:r>
             <w:r>
               <w:rPr>
@@ -980,7 +980,7 @@
               <w14:ligatures w14:val="standardContextual"/>
             </w:rPr>
           </w:pPr>
-          <w:hyperlink w:anchor="_Toc243507658" w:history="1">
+          <w:hyperlink w:anchor="_Toc243509890" w:history="1">
             <w:r>
               <w:rPr>
                 <w:rStyle w:val="a5"/>
@@ -1004,7 +1004,7 @@
               <w:rPr>
                 <w:noProof/>
               </w:rPr>
-              <w:instrText xml:space="preserve"> PAGEREF _Toc243507658 \h </w:instrText>
+              <w:instrText xml:space="preserve"> PAGEREF _Toc243509890 \h </w:instrText>
             </w:r>
             <w:r>
               <w:rPr>
@@ -1048,7 +1048,7 @@
               <w14:ligatures w14:val="standardContextual"/>
             </w:rPr>
           </w:pPr>
-          <w:hyperlink w:anchor="_Toc243507659" w:history="1">
+          <w:hyperlink w:anchor="_Toc243509891" w:history="1">
             <w:r>
               <w:rPr>
                 <w:rStyle w:val="a5"/>
@@ -1072,7 +1072,7 @@
               <w:rPr>
                 <w:noProof/>
               </w:rPr>
-              <w:instrText xml:space="preserve"> PAGEREF _Toc243507659 \h </w:instrText>
+              <w:instrText xml:space="preserve"> PAGEREF _Toc243509891 \h </w:instrText>
             </w:r>
             <w:r>
               <w:rPr>
@@ -1114,7 +1114,7 @@
               <w14:ligatures w14:val="standardContextual"/>
             </w:rPr>
           </w:pPr>
-          <w:hyperlink w:anchor="_Toc243507660" w:history="1">
+          <w:hyperlink w:anchor="_Toc243509892" w:history="1">
             <w:r>
               <w:rPr>
                 <w:rStyle w:val="a5"/>
@@ -1138,7 +1138,7 @@
               <w:rPr>
                 <w:noProof/>
               </w:rPr>
-              <w:instrText xml:space="preserve"> PAGEREF _Toc243507660 \h </w:instrText>
+              <w:instrText xml:space="preserve"> PAGEREF _Toc243509892 \h </w:instrText>
             </w:r>
             <w:r>
               <w:rPr>
@@ -1180,7 +1180,7 @@
               <w14:ligatures w14:val="standardContextual"/>
             </w:rPr>
           </w:pPr>
-          <w:hyperlink w:anchor="_Toc243507661" w:history="1">
+          <w:hyperlink w:anchor="_Toc243509893" w:history="1">
             <w:r>
               <w:rPr>
                 <w:rStyle w:val="a5"/>
@@ -1204,7 +1204,7 @@
               <w:rPr>
                 <w:noProof/>
               </w:rPr>
-              <w:instrText xml:space="preserve"> PAGEREF _Toc243507661 \h </w:instrText>
+              <w:instrText xml:space="preserve"> PAGEREF _Toc243509893 \h </w:instrText>
             </w:r>
             <w:r>
               <w:rPr>
@@ -1246,7 +1246,7 @@
               <w14:ligatures w14:val="standardContextual"/>
             </w:rPr>
           </w:pPr>
-          <w:hyperlink w:anchor="_Toc243507662" w:history="1">
+          <w:hyperlink w:anchor="_Toc243509894" w:history="1">
             <w:r>
               <w:rPr>
                 <w:rStyle w:val="a5"/>
@@ -1270,7 +1270,7 @@
               <w:rPr>
                 <w:noProof/>
               </w:rPr>
-              <w:instrText xml:space="preserve"> PAGEREF _Toc243507662 \h </w:instrText>
+              <w:instrText xml:space="preserve"> PAGEREF _Toc243509894 \h </w:instrText>
             </w:r>
             <w:r>
               <w:rPr>
@@ -1312,7 +1312,7 @@
               <w14:ligatures w14:val="standardContextual"/>
             </w:rPr>
           </w:pPr>
-          <w:hyperlink w:anchor="_Toc243507663" w:history="1">
+          <w:hyperlink w:anchor="_Toc243509895" w:history="1">
             <w:r>
               <w:rPr>
                 <w:rStyle w:val="a5"/>
@@ -1336,7 +1336,7 @@
               <w:rPr>
                 <w:noProof/>
               </w:rPr>
-              <w:instrText xml:space="preserve"> PAGEREF _Toc243507663 \h </w:instrText>
+              <w:instrText xml:space="preserve"> PAGEREF _Toc243509895 \h </w:instrText>
             </w:r>
             <w:r>
               <w:rPr>
@@ -1378,7 +1378,7 @@
               <w14:ligatures w14:val="standardContextual"/>
             </w:rPr>
           </w:pPr>
-          <w:hyperlink w:anchor="_Toc243507664" w:history="1">
+          <w:hyperlink w:anchor="_Toc243509896" w:history="1">
             <w:r>
               <w:rPr>
                 <w:rStyle w:val="a5"/>
@@ -1402,7 +1402,7 @@
               <w:rPr>
                 <w:noProof/>
               </w:rPr>
-              <w:instrText xml:space="preserve"> PAGEREF _Toc243507664 \h </w:instrText>
+              <w:instrText xml:space="preserve"> PAGEREF _Toc243509896 \h </w:instrText>
             </w:r>
             <w:r>
               <w:rPr>
@@ -1444,7 +1444,7 @@
               <w14:ligatures w14:val="standardContextual"/>
             </w:rPr>
           </w:pPr>
-          <w:hyperlink w:anchor="_Toc243507665" w:history="1">
+          <w:hyperlink w:anchor="_Toc243509897" w:history="1">
             <w:r>
               <w:rPr>
                 <w:rStyle w:val="a5"/>
@@ -1468,7 +1468,7 @@
               <w:rPr>
                 <w:noProof/>
               </w:rPr>
-              <w:instrText xml:space="preserve"> PAGEREF _Toc243507665 \h </w:instrText>
+              <w:instrText xml:space="preserve"> PAGEREF _Toc243509897 \h </w:instrText>
             </w:r>
             <w:r>
               <w:rPr>
@@ -1512,7 +1512,7 @@
               <w14:ligatures w14:val="standardContextual"/>
             </w:rPr>
           </w:pPr>
-          <w:hyperlink w:anchor="_Toc243507666" w:history="1">
+          <w:hyperlink w:anchor="_Toc243509898" w:history="1">
             <w:r>
               <w:rPr>
                 <w:rStyle w:val="a5"/>
@@ -1536,7 +1536,7 @@
               <w:rPr>
                 <w:noProof/>
               </w:rPr>
-              <w:instrText xml:space="preserve"> PAGEREF _Toc243507666 \h </w:instrText>
+              <w:instrText xml:space="preserve"> PAGEREF _Toc243509898 \h </w:instrText>
             </w:r>
             <w:r>
               <w:rPr>
@@ -1578,7 +1578,7 @@
               <w14:ligatures w14:val="standardContextual"/>
             </w:rPr>
           </w:pPr>
-          <w:hyperlink w:anchor="_Toc243507667" w:history="1">
+          <w:hyperlink w:anchor="_Toc243509899" w:history="1">
             <w:r>
               <w:rPr>
                 <w:rStyle w:val="a5"/>
@@ -1602,7 +1602,7 @@
               <w:rPr>
                 <w:noProof/>
               </w:rPr>
-              <w:instrText xml:space="preserve"> PAGEREF _Toc243507667 \h </w:instrText>
+              <w:instrText xml:space="preserve"> PAGEREF _Toc243509899 \h </w:instrText>
             </w:r>
             <w:r>
               <w:rPr>
@@ -1644,7 +1644,7 @@
               <w14:ligatures w14:val="standardContextual"/>
             </w:rPr>
           </w:pPr>
-          <w:hyperlink w:anchor="_Toc243507668" w:history="1">
+          <w:hyperlink w:anchor="_Toc243509900" w:history="1">
             <w:r>
               <w:rPr>
                 <w:rStyle w:val="a5"/>
@@ -1668,7 +1668,7 @@
               <w:rPr>
                 <w:noProof/>
               </w:rPr>
-              <w:instrText xml:space="preserve"> PAGEREF _Toc243507668 \h </w:instrText>
+              <w:instrText xml:space="preserve"> PAGEREF _Toc243509900 \h </w:instrText>
             </w:r>
             <w:r>
               <w:rPr>
@@ -1710,7 +1710,7 @@
               <w14:ligatures w14:val="standardContextual"/>
             </w:rPr>
           </w:pPr>
-          <w:hyperlink w:anchor="_Toc243507669" w:history="1">
+          <w:hyperlink w:anchor="_Toc243509901" w:history="1">
             <w:r>
               <w:rPr>
                 <w:rStyle w:val="a5"/>
@@ -1734,7 +1734,7 @@
               <w:rPr>
                 <w:noProof/>
               </w:rPr>
-              <w:instrText xml:space="preserve"> PAGEREF _Toc243507669 \h </w:instrText>
+              <w:instrText xml:space="preserve"> PAGEREF _Toc243509901 \h </w:instrText>
             </w:r>
             <w:r>
               <w:rPr>
@@ -1776,7 +1776,7 @@
               <w14:ligatures w14:val="standardContextual"/>
             </w:rPr>
           </w:pPr>
-          <w:hyperlink w:anchor="_Toc243507670" w:history="1">
+          <w:hyperlink w:anchor="_Toc243509902" w:history="1">
             <w:r>
               <w:rPr>
                 <w:rStyle w:val="a5"/>
@@ -1800,7 +1800,7 @@
               <w:rPr>
                 <w:noProof/>
               </w:rPr>
-              <w:instrText xml:space="preserve"> PAGEREF _Toc243507670 \h </w:instrText>
+              <w:instrText xml:space="preserve"> PAGEREF _Toc243509902 \h </w:instrText>
             </w:r>
             <w:r>
               <w:rPr>
@@ -1844,7 +1844,7 @@
               <w14:ligatures w14:val="standardContextual"/>
             </w:rPr>
           </w:pPr>
-          <w:hyperlink w:anchor="_Toc243507671" w:history="1">
+          <w:hyperlink w:anchor="_Toc243509903" w:history="1">
             <w:r>
               <w:rPr>
                 <w:rStyle w:val="a5"/>
@@ -1868,7 +1868,7 @@
               <w:rPr>
                 <w:noProof/>
               </w:rPr>
-              <w:instrText xml:space="preserve"> PAGEREF _Toc243507671 \h </w:instrText>
+              <w:instrText xml:space="preserve"> PAGEREF _Toc243509903 \h </w:instrText>
             </w:r>
             <w:r>
               <w:rPr>
@@ -1910,7 +1910,7 @@
               <w14:ligatures w14:val="standardContextual"/>
             </w:rPr>
           </w:pPr>
-          <w:hyperlink w:anchor="_Toc243507672" w:history="1">
+          <w:hyperlink w:anchor="_Toc243509904" w:history="1">
             <w:r>
               <w:rPr>
                 <w:rStyle w:val="a5"/>
@@ -1934,7 +1934,7 @@
               <w:rPr>
                 <w:noProof/>
               </w:rPr>
-              <w:instrText xml:space="preserve"> PAGEREF _Toc243507672 \h </w:instrText>
+              <w:instrText xml:space="preserve"> PAGEREF _Toc243509904 \h </w:instrText>
             </w:r>
             <w:r>
               <w:rPr>
@@ -1976,7 +1976,7 @@
               <w14:ligatures w14:val="standardContextual"/>
             </w:rPr>
           </w:pPr>
-          <w:hyperlink w:anchor="_Toc243507673" w:history="1">
+          <w:hyperlink w:anchor="_Toc243509905" w:history="1">
             <w:r>
               <w:rPr>
                 <w:rStyle w:val="a5"/>
@@ -2000,7 +2000,7 @@
               <w:rPr>
                 <w:noProof/>
               </w:rPr>
-              <w:instrText xml:space="preserve"> PAGEREF _Toc243507673 \h </w:instrText>
+              <w:instrText xml:space="preserve"> PAGEREF _Toc243509905 \h </w:instrText>
             </w:r>
             <w:r>
               <w:rPr>
@@ -2042,7 +2042,7 @@
               <w14:ligatures w14:val="standardContextual"/>
             </w:rPr>
           </w:pPr>
-          <w:hyperlink w:anchor="_Toc243507674" w:history="1">
+          <w:hyperlink w:anchor="_Toc243509906" w:history="1">
             <w:r>
               <w:rPr>
                 <w:rStyle w:val="a5"/>
@@ -2066,7 +2066,7 @@
               <w:rPr>
                 <w:noProof/>
               </w:rPr>
-              <w:instrText xml:space="preserve"> PAGEREF _Toc243507674 \h </w:instrText>
+              <w:instrText xml:space="preserve"> PAGEREF _Toc243509906 \h </w:instrText>
             </w:r>
             <w:r>
               <w:rPr>
@@ -2110,7 +2110,7 @@
               <w14:ligatures w14:val="standardContextual"/>
             </w:rPr>
           </w:pPr>
-          <w:hyperlink w:anchor="_Toc243507675" w:history="1">
+          <w:hyperlink w:anchor="_Toc243509907" w:history="1">
             <w:r>
               <w:rPr>
                 <w:rStyle w:val="a5"/>
@@ -2134,7 +2134,7 @@
               <w:rPr>
                 <w:noProof/>
               </w:rPr>
-              <w:instrText xml:space="preserve"> PAGEREF _Toc243507675 \h </w:instrText>
+              <w:instrText xml:space="preserve"> PAGEREF _Toc243509907 \h </w:instrText>
             </w:r>
             <w:r>
               <w:rPr>
@@ -2176,7 +2176,7 @@
               <w14:ligatures w14:val="standardContextual"/>
             </w:rPr>
           </w:pPr>
-          <w:hyperlink w:anchor="_Toc243507676" w:history="1">
+          <w:hyperlink w:anchor="_Toc243509908" w:history="1">
             <w:r>
               <w:rPr>
                 <w:rStyle w:val="a5"/>
@@ -2200,7 +2200,7 @@
               <w:rPr>
                 <w:noProof/>
               </w:rPr>
-              <w:instrText xml:space="preserve"> PAGEREF _Toc243507676 \h </w:instrText>
+              <w:instrText xml:space="preserve"> PAGEREF _Toc243509908 \h </w:instrText>
             </w:r>
             <w:r>
               <w:rPr>
@@ -2242,7 +2242,7 @@
               <w14:ligatures w14:val="standardContextual"/>
             </w:rPr>
           </w:pPr>
-          <w:hyperlink w:anchor="_Toc243507677" w:history="1">
+          <w:hyperlink w:anchor="_Toc243509909" w:history="1">
             <w:r>
               <w:rPr>
                 <w:rStyle w:val="a5"/>
@@ -2266,7 +2266,7 @@
               <w:rPr>
                 <w:noProof/>
               </w:rPr>
-              <w:instrText xml:space="preserve"> PAGEREF _Toc243507677 \h </w:instrText>
+              <w:instrText xml:space="preserve"> PAGEREF _Toc243509909 \h </w:instrText>
             </w:r>
             <w:r>
               <w:rPr>
@@ -2308,7 +2308,7 @@
               <w14:ligatures w14:val="standardContextual"/>
             </w:rPr>
           </w:pPr>
-          <w:hyperlink w:anchor="_Toc243507678" w:history="1">
+          <w:hyperlink w:anchor="_Toc243509910" w:history="1">
             <w:r>
               <w:rPr>
                 <w:rStyle w:val="a5"/>
@@ -2332,7 +2332,7 @@
               <w:rPr>
                 <w:noProof/>
               </w:rPr>
-              <w:instrText xml:space="preserve"> PAGEREF _Toc243507678 \h </w:instrText>
+              <w:instrText xml:space="preserve"> PAGEREF _Toc243509910 \h </w:instrText>
             </w:r>
             <w:r>
               <w:rPr>
@@ -2376,7 +2376,7 @@
               <w14:ligatures w14:val="standardContextual"/>
             </w:rPr>
           </w:pPr>
-          <w:hyperlink w:anchor="_Toc243507679" w:history="1">
+          <w:hyperlink w:anchor="_Toc243509911" w:history="1">
             <w:r>
               <w:rPr>
                 <w:rStyle w:val="a5"/>
@@ -2400,7 +2400,7 @@
               <w:rPr>
                 <w:noProof/>
               </w:rPr>
-              <w:instrText xml:space="preserve"> PAGEREF _Toc243507679 \h </w:instrText>
+              <w:instrText xml:space="preserve"> PAGEREF _Toc243509911 \h </w:instrText>
             </w:r>
             <w:r>
               <w:rPr>
@@ -2442,7 +2442,7 @@
               <w14:ligatures w14:val="standardContextual"/>
             </w:rPr>
           </w:pPr>
-          <w:hyperlink w:anchor="_Toc243507680" w:history="1">
+          <w:hyperlink w:anchor="_Toc243509912" w:history="1">
             <w:r>
               <w:rPr>
                 <w:rStyle w:val="a5"/>
@@ -2466,7 +2466,7 @@
               <w:rPr>
                 <w:noProof/>
               </w:rPr>
-              <w:instrText xml:space="preserve"> PAGEREF _Toc243507680 \h </w:instrText>
+              <w:instrText xml:space="preserve"> PAGEREF _Toc243509912 \h </w:instrText>
             </w:r>
             <w:r>
               <w:rPr>
@@ -2508,7 +2508,7 @@
               <w14:ligatures w14:val="standardContextual"/>
             </w:rPr>
           </w:pPr>
-          <w:hyperlink w:anchor="_Toc243507681" w:history="1">
+          <w:hyperlink w:anchor="_Toc243509913" w:history="1">
             <w:r>
               <w:rPr>
                 <w:rStyle w:val="a5"/>
@@ -2532,7 +2532,7 @@
               <w:rPr>
                 <w:noProof/>
               </w:rPr>
-              <w:instrText xml:space="preserve"> PAGEREF _Toc243507681 \h </w:instrText>
+              <w:instrText xml:space="preserve"> PAGEREF _Toc243509913 \h </w:instrText>
             </w:r>
             <w:r>
               <w:rPr>
@@ -2574,7 +2574,7 @@
               <w14:ligatures w14:val="standardContextual"/>
             </w:rPr>
           </w:pPr>
-          <w:hyperlink w:anchor="_Toc243507682" w:history="1">
+          <w:hyperlink w:anchor="_Toc243509914" w:history="1">
             <w:r>
               <w:rPr>
                 <w:rStyle w:val="a5"/>
@@ -2598,7 +2598,7 @@
               <w:rPr>
                 <w:noProof/>
               </w:rPr>
-              <w:instrText xml:space="preserve"> PAGEREF _Toc243507682 \h </w:instrText>
+              <w:instrText xml:space="preserve"> PAGEREF _Toc243509914 \h </w:instrText>
             </w:r>
             <w:r>
               <w:rPr>
@@ -2640,7 +2640,7 @@
               <w14:ligatures w14:val="standardContextual"/>
             </w:rPr>
           </w:pPr>
-          <w:hyperlink w:anchor="_Toc243507683" w:history="1">
+          <w:hyperlink w:anchor="_Toc243509915" w:history="1">
             <w:r>
               <w:rPr>
                 <w:rStyle w:val="a5"/>
@@ -2664,7 +2664,7 @@
               <w:rPr>
                 <w:noProof/>
               </w:rPr>
-              <w:instrText xml:space="preserve"> PAGEREF _Toc243507683 \h </w:instrText>
+              <w:instrText xml:space="preserve"> PAGEREF _Toc243509915 \h </w:instrText>
             </w:r>
             <w:r>
               <w:rPr>
@@ -2708,7 +2708,7 @@
               <w14:ligatures w14:val="standardContextual"/>
             </w:rPr>
           </w:pPr>
-          <w:hyperlink w:anchor="_Toc243507684" w:history="1">
+          <w:hyperlink w:anchor="_Toc243509916" w:history="1">
             <w:r>
               <w:rPr>
                 <w:rStyle w:val="a5"/>
@@ -2732,7 +2732,7 @@
               <w:rPr>
                 <w:noProof/>
               </w:rPr>
-              <w:instrText xml:space="preserve"> PAGEREF _Toc243507684 \h </w:instrText>
+              <w:instrText xml:space="preserve"> PAGEREF _Toc243509916 \h </w:instrText>
             </w:r>
             <w:r>
               <w:rPr>
@@ -2774,7 +2774,7 @@
               <w14:ligatures w14:val="standardContextual"/>
             </w:rPr>
           </w:pPr>
-          <w:hyperlink w:anchor="_Toc243507685" w:history="1">
+          <w:hyperlink w:anchor="_Toc243509917" w:history="1">
             <w:r>
               <w:rPr>
                 <w:rStyle w:val="a5"/>
@@ -2798,7 +2798,7 @@
               <w:rPr>
                 <w:noProof/>
               </w:rPr>
-              <w:instrText xml:space="preserve"> PAGEREF _Toc243507685 \h </w:instrText>
+              <w:instrText xml:space="preserve"> PAGEREF _Toc243509917 \h </w:instrText>
             </w:r>
             <w:r>
               <w:rPr>
@@ -2840,7 +2840,7 @@
               <w14:ligatures w14:val="standardContextual"/>
             </w:rPr>
           </w:pPr>
-          <w:hyperlink w:anchor="_Toc243507686" w:history="1">
+          <w:hyperlink w:anchor="_Toc243509918" w:history="1">
             <w:r>
               <w:rPr>
                 <w:rStyle w:val="a5"/>
@@ -2864,7 +2864,7 @@
               <w:rPr>
                 <w:noProof/>
               </w:rPr>
-              <w:instrText xml:space="preserve"> PAGEREF _Toc243507686 \h </w:instrText>
+              <w:instrText xml:space="preserve"> PAGEREF _Toc243509918 \h </w:instrText>
             </w:r>
             <w:r>
               <w:rPr>
@@ -2906,7 +2906,7 @@
               <w14:ligatures w14:val="standardContextual"/>
             </w:rPr>
           </w:pPr>
-          <w:hyperlink w:anchor="_Toc243507687" w:history="1">
+          <w:hyperlink w:anchor="_Toc243509919" w:history="1">
             <w:r>
               <w:rPr>
                 <w:rStyle w:val="a5"/>
@@ -2930,7 +2930,7 @@
               <w:rPr>
                 <w:noProof/>
               </w:rPr>
-              <w:instrText xml:space="preserve"> PAGEREF _Toc243507687 \h </w:instrText>
+              <w:instrText xml:space="preserve"> PAGEREF _Toc243509919 \h </w:instrText>
             </w:r>
             <w:r>
               <w:rPr>
@@ -2974,7 +2974,7 @@
               <w14:ligatures w14:val="standardContextual"/>
             </w:rPr>
           </w:pPr>
-          <w:hyperlink w:anchor="_Toc243507688" w:history="1">
+          <w:hyperlink w:anchor="_Toc243509920" w:history="1">
             <w:r>
               <w:rPr>
                 <w:rStyle w:val="a5"/>
@@ -2998,7 +2998,7 @@
               <w:rPr>
                 <w:noProof/>
               </w:rPr>
-              <w:instrText xml:space="preserve"> PAGEREF _Toc243507688 \h </w:instrText>
+              <w:instrText xml:space="preserve"> PAGEREF _Toc243509920 \h </w:instrText>
             </w:r>
             <w:r>
               <w:rPr>
@@ -3040,7 +3040,7 @@
               <w14:ligatures w14:val="standardContextual"/>
             </w:rPr>
           </w:pPr>
-          <w:hyperlink w:anchor="_Toc243507689" w:history="1">
+          <w:hyperlink w:anchor="_Toc243509921" w:history="1">
             <w:r>
               <w:rPr>
                 <w:rStyle w:val="a5"/>
@@ -3064,7 +3064,7 @@
               <w:rPr>
                 <w:noProof/>
               </w:rPr>
-              <w:instrText xml:space="preserve"> PAGEREF _Toc243507689 \h </w:instrText>
+              <w:instrText xml:space="preserve"> PAGEREF _Toc243509921 \h </w:instrText>
             </w:r>
             <w:r>
               <w:rPr>
@@ -3106,7 +3106,7 @@
               <w14:ligatures w14:val="standardContextual"/>
             </w:rPr>
           </w:pPr>
-          <w:hyperlink w:anchor="_Toc243507690" w:history="1">
+          <w:hyperlink w:anchor="_Toc243509922" w:history="1">
             <w:r>
               <w:rPr>
                 <w:rStyle w:val="a5"/>
@@ -3130,7 +3130,7 @@
               <w:rPr>
                 <w:noProof/>
               </w:rPr>
-              <w:instrText xml:space="preserve"> PAGEREF _Toc243507690 \h </w:instrText>
+              <w:instrText xml:space="preserve"> PAGEREF _Toc243509922 \h </w:instrText>
             </w:r>
             <w:r>
               <w:rPr>
@@ -3172,7 +3172,7 @@
               <w14:ligatures w14:val="standardContextual"/>
             </w:rPr>
           </w:pPr>
-          <w:hyperlink w:anchor="_Toc243507691" w:history="1">
+          <w:hyperlink w:anchor="_Toc243509923" w:history="1">
             <w:r>
               <w:rPr>
                 <w:rStyle w:val="a5"/>
@@ -3196,7 +3196,7 @@
               <w:rPr>
                 <w:noProof/>
               </w:rPr>
-              <w:instrText xml:space="preserve"> PAGEREF _Toc243507691 \h </w:instrText>
+              <w:instrText xml:space="preserve"> PAGEREF _Toc243509923 \h </w:instrText>
             </w:r>
             <w:r>
               <w:rPr>
@@ -3238,7 +3238,7 @@
               <w14:ligatures w14:val="standardContextual"/>
             </w:rPr>
           </w:pPr>
-          <w:hyperlink w:anchor="_Toc243507692" w:history="1">
+          <w:hyperlink w:anchor="_Toc243509924" w:history="1">
             <w:r>
               <w:rPr>
                 <w:rStyle w:val="a5"/>
@@ -3262,7 +3262,7 @@
               <w:rPr>
                 <w:noProof/>
               </w:rPr>
-              <w:instrText xml:space="preserve"> PAGEREF _Toc243507692 \h </w:instrText>
+              <w:instrText xml:space="preserve"> PAGEREF _Toc243509924 \h </w:instrText>
             </w:r>
             <w:r>
               <w:rPr>
@@ -3304,7 +3304,7 @@
               <w14:ligatures w14:val="standardContextual"/>
             </w:rPr>
           </w:pPr>
-          <w:hyperlink w:anchor="_Toc243507693" w:history="1">
+          <w:hyperlink w:anchor="_Toc243509925" w:history="1">
             <w:r>
               <w:rPr>
                 <w:rStyle w:val="a5"/>
@@ -3328,7 +3328,7 @@
               <w:rPr>
                 <w:noProof/>
               </w:rPr>
-              <w:instrText xml:space="preserve"> PAGEREF _Toc243507693 \h </w:instrText>
+              <w:instrText xml:space="preserve"> PAGEREF _Toc243509925 \h </w:instrText>
             </w:r>
             <w:r>
               <w:rPr>
@@ -3370,7 +3370,7 @@
               <w14:ligatures w14:val="standardContextual"/>
             </w:rPr>
           </w:pPr>
-          <w:hyperlink w:anchor="_Toc243507694" w:history="1">
+          <w:hyperlink w:anchor="_Toc243509926" w:history="1">
             <w:r>
               <w:rPr>
                 <w:rStyle w:val="a5"/>
@@ -3394,7 +3394,7 @@
               <w:rPr>
                 <w:noProof/>
               </w:rPr>
-              <w:instrText xml:space="preserve"> PAGEREF _Toc243507694 \h </w:instrText>
+              <w:instrText xml:space="preserve"> PAGEREF _Toc243509926 \h </w:instrText>
             </w:r>
             <w:r>
               <w:rPr>
@@ -3436,7 +3436,7 @@
               <w14:ligatures w14:val="standardContextual"/>
             </w:rPr>
           </w:pPr>
-          <w:hyperlink w:anchor="_Toc243507695" w:history="1">
+          <w:hyperlink w:anchor="_Toc243509927" w:history="1">
             <w:r>
               <w:rPr>
                 <w:rStyle w:val="a5"/>
@@ -3460,7 +3460,7 @@
               <w:rPr>
                 <w:noProof/>
               </w:rPr>
-              <w:instrText xml:space="preserve"> PAGEREF _Toc243507695 \h </w:instrText>
+              <w:instrText xml:space="preserve"> PAGEREF _Toc243509927 \h </w:instrText>
             </w:r>
             <w:r>
               <w:rPr>
@@ -3504,7 +3504,7 @@
               <w14:ligatures w14:val="standardContextual"/>
             </w:rPr>
           </w:pPr>
-          <w:hyperlink w:anchor="_Toc243507696" w:history="1">
+          <w:hyperlink w:anchor="_Toc243509928" w:history="1">
             <w:r>
               <w:rPr>
                 <w:rStyle w:val="a5"/>
@@ -3528,7 +3528,7 @@
               <w:rPr>
                 <w:noProof/>
               </w:rPr>
-              <w:instrText xml:space="preserve"> PAGEREF _Toc243507696 \h </w:instrText>
+              <w:instrText xml:space="preserve"> PAGEREF _Toc243509928 \h </w:instrText>
             </w:r>
             <w:r>
               <w:rPr>
@@ -3572,7 +3572,7 @@
               <w14:ligatures w14:val="standardContextual"/>
             </w:rPr>
           </w:pPr>
-          <w:hyperlink w:anchor="_Toc243507697" w:history="1">
+          <w:hyperlink w:anchor="_Toc243509929" w:history="1">
             <w:r>
               <w:rPr>
                 <w:rStyle w:val="a5"/>
@@ -3596,7 +3596,7 @@
               <w:rPr>
                 <w:noProof/>
               </w:rPr>
-              <w:instrText xml:space="preserve"> PAGEREF _Toc243507697 \h </w:instrText>
+              <w:instrText xml:space="preserve"> PAGEREF _Toc243509929 \h </w:instrText>
             </w:r>
             <w:r>
               <w:rPr>
@@ -3638,7 +3638,7 @@
               <w14:ligatures w14:val="standardContextual"/>
             </w:rPr>
           </w:pPr>
-          <w:hyperlink w:anchor="_Toc243507698" w:history="1">
+          <w:hyperlink w:anchor="_Toc243509930" w:history="1">
             <w:r>
               <w:rPr>
                 <w:rStyle w:val="a5"/>
@@ -3662,7 +3662,7 @@
               <w:rPr>
                 <w:noProof/>
               </w:rPr>
-              <w:instrText xml:space="preserve"> PAGEREF _Toc243507698 \h </w:instrText>
+              <w:instrText xml:space="preserve"> PAGEREF _Toc243509930 \h </w:instrText>
             </w:r>
             <w:r>
               <w:rPr>
@@ -3706,7 +3706,7 @@
               <w14:ligatures w14:val="standardContextual"/>
             </w:rPr>
           </w:pPr>
-          <w:hyperlink w:anchor="_Toc243507699" w:history="1">
+          <w:hyperlink w:anchor="_Toc243509931" w:history="1">
             <w:r>
               <w:rPr>
                 <w:rStyle w:val="a5"/>
@@ -3730,7 +3730,7 @@
               <w:rPr>
                 <w:noProof/>
               </w:rPr>
-              <w:instrText xml:space="preserve"> PAGEREF _Toc243507699 \h </w:instrText>
+              <w:instrText xml:space="preserve"> PAGEREF _Toc243509931 \h </w:instrText>
             </w:r>
             <w:r>
               <w:rPr>
@@ -3772,7 +3772,7 @@
               <w14:ligatures w14:val="standardContextual"/>
             </w:rPr>
           </w:pPr>
-          <w:hyperlink w:anchor="_Toc243507700" w:history="1">
+          <w:hyperlink w:anchor="_Toc243509932" w:history="1">
             <w:r>
               <w:rPr>
                 <w:rStyle w:val="a5"/>
@@ -3796,7 +3796,7 @@
               <w:rPr>
                 <w:noProof/>
               </w:rPr>
-              <w:instrText xml:space="preserve"> PAGEREF _Toc243507700 \h </w:instrText>
+              <w:instrText xml:space="preserve"> PAGEREF _Toc243509932 \h </w:instrText>
             </w:r>
             <w:r>
               <w:rPr>
@@ -3840,7 +3840,7 @@
               <w14:ligatures w14:val="standardContextual"/>
             </w:rPr>
           </w:pPr>
-          <w:hyperlink w:anchor="_Toc243507701" w:history="1">
+          <w:hyperlink w:anchor="_Toc243509933" w:history="1">
             <w:r>
               <w:rPr>
                 <w:rStyle w:val="a5"/>
@@ -3864,7 +3864,7 @@
               <w:rPr>
                 <w:noProof/>
               </w:rPr>
-              <w:instrText xml:space="preserve"> PAGEREF _Toc243507701 \h </w:instrText>
+              <w:instrText xml:space="preserve"> PAGEREF _Toc243509933 \h </w:instrText>
             </w:r>
             <w:r>
               <w:rPr>
@@ -3908,7 +3908,7 @@
               <w14:ligatures w14:val="standardContextual"/>
             </w:rPr>
           </w:pPr>
-          <w:hyperlink w:anchor="_Toc243507702" w:history="1">
+          <w:hyperlink w:anchor="_Toc243509934" w:history="1">
             <w:r>
               <w:rPr>
                 <w:rStyle w:val="a5"/>
@@ -3932,7 +3932,7 @@
               <w:rPr>
                 <w:noProof/>
               </w:rPr>
-              <w:instrText xml:space="preserve"> PAGEREF _Toc243507702 \h </w:instrText>
+              <w:instrText xml:space="preserve"> PAGEREF _Toc243509934 \h </w:instrText>
             </w:r>
             <w:r>
               <w:rPr>
@@ -3974,7 +3974,7 @@
               <w14:ligatures w14:val="standardContextual"/>
             </w:rPr>
           </w:pPr>
-          <w:hyperlink w:anchor="_Toc243507703" w:history="1">
+          <w:hyperlink w:anchor="_Toc243509935" w:history="1">
             <w:r>
               <w:rPr>
                 <w:rStyle w:val="a5"/>
@@ -3998,7 +3998,7 @@
               <w:rPr>
                 <w:noProof/>
               </w:rPr>
-              <w:instrText xml:space="preserve"> PAGEREF _Toc243507703 \h </w:instrText>
+              <w:instrText xml:space="preserve"> PAGEREF _Toc243509935 \h </w:instrText>
             </w:r>
             <w:r>
               <w:rPr>
@@ -4040,7 +4040,7 @@
               <w14:ligatures w14:val="standardContextual"/>
             </w:rPr>
           </w:pPr>
-          <w:hyperlink w:anchor="_Toc243507704" w:history="1">
+          <w:hyperlink w:anchor="_Toc243509936" w:history="1">
             <w:r>
               <w:rPr>
                 <w:rStyle w:val="a5"/>
@@ -4064,7 +4064,7 @@
               <w:rPr>
                 <w:noProof/>
               </w:rPr>
-              <w:instrText xml:space="preserve"> PAGEREF _Toc243507704 \h </w:instrText>
+              <w:instrText xml:space="preserve"> PAGEREF _Toc243509936 \h </w:instrText>
             </w:r>
             <w:r>
               <w:rPr>
@@ -4106,7 +4106,7 @@
               <w14:ligatures w14:val="standardContextual"/>
             </w:rPr>
           </w:pPr>
-          <w:hyperlink w:anchor="_Toc243507705" w:history="1">
+          <w:hyperlink w:anchor="_Toc243509937" w:history="1">
             <w:r>
               <w:rPr>
                 <w:rStyle w:val="a5"/>
@@ -4130,7 +4130,7 @@
               <w:rPr>
                 <w:noProof/>
               </w:rPr>
-              <w:instrText xml:space="preserve"> PAGEREF _Toc243507705 \h </w:instrText>
+              <w:instrText xml:space="preserve"> PAGEREF _Toc243509937 \h </w:instrText>
             </w:r>
             <w:r>
               <w:rPr>
@@ -4172,7 +4172,7 @@
               <w14:ligatures w14:val="standardContextual"/>
             </w:rPr>
           </w:pPr>
-          <w:hyperlink w:anchor="_Toc243507706" w:history="1">
+          <w:hyperlink w:anchor="_Toc243509938" w:history="1">
             <w:r>
               <w:rPr>
                 <w:rStyle w:val="a5"/>
@@ -4196,7 +4196,7 @@
               <w:rPr>
                 <w:noProof/>
               </w:rPr>
-              <w:instrText xml:space="preserve"> PAGEREF _Toc243507706 \h </w:instrText>
+              <w:instrText xml:space="preserve"> PAGEREF _Toc243509938 \h </w:instrText>
             </w:r>
             <w:r>
               <w:rPr>
@@ -4235,7 +4235,7 @@
         <w:pStyle w:val="1"/>
         <w:pageBreakBefore/>
       </w:pPr>
-      <w:bookmarkStart w:id="0" w:name="_Toc243507647"/>
+      <w:bookmarkStart w:id="0" w:name="_Toc243509879"/>
       <w:r>
         <w:lastRenderedPageBreak/>
         <w:t xml:space="preserve">1. </w:t>
@@ -4328,7 +4328,7 @@
       <w:pPr>
         <w:pStyle w:val="2"/>
       </w:pPr>
-      <w:bookmarkStart w:id="1" w:name="_Toc243507648"/>
+      <w:bookmarkStart w:id="1" w:name="_Toc243509880"/>
       <w:r>
         <w:t xml:space="preserve">1.1 </w:t>
       </w:r>
@@ -4401,7 +4401,7 @@
       <w:pPr>
         <w:pStyle w:val="2"/>
       </w:pPr>
-      <w:bookmarkStart w:id="2" w:name="_Toc243507649"/>
+      <w:bookmarkStart w:id="2" w:name="_Toc243509881"/>
       <w:r>
         <w:t xml:space="preserve">1.2 </w:t>
       </w:r>
@@ -4503,7 +4503,7 @@
         <w:pStyle w:val="1"/>
         <w:pageBreakBefore/>
       </w:pPr>
-      <w:bookmarkStart w:id="3" w:name="_Toc243507650"/>
+      <w:bookmarkStart w:id="3" w:name="_Toc243509882"/>
       <w:r>
         <w:lastRenderedPageBreak/>
         <w:t xml:space="preserve">2. </w:t>
@@ -4517,7 +4517,7 @@
       <w:pPr>
         <w:pStyle w:val="2"/>
       </w:pPr>
-      <w:bookmarkStart w:id="4" w:name="_Toc243507651"/>
+      <w:bookmarkStart w:id="4" w:name="_Toc243509883"/>
       <w:r>
         <w:t xml:space="preserve">2.1 </w:t>
       </w:r>
@@ -4616,7 +4616,7 @@
       <w:pPr>
         <w:pStyle w:val="2"/>
       </w:pPr>
-      <w:bookmarkStart w:id="5" w:name="_Toc243507652"/>
+      <w:bookmarkStart w:id="5" w:name="_Toc243509884"/>
       <w:r>
         <w:t xml:space="preserve">2.2 </w:t>
       </w:r>
@@ -4688,7 +4688,7 @@
       <w:pPr>
         <w:pStyle w:val="2"/>
       </w:pPr>
-      <w:bookmarkStart w:id="6" w:name="_Toc243507653"/>
+      <w:bookmarkStart w:id="6" w:name="_Toc243509885"/>
       <w:r>
         <w:t xml:space="preserve">2.3 </w:t>
       </w:r>
@@ -4809,7 +4809,7 @@
         <w:pStyle w:val="1"/>
         <w:pageBreakBefore/>
       </w:pPr>
-      <w:bookmarkStart w:id="7" w:name="_Toc243507654"/>
+      <w:bookmarkStart w:id="7" w:name="_Toc243509886"/>
       <w:r>
         <w:lastRenderedPageBreak/>
         <w:t xml:space="preserve">3. </w:t>
@@ -4823,7 +4823,7 @@
       <w:pPr>
         <w:pStyle w:val="2"/>
       </w:pPr>
-      <w:bookmarkStart w:id="8" w:name="_Toc243507655"/>
+      <w:bookmarkStart w:id="8" w:name="_Toc243509887"/>
       <w:r>
         <w:t xml:space="preserve">3.1 </w:t>
       </w:r>
@@ -4896,7 +4896,7 @@
           <w:left w:w="10" w:type="dxa"/>
           <w:right w:w="10" w:type="dxa"/>
         </w:tblCellMar>
-        <w:tblLook w:val="04A0" w:firstRow="1" w:lastRow="0" w:firstColumn="1" w:lastColumn="0" w:noHBand="0" w:noVBand="1"/>
+        <w:tblLook w:val="0000" w:firstRow="0" w:lastRow="0" w:firstColumn="0" w:lastColumn="0" w:noHBand="0" w:noVBand="0"/>
       </w:tblPr>
       <w:tblGrid>
         <w:gridCol w:w="2700"/>
@@ -5697,10 +5697,10 @@
           <w:noProof/>
         </w:rPr>
         <w:drawing>
-          <wp:inline distT="0" distB="0" distL="0" distR="0" wp14:anchorId="345F7770" wp14:editId="4D75D822">
+          <wp:inline distT="0" distB="0" distL="0" distR="0">
             <wp:extent cx="6096000" cy="3238500"/>
             <wp:effectExtent l="0" t="0" r="0" b="0"/>
-            <wp:docPr id="2075079030" name="図 2075079030"/>
+            <wp:docPr id="132291965" name="図 132291965"/>
             <wp:cNvGraphicFramePr>
               <a:graphicFrameLocks xmlns:a="http://schemas.openxmlformats.org/drawingml/2006/main" noChangeAspect="1"/>
             </wp:cNvGraphicFramePr>
@@ -5771,7 +5771,7 @@
       <w:pPr>
         <w:pStyle w:val="2"/>
       </w:pPr>
-      <w:bookmarkStart w:id="9" w:name="_Toc243507656"/>
+      <w:bookmarkStart w:id="9" w:name="_Toc243509888"/>
       <w:r>
         <w:t xml:space="preserve">3.2 </w:t>
       </w:r>
@@ -5796,7 +5796,7 @@
           <w:left w:w="10" w:type="dxa"/>
           <w:right w:w="10" w:type="dxa"/>
         </w:tblCellMar>
-        <w:tblLook w:val="04A0" w:firstRow="1" w:lastRow="0" w:firstColumn="1" w:lastColumn="0" w:noHBand="0" w:noVBand="1"/>
+        <w:tblLook w:val="0000" w:firstRow="0" w:lastRow="0" w:firstColumn="0" w:lastColumn="0" w:noHBand="0" w:noVBand="0"/>
       </w:tblPr>
       <w:tblGrid>
         <w:gridCol w:w="2800"/>
@@ -6254,7 +6254,7 @@
       <w:pPr>
         <w:pStyle w:val="2"/>
       </w:pPr>
-      <w:bookmarkStart w:id="10" w:name="_Toc243507657"/>
+      <w:bookmarkStart w:id="10" w:name="_Toc243509889"/>
       <w:r>
         <w:t xml:space="preserve">3.3 </w:t>
       </w:r>
@@ -6435,7 +6435,7 @@
       <w:pPr>
         <w:pStyle w:val="2"/>
       </w:pPr>
-      <w:bookmarkStart w:id="11" w:name="_Toc243507658"/>
+      <w:bookmarkStart w:id="11" w:name="_Toc243509890"/>
       <w:r>
         <w:t xml:space="preserve">3.4 </w:t>
       </w:r>
@@ -6494,7 +6494,7 @@
         <w:pStyle w:val="1"/>
         <w:pageBreakBefore/>
       </w:pPr>
-      <w:bookmarkStart w:id="12" w:name="_Toc243507659"/>
+      <w:bookmarkStart w:id="12" w:name="_Toc243509891"/>
       <w:r>
         <w:lastRenderedPageBreak/>
         <w:t xml:space="preserve">4. </w:t>
@@ -6514,10 +6514,10 @@
           <w:noProof/>
         </w:rPr>
         <w:drawing>
-          <wp:inline distT="0" distB="0" distL="0" distR="0" wp14:anchorId="3CF15F07" wp14:editId="12D75EBF">
+          <wp:inline distT="0" distB="0" distL="0" distR="0">
             <wp:extent cx="6096000" cy="1428750"/>
             <wp:effectExtent l="0" t="0" r="0" b="0"/>
-            <wp:docPr id="2092091756" name="図 2092091756"/>
+            <wp:docPr id="1535274290" name="図 1535274290"/>
             <wp:cNvGraphicFramePr>
               <a:graphicFrameLocks xmlns:a="http://schemas.openxmlformats.org/drawingml/2006/main" noChangeAspect="1"/>
             </wp:cNvGraphicFramePr>
@@ -6601,7 +6601,7 @@
       <w:pPr>
         <w:pStyle w:val="2"/>
       </w:pPr>
-      <w:bookmarkStart w:id="13" w:name="_Toc243507660"/>
+      <w:bookmarkStart w:id="13" w:name="_Toc243509892"/>
       <w:r>
         <w:t xml:space="preserve">4.1 </w:t>
       </w:r>
@@ -6626,7 +6626,7 @@
           <w:left w:w="10" w:type="dxa"/>
           <w:right w:w="10" w:type="dxa"/>
         </w:tblCellMar>
-        <w:tblLook w:val="04A0" w:firstRow="1" w:lastRow="0" w:firstColumn="1" w:lastColumn="0" w:noHBand="0" w:noVBand="1"/>
+        <w:tblLook w:val="0000" w:firstRow="0" w:lastRow="0" w:firstColumn="0" w:lastColumn="0" w:noHBand="0" w:noVBand="0"/>
       </w:tblPr>
       <w:tblGrid>
         <w:gridCol w:w="3600"/>
@@ -7356,7 +7356,7 @@
       <w:pPr>
         <w:pStyle w:val="2"/>
       </w:pPr>
-      <w:bookmarkStart w:id="14" w:name="_Toc243507661"/>
+      <w:bookmarkStart w:id="14" w:name="_Toc243509893"/>
       <w:r>
         <w:t xml:space="preserve">4.2 </w:t>
       </w:r>
@@ -7381,7 +7381,7 @@
           <w:left w:w="10" w:type="dxa"/>
           <w:right w:w="10" w:type="dxa"/>
         </w:tblCellMar>
-        <w:tblLook w:val="04A0" w:firstRow="1" w:lastRow="0" w:firstColumn="1" w:lastColumn="0" w:noHBand="0" w:noVBand="1"/>
+        <w:tblLook w:val="0000" w:firstRow="0" w:lastRow="0" w:firstColumn="0" w:lastColumn="0" w:noHBand="0" w:noVBand="0"/>
       </w:tblPr>
       <w:tblGrid>
         <w:gridCol w:w="3000"/>
@@ -8193,7 +8193,7 @@
       <w:pPr>
         <w:pStyle w:val="2"/>
       </w:pPr>
-      <w:bookmarkStart w:id="15" w:name="_Toc243507662"/>
+      <w:bookmarkStart w:id="15" w:name="_Toc243509894"/>
       <w:r>
         <w:t xml:space="preserve">4.3 </w:t>
       </w:r>
@@ -8218,7 +8218,7 @@
           <w:left w:w="10" w:type="dxa"/>
           <w:right w:w="10" w:type="dxa"/>
         </w:tblCellMar>
-        <w:tblLook w:val="04A0" w:firstRow="1" w:lastRow="0" w:firstColumn="1" w:lastColumn="0" w:noHBand="0" w:noVBand="1"/>
+        <w:tblLook w:val="0000" w:firstRow="0" w:lastRow="0" w:firstColumn="0" w:lastColumn="0" w:noHBand="0" w:noVBand="0"/>
       </w:tblPr>
       <w:tblGrid>
         <w:gridCol w:w="3400"/>
@@ -8741,7 +8741,7 @@
       <w:pPr>
         <w:pStyle w:val="2"/>
       </w:pPr>
-      <w:bookmarkStart w:id="16" w:name="_Toc243507663"/>
+      <w:bookmarkStart w:id="16" w:name="_Toc243509895"/>
       <w:r>
         <w:lastRenderedPageBreak/>
         <w:t xml:space="preserve">4.4 AF </w:t>
@@ -8784,7 +8784,7 @@
       <w:pPr>
         <w:pStyle w:val="2"/>
       </w:pPr>
-      <w:bookmarkStart w:id="17" w:name="_Toc243507664"/>
+      <w:bookmarkStart w:id="17" w:name="_Toc243509896"/>
       <w:r>
         <w:t xml:space="preserve">4.5 </w:t>
       </w:r>
@@ -8809,7 +8809,7 @@
           <w:left w:w="10" w:type="dxa"/>
           <w:right w:w="10" w:type="dxa"/>
         </w:tblCellMar>
-        <w:tblLook w:val="04A0" w:firstRow="1" w:lastRow="0" w:firstColumn="1" w:lastColumn="0" w:noHBand="0" w:noVBand="1"/>
+        <w:tblLook w:val="0000" w:firstRow="0" w:lastRow="0" w:firstColumn="0" w:lastColumn="0" w:noHBand="0" w:noVBand="0"/>
       </w:tblPr>
       <w:tblGrid>
         <w:gridCol w:w="2400"/>
@@ -9133,7 +9133,7 @@
       <w:pPr>
         <w:pStyle w:val="2"/>
       </w:pPr>
-      <w:bookmarkStart w:id="18" w:name="_Toc243507665"/>
+      <w:bookmarkStart w:id="18" w:name="_Toc243509897"/>
       <w:r>
         <w:t xml:space="preserve">4.6 </w:t>
       </w:r>
@@ -9179,7 +9179,7 @@
         <w:pStyle w:val="1"/>
         <w:pageBreakBefore/>
       </w:pPr>
-      <w:bookmarkStart w:id="19" w:name="_Toc243507666"/>
+      <w:bookmarkStart w:id="19" w:name="_Toc243509898"/>
       <w:r>
         <w:lastRenderedPageBreak/>
         <w:t xml:space="preserve">5. </w:t>
@@ -9193,7 +9193,7 @@
       <w:pPr>
         <w:pStyle w:val="2"/>
       </w:pPr>
-      <w:bookmarkStart w:id="20" w:name="_Toc243507667"/>
+      <w:bookmarkStart w:id="20" w:name="_Toc243509899"/>
       <w:r>
         <w:t xml:space="preserve">5.1 </w:t>
       </w:r>
@@ -9304,7 +9304,7 @@
       <w:pPr>
         <w:pStyle w:val="2"/>
       </w:pPr>
-      <w:bookmarkStart w:id="21" w:name="_Toc243507668"/>
+      <w:bookmarkStart w:id="21" w:name="_Toc243509900"/>
       <w:r>
         <w:t xml:space="preserve">5.2 </w:t>
       </w:r>
@@ -9366,7 +9366,7 @@
       <w:pPr>
         <w:pStyle w:val="2"/>
       </w:pPr>
-      <w:bookmarkStart w:id="22" w:name="_Toc243507669"/>
+      <w:bookmarkStart w:id="22" w:name="_Toc243509901"/>
       <w:r>
         <w:t xml:space="preserve">5.3 </w:t>
       </w:r>
@@ -9410,7 +9410,7 @@
       <w:pPr>
         <w:pStyle w:val="2"/>
       </w:pPr>
-      <w:bookmarkStart w:id="23" w:name="_Toc243507670"/>
+      <w:bookmarkStart w:id="23" w:name="_Toc243509902"/>
       <w:r>
         <w:t xml:space="preserve">5.4 VFO </w:t>
       </w:r>
@@ -9435,7 +9435,7 @@
           <w:left w:w="10" w:type="dxa"/>
           <w:right w:w="10" w:type="dxa"/>
         </w:tblCellMar>
-        <w:tblLook w:val="04A0" w:firstRow="1" w:lastRow="0" w:firstColumn="1" w:lastColumn="0" w:noHBand="0" w:noVBand="1"/>
+        <w:tblLook w:val="0000" w:firstRow="0" w:lastRow="0" w:firstColumn="0" w:lastColumn="0" w:noHBand="0" w:noVBand="0"/>
       </w:tblPr>
       <w:tblGrid>
         <w:gridCol w:w="2400"/>
@@ -9864,7 +9864,7 @@
         <w:pStyle w:val="1"/>
         <w:pageBreakBefore/>
       </w:pPr>
-      <w:bookmarkStart w:id="24" w:name="_Toc243507671"/>
+      <w:bookmarkStart w:id="24" w:name="_Toc243509903"/>
       <w:r>
         <w:lastRenderedPageBreak/>
         <w:t xml:space="preserve">6. </w:t>
@@ -9878,7 +9878,7 @@
       <w:pPr>
         <w:pStyle w:val="2"/>
       </w:pPr>
-      <w:bookmarkStart w:id="25" w:name="_Toc243507672"/>
+      <w:bookmarkStart w:id="25" w:name="_Toc243509904"/>
       <w:r>
         <w:t xml:space="preserve">6.1 WF </w:t>
       </w:r>
@@ -9915,7 +9915,7 @@
       <w:pPr>
         <w:pStyle w:val="2"/>
       </w:pPr>
-      <w:bookmarkStart w:id="26" w:name="_Toc243507673"/>
+      <w:bookmarkStart w:id="26" w:name="_Toc243509905"/>
       <w:r>
         <w:t xml:space="preserve">6.2 </w:t>
       </w:r>
@@ -9940,7 +9940,7 @@
           <w:left w:w="10" w:type="dxa"/>
           <w:right w:w="10" w:type="dxa"/>
         </w:tblCellMar>
-        <w:tblLook w:val="04A0" w:firstRow="1" w:lastRow="0" w:firstColumn="1" w:lastColumn="0" w:noHBand="0" w:noVBand="1"/>
+        <w:tblLook w:val="0000" w:firstRow="0" w:lastRow="0" w:firstColumn="0" w:lastColumn="0" w:noHBand="0" w:noVBand="0"/>
       </w:tblPr>
       <w:tblGrid>
         <w:gridCol w:w="2600"/>
@@ -10363,7 +10363,7 @@
       <w:pPr>
         <w:pStyle w:val="2"/>
       </w:pPr>
-      <w:bookmarkStart w:id="27" w:name="_Toc243507674"/>
+      <w:bookmarkStart w:id="27" w:name="_Toc243509906"/>
       <w:r>
         <w:t xml:space="preserve">6.3 </w:t>
       </w:r>
@@ -10593,7 +10593,7 @@
           <w:left w:w="10" w:type="dxa"/>
           <w:right w:w="10" w:type="dxa"/>
         </w:tblCellMar>
-        <w:tblLook w:val="04A0" w:firstRow="1" w:lastRow="0" w:firstColumn="1" w:lastColumn="0" w:noHBand="0" w:noVBand="1"/>
+        <w:tblLook w:val="0000" w:firstRow="0" w:lastRow="0" w:firstColumn="0" w:lastColumn="0" w:noHBand="0" w:noVBand="0"/>
       </w:tblPr>
       <w:tblGrid>
         <w:gridCol w:w="3400"/>
@@ -11166,7 +11166,7 @@
         <w:pStyle w:val="1"/>
         <w:pageBreakBefore/>
       </w:pPr>
-      <w:bookmarkStart w:id="28" w:name="_Toc243507675"/>
+      <w:bookmarkStart w:id="28" w:name="_Toc243509907"/>
       <w:r>
         <w:lastRenderedPageBreak/>
         <w:t xml:space="preserve">7. </w:t>
@@ -11180,7 +11180,7 @@
       <w:pPr>
         <w:pStyle w:val="2"/>
       </w:pPr>
-      <w:bookmarkStart w:id="29" w:name="_Toc243507676"/>
+      <w:bookmarkStart w:id="29" w:name="_Toc243509908"/>
       <w:r>
         <w:t xml:space="preserve">7.1 </w:t>
       </w:r>
@@ -11271,7 +11271,7 @@
       <w:pPr>
         <w:pStyle w:val="2"/>
       </w:pPr>
-      <w:bookmarkStart w:id="30" w:name="_Toc243507677"/>
+      <w:bookmarkStart w:id="30" w:name="_Toc243509909"/>
       <w:r>
         <w:t xml:space="preserve">7.2 </w:t>
       </w:r>
@@ -11308,7 +11308,7 @@
       <w:pPr>
         <w:pStyle w:val="2"/>
       </w:pPr>
-      <w:bookmarkStart w:id="31" w:name="_Toc243507678"/>
+      <w:bookmarkStart w:id="31" w:name="_Toc243509910"/>
       <w:r>
         <w:t xml:space="preserve">7.3 CW </w:t>
       </w:r>
@@ -11359,7 +11359,7 @@
         <w:pStyle w:val="1"/>
         <w:pageBreakBefore/>
       </w:pPr>
-      <w:bookmarkStart w:id="32" w:name="_Toc243507679"/>
+      <w:bookmarkStart w:id="32" w:name="_Toc243509911"/>
       <w:r>
         <w:lastRenderedPageBreak/>
         <w:t xml:space="preserve">8. </w:t>
@@ -11397,7 +11397,7 @@
       <w:pPr>
         <w:pStyle w:val="2"/>
       </w:pPr>
-      <w:bookmarkStart w:id="33" w:name="_Toc243507680"/>
+      <w:bookmarkStart w:id="33" w:name="_Toc243509912"/>
       <w:r>
         <w:t xml:space="preserve">8.1 </w:t>
       </w:r>
@@ -11490,7 +11490,7 @@
       <w:pPr>
         <w:pStyle w:val="2"/>
       </w:pPr>
-      <w:bookmarkStart w:id="34" w:name="_Toc243507681"/>
+      <w:bookmarkStart w:id="34" w:name="_Toc243509913"/>
       <w:r>
         <w:t xml:space="preserve">8.2 </w:t>
       </w:r>
@@ -11697,7 +11697,7 @@
       <w:pPr>
         <w:pStyle w:val="2"/>
       </w:pPr>
-      <w:bookmarkStart w:id="35" w:name="_Toc243507682"/>
+      <w:bookmarkStart w:id="35" w:name="_Toc243509914"/>
       <w:r>
         <w:t xml:space="preserve">8.3 VFO / </w:t>
       </w:r>
@@ -11763,7 +11763,7 @@
       <w:pPr>
         <w:pStyle w:val="2"/>
       </w:pPr>
-      <w:bookmarkStart w:id="36" w:name="_Toc243507683"/>
+      <w:bookmarkStart w:id="36" w:name="_Toc243509915"/>
       <w:r>
         <w:t xml:space="preserve">8.4 </w:t>
       </w:r>
@@ -11899,7 +11899,7 @@
         <w:pStyle w:val="1"/>
         <w:pageBreakBefore/>
       </w:pPr>
-      <w:bookmarkStart w:id="37" w:name="_Toc243507684"/>
+      <w:bookmarkStart w:id="37" w:name="_Toc243509916"/>
       <w:r>
         <w:lastRenderedPageBreak/>
         <w:t xml:space="preserve">9. </w:t>
@@ -11931,7 +11931,7 @@
       <w:pPr>
         <w:pStyle w:val="2"/>
       </w:pPr>
-      <w:bookmarkStart w:id="38" w:name="_Toc243507685"/>
+      <w:bookmarkStart w:id="38" w:name="_Toc243509917"/>
       <w:r>
         <w:t xml:space="preserve">9.1 </w:t>
       </w:r>
@@ -12146,7 +12146,7 @@
       <w:pPr>
         <w:pStyle w:val="2"/>
       </w:pPr>
-      <w:bookmarkStart w:id="39" w:name="_Toc243507686"/>
+      <w:bookmarkStart w:id="39" w:name="_Toc243509918"/>
       <w:r>
         <w:t xml:space="preserve">9.2 </w:t>
       </w:r>
@@ -12220,7 +12220,7 @@
       <w:pPr>
         <w:pStyle w:val="2"/>
       </w:pPr>
-      <w:bookmarkStart w:id="40" w:name="_Toc243507687"/>
+      <w:bookmarkStart w:id="40" w:name="_Toc243509919"/>
       <w:r>
         <w:t xml:space="preserve">9.3 </w:t>
       </w:r>
@@ -12336,7 +12336,7 @@
         <w:pStyle w:val="1"/>
         <w:pageBreakBefore/>
       </w:pPr>
-      <w:bookmarkStart w:id="41" w:name="_Toc243507688"/>
+      <w:bookmarkStart w:id="41" w:name="_Toc243509920"/>
       <w:r>
         <w:lastRenderedPageBreak/>
         <w:t xml:space="preserve">10. </w:t>
@@ -12350,7 +12350,7 @@
       <w:pPr>
         <w:pStyle w:val="2"/>
       </w:pPr>
-      <w:bookmarkStart w:id="42" w:name="_Toc243507689"/>
+      <w:bookmarkStart w:id="42" w:name="_Toc243509921"/>
       <w:r>
         <w:t xml:space="preserve">10.1 </w:t>
       </w:r>
@@ -12369,10 +12369,10 @@
           <w:noProof/>
         </w:rPr>
         <w:drawing>
-          <wp:inline distT="0" distB="0" distL="0" distR="0" wp14:anchorId="6B5A78A3" wp14:editId="08D2E859">
+          <wp:inline distT="0" distB="0" distL="0" distR="0">
             <wp:extent cx="5715000" cy="3038475"/>
             <wp:effectExtent l="0" t="0" r="0" b="0"/>
-            <wp:docPr id="1981311139" name="図 1981311139"/>
+            <wp:docPr id="651065854" name="図 651065854"/>
             <wp:cNvGraphicFramePr>
               <a:graphicFrameLocks xmlns:a="http://schemas.openxmlformats.org/drawingml/2006/main" noChangeAspect="1"/>
             </wp:cNvGraphicFramePr>
@@ -12450,7 +12450,7 @@
       <w:pPr>
         <w:pStyle w:val="2"/>
       </w:pPr>
-      <w:bookmarkStart w:id="43" w:name="_Toc243507690"/>
+      <w:bookmarkStart w:id="43" w:name="_Toc243509922"/>
       <w:r>
         <w:t xml:space="preserve">10.2 </w:t>
       </w:r>
@@ -12469,10 +12469,10 @@
           <w:noProof/>
         </w:rPr>
         <w:drawing>
-          <wp:inline distT="0" distB="0" distL="0" distR="0" wp14:anchorId="1E285DCC" wp14:editId="0DA32F2F">
+          <wp:inline distT="0" distB="0" distL="0" distR="0">
             <wp:extent cx="5715000" cy="3038475"/>
             <wp:effectExtent l="0" t="0" r="0" b="0"/>
-            <wp:docPr id="1820413933" name="図 1820413933"/>
+            <wp:docPr id="1209592154" name="図 1209592154"/>
             <wp:cNvGraphicFramePr>
               <a:graphicFrameLocks xmlns:a="http://schemas.openxmlformats.org/drawingml/2006/main" noChangeAspect="1"/>
             </wp:cNvGraphicFramePr>
@@ -12569,7 +12569,7 @@
       <w:pPr>
         <w:pStyle w:val="2"/>
       </w:pPr>
-      <w:bookmarkStart w:id="44" w:name="_Toc243507691"/>
+      <w:bookmarkStart w:id="44" w:name="_Toc243509923"/>
       <w:r>
         <w:t xml:space="preserve">10.3 </w:t>
       </w:r>
@@ -12588,10 +12588,10 @@
           <w:noProof/>
         </w:rPr>
         <w:drawing>
-          <wp:inline distT="0" distB="0" distL="0" distR="0" wp14:anchorId="4855C9E8" wp14:editId="1E2FAD17">
+          <wp:inline distT="0" distB="0" distL="0" distR="0">
             <wp:extent cx="5715000" cy="3038475"/>
             <wp:effectExtent l="0" t="0" r="0" b="0"/>
-            <wp:docPr id="2089986940" name="図 2089986940"/>
+            <wp:docPr id="138228402" name="図 138228402"/>
             <wp:cNvGraphicFramePr>
               <a:graphicFrameLocks xmlns:a="http://schemas.openxmlformats.org/drawingml/2006/main" noChangeAspect="1"/>
             </wp:cNvGraphicFramePr>
@@ -12687,7 +12687,7 @@
       <w:pPr>
         <w:pStyle w:val="2"/>
       </w:pPr>
-      <w:bookmarkStart w:id="45" w:name="_Toc243507692"/>
+      <w:bookmarkStart w:id="45" w:name="_Toc243509924"/>
       <w:r>
         <w:t xml:space="preserve">10.4 </w:t>
       </w:r>
@@ -12706,10 +12706,10 @@
           <w:noProof/>
         </w:rPr>
         <w:drawing>
-          <wp:inline distT="0" distB="0" distL="0" distR="0" wp14:anchorId="260FFCBC" wp14:editId="4E5F86AC">
+          <wp:inline distT="0" distB="0" distL="0" distR="0">
             <wp:extent cx="5715000" cy="3038475"/>
             <wp:effectExtent l="0" t="0" r="0" b="0"/>
-            <wp:docPr id="1942489006" name="図 1942489006"/>
+            <wp:docPr id="1020762519" name="図 1020762519"/>
             <wp:cNvGraphicFramePr>
               <a:graphicFrameLocks xmlns:a="http://schemas.openxmlformats.org/drawingml/2006/main" noChangeAspect="1"/>
             </wp:cNvGraphicFramePr>
@@ -12818,7 +12818,7 @@
       <w:pPr>
         <w:pStyle w:val="2"/>
       </w:pPr>
-      <w:bookmarkStart w:id="46" w:name="_Toc243507693"/>
+      <w:bookmarkStart w:id="46" w:name="_Toc243509925"/>
       <w:r>
         <w:t>10.5 DX</w:t>
       </w:r>
@@ -12837,10 +12837,10 @@
           <w:noProof/>
         </w:rPr>
         <w:drawing>
-          <wp:inline distT="0" distB="0" distL="0" distR="0" wp14:anchorId="41BE4E2C" wp14:editId="3CC9D815">
+          <wp:inline distT="0" distB="0" distL="0" distR="0">
             <wp:extent cx="5715000" cy="3038475"/>
             <wp:effectExtent l="0" t="0" r="0" b="0"/>
-            <wp:docPr id="341898402" name="図 341898402"/>
+            <wp:docPr id="105130676" name="図 105130676"/>
             <wp:cNvGraphicFramePr>
               <a:graphicFrameLocks xmlns:a="http://schemas.openxmlformats.org/drawingml/2006/main" noChangeAspect="1"/>
             </wp:cNvGraphicFramePr>
@@ -12955,7 +12955,7 @@
       <w:pPr>
         <w:pStyle w:val="2"/>
       </w:pPr>
-      <w:bookmarkStart w:id="47" w:name="_Toc243507694"/>
+      <w:bookmarkStart w:id="47" w:name="_Toc243509926"/>
       <w:r>
         <w:t xml:space="preserve">10.6 </w:t>
       </w:r>
@@ -12976,7 +12976,7 @@
       <w:pPr>
         <w:pStyle w:val="2"/>
       </w:pPr>
-      <w:bookmarkStart w:id="48" w:name="_Toc243507695"/>
+      <w:bookmarkStart w:id="48" w:name="_Toc243509927"/>
       <w:r>
         <w:t xml:space="preserve">10.7 </w:t>
       </w:r>
@@ -13065,7 +13065,7 @@
         <w:pStyle w:val="1"/>
         <w:pageBreakBefore/>
       </w:pPr>
-      <w:bookmarkStart w:id="49" w:name="_Toc243507696"/>
+      <w:bookmarkStart w:id="49" w:name="_Toc243509928"/>
       <w:r>
         <w:lastRenderedPageBreak/>
         <w:t>11. Yaesu FT-817 / FT-817ND / FT-818</w:t>
@@ -13105,10 +13105,10 @@
           <w:noProof/>
         </w:rPr>
         <w:drawing>
-          <wp:inline distT="0" distB="0" distL="0" distR="0" wp14:anchorId="26737F43" wp14:editId="37E5FAD1">
+          <wp:inline distT="0" distB="0" distL="0" distR="0">
             <wp:extent cx="5715000" cy="2905125"/>
             <wp:effectExtent l="0" t="0" r="0" b="0"/>
-            <wp:docPr id="2052779862" name="図 2052779862"/>
+            <wp:docPr id="789893613" name="図 789893613"/>
             <wp:cNvGraphicFramePr>
               <a:graphicFrameLocks xmlns:a="http://schemas.openxmlformats.org/drawingml/2006/main" noChangeAspect="1"/>
             </wp:cNvGraphicFramePr>
@@ -13380,7 +13380,7 @@
         <w:pStyle w:val="1"/>
         <w:pageBreakBefore/>
       </w:pPr>
-      <w:bookmarkStart w:id="50" w:name="_Toc243507697"/>
+      <w:bookmarkStart w:id="50" w:name="_Toc243509929"/>
       <w:r>
         <w:lastRenderedPageBreak/>
         <w:t xml:space="preserve">12. </w:t>
@@ -13463,7 +13463,7 @@
       <w:pPr>
         <w:pStyle w:val="2"/>
       </w:pPr>
-      <w:bookmarkStart w:id="51" w:name="_Toc243507698"/>
+      <w:bookmarkStart w:id="51" w:name="_Toc243509930"/>
       <w:r>
         <w:t xml:space="preserve">12.1 </w:t>
       </w:r>
@@ -13502,7 +13502,7 @@
           <w:left w:w="10" w:type="dxa"/>
           <w:right w:w="10" w:type="dxa"/>
         </w:tblCellMar>
-        <w:tblLook w:val="04A0" w:firstRow="1" w:lastRow="0" w:firstColumn="1" w:lastColumn="0" w:noHBand="0" w:noVBand="1"/>
+        <w:tblLook w:val="0000" w:firstRow="0" w:lastRow="0" w:firstColumn="0" w:lastColumn="0" w:noHBand="0" w:noVBand="0"/>
       </w:tblPr>
       <w:tblGrid>
         <w:gridCol w:w="2800"/>
@@ -13830,7 +13830,7 @@
         <w:pStyle w:val="1"/>
         <w:pageBreakBefore/>
       </w:pPr>
-      <w:bookmarkStart w:id="52" w:name="_Toc243507699"/>
+      <w:bookmarkStart w:id="52" w:name="_Toc243509931"/>
       <w:r>
         <w:lastRenderedPageBreak/>
         <w:t xml:space="preserve">13. </w:t>
@@ -13856,7 +13856,7 @@
           <w:left w:w="10" w:type="dxa"/>
           <w:right w:w="10" w:type="dxa"/>
         </w:tblCellMar>
-        <w:tblLook w:val="04A0" w:firstRow="1" w:lastRow="0" w:firstColumn="1" w:lastColumn="0" w:noHBand="0" w:noVBand="1"/>
+        <w:tblLook w:val="0000" w:firstRow="0" w:lastRow="0" w:firstColumn="0" w:lastColumn="0" w:noHBand="0" w:noVBand="0"/>
       </w:tblPr>
       <w:tblGrid>
         <w:gridCol w:w="3600"/>
@@ -14498,7 +14498,7 @@
       <w:pPr>
         <w:pStyle w:val="2"/>
       </w:pPr>
-      <w:bookmarkStart w:id="53" w:name="_Toc243507700"/>
+      <w:bookmarkStart w:id="53" w:name="_Toc243509932"/>
       <w:r>
         <w:t xml:space="preserve">13.1 </w:t>
       </w:r>
@@ -14538,7 +14538,7 @@
         <w:pStyle w:val="1"/>
         <w:pageBreakBefore/>
       </w:pPr>
-      <w:bookmarkStart w:id="54" w:name="_Toc243507701"/>
+      <w:bookmarkStart w:id="54" w:name="_Toc243509933"/>
       <w:r>
         <w:lastRenderedPageBreak/>
         <w:t xml:space="preserve">14. </w:t>
@@ -14606,7 +14606,7 @@
         <w:pStyle w:val="1"/>
         <w:pageBreakBefore/>
       </w:pPr>
-      <w:bookmarkStart w:id="55" w:name="_Toc243507702"/>
+      <w:bookmarkStart w:id="55" w:name="_Toc243509934"/>
       <w:r>
         <w:lastRenderedPageBreak/>
         <w:t xml:space="preserve">15. </w:t>
@@ -14620,7 +14620,7 @@
       <w:pPr>
         <w:pStyle w:val="2"/>
       </w:pPr>
-      <w:bookmarkStart w:id="56" w:name="_Toc243507703"/>
+      <w:bookmarkStart w:id="56" w:name="_Toc243509935"/>
       <w:r>
         <w:t xml:space="preserve">15.1 </w:t>
       </w:r>
@@ -14751,7 +14751,7 @@
       <w:pPr>
         <w:pStyle w:val="2"/>
       </w:pPr>
-      <w:bookmarkStart w:id="57" w:name="_Toc243507704"/>
+      <w:bookmarkStart w:id="57" w:name="_Toc243509936"/>
       <w:r>
         <w:t xml:space="preserve">15.2 </w:t>
       </w:r>
@@ -14987,7 +14987,7 @@
       <w:pPr>
         <w:pStyle w:val="2"/>
       </w:pPr>
-      <w:bookmarkStart w:id="58" w:name="_Toc243507705"/>
+      <w:bookmarkStart w:id="58" w:name="_Toc243509937"/>
       <w:r>
         <w:t xml:space="preserve">15.3 </w:t>
       </w:r>
@@ -15041,7 +15041,7 @@
       <w:pPr>
         <w:pStyle w:val="2"/>
       </w:pPr>
-      <w:bookmarkStart w:id="59" w:name="_Toc243507706"/>
+      <w:bookmarkStart w:id="59" w:name="_Toc243509938"/>
       <w:r>
         <w:t xml:space="preserve">15.4 </w:t>
       </w:r>
@@ -15199,10 +15199,366 @@
 <file path=word/numbering.xml><?xml version="1.0" encoding="utf-8"?>
 <w:numbering xmlns:wpc="http://schemas.microsoft.com/office/word/2010/wordprocessingCanvas" xmlns:cx="http://schemas.microsoft.com/office/drawing/2014/chartex" xmlns:cx1="http://schemas.microsoft.com/office/drawing/2015/9/8/chartex" xmlns:cx2="http://schemas.microsoft.com/office/drawing/2015/10/21/chartex" xmlns:cx3="http://schemas.microsoft.com/office/drawing/2016/5/9/chartex" xmlns:cx4="http://schemas.microsoft.com/office/drawing/2016/5/10/chartex" xmlns:cx5="http://schemas.microsoft.com/office/drawing/2016/5/11/chartex" xmlns:cx6="http://schemas.microsoft.com/office/drawing/2016/5/12/chartex" xmlns:cx7="http://schemas.microsoft.com/office/drawing/2016/5/13/chartex" xmlns:cx8="http://schemas.microsoft.com/office/drawing/2016/5/14/chartex" xmlns:mc="http://schemas.openxmlformats.org/markup-compatibility/2006" xmlns:aink="http://schemas.microsoft.com/office/drawing/2016/ink" xmlns:am3d="http://schemas.microsoft.com/office/drawing/2017/model3d" xmlns:o="urn:schemas-microsoft-com:office:office" xmlns:oel="http://schemas.microsoft.com/office/2019/extlst" xmlns:r="http://schemas.openxmlformats.org/officeDocument/2006/relationships" xmlns:m="http://schemas.openxmlformats.org/officeDocument/2006/math" xmlns:v="urn:schemas-microsoft-com:vml" xmlns:wp14="http://schemas.microsoft.com/office/word/2010/wordprocessingDrawing" xmlns:wp="http://schemas.openxmlformats.org/drawingml/2006/wordprocessingDrawing" xmlns:w10="urn:schemas-microsoft-com:office:word" xmlns:w="http://schemas.openxmlformats.org/wordprocessingml/2006/main" xmlns:w14="http://schemas.microsoft.com/office/word/2010/wordml" xmlns:w15="http://schemas.microsoft.com/office/word/2012/wordml" xmlns:w16cex="http://schemas.microsoft.com/office/word/2018/wordml/cex" xmlns:w16cid="http://schemas.microsoft.com/office/word/2016/wordml/cid" xmlns:w16="http://schemas.microsoft.com/office/word/2018/wordml" xmlns:w16du="http://schemas.microsoft.com/office/word/2023/wordml/word16du" xmlns:w16sdtdh="http://schemas.microsoft.com/office/word/2020/wordml/sdtdatahash" xmlns:w16sdtfl="http://schemas.microsoft.com/office/word/2024/wordml/sdtformatlock" xmlns:w16se="http://schemas.microsoft.com/office/word/2015/wordml/symex" xmlns:wpg="http://schemas.microsoft.com/office/word/2010/wordprocessingGroup" xmlns:wpi="http://schemas.microsoft.com/office/word/2010/wordprocessingInk" xmlns:wne="http://schemas.microsoft.com/office/word/2006/wordml" xmlns:wps="http://schemas.microsoft.com/office/word/2010/wordprocessingShape" mc:Ignorable="w14 w15 w16se w16cid w16 w16cex w16sdtdh w16sdtfl w16du wp14">
   <w:abstractNum w:abstractNumId="0" w15:restartNumberingAfterBreak="0">
-    <w:nsid w:val="1D0C0B05"/>
+    <w:nsid w:val="0A365B8F"/>
     <w:multiLevelType w:val="hybridMultilevel"/>
-    <w:tmpl w:val="BA608000"/>
-    <w:lvl w:ilvl="0" w:tplc="F7A03876">
+    <w:tmpl w:val="918ACBC2"/>
+    <w:lvl w:ilvl="0" w:tplc="4A4EE97C">
+      <w:start w:val="1"/>
+      <w:numFmt w:val="bullet"/>
+      <w:lvlText w:val="●"/>
+      <w:lvlJc w:val="left"/>
+      <w:pPr>
+        <w:ind w:left="720" w:hanging="360"/>
+      </w:pPr>
+    </w:lvl>
+    <w:lvl w:ilvl="1" w:tplc="E4A079C8">
+      <w:start w:val="1"/>
+      <w:numFmt w:val="bullet"/>
+      <w:lvlText w:val="○"/>
+      <w:lvlJc w:val="left"/>
+      <w:pPr>
+        <w:ind w:left="1440" w:hanging="360"/>
+      </w:pPr>
+    </w:lvl>
+    <w:lvl w:ilvl="2" w:tplc="8218773E">
+      <w:start w:val="1"/>
+      <w:numFmt w:val="bullet"/>
+      <w:lvlText w:val="■"/>
+      <w:lvlJc w:val="left"/>
+      <w:pPr>
+        <w:ind w:left="2160" w:hanging="360"/>
+      </w:pPr>
+    </w:lvl>
+    <w:lvl w:ilvl="3" w:tplc="1A660EEE">
+      <w:start w:val="1"/>
+      <w:numFmt w:val="bullet"/>
+      <w:lvlText w:val="●"/>
+      <w:lvlJc w:val="left"/>
+      <w:pPr>
+        <w:ind w:left="2880" w:hanging="360"/>
+      </w:pPr>
+    </w:lvl>
+    <w:lvl w:ilvl="4" w:tplc="019ACB34">
+      <w:start w:val="1"/>
+      <w:numFmt w:val="bullet"/>
+      <w:lvlText w:val="○"/>
+      <w:lvlJc w:val="left"/>
+      <w:pPr>
+        <w:ind w:left="3600" w:hanging="360"/>
+      </w:pPr>
+    </w:lvl>
+    <w:lvl w:ilvl="5" w:tplc="0A42EEC6">
+      <w:start w:val="1"/>
+      <w:numFmt w:val="bullet"/>
+      <w:lvlText w:val="■"/>
+      <w:lvlJc w:val="left"/>
+      <w:pPr>
+        <w:ind w:left="4320" w:hanging="360"/>
+      </w:pPr>
+    </w:lvl>
+    <w:lvl w:ilvl="6" w:tplc="A158416E">
+      <w:start w:val="1"/>
+      <w:numFmt w:val="bullet"/>
+      <w:lvlText w:val="●"/>
+      <w:lvlJc w:val="left"/>
+      <w:pPr>
+        <w:ind w:left="5040" w:hanging="360"/>
+      </w:pPr>
+    </w:lvl>
+    <w:lvl w:ilvl="7" w:tplc="7F043C68">
+      <w:start w:val="1"/>
+      <w:numFmt w:val="bullet"/>
+      <w:lvlText w:val="●"/>
+      <w:lvlJc w:val="left"/>
+      <w:pPr>
+        <w:ind w:left="5760" w:hanging="360"/>
+      </w:pPr>
+    </w:lvl>
+    <w:lvl w:ilvl="8" w:tplc="B7E41A00">
+      <w:start w:val="1"/>
+      <w:numFmt w:val="bullet"/>
+      <w:lvlText w:val="●"/>
+      <w:lvlJc w:val="left"/>
+      <w:pPr>
+        <w:ind w:left="6480" w:hanging="360"/>
+      </w:pPr>
+    </w:lvl>
+  </w:abstractNum>
+  <w:abstractNum w:abstractNumId="1" w15:restartNumberingAfterBreak="0">
+    <w:nsid w:val="1A8179AF"/>
+    <w:multiLevelType w:val="hybridMultilevel"/>
+    <w:tmpl w:val="152C961A"/>
+    <w:lvl w:ilvl="0" w:tplc="111EF932">
+      <w:start w:val="1"/>
+      <w:numFmt w:val="decimal"/>
+      <w:lvlText w:val="%1."/>
+      <w:lvlJc w:val="left"/>
+      <w:pPr>
+        <w:ind w:left="480" w:hanging="360"/>
+      </w:pPr>
+    </w:lvl>
+    <w:lvl w:ilvl="1" w:tplc="916A3BBC">
+      <w:numFmt w:val="decimal"/>
+      <w:lvlText w:val=""/>
+      <w:lvlJc w:val="left"/>
+    </w:lvl>
+    <w:lvl w:ilvl="2" w:tplc="24CA9DE2">
+      <w:numFmt w:val="decimal"/>
+      <w:lvlText w:val=""/>
+      <w:lvlJc w:val="left"/>
+    </w:lvl>
+    <w:lvl w:ilvl="3" w:tplc="74A67E66">
+      <w:numFmt w:val="decimal"/>
+      <w:lvlText w:val=""/>
+      <w:lvlJc w:val="left"/>
+    </w:lvl>
+    <w:lvl w:ilvl="4" w:tplc="89A4C710">
+      <w:numFmt w:val="decimal"/>
+      <w:lvlText w:val=""/>
+      <w:lvlJc w:val="left"/>
+    </w:lvl>
+    <w:lvl w:ilvl="5" w:tplc="2B8A9B14">
+      <w:numFmt w:val="decimal"/>
+      <w:lvlText w:val=""/>
+      <w:lvlJc w:val="left"/>
+    </w:lvl>
+    <w:lvl w:ilvl="6" w:tplc="E8C09988">
+      <w:numFmt w:val="decimal"/>
+      <w:lvlText w:val=""/>
+      <w:lvlJc w:val="left"/>
+    </w:lvl>
+    <w:lvl w:ilvl="7" w:tplc="9F50591E">
+      <w:numFmt w:val="decimal"/>
+      <w:lvlText w:val=""/>
+      <w:lvlJc w:val="left"/>
+    </w:lvl>
+    <w:lvl w:ilvl="8" w:tplc="3AC4C89A">
+      <w:numFmt w:val="decimal"/>
+      <w:lvlText w:val=""/>
+      <w:lvlJc w:val="left"/>
+    </w:lvl>
+  </w:abstractNum>
+  <w:abstractNum w:abstractNumId="2" w15:restartNumberingAfterBreak="0">
+    <w:nsid w:val="21E925B7"/>
+    <w:multiLevelType w:val="hybridMultilevel"/>
+    <w:tmpl w:val="46B87B10"/>
+    <w:lvl w:ilvl="0" w:tplc="7C3A43C0">
+      <w:start w:val="1"/>
+      <w:numFmt w:val="decimal"/>
+      <w:lvlText w:val="%1."/>
+      <w:lvlJc w:val="left"/>
+      <w:pPr>
+        <w:ind w:left="480" w:hanging="360"/>
+      </w:pPr>
+    </w:lvl>
+    <w:lvl w:ilvl="1" w:tplc="74D0E06C">
+      <w:numFmt w:val="decimal"/>
+      <w:lvlText w:val=""/>
+      <w:lvlJc w:val="left"/>
+    </w:lvl>
+    <w:lvl w:ilvl="2" w:tplc="3BD26EB2">
+      <w:numFmt w:val="decimal"/>
+      <w:lvlText w:val=""/>
+      <w:lvlJc w:val="left"/>
+    </w:lvl>
+    <w:lvl w:ilvl="3" w:tplc="22C0A3BC">
+      <w:numFmt w:val="decimal"/>
+      <w:lvlText w:val=""/>
+      <w:lvlJc w:val="left"/>
+    </w:lvl>
+    <w:lvl w:ilvl="4" w:tplc="D78C9A02">
+      <w:numFmt w:val="decimal"/>
+      <w:lvlText w:val=""/>
+      <w:lvlJc w:val="left"/>
+    </w:lvl>
+    <w:lvl w:ilvl="5" w:tplc="E33E65CA">
+      <w:numFmt w:val="decimal"/>
+      <w:lvlText w:val=""/>
+      <w:lvlJc w:val="left"/>
+    </w:lvl>
+    <w:lvl w:ilvl="6" w:tplc="84264F78">
+      <w:numFmt w:val="decimal"/>
+      <w:lvlText w:val=""/>
+      <w:lvlJc w:val="left"/>
+    </w:lvl>
+    <w:lvl w:ilvl="7" w:tplc="143ED774">
+      <w:numFmt w:val="decimal"/>
+      <w:lvlText w:val=""/>
+      <w:lvlJc w:val="left"/>
+    </w:lvl>
+    <w:lvl w:ilvl="8" w:tplc="28C0B938">
+      <w:numFmt w:val="decimal"/>
+      <w:lvlText w:val=""/>
+      <w:lvlJc w:val="left"/>
+    </w:lvl>
+  </w:abstractNum>
+  <w:abstractNum w:abstractNumId="3" w15:restartNumberingAfterBreak="0">
+    <w:nsid w:val="38A66EE6"/>
+    <w:multiLevelType w:val="hybridMultilevel"/>
+    <w:tmpl w:val="611494C0"/>
+    <w:lvl w:ilvl="0" w:tplc="F894ED80">
+      <w:start w:val="1"/>
+      <w:numFmt w:val="decimal"/>
+      <w:lvlText w:val="%1."/>
+      <w:lvlJc w:val="left"/>
+      <w:pPr>
+        <w:ind w:left="480" w:hanging="360"/>
+      </w:pPr>
+    </w:lvl>
+    <w:lvl w:ilvl="1" w:tplc="EF1A5E64">
+      <w:numFmt w:val="decimal"/>
+      <w:lvlText w:val=""/>
+      <w:lvlJc w:val="left"/>
+    </w:lvl>
+    <w:lvl w:ilvl="2" w:tplc="BF022F36">
+      <w:numFmt w:val="decimal"/>
+      <w:lvlText w:val=""/>
+      <w:lvlJc w:val="left"/>
+    </w:lvl>
+    <w:lvl w:ilvl="3" w:tplc="B8704922">
+      <w:numFmt w:val="decimal"/>
+      <w:lvlText w:val=""/>
+      <w:lvlJc w:val="left"/>
+    </w:lvl>
+    <w:lvl w:ilvl="4" w:tplc="11FE9318">
+      <w:numFmt w:val="decimal"/>
+      <w:lvlText w:val=""/>
+      <w:lvlJc w:val="left"/>
+    </w:lvl>
+    <w:lvl w:ilvl="5" w:tplc="9A10FC84">
+      <w:numFmt w:val="decimal"/>
+      <w:lvlText w:val=""/>
+      <w:lvlJc w:val="left"/>
+    </w:lvl>
+    <w:lvl w:ilvl="6" w:tplc="07046E94">
+      <w:numFmt w:val="decimal"/>
+      <w:lvlText w:val=""/>
+      <w:lvlJc w:val="left"/>
+    </w:lvl>
+    <w:lvl w:ilvl="7" w:tplc="C2C6D12A">
+      <w:numFmt w:val="decimal"/>
+      <w:lvlText w:val=""/>
+      <w:lvlJc w:val="left"/>
+    </w:lvl>
+    <w:lvl w:ilvl="8" w:tplc="B64CFC80">
+      <w:numFmt w:val="decimal"/>
+      <w:lvlText w:val=""/>
+      <w:lvlJc w:val="left"/>
+    </w:lvl>
+  </w:abstractNum>
+  <w:abstractNum w:abstractNumId="4" w15:restartNumberingAfterBreak="0">
+    <w:nsid w:val="44BB06A4"/>
+    <w:multiLevelType w:val="hybridMultilevel"/>
+    <w:tmpl w:val="07907BAE"/>
+    <w:lvl w:ilvl="0" w:tplc="565C7C98">
+      <w:start w:val="1"/>
+      <w:numFmt w:val="decimal"/>
+      <w:lvlText w:val="%1."/>
+      <w:lvlJc w:val="left"/>
+      <w:pPr>
+        <w:ind w:left="480" w:hanging="360"/>
+      </w:pPr>
+    </w:lvl>
+    <w:lvl w:ilvl="1" w:tplc="328C9298">
+      <w:numFmt w:val="decimal"/>
+      <w:lvlText w:val=""/>
+      <w:lvlJc w:val="left"/>
+    </w:lvl>
+    <w:lvl w:ilvl="2" w:tplc="4D0E937A">
+      <w:numFmt w:val="decimal"/>
+      <w:lvlText w:val=""/>
+      <w:lvlJc w:val="left"/>
+    </w:lvl>
+    <w:lvl w:ilvl="3" w:tplc="36BC42E4">
+      <w:numFmt w:val="decimal"/>
+      <w:lvlText w:val=""/>
+      <w:lvlJc w:val="left"/>
+    </w:lvl>
+    <w:lvl w:ilvl="4" w:tplc="ADFE6FC8">
+      <w:numFmt w:val="decimal"/>
+      <w:lvlText w:val=""/>
+      <w:lvlJc w:val="left"/>
+    </w:lvl>
+    <w:lvl w:ilvl="5" w:tplc="C68EC1B6">
+      <w:numFmt w:val="decimal"/>
+      <w:lvlText w:val=""/>
+      <w:lvlJc w:val="left"/>
+    </w:lvl>
+    <w:lvl w:ilvl="6" w:tplc="F45873D2">
+      <w:numFmt w:val="decimal"/>
+      <w:lvlText w:val=""/>
+      <w:lvlJc w:val="left"/>
+    </w:lvl>
+    <w:lvl w:ilvl="7" w:tplc="A36269DE">
+      <w:numFmt w:val="decimal"/>
+      <w:lvlText w:val=""/>
+      <w:lvlJc w:val="left"/>
+    </w:lvl>
+    <w:lvl w:ilvl="8" w:tplc="E80EE07C">
+      <w:numFmt w:val="decimal"/>
+      <w:lvlText w:val=""/>
+      <w:lvlJc w:val="left"/>
+    </w:lvl>
+  </w:abstractNum>
+  <w:abstractNum w:abstractNumId="5" w15:restartNumberingAfterBreak="0">
+    <w:nsid w:val="4FB7558D"/>
+    <w:multiLevelType w:val="hybridMultilevel"/>
+    <w:tmpl w:val="A1CC981A"/>
+    <w:lvl w:ilvl="0" w:tplc="A964ED74">
+      <w:start w:val="1"/>
+      <w:numFmt w:val="decimal"/>
+      <w:lvlText w:val="%1."/>
+      <w:lvlJc w:val="left"/>
+      <w:pPr>
+        <w:ind w:left="480" w:hanging="360"/>
+      </w:pPr>
+    </w:lvl>
+    <w:lvl w:ilvl="1" w:tplc="16366AF2">
+      <w:numFmt w:val="decimal"/>
+      <w:lvlText w:val=""/>
+      <w:lvlJc w:val="left"/>
+    </w:lvl>
+    <w:lvl w:ilvl="2" w:tplc="3746F970">
+      <w:numFmt w:val="decimal"/>
+      <w:lvlText w:val=""/>
+      <w:lvlJc w:val="left"/>
+    </w:lvl>
+    <w:lvl w:ilvl="3" w:tplc="DD84C4F6">
+      <w:numFmt w:val="decimal"/>
+      <w:lvlText w:val=""/>
+      <w:lvlJc w:val="left"/>
+    </w:lvl>
+    <w:lvl w:ilvl="4" w:tplc="CE8C74F6">
+      <w:numFmt w:val="decimal"/>
+      <w:lvlText w:val=""/>
+      <w:lvlJc w:val="left"/>
+    </w:lvl>
+    <w:lvl w:ilvl="5" w:tplc="91F00F1E">
+      <w:numFmt w:val="decimal"/>
+      <w:lvlText w:val=""/>
+      <w:lvlJc w:val="left"/>
+    </w:lvl>
+    <w:lvl w:ilvl="6" w:tplc="59C2F8B8">
+      <w:numFmt w:val="decimal"/>
+      <w:lvlText w:val=""/>
+      <w:lvlJc w:val="left"/>
+    </w:lvl>
+    <w:lvl w:ilvl="7" w:tplc="633C6BC4">
+      <w:numFmt w:val="decimal"/>
+      <w:lvlText w:val=""/>
+      <w:lvlJc w:val="left"/>
+    </w:lvl>
+    <w:lvl w:ilvl="8" w:tplc="9920EAC2">
+      <w:numFmt w:val="decimal"/>
+      <w:lvlText w:val=""/>
+      <w:lvlJc w:val="left"/>
+    </w:lvl>
+  </w:abstractNum>
+  <w:abstractNum w:abstractNumId="6" w15:restartNumberingAfterBreak="0">
+    <w:nsid w:val="55736D9C"/>
+    <w:multiLevelType w:val="hybridMultilevel"/>
+    <w:tmpl w:val="7B34116E"/>
+    <w:lvl w:ilvl="0" w:tplc="05D895A8">
       <w:start w:val="1"/>
       <w:numFmt w:val="bullet"/>
       <w:lvlText w:val="●"/>
@@ -15216,7 +15572,7 @@
         <w:szCs w:val="14"/>
       </w:rPr>
     </w:lvl>
-    <w:lvl w:ilvl="1" w:tplc="860C1C3A">
+    <w:lvl w:ilvl="1" w:tplc="C2AE0C8C">
       <w:start w:val="1"/>
       <w:numFmt w:val="bullet"/>
       <w:lvlText w:val="○"/>
@@ -15225,436 +15581,80 @@
         <w:ind w:left="900" w:hanging="300"/>
       </w:pPr>
     </w:lvl>
-    <w:lvl w:ilvl="2" w:tplc="4B0C95F6">
+    <w:lvl w:ilvl="2" w:tplc="BBE285C8">
       <w:numFmt w:val="decimal"/>
       <w:lvlText w:val=""/>
       <w:lvlJc w:val="left"/>
     </w:lvl>
-    <w:lvl w:ilvl="3" w:tplc="65D4F9C2">
+    <w:lvl w:ilvl="3" w:tplc="D3F2ABBA">
       <w:numFmt w:val="decimal"/>
       <w:lvlText w:val=""/>
       <w:lvlJc w:val="left"/>
     </w:lvl>
-    <w:lvl w:ilvl="4" w:tplc="0C6E3626">
+    <w:lvl w:ilvl="4" w:tplc="B48CD36E">
       <w:numFmt w:val="decimal"/>
       <w:lvlText w:val=""/>
       <w:lvlJc w:val="left"/>
     </w:lvl>
-    <w:lvl w:ilvl="5" w:tplc="D1E6ECD6">
+    <w:lvl w:ilvl="5" w:tplc="C1DEE9F4">
       <w:numFmt w:val="decimal"/>
       <w:lvlText w:val=""/>
       <w:lvlJc w:val="left"/>
     </w:lvl>
-    <w:lvl w:ilvl="6" w:tplc="9446A706">
+    <w:lvl w:ilvl="6" w:tplc="E19A86AE">
       <w:numFmt w:val="decimal"/>
       <w:lvlText w:val=""/>
       <w:lvlJc w:val="left"/>
     </w:lvl>
-    <w:lvl w:ilvl="7" w:tplc="FC90D048">
+    <w:lvl w:ilvl="7" w:tplc="4DBEC1B2">
       <w:numFmt w:val="decimal"/>
       <w:lvlText w:val=""/>
       <w:lvlJc w:val="left"/>
     </w:lvl>
-    <w:lvl w:ilvl="8" w:tplc="135022EA">
+    <w:lvl w:ilvl="8" w:tplc="5442E376">
       <w:numFmt w:val="decimal"/>
       <w:lvlText w:val=""/>
       <w:lvlJc w:val="left"/>
     </w:lvl>
   </w:abstractNum>
-  <w:abstractNum w:abstractNumId="1" w15:restartNumberingAfterBreak="0">
-    <w:nsid w:val="207A1C9E"/>
-    <w:multiLevelType w:val="hybridMultilevel"/>
-    <w:tmpl w:val="224E8A5E"/>
-    <w:lvl w:ilvl="0" w:tplc="A4CEE5AE">
-      <w:start w:val="1"/>
-      <w:numFmt w:val="decimal"/>
-      <w:lvlText w:val="%1."/>
-      <w:lvlJc w:val="left"/>
-      <w:pPr>
-        <w:ind w:left="480" w:hanging="360"/>
-      </w:pPr>
-    </w:lvl>
-    <w:lvl w:ilvl="1" w:tplc="004478E6">
-      <w:numFmt w:val="decimal"/>
-      <w:lvlText w:val=""/>
-      <w:lvlJc w:val="left"/>
-    </w:lvl>
-    <w:lvl w:ilvl="2" w:tplc="9F0887D8">
-      <w:numFmt w:val="decimal"/>
-      <w:lvlText w:val=""/>
-      <w:lvlJc w:val="left"/>
-    </w:lvl>
-    <w:lvl w:ilvl="3" w:tplc="E0223B42">
-      <w:numFmt w:val="decimal"/>
-      <w:lvlText w:val=""/>
-      <w:lvlJc w:val="left"/>
-    </w:lvl>
-    <w:lvl w:ilvl="4" w:tplc="E4C03E1E">
-      <w:numFmt w:val="decimal"/>
-      <w:lvlText w:val=""/>
-      <w:lvlJc w:val="left"/>
-    </w:lvl>
-    <w:lvl w:ilvl="5" w:tplc="52447ED4">
-      <w:numFmt w:val="decimal"/>
-      <w:lvlText w:val=""/>
-      <w:lvlJc w:val="left"/>
-    </w:lvl>
-    <w:lvl w:ilvl="6" w:tplc="283034E4">
-      <w:numFmt w:val="decimal"/>
-      <w:lvlText w:val=""/>
-      <w:lvlJc w:val="left"/>
-    </w:lvl>
-    <w:lvl w:ilvl="7" w:tplc="57D84E66">
-      <w:numFmt w:val="decimal"/>
-      <w:lvlText w:val=""/>
-      <w:lvlJc w:val="left"/>
-    </w:lvl>
-    <w:lvl w:ilvl="8" w:tplc="37B689E0">
-      <w:numFmt w:val="decimal"/>
-      <w:lvlText w:val=""/>
-      <w:lvlJc w:val="left"/>
-    </w:lvl>
-  </w:abstractNum>
-  <w:abstractNum w:abstractNumId="2" w15:restartNumberingAfterBreak="0">
-    <w:nsid w:val="4AB301BD"/>
-    <w:multiLevelType w:val="hybridMultilevel"/>
-    <w:tmpl w:val="B698615E"/>
-    <w:lvl w:ilvl="0" w:tplc="E624ACAC">
-      <w:start w:val="1"/>
-      <w:numFmt w:val="decimal"/>
-      <w:lvlText w:val="%1."/>
-      <w:lvlJc w:val="left"/>
-      <w:pPr>
-        <w:ind w:left="480" w:hanging="360"/>
-      </w:pPr>
-    </w:lvl>
-    <w:lvl w:ilvl="1" w:tplc="ADF0746E">
-      <w:numFmt w:val="decimal"/>
-      <w:lvlText w:val=""/>
-      <w:lvlJc w:val="left"/>
-    </w:lvl>
-    <w:lvl w:ilvl="2" w:tplc="279E60AE">
-      <w:numFmt w:val="decimal"/>
-      <w:lvlText w:val=""/>
-      <w:lvlJc w:val="left"/>
-    </w:lvl>
-    <w:lvl w:ilvl="3" w:tplc="57444B66">
-      <w:numFmt w:val="decimal"/>
-      <w:lvlText w:val=""/>
-      <w:lvlJc w:val="left"/>
-    </w:lvl>
-    <w:lvl w:ilvl="4" w:tplc="036C8076">
-      <w:numFmt w:val="decimal"/>
-      <w:lvlText w:val=""/>
-      <w:lvlJc w:val="left"/>
-    </w:lvl>
-    <w:lvl w:ilvl="5" w:tplc="A5D45B9A">
-      <w:numFmt w:val="decimal"/>
-      <w:lvlText w:val=""/>
-      <w:lvlJc w:val="left"/>
-    </w:lvl>
-    <w:lvl w:ilvl="6" w:tplc="912CE642">
-      <w:numFmt w:val="decimal"/>
-      <w:lvlText w:val=""/>
-      <w:lvlJc w:val="left"/>
-    </w:lvl>
-    <w:lvl w:ilvl="7" w:tplc="0A026E2C">
-      <w:numFmt w:val="decimal"/>
-      <w:lvlText w:val=""/>
-      <w:lvlJc w:val="left"/>
-    </w:lvl>
-    <w:lvl w:ilvl="8" w:tplc="0FC68FCE">
-      <w:numFmt w:val="decimal"/>
-      <w:lvlText w:val=""/>
-      <w:lvlJc w:val="left"/>
-    </w:lvl>
-  </w:abstractNum>
-  <w:abstractNum w:abstractNumId="3" w15:restartNumberingAfterBreak="0">
-    <w:nsid w:val="53A06EF6"/>
-    <w:multiLevelType w:val="hybridMultilevel"/>
-    <w:tmpl w:val="F858120C"/>
-    <w:lvl w:ilvl="0" w:tplc="DABA9650">
-      <w:start w:val="1"/>
-      <w:numFmt w:val="bullet"/>
-      <w:lvlText w:val="●"/>
-      <w:lvlJc w:val="left"/>
-      <w:pPr>
-        <w:ind w:left="720" w:hanging="360"/>
-      </w:pPr>
-    </w:lvl>
-    <w:lvl w:ilvl="1" w:tplc="29D065BA">
-      <w:start w:val="1"/>
-      <w:numFmt w:val="bullet"/>
-      <w:lvlText w:val="○"/>
-      <w:lvlJc w:val="left"/>
-      <w:pPr>
-        <w:ind w:left="1440" w:hanging="360"/>
-      </w:pPr>
-    </w:lvl>
-    <w:lvl w:ilvl="2" w:tplc="094AC64A">
-      <w:start w:val="1"/>
-      <w:numFmt w:val="bullet"/>
-      <w:lvlText w:val="■"/>
-      <w:lvlJc w:val="left"/>
-      <w:pPr>
-        <w:ind w:left="2160" w:hanging="360"/>
-      </w:pPr>
-    </w:lvl>
-    <w:lvl w:ilvl="3" w:tplc="913894DE">
-      <w:start w:val="1"/>
-      <w:numFmt w:val="bullet"/>
-      <w:lvlText w:val="●"/>
-      <w:lvlJc w:val="left"/>
-      <w:pPr>
-        <w:ind w:left="2880" w:hanging="360"/>
-      </w:pPr>
-    </w:lvl>
-    <w:lvl w:ilvl="4" w:tplc="A5263E3A">
-      <w:start w:val="1"/>
-      <w:numFmt w:val="bullet"/>
-      <w:lvlText w:val="○"/>
-      <w:lvlJc w:val="left"/>
-      <w:pPr>
-        <w:ind w:left="3600" w:hanging="360"/>
-      </w:pPr>
-    </w:lvl>
-    <w:lvl w:ilvl="5" w:tplc="90B02002">
-      <w:start w:val="1"/>
-      <w:numFmt w:val="bullet"/>
-      <w:lvlText w:val="■"/>
-      <w:lvlJc w:val="left"/>
-      <w:pPr>
-        <w:ind w:left="4320" w:hanging="360"/>
-      </w:pPr>
-    </w:lvl>
-    <w:lvl w:ilvl="6" w:tplc="44200A62">
-      <w:start w:val="1"/>
-      <w:numFmt w:val="bullet"/>
-      <w:lvlText w:val="●"/>
-      <w:lvlJc w:val="left"/>
-      <w:pPr>
-        <w:ind w:left="5040" w:hanging="360"/>
-      </w:pPr>
-    </w:lvl>
-    <w:lvl w:ilvl="7" w:tplc="C27EF412">
-      <w:start w:val="1"/>
-      <w:numFmt w:val="bullet"/>
-      <w:lvlText w:val="●"/>
-      <w:lvlJc w:val="left"/>
-      <w:pPr>
-        <w:ind w:left="5760" w:hanging="360"/>
-      </w:pPr>
-    </w:lvl>
-    <w:lvl w:ilvl="8" w:tplc="EF88B58A">
-      <w:start w:val="1"/>
-      <w:numFmt w:val="bullet"/>
-      <w:lvlText w:val="●"/>
-      <w:lvlJc w:val="left"/>
-      <w:pPr>
-        <w:ind w:left="6480" w:hanging="360"/>
-      </w:pPr>
-    </w:lvl>
-  </w:abstractNum>
-  <w:abstractNum w:abstractNumId="4" w15:restartNumberingAfterBreak="0">
-    <w:nsid w:val="6BB84915"/>
-    <w:multiLevelType w:val="hybridMultilevel"/>
-    <w:tmpl w:val="F116A3D4"/>
-    <w:lvl w:ilvl="0" w:tplc="984C06AE">
-      <w:start w:val="1"/>
-      <w:numFmt w:val="decimal"/>
-      <w:lvlText w:val="%1."/>
-      <w:lvlJc w:val="left"/>
-      <w:pPr>
-        <w:ind w:left="480" w:hanging="360"/>
-      </w:pPr>
-    </w:lvl>
-    <w:lvl w:ilvl="1" w:tplc="812CE5FA">
-      <w:numFmt w:val="decimal"/>
-      <w:lvlText w:val=""/>
-      <w:lvlJc w:val="left"/>
-    </w:lvl>
-    <w:lvl w:ilvl="2" w:tplc="6A747BF6">
-      <w:numFmt w:val="decimal"/>
-      <w:lvlText w:val=""/>
-      <w:lvlJc w:val="left"/>
-    </w:lvl>
-    <w:lvl w:ilvl="3" w:tplc="F904C214">
-      <w:numFmt w:val="decimal"/>
-      <w:lvlText w:val=""/>
-      <w:lvlJc w:val="left"/>
-    </w:lvl>
-    <w:lvl w:ilvl="4" w:tplc="239428D8">
-      <w:numFmt w:val="decimal"/>
-      <w:lvlText w:val=""/>
-      <w:lvlJc w:val="left"/>
-    </w:lvl>
-    <w:lvl w:ilvl="5" w:tplc="38CEBD42">
-      <w:numFmt w:val="decimal"/>
-      <w:lvlText w:val=""/>
-      <w:lvlJc w:val="left"/>
-    </w:lvl>
-    <w:lvl w:ilvl="6" w:tplc="145099E2">
-      <w:numFmt w:val="decimal"/>
-      <w:lvlText w:val=""/>
-      <w:lvlJc w:val="left"/>
-    </w:lvl>
-    <w:lvl w:ilvl="7" w:tplc="DD8E38C2">
-      <w:numFmt w:val="decimal"/>
-      <w:lvlText w:val=""/>
-      <w:lvlJc w:val="left"/>
-    </w:lvl>
-    <w:lvl w:ilvl="8" w:tplc="D29AFC06">
-      <w:numFmt w:val="decimal"/>
-      <w:lvlText w:val=""/>
-      <w:lvlJc w:val="left"/>
-    </w:lvl>
-  </w:abstractNum>
-  <w:abstractNum w:abstractNumId="5" w15:restartNumberingAfterBreak="0">
-    <w:nsid w:val="7A4E6184"/>
-    <w:multiLevelType w:val="hybridMultilevel"/>
-    <w:tmpl w:val="B5C85076"/>
-    <w:lvl w:ilvl="0" w:tplc="32F64E98">
-      <w:start w:val="1"/>
-      <w:numFmt w:val="decimal"/>
-      <w:lvlText w:val="%1."/>
-      <w:lvlJc w:val="left"/>
-      <w:pPr>
-        <w:ind w:left="480" w:hanging="360"/>
-      </w:pPr>
-    </w:lvl>
-    <w:lvl w:ilvl="1" w:tplc="9C90ACC2">
-      <w:numFmt w:val="decimal"/>
-      <w:lvlText w:val=""/>
-      <w:lvlJc w:val="left"/>
-    </w:lvl>
-    <w:lvl w:ilvl="2" w:tplc="329ABFF0">
-      <w:numFmt w:val="decimal"/>
-      <w:lvlText w:val=""/>
-      <w:lvlJc w:val="left"/>
-    </w:lvl>
-    <w:lvl w:ilvl="3" w:tplc="13BEDFF0">
-      <w:numFmt w:val="decimal"/>
-      <w:lvlText w:val=""/>
-      <w:lvlJc w:val="left"/>
-    </w:lvl>
-    <w:lvl w:ilvl="4" w:tplc="85127CE8">
-      <w:numFmt w:val="decimal"/>
-      <w:lvlText w:val=""/>
-      <w:lvlJc w:val="left"/>
-    </w:lvl>
-    <w:lvl w:ilvl="5" w:tplc="5AACF364">
-      <w:numFmt w:val="decimal"/>
-      <w:lvlText w:val=""/>
-      <w:lvlJc w:val="left"/>
-    </w:lvl>
-    <w:lvl w:ilvl="6" w:tplc="0D3AAF4E">
-      <w:numFmt w:val="decimal"/>
-      <w:lvlText w:val=""/>
-      <w:lvlJc w:val="left"/>
-    </w:lvl>
-    <w:lvl w:ilvl="7" w:tplc="DAB4E1BE">
-      <w:numFmt w:val="decimal"/>
-      <w:lvlText w:val=""/>
-      <w:lvlJc w:val="left"/>
-    </w:lvl>
-    <w:lvl w:ilvl="8" w:tplc="C908ADFC">
-      <w:numFmt w:val="decimal"/>
-      <w:lvlText w:val=""/>
-      <w:lvlJc w:val="left"/>
-    </w:lvl>
-  </w:abstractNum>
-  <w:abstractNum w:abstractNumId="6" w15:restartNumberingAfterBreak="0">
-    <w:nsid w:val="7CEA6E0F"/>
-    <w:multiLevelType w:val="hybridMultilevel"/>
-    <w:tmpl w:val="0854F814"/>
-    <w:lvl w:ilvl="0" w:tplc="B3820C60">
-      <w:start w:val="1"/>
-      <w:numFmt w:val="decimal"/>
-      <w:lvlText w:val="%1."/>
-      <w:lvlJc w:val="left"/>
-      <w:pPr>
-        <w:ind w:left="480" w:hanging="360"/>
-      </w:pPr>
-    </w:lvl>
-    <w:lvl w:ilvl="1" w:tplc="164EEC86">
-      <w:numFmt w:val="decimal"/>
-      <w:lvlText w:val=""/>
-      <w:lvlJc w:val="left"/>
-    </w:lvl>
-    <w:lvl w:ilvl="2" w:tplc="76C60804">
-      <w:numFmt w:val="decimal"/>
-      <w:lvlText w:val=""/>
-      <w:lvlJc w:val="left"/>
-    </w:lvl>
-    <w:lvl w:ilvl="3" w:tplc="EF38BD34">
-      <w:numFmt w:val="decimal"/>
-      <w:lvlText w:val=""/>
-      <w:lvlJc w:val="left"/>
-    </w:lvl>
-    <w:lvl w:ilvl="4" w:tplc="2E7A69DC">
-      <w:numFmt w:val="decimal"/>
-      <w:lvlText w:val=""/>
-      <w:lvlJc w:val="left"/>
-    </w:lvl>
-    <w:lvl w:ilvl="5" w:tplc="B18AA86C">
-      <w:numFmt w:val="decimal"/>
-      <w:lvlText w:val=""/>
-      <w:lvlJc w:val="left"/>
-    </w:lvl>
-    <w:lvl w:ilvl="6" w:tplc="ADCCEE2A">
-      <w:numFmt w:val="decimal"/>
-      <w:lvlText w:val=""/>
-      <w:lvlJc w:val="left"/>
-    </w:lvl>
-    <w:lvl w:ilvl="7" w:tplc="662AB136">
-      <w:numFmt w:val="decimal"/>
-      <w:lvlText w:val=""/>
-      <w:lvlJc w:val="left"/>
-    </w:lvl>
-    <w:lvl w:ilvl="8" w:tplc="12661730">
-      <w:numFmt w:val="decimal"/>
-      <w:lvlText w:val=""/>
-      <w:lvlJc w:val="left"/>
-    </w:lvl>
-  </w:abstractNum>
-  <w:num w:numId="1" w16cid:durableId="1251624208">
+  <w:num w:numId="1" w16cid:durableId="1269049186">
+    <w:abstractNumId w:val="0"/>
+    <w:lvlOverride w:ilvl="0">
+      <w:startOverride w:val="1"/>
+    </w:lvlOverride>
+  </w:num>
+  <w:num w:numId="2" w16cid:durableId="138688720">
+    <w:abstractNumId w:val="6"/>
+    <w:lvlOverride w:ilvl="0">
+      <w:startOverride w:val="1"/>
+    </w:lvlOverride>
+  </w:num>
+  <w:num w:numId="3" w16cid:durableId="184952143">
+    <w:abstractNumId w:val="1"/>
+    <w:lvlOverride w:ilvl="0">
+      <w:startOverride w:val="1"/>
+    </w:lvlOverride>
+  </w:num>
+  <w:num w:numId="4" w16cid:durableId="1907255085">
     <w:abstractNumId w:val="3"/>
     <w:lvlOverride w:ilvl="0">
       <w:startOverride w:val="1"/>
     </w:lvlOverride>
   </w:num>
-  <w:num w:numId="2" w16cid:durableId="528297776">
-    <w:abstractNumId w:val="0"/>
-    <w:lvlOverride w:ilvl="0">
-      <w:startOverride w:val="1"/>
-    </w:lvlOverride>
-  </w:num>
-  <w:num w:numId="3" w16cid:durableId="578292316">
-    <w:abstractNumId w:val="6"/>
-    <w:lvlOverride w:ilvl="0">
-      <w:startOverride w:val="1"/>
-    </w:lvlOverride>
-  </w:num>
-  <w:num w:numId="4" w16cid:durableId="1871798611">
+  <w:num w:numId="5" w16cid:durableId="2136870670">
     <w:abstractNumId w:val="2"/>
     <w:lvlOverride w:ilvl="0">
       <w:startOverride w:val="1"/>
     </w:lvlOverride>
   </w:num>
-  <w:num w:numId="5" w16cid:durableId="1365715140">
-    <w:abstractNumId w:val="1"/>
+  <w:num w:numId="6" w16cid:durableId="350691592">
+    <w:abstractNumId w:val="4"/>
     <w:lvlOverride w:ilvl="0">
       <w:startOverride w:val="1"/>
     </w:lvlOverride>
   </w:num>
-  <w:num w:numId="6" w16cid:durableId="1447582198">
+  <w:num w:numId="7" w16cid:durableId="1564564487">
     <w:abstractNumId w:val="5"/>
-    <w:lvlOverride w:ilvl="0">
-      <w:startOverride w:val="1"/>
-    </w:lvlOverride>
-  </w:num>
-  <w:num w:numId="7" w16cid:durableId="67306490">
-    <w:abstractNumId w:val="4"/>
     <w:lvlOverride w:ilvl="0">
       <w:startOverride w:val="1"/>
     </w:lvlOverride>
@@ -16275,7 +16275,7 @@
     <w:link w:val="aa"/>
     <w:uiPriority w:val="99"/>
     <w:unhideWhenUsed/>
-    <w:rsid w:val="00110321"/>
+    <w:rsid w:val="00EE1005"/>
     <w:pPr>
       <w:tabs>
         <w:tab w:val="center" w:pos="4252"/>
@@ -16289,7 +16289,7 @@
     <w:basedOn w:val="a0"/>
     <w:link w:val="a9"/>
     <w:uiPriority w:val="99"/>
-    <w:rsid w:val="00110321"/>
+    <w:rsid w:val="00EE1005"/>
   </w:style>
   <w:style w:type="paragraph" w:styleId="ab">
     <w:name w:val="footer"/>
@@ -16297,7 +16297,7 @@
     <w:link w:val="ac"/>
     <w:uiPriority w:val="99"/>
     <w:unhideWhenUsed/>
-    <w:rsid w:val="00110321"/>
+    <w:rsid w:val="00EE1005"/>
     <w:pPr>
       <w:tabs>
         <w:tab w:val="center" w:pos="4252"/>
@@ -16311,7 +16311,7 @@
     <w:basedOn w:val="a0"/>
     <w:link w:val="ab"/>
     <w:uiPriority w:val="99"/>
-    <w:rsid w:val="00110321"/>
+    <w:rsid w:val="00EE1005"/>
   </w:style>
 </w:styles>
 </file>

--- a/docs/wfview-win_詳細操作説明書.docx
+++ b/docs/wfview-win_詳細操作説明書.docx
@@ -33,28 +33,7 @@
           <w:sz w:val="28"/>
           <w:szCs w:val="28"/>
         </w:rPr>
-        <w:t xml:space="preserve">Windows </w:t>
-      </w:r>
-      <w:r>
-        <w:rPr>
-          <w:sz w:val="28"/>
-          <w:szCs w:val="28"/>
-        </w:rPr>
-        <w:t>用</w:t>
-      </w:r>
-      <w:r>
-        <w:rPr>
-          <w:sz w:val="28"/>
-          <w:szCs w:val="28"/>
-        </w:rPr>
-        <w:t xml:space="preserve"> </w:t>
-      </w:r>
-      <w:r>
-        <w:rPr>
-          <w:sz w:val="28"/>
-          <w:szCs w:val="28"/>
-        </w:rPr>
-        <w:t>無線機コントロールソフトウェア</w:t>
+        <w:t>Windows 用 無線機コントロールソフトウェア</w:t>
       </w:r>
     </w:p>
     <w:p>
@@ -82,7 +61,7 @@
           <w:noProof/>
         </w:rPr>
         <w:drawing>
-          <wp:inline distT="0" distB="0" distL="0" distR="0">
+          <wp:inline distT="0" distB="0" distL="0" distR="0" wp14:anchorId="185F1D1E" wp14:editId="13ECD11B">
             <wp:extent cx="5715000" cy="1343025"/>
             <wp:effectExtent l="0" t="0" r="0" b="0"/>
             <wp:docPr id="1" name="図 1"/>
@@ -128,6 +107,7 @@
       </w:pPr>
       <w:r>
         <w:rPr>
+          <w:rFonts w:hint="eastAsia"/>
           <w:sz w:val="22"/>
           <w:szCs w:val="22"/>
         </w:rPr>
@@ -138,7 +118,7 @@
           <w:sz w:val="22"/>
           <w:szCs w:val="22"/>
         </w:rPr>
-        <w:t>: wfview-win 2.32</w:t>
+        <w:t>: wfview-win 2.33</w:t>
       </w:r>
     </w:p>
     <w:p>
@@ -151,42 +131,7 @@
           <w:sz w:val="22"/>
           <w:szCs w:val="22"/>
         </w:rPr>
-        <w:t xml:space="preserve">2026 </w:t>
-      </w:r>
-      <w:r>
-        <w:rPr>
-          <w:sz w:val="22"/>
-          <w:szCs w:val="22"/>
-        </w:rPr>
-        <w:t>年</w:t>
-      </w:r>
-      <w:r>
-        <w:rPr>
-          <w:sz w:val="22"/>
-          <w:szCs w:val="22"/>
-        </w:rPr>
-        <w:t xml:space="preserve"> 10 </w:t>
-      </w:r>
-      <w:r>
-        <w:rPr>
-          <w:sz w:val="22"/>
-          <w:szCs w:val="22"/>
-        </w:rPr>
-        <w:t>月</w:t>
-      </w:r>
-      <w:r>
-        <w:rPr>
-          <w:sz w:val="22"/>
-          <w:szCs w:val="22"/>
-        </w:rPr>
-        <w:t xml:space="preserve"> 21 </w:t>
-      </w:r>
-      <w:r>
-        <w:rPr>
-          <w:sz w:val="22"/>
-          <w:szCs w:val="22"/>
-        </w:rPr>
-        <w:t>日版</w:t>
+        <w:t>2026 年 10 月 22 日版</w:t>
       </w:r>
     </w:p>
     <w:p>
@@ -212,17 +157,16 @@
     </w:p>
     <w:sdt>
       <w:sdtPr>
-        <w:alias w:val="目次"/>
-        <w:id w:val="992452776"/>
-      </w:sdtPr>
-      <w:sdtEndPr>
         <w:rPr>
           <w:b w:val="0"/>
           <w:bCs w:val="0"/>
           <w:sz w:val="21"/>
           <w:szCs w:val="21"/>
         </w:rPr>
-      </w:sdtEndPr>
+        <w:alias w:val="目次"/>
+        <w:id w:val="992452776"/>
+      </w:sdtPr>
+      <w:sdtEndPr/>
       <w:sdtContent>
         <w:p>
           <w:pPr>
@@ -250,7 +194,7 @@
           <w:r>
             <w:fldChar w:fldCharType="separate"/>
           </w:r>
-          <w:hyperlink w:anchor="_Toc243509879" w:history="1">
+          <w:hyperlink w:anchor="_Toc243544632" w:history="1">
             <w:r>
               <w:rPr>
                 <w:rStyle w:val="a5"/>
@@ -274,7 +218,7 @@
               <w:rPr>
                 <w:noProof/>
               </w:rPr>
-              <w:instrText xml:space="preserve"> PAGEREF _Toc243509879 \h </w:instrText>
+              <w:instrText xml:space="preserve"> PAGEREF _Toc243544632 \h </w:instrText>
             </w:r>
             <w:r>
               <w:rPr>
@@ -316,7 +260,7 @@
               <w14:ligatures w14:val="standardContextual"/>
             </w:rPr>
           </w:pPr>
-          <w:hyperlink w:anchor="_Toc243509880" w:history="1">
+          <w:hyperlink w:anchor="_Toc243544633" w:history="1">
             <w:r>
               <w:rPr>
                 <w:rStyle w:val="a5"/>
@@ -340,7 +284,7 @@
               <w:rPr>
                 <w:noProof/>
               </w:rPr>
-              <w:instrText xml:space="preserve"> PAGEREF _Toc243509880 \h </w:instrText>
+              <w:instrText xml:space="preserve"> PAGEREF _Toc243544633 \h </w:instrText>
             </w:r>
             <w:r>
               <w:rPr>
@@ -382,7 +326,7 @@
               <w14:ligatures w14:val="standardContextual"/>
             </w:rPr>
           </w:pPr>
-          <w:hyperlink w:anchor="_Toc243509881" w:history="1">
+          <w:hyperlink w:anchor="_Toc243544634" w:history="1">
             <w:r>
               <w:rPr>
                 <w:rStyle w:val="a5"/>
@@ -406,7 +350,7 @@
               <w:rPr>
                 <w:noProof/>
               </w:rPr>
-              <w:instrText xml:space="preserve"> PAGEREF _Toc243509881 \h </w:instrText>
+              <w:instrText xml:space="preserve"> PAGEREF _Toc243544634 \h </w:instrText>
             </w:r>
             <w:r>
               <w:rPr>
@@ -450,7 +394,7 @@
               <w14:ligatures w14:val="standardContextual"/>
             </w:rPr>
           </w:pPr>
-          <w:hyperlink w:anchor="_Toc243509882" w:history="1">
+          <w:hyperlink w:anchor="_Toc243544635" w:history="1">
             <w:r>
               <w:rPr>
                 <w:rStyle w:val="a5"/>
@@ -474,7 +418,7 @@
               <w:rPr>
                 <w:noProof/>
               </w:rPr>
-              <w:instrText xml:space="preserve"> PAGEREF _Toc243509882 \h </w:instrText>
+              <w:instrText xml:space="preserve"> PAGEREF _Toc243544635 \h </w:instrText>
             </w:r>
             <w:r>
               <w:rPr>
@@ -516,7 +460,7 @@
               <w14:ligatures w14:val="standardContextual"/>
             </w:rPr>
           </w:pPr>
-          <w:hyperlink w:anchor="_Toc243509883" w:history="1">
+          <w:hyperlink w:anchor="_Toc243544636" w:history="1">
             <w:r>
               <w:rPr>
                 <w:rStyle w:val="a5"/>
@@ -540,7 +484,7 @@
               <w:rPr>
                 <w:noProof/>
               </w:rPr>
-              <w:instrText xml:space="preserve"> PAGEREF _Toc243509883 \h </w:instrText>
+              <w:instrText xml:space="preserve"> PAGEREF _Toc243544636 \h </w:instrText>
             </w:r>
             <w:r>
               <w:rPr>
@@ -582,7 +526,7 @@
               <w14:ligatures w14:val="standardContextual"/>
             </w:rPr>
           </w:pPr>
-          <w:hyperlink w:anchor="_Toc243509884" w:history="1">
+          <w:hyperlink w:anchor="_Toc243544637" w:history="1">
             <w:r>
               <w:rPr>
                 <w:rStyle w:val="a5"/>
@@ -606,7 +550,7 @@
               <w:rPr>
                 <w:noProof/>
               </w:rPr>
-              <w:instrText xml:space="preserve"> PAGEREF _Toc243509884 \h </w:instrText>
+              <w:instrText xml:space="preserve"> PAGEREF _Toc243544637 \h </w:instrText>
             </w:r>
             <w:r>
               <w:rPr>
@@ -648,7 +592,7 @@
               <w14:ligatures w14:val="standardContextual"/>
             </w:rPr>
           </w:pPr>
-          <w:hyperlink w:anchor="_Toc243509885" w:history="1">
+          <w:hyperlink w:anchor="_Toc243544638" w:history="1">
             <w:r>
               <w:rPr>
                 <w:rStyle w:val="a5"/>
@@ -672,7 +616,7 @@
               <w:rPr>
                 <w:noProof/>
               </w:rPr>
-              <w:instrText xml:space="preserve"> PAGEREF _Toc243509885 \h </w:instrText>
+              <w:instrText xml:space="preserve"> PAGEREF _Toc243544638 \h </w:instrText>
             </w:r>
             <w:r>
               <w:rPr>
@@ -716,7 +660,7 @@
               <w14:ligatures w14:val="standardContextual"/>
             </w:rPr>
           </w:pPr>
-          <w:hyperlink w:anchor="_Toc243509886" w:history="1">
+          <w:hyperlink w:anchor="_Toc243544639" w:history="1">
             <w:r>
               <w:rPr>
                 <w:rStyle w:val="a5"/>
@@ -740,7 +684,7 @@
               <w:rPr>
                 <w:noProof/>
               </w:rPr>
-              <w:instrText xml:space="preserve"> PAGEREF _Toc243509886 \h </w:instrText>
+              <w:instrText xml:space="preserve"> PAGEREF _Toc243544639 \h </w:instrText>
             </w:r>
             <w:r>
               <w:rPr>
@@ -782,7 +726,7 @@
               <w14:ligatures w14:val="standardContextual"/>
             </w:rPr>
           </w:pPr>
-          <w:hyperlink w:anchor="_Toc243509887" w:history="1">
+          <w:hyperlink w:anchor="_Toc243544640" w:history="1">
             <w:r>
               <w:rPr>
                 <w:rStyle w:val="a5"/>
@@ -806,7 +750,7 @@
               <w:rPr>
                 <w:noProof/>
               </w:rPr>
-              <w:instrText xml:space="preserve"> PAGEREF _Toc243509887 \h </w:instrText>
+              <w:instrText xml:space="preserve"> PAGEREF _Toc243544640 \h </w:instrText>
             </w:r>
             <w:r>
               <w:rPr>
@@ -848,7 +792,7 @@
               <w14:ligatures w14:val="standardContextual"/>
             </w:rPr>
           </w:pPr>
-          <w:hyperlink w:anchor="_Toc243509888" w:history="1">
+          <w:hyperlink w:anchor="_Toc243544641" w:history="1">
             <w:r>
               <w:rPr>
                 <w:rStyle w:val="a5"/>
@@ -872,7 +816,7 @@
               <w:rPr>
                 <w:noProof/>
               </w:rPr>
-              <w:instrText xml:space="preserve"> PAGEREF _Toc243509888 \h </w:instrText>
+              <w:instrText xml:space="preserve"> PAGEREF _Toc243544641 \h </w:instrText>
             </w:r>
             <w:r>
               <w:rPr>
@@ -914,7 +858,7 @@
               <w14:ligatures w14:val="standardContextual"/>
             </w:rPr>
           </w:pPr>
-          <w:hyperlink w:anchor="_Toc243509889" w:history="1">
+          <w:hyperlink w:anchor="_Toc243544642" w:history="1">
             <w:r>
               <w:rPr>
                 <w:rStyle w:val="a5"/>
@@ -938,7 +882,7 @@
               <w:rPr>
                 <w:noProof/>
               </w:rPr>
-              <w:instrText xml:space="preserve"> PAGEREF _Toc243509889 \h </w:instrText>
+              <w:instrText xml:space="preserve"> PAGEREF _Toc243544642 \h </w:instrText>
             </w:r>
             <w:r>
               <w:rPr>
@@ -955,7 +899,7 @@
               <w:rPr>
                 <w:noProof/>
               </w:rPr>
-              <w:t>7</w:t>
+              <w:t>8</w:t>
             </w:r>
             <w:r>
               <w:rPr>
@@ -980,7 +924,7 @@
               <w14:ligatures w14:val="standardContextual"/>
             </w:rPr>
           </w:pPr>
-          <w:hyperlink w:anchor="_Toc243509890" w:history="1">
+          <w:hyperlink w:anchor="_Toc243544643" w:history="1">
             <w:r>
               <w:rPr>
                 <w:rStyle w:val="a5"/>
@@ -1004,7 +948,7 @@
               <w:rPr>
                 <w:noProof/>
               </w:rPr>
-              <w:instrText xml:space="preserve"> PAGEREF _Toc243509890 \h </w:instrText>
+              <w:instrText xml:space="preserve"> PAGEREF _Toc243544643 \h </w:instrText>
             </w:r>
             <w:r>
               <w:rPr>
@@ -1048,7 +992,7 @@
               <w14:ligatures w14:val="standardContextual"/>
             </w:rPr>
           </w:pPr>
-          <w:hyperlink w:anchor="_Toc243509891" w:history="1">
+          <w:hyperlink w:anchor="_Toc243544644" w:history="1">
             <w:r>
               <w:rPr>
                 <w:rStyle w:val="a5"/>
@@ -1072,7 +1016,7 @@
               <w:rPr>
                 <w:noProof/>
               </w:rPr>
-              <w:instrText xml:space="preserve"> PAGEREF _Toc243509891 \h </w:instrText>
+              <w:instrText xml:space="preserve"> PAGEREF _Toc243544644 \h </w:instrText>
             </w:r>
             <w:r>
               <w:rPr>
@@ -1114,7 +1058,7 @@
               <w14:ligatures w14:val="standardContextual"/>
             </w:rPr>
           </w:pPr>
-          <w:hyperlink w:anchor="_Toc243509892" w:history="1">
+          <w:hyperlink w:anchor="_Toc243544645" w:history="1">
             <w:r>
               <w:rPr>
                 <w:rStyle w:val="a5"/>
@@ -1138,7 +1082,7 @@
               <w:rPr>
                 <w:noProof/>
               </w:rPr>
-              <w:instrText xml:space="preserve"> PAGEREF _Toc243509892 \h </w:instrText>
+              <w:instrText xml:space="preserve"> PAGEREF _Toc243544645 \h </w:instrText>
             </w:r>
             <w:r>
               <w:rPr>
@@ -1180,7 +1124,7 @@
               <w14:ligatures w14:val="standardContextual"/>
             </w:rPr>
           </w:pPr>
-          <w:hyperlink w:anchor="_Toc243509893" w:history="1">
+          <w:hyperlink w:anchor="_Toc243544646" w:history="1">
             <w:r>
               <w:rPr>
                 <w:rStyle w:val="a5"/>
@@ -1204,7 +1148,7 @@
               <w:rPr>
                 <w:noProof/>
               </w:rPr>
-              <w:instrText xml:space="preserve"> PAGEREF _Toc243509893 \h </w:instrText>
+              <w:instrText xml:space="preserve"> PAGEREF _Toc243544646 \h </w:instrText>
             </w:r>
             <w:r>
               <w:rPr>
@@ -1246,7 +1190,7 @@
               <w14:ligatures w14:val="standardContextual"/>
             </w:rPr>
           </w:pPr>
-          <w:hyperlink w:anchor="_Toc243509894" w:history="1">
+          <w:hyperlink w:anchor="_Toc243544647" w:history="1">
             <w:r>
               <w:rPr>
                 <w:rStyle w:val="a5"/>
@@ -1270,7 +1214,7 @@
               <w:rPr>
                 <w:noProof/>
               </w:rPr>
-              <w:instrText xml:space="preserve"> PAGEREF _Toc243509894 \h </w:instrText>
+              <w:instrText xml:space="preserve"> PAGEREF _Toc243544647 \h </w:instrText>
             </w:r>
             <w:r>
               <w:rPr>
@@ -1312,7 +1256,7 @@
               <w14:ligatures w14:val="standardContextual"/>
             </w:rPr>
           </w:pPr>
-          <w:hyperlink w:anchor="_Toc243509895" w:history="1">
+          <w:hyperlink w:anchor="_Toc243544648" w:history="1">
             <w:r>
               <w:rPr>
                 <w:rStyle w:val="a5"/>
@@ -1336,7 +1280,7 @@
               <w:rPr>
                 <w:noProof/>
               </w:rPr>
-              <w:instrText xml:space="preserve"> PAGEREF _Toc243509895 \h </w:instrText>
+              <w:instrText xml:space="preserve"> PAGEREF _Toc243544648 \h </w:instrText>
             </w:r>
             <w:r>
               <w:rPr>
@@ -1378,7 +1322,7 @@
               <w14:ligatures w14:val="standardContextual"/>
             </w:rPr>
           </w:pPr>
-          <w:hyperlink w:anchor="_Toc243509896" w:history="1">
+          <w:hyperlink w:anchor="_Toc243544649" w:history="1">
             <w:r>
               <w:rPr>
                 <w:rStyle w:val="a5"/>
@@ -1402,7 +1346,7 @@
               <w:rPr>
                 <w:noProof/>
               </w:rPr>
-              <w:instrText xml:space="preserve"> PAGEREF _Toc243509896 \h </w:instrText>
+              <w:instrText xml:space="preserve"> PAGEREF _Toc243544649 \h </w:instrText>
             </w:r>
             <w:r>
               <w:rPr>
@@ -1444,7 +1388,7 @@
               <w14:ligatures w14:val="standardContextual"/>
             </w:rPr>
           </w:pPr>
-          <w:hyperlink w:anchor="_Toc243509897" w:history="1">
+          <w:hyperlink w:anchor="_Toc243544650" w:history="1">
             <w:r>
               <w:rPr>
                 <w:rStyle w:val="a5"/>
@@ -1468,7 +1412,7 @@
               <w:rPr>
                 <w:noProof/>
               </w:rPr>
-              <w:instrText xml:space="preserve"> PAGEREF _Toc243509897 \h </w:instrText>
+              <w:instrText xml:space="preserve"> PAGEREF _Toc243544650 \h </w:instrText>
             </w:r>
             <w:r>
               <w:rPr>
@@ -1512,7 +1456,7 @@
               <w14:ligatures w14:val="standardContextual"/>
             </w:rPr>
           </w:pPr>
-          <w:hyperlink w:anchor="_Toc243509898" w:history="1">
+          <w:hyperlink w:anchor="_Toc243544651" w:history="1">
             <w:r>
               <w:rPr>
                 <w:rStyle w:val="a5"/>
@@ -1536,7 +1480,7 @@
               <w:rPr>
                 <w:noProof/>
               </w:rPr>
-              <w:instrText xml:space="preserve"> PAGEREF _Toc243509898 \h </w:instrText>
+              <w:instrText xml:space="preserve"> PAGEREF _Toc243544651 \h </w:instrText>
             </w:r>
             <w:r>
               <w:rPr>
@@ -1578,7 +1522,7 @@
               <w14:ligatures w14:val="standardContextual"/>
             </w:rPr>
           </w:pPr>
-          <w:hyperlink w:anchor="_Toc243509899" w:history="1">
+          <w:hyperlink w:anchor="_Toc243544652" w:history="1">
             <w:r>
               <w:rPr>
                 <w:rStyle w:val="a5"/>
@@ -1602,7 +1546,7 @@
               <w:rPr>
                 <w:noProof/>
               </w:rPr>
-              <w:instrText xml:space="preserve"> PAGEREF _Toc243509899 \h </w:instrText>
+              <w:instrText xml:space="preserve"> PAGEREF _Toc243544652 \h </w:instrText>
             </w:r>
             <w:r>
               <w:rPr>
@@ -1644,7 +1588,7 @@
               <w14:ligatures w14:val="standardContextual"/>
             </w:rPr>
           </w:pPr>
-          <w:hyperlink w:anchor="_Toc243509900" w:history="1">
+          <w:hyperlink w:anchor="_Toc243544653" w:history="1">
             <w:r>
               <w:rPr>
                 <w:rStyle w:val="a5"/>
@@ -1668,7 +1612,7 @@
               <w:rPr>
                 <w:noProof/>
               </w:rPr>
-              <w:instrText xml:space="preserve"> PAGEREF _Toc243509900 \h </w:instrText>
+              <w:instrText xml:space="preserve"> PAGEREF _Toc243544653 \h </w:instrText>
             </w:r>
             <w:r>
               <w:rPr>
@@ -1710,7 +1654,7 @@
               <w14:ligatures w14:val="standardContextual"/>
             </w:rPr>
           </w:pPr>
-          <w:hyperlink w:anchor="_Toc243509901" w:history="1">
+          <w:hyperlink w:anchor="_Toc243544654" w:history="1">
             <w:r>
               <w:rPr>
                 <w:rStyle w:val="a5"/>
@@ -1734,7 +1678,7 @@
               <w:rPr>
                 <w:noProof/>
               </w:rPr>
-              <w:instrText xml:space="preserve"> PAGEREF _Toc243509901 \h </w:instrText>
+              <w:instrText xml:space="preserve"> PAGEREF _Toc243544654 \h </w:instrText>
             </w:r>
             <w:r>
               <w:rPr>
@@ -1776,7 +1720,7 @@
               <w14:ligatures w14:val="standardContextual"/>
             </w:rPr>
           </w:pPr>
-          <w:hyperlink w:anchor="_Toc243509902" w:history="1">
+          <w:hyperlink w:anchor="_Toc243544655" w:history="1">
             <w:r>
               <w:rPr>
                 <w:rStyle w:val="a5"/>
@@ -1800,7 +1744,7 @@
               <w:rPr>
                 <w:noProof/>
               </w:rPr>
-              <w:instrText xml:space="preserve"> PAGEREF _Toc243509902 \h </w:instrText>
+              <w:instrText xml:space="preserve"> PAGEREF _Toc243544655 \h </w:instrText>
             </w:r>
             <w:r>
               <w:rPr>
@@ -1844,7 +1788,7 @@
               <w14:ligatures w14:val="standardContextual"/>
             </w:rPr>
           </w:pPr>
-          <w:hyperlink w:anchor="_Toc243509903" w:history="1">
+          <w:hyperlink w:anchor="_Toc243544656" w:history="1">
             <w:r>
               <w:rPr>
                 <w:rStyle w:val="a5"/>
@@ -1868,7 +1812,7 @@
               <w:rPr>
                 <w:noProof/>
               </w:rPr>
-              <w:instrText xml:space="preserve"> PAGEREF _Toc243509903 \h </w:instrText>
+              <w:instrText xml:space="preserve"> PAGEREF _Toc243544656 \h </w:instrText>
             </w:r>
             <w:r>
               <w:rPr>
@@ -1910,7 +1854,7 @@
               <w14:ligatures w14:val="standardContextual"/>
             </w:rPr>
           </w:pPr>
-          <w:hyperlink w:anchor="_Toc243509904" w:history="1">
+          <w:hyperlink w:anchor="_Toc243544657" w:history="1">
             <w:r>
               <w:rPr>
                 <w:rStyle w:val="a5"/>
@@ -1934,7 +1878,7 @@
               <w:rPr>
                 <w:noProof/>
               </w:rPr>
-              <w:instrText xml:space="preserve"> PAGEREF _Toc243509904 \h </w:instrText>
+              <w:instrText xml:space="preserve"> PAGEREF _Toc243544657 \h </w:instrText>
             </w:r>
             <w:r>
               <w:rPr>
@@ -1976,7 +1920,7 @@
               <w14:ligatures w14:val="standardContextual"/>
             </w:rPr>
           </w:pPr>
-          <w:hyperlink w:anchor="_Toc243509905" w:history="1">
+          <w:hyperlink w:anchor="_Toc243544658" w:history="1">
             <w:r>
               <w:rPr>
                 <w:rStyle w:val="a5"/>
@@ -2000,7 +1944,7 @@
               <w:rPr>
                 <w:noProof/>
               </w:rPr>
-              <w:instrText xml:space="preserve"> PAGEREF _Toc243509905 \h </w:instrText>
+              <w:instrText xml:space="preserve"> PAGEREF _Toc243544658 \h </w:instrText>
             </w:r>
             <w:r>
               <w:rPr>
@@ -2042,7 +1986,7 @@
               <w14:ligatures w14:val="standardContextual"/>
             </w:rPr>
           </w:pPr>
-          <w:hyperlink w:anchor="_Toc243509906" w:history="1">
+          <w:hyperlink w:anchor="_Toc243544659" w:history="1">
             <w:r>
               <w:rPr>
                 <w:rStyle w:val="a5"/>
@@ -2066,7 +2010,7 @@
               <w:rPr>
                 <w:noProof/>
               </w:rPr>
-              <w:instrText xml:space="preserve"> PAGEREF _Toc243509906 \h </w:instrText>
+              <w:instrText xml:space="preserve"> PAGEREF _Toc243544659 \h </w:instrText>
             </w:r>
             <w:r>
               <w:rPr>
@@ -2110,7 +2054,7 @@
               <w14:ligatures w14:val="standardContextual"/>
             </w:rPr>
           </w:pPr>
-          <w:hyperlink w:anchor="_Toc243509907" w:history="1">
+          <w:hyperlink w:anchor="_Toc243544660" w:history="1">
             <w:r>
               <w:rPr>
                 <w:rStyle w:val="a5"/>
@@ -2134,7 +2078,7 @@
               <w:rPr>
                 <w:noProof/>
               </w:rPr>
-              <w:instrText xml:space="preserve"> PAGEREF _Toc243509907 \h </w:instrText>
+              <w:instrText xml:space="preserve"> PAGEREF _Toc243544660 \h </w:instrText>
             </w:r>
             <w:r>
               <w:rPr>
@@ -2176,7 +2120,7 @@
               <w14:ligatures w14:val="standardContextual"/>
             </w:rPr>
           </w:pPr>
-          <w:hyperlink w:anchor="_Toc243509908" w:history="1">
+          <w:hyperlink w:anchor="_Toc243544661" w:history="1">
             <w:r>
               <w:rPr>
                 <w:rStyle w:val="a5"/>
@@ -2200,7 +2144,7 @@
               <w:rPr>
                 <w:noProof/>
               </w:rPr>
-              <w:instrText xml:space="preserve"> PAGEREF _Toc243509908 \h </w:instrText>
+              <w:instrText xml:space="preserve"> PAGEREF _Toc243544661 \h </w:instrText>
             </w:r>
             <w:r>
               <w:rPr>
@@ -2242,7 +2186,7 @@
               <w14:ligatures w14:val="standardContextual"/>
             </w:rPr>
           </w:pPr>
-          <w:hyperlink w:anchor="_Toc243509909" w:history="1">
+          <w:hyperlink w:anchor="_Toc243544662" w:history="1">
             <w:r>
               <w:rPr>
                 <w:rStyle w:val="a5"/>
@@ -2266,7 +2210,7 @@
               <w:rPr>
                 <w:noProof/>
               </w:rPr>
-              <w:instrText xml:space="preserve"> PAGEREF _Toc243509909 \h </w:instrText>
+              <w:instrText xml:space="preserve"> PAGEREF _Toc243544662 \h </w:instrText>
             </w:r>
             <w:r>
               <w:rPr>
@@ -2308,7 +2252,7 @@
               <w14:ligatures w14:val="standardContextual"/>
             </w:rPr>
           </w:pPr>
-          <w:hyperlink w:anchor="_Toc243509910" w:history="1">
+          <w:hyperlink w:anchor="_Toc243544663" w:history="1">
             <w:r>
               <w:rPr>
                 <w:rStyle w:val="a5"/>
@@ -2332,7 +2276,7 @@
               <w:rPr>
                 <w:noProof/>
               </w:rPr>
-              <w:instrText xml:space="preserve"> PAGEREF _Toc243509910 \h </w:instrText>
+              <w:instrText xml:space="preserve"> PAGEREF _Toc243544663 \h </w:instrText>
             </w:r>
             <w:r>
               <w:rPr>
@@ -2376,7 +2320,7 @@
               <w14:ligatures w14:val="standardContextual"/>
             </w:rPr>
           </w:pPr>
-          <w:hyperlink w:anchor="_Toc243509911" w:history="1">
+          <w:hyperlink w:anchor="_Toc243544664" w:history="1">
             <w:r>
               <w:rPr>
                 <w:rStyle w:val="a5"/>
@@ -2400,7 +2344,7 @@
               <w:rPr>
                 <w:noProof/>
               </w:rPr>
-              <w:instrText xml:space="preserve"> PAGEREF _Toc243509911 \h </w:instrText>
+              <w:instrText xml:space="preserve"> PAGEREF _Toc243544664 \h </w:instrText>
             </w:r>
             <w:r>
               <w:rPr>
@@ -2442,7 +2386,7 @@
               <w14:ligatures w14:val="standardContextual"/>
             </w:rPr>
           </w:pPr>
-          <w:hyperlink w:anchor="_Toc243509912" w:history="1">
+          <w:hyperlink w:anchor="_Toc243544665" w:history="1">
             <w:r>
               <w:rPr>
                 <w:rStyle w:val="a5"/>
@@ -2466,7 +2410,7 @@
               <w:rPr>
                 <w:noProof/>
               </w:rPr>
-              <w:instrText xml:space="preserve"> PAGEREF _Toc243509912 \h </w:instrText>
+              <w:instrText xml:space="preserve"> PAGEREF _Toc243544665 \h </w:instrText>
             </w:r>
             <w:r>
               <w:rPr>
@@ -2508,7 +2452,7 @@
               <w14:ligatures w14:val="standardContextual"/>
             </w:rPr>
           </w:pPr>
-          <w:hyperlink w:anchor="_Toc243509913" w:history="1">
+          <w:hyperlink w:anchor="_Toc243544666" w:history="1">
             <w:r>
               <w:rPr>
                 <w:rStyle w:val="a5"/>
@@ -2532,7 +2476,7 @@
               <w:rPr>
                 <w:noProof/>
               </w:rPr>
-              <w:instrText xml:space="preserve"> PAGEREF _Toc243509913 \h </w:instrText>
+              <w:instrText xml:space="preserve"> PAGEREF _Toc243544666 \h </w:instrText>
             </w:r>
             <w:r>
               <w:rPr>
@@ -2574,7 +2518,7 @@
               <w14:ligatures w14:val="standardContextual"/>
             </w:rPr>
           </w:pPr>
-          <w:hyperlink w:anchor="_Toc243509914" w:history="1">
+          <w:hyperlink w:anchor="_Toc243544667" w:history="1">
             <w:r>
               <w:rPr>
                 <w:rStyle w:val="a5"/>
@@ -2598,7 +2542,7 @@
               <w:rPr>
                 <w:noProof/>
               </w:rPr>
-              <w:instrText xml:space="preserve"> PAGEREF _Toc243509914 \h </w:instrText>
+              <w:instrText xml:space="preserve"> PAGEREF _Toc243544667 \h </w:instrText>
             </w:r>
             <w:r>
               <w:rPr>
@@ -2640,7 +2584,7 @@
               <w14:ligatures w14:val="standardContextual"/>
             </w:rPr>
           </w:pPr>
-          <w:hyperlink w:anchor="_Toc243509915" w:history="1">
+          <w:hyperlink w:anchor="_Toc243544668" w:history="1">
             <w:r>
               <w:rPr>
                 <w:rStyle w:val="a5"/>
@@ -2664,7 +2608,7 @@
               <w:rPr>
                 <w:noProof/>
               </w:rPr>
-              <w:instrText xml:space="preserve"> PAGEREF _Toc243509915 \h </w:instrText>
+              <w:instrText xml:space="preserve"> PAGEREF _Toc243544668 \h </w:instrText>
             </w:r>
             <w:r>
               <w:rPr>
@@ -2708,7 +2652,7 @@
               <w14:ligatures w14:val="standardContextual"/>
             </w:rPr>
           </w:pPr>
-          <w:hyperlink w:anchor="_Toc243509916" w:history="1">
+          <w:hyperlink w:anchor="_Toc243544669" w:history="1">
             <w:r>
               <w:rPr>
                 <w:rStyle w:val="a5"/>
@@ -2732,7 +2676,7 @@
               <w:rPr>
                 <w:noProof/>
               </w:rPr>
-              <w:instrText xml:space="preserve"> PAGEREF _Toc243509916 \h </w:instrText>
+              <w:instrText xml:space="preserve"> PAGEREF _Toc243544669 \h </w:instrText>
             </w:r>
             <w:r>
               <w:rPr>
@@ -2774,7 +2718,7 @@
               <w14:ligatures w14:val="standardContextual"/>
             </w:rPr>
           </w:pPr>
-          <w:hyperlink w:anchor="_Toc243509917" w:history="1">
+          <w:hyperlink w:anchor="_Toc243544670" w:history="1">
             <w:r>
               <w:rPr>
                 <w:rStyle w:val="a5"/>
@@ -2798,7 +2742,7 @@
               <w:rPr>
                 <w:noProof/>
               </w:rPr>
-              <w:instrText xml:space="preserve"> PAGEREF _Toc243509917 \h </w:instrText>
+              <w:instrText xml:space="preserve"> PAGEREF _Toc243544670 \h </w:instrText>
             </w:r>
             <w:r>
               <w:rPr>
@@ -2840,7 +2784,7 @@
               <w14:ligatures w14:val="standardContextual"/>
             </w:rPr>
           </w:pPr>
-          <w:hyperlink w:anchor="_Toc243509918" w:history="1">
+          <w:hyperlink w:anchor="_Toc243544671" w:history="1">
             <w:r>
               <w:rPr>
                 <w:rStyle w:val="a5"/>
@@ -2864,7 +2808,7 @@
               <w:rPr>
                 <w:noProof/>
               </w:rPr>
-              <w:instrText xml:space="preserve"> PAGEREF _Toc243509918 \h </w:instrText>
+              <w:instrText xml:space="preserve"> PAGEREF _Toc243544671 \h </w:instrText>
             </w:r>
             <w:r>
               <w:rPr>
@@ -2906,7 +2850,7 @@
               <w14:ligatures w14:val="standardContextual"/>
             </w:rPr>
           </w:pPr>
-          <w:hyperlink w:anchor="_Toc243509919" w:history="1">
+          <w:hyperlink w:anchor="_Toc243544672" w:history="1">
             <w:r>
               <w:rPr>
                 <w:rStyle w:val="a5"/>
@@ -2930,7 +2874,7 @@
               <w:rPr>
                 <w:noProof/>
               </w:rPr>
-              <w:instrText xml:space="preserve"> PAGEREF _Toc243509919 \h </w:instrText>
+              <w:instrText xml:space="preserve"> PAGEREF _Toc243544672 \h </w:instrText>
             </w:r>
             <w:r>
               <w:rPr>
@@ -2974,7 +2918,7 @@
               <w14:ligatures w14:val="standardContextual"/>
             </w:rPr>
           </w:pPr>
-          <w:hyperlink w:anchor="_Toc243509920" w:history="1">
+          <w:hyperlink w:anchor="_Toc243544673" w:history="1">
             <w:r>
               <w:rPr>
                 <w:rStyle w:val="a5"/>
@@ -2998,7 +2942,7 @@
               <w:rPr>
                 <w:noProof/>
               </w:rPr>
-              <w:instrText xml:space="preserve"> PAGEREF _Toc243509920 \h </w:instrText>
+              <w:instrText xml:space="preserve"> PAGEREF _Toc243544673 \h </w:instrText>
             </w:r>
             <w:r>
               <w:rPr>
@@ -3040,7 +2984,7 @@
               <w14:ligatures w14:val="standardContextual"/>
             </w:rPr>
           </w:pPr>
-          <w:hyperlink w:anchor="_Toc243509921" w:history="1">
+          <w:hyperlink w:anchor="_Toc243544674" w:history="1">
             <w:r>
               <w:rPr>
                 <w:rStyle w:val="a5"/>
@@ -3064,7 +3008,7 @@
               <w:rPr>
                 <w:noProof/>
               </w:rPr>
-              <w:instrText xml:space="preserve"> PAGEREF _Toc243509921 \h </w:instrText>
+              <w:instrText xml:space="preserve"> PAGEREF _Toc243544674 \h </w:instrText>
             </w:r>
             <w:r>
               <w:rPr>
@@ -3106,7 +3050,7 @@
               <w14:ligatures w14:val="standardContextual"/>
             </w:rPr>
           </w:pPr>
-          <w:hyperlink w:anchor="_Toc243509922" w:history="1">
+          <w:hyperlink w:anchor="_Toc243544675" w:history="1">
             <w:r>
               <w:rPr>
                 <w:rStyle w:val="a5"/>
@@ -3130,7 +3074,7 @@
               <w:rPr>
                 <w:noProof/>
               </w:rPr>
-              <w:instrText xml:space="preserve"> PAGEREF _Toc243509922 \h </w:instrText>
+              <w:instrText xml:space="preserve"> PAGEREF _Toc243544675 \h </w:instrText>
             </w:r>
             <w:r>
               <w:rPr>
@@ -3172,7 +3116,7 @@
               <w14:ligatures w14:val="standardContextual"/>
             </w:rPr>
           </w:pPr>
-          <w:hyperlink w:anchor="_Toc243509923" w:history="1">
+          <w:hyperlink w:anchor="_Toc243544676" w:history="1">
             <w:r>
               <w:rPr>
                 <w:rStyle w:val="a5"/>
@@ -3196,7 +3140,7 @@
               <w:rPr>
                 <w:noProof/>
               </w:rPr>
-              <w:instrText xml:space="preserve"> PAGEREF _Toc243509923 \h </w:instrText>
+              <w:instrText xml:space="preserve"> PAGEREF _Toc243544676 \h </w:instrText>
             </w:r>
             <w:r>
               <w:rPr>
@@ -3238,7 +3182,7 @@
               <w14:ligatures w14:val="standardContextual"/>
             </w:rPr>
           </w:pPr>
-          <w:hyperlink w:anchor="_Toc243509924" w:history="1">
+          <w:hyperlink w:anchor="_Toc243544677" w:history="1">
             <w:r>
               <w:rPr>
                 <w:rStyle w:val="a5"/>
@@ -3262,7 +3206,7 @@
               <w:rPr>
                 <w:noProof/>
               </w:rPr>
-              <w:instrText xml:space="preserve"> PAGEREF _Toc243509924 \h </w:instrText>
+              <w:instrText xml:space="preserve"> PAGEREF _Toc243544677 \h </w:instrText>
             </w:r>
             <w:r>
               <w:rPr>
@@ -3304,7 +3248,7 @@
               <w14:ligatures w14:val="standardContextual"/>
             </w:rPr>
           </w:pPr>
-          <w:hyperlink w:anchor="_Toc243509925" w:history="1">
+          <w:hyperlink w:anchor="_Toc243544678" w:history="1">
             <w:r>
               <w:rPr>
                 <w:rStyle w:val="a5"/>
@@ -3328,7 +3272,7 @@
               <w:rPr>
                 <w:noProof/>
               </w:rPr>
-              <w:instrText xml:space="preserve"> PAGEREF _Toc243509925 \h </w:instrText>
+              <w:instrText xml:space="preserve"> PAGEREF _Toc243544678 \h </w:instrText>
             </w:r>
             <w:r>
               <w:rPr>
@@ -3370,7 +3314,7 @@
               <w14:ligatures w14:val="standardContextual"/>
             </w:rPr>
           </w:pPr>
-          <w:hyperlink w:anchor="_Toc243509926" w:history="1">
+          <w:hyperlink w:anchor="_Toc243544679" w:history="1">
             <w:r>
               <w:rPr>
                 <w:rStyle w:val="a5"/>
@@ -3394,7 +3338,7 @@
               <w:rPr>
                 <w:noProof/>
               </w:rPr>
-              <w:instrText xml:space="preserve"> PAGEREF _Toc243509926 \h </w:instrText>
+              <w:instrText xml:space="preserve"> PAGEREF _Toc243544679 \h </w:instrText>
             </w:r>
             <w:r>
               <w:rPr>
@@ -3436,7 +3380,7 @@
               <w14:ligatures w14:val="standardContextual"/>
             </w:rPr>
           </w:pPr>
-          <w:hyperlink w:anchor="_Toc243509927" w:history="1">
+          <w:hyperlink w:anchor="_Toc243544680" w:history="1">
             <w:r>
               <w:rPr>
                 <w:rStyle w:val="a5"/>
@@ -3460,7 +3404,7 @@
               <w:rPr>
                 <w:noProof/>
               </w:rPr>
-              <w:instrText xml:space="preserve"> PAGEREF _Toc243509927 \h </w:instrText>
+              <w:instrText xml:space="preserve"> PAGEREF _Toc243544680 \h </w:instrText>
             </w:r>
             <w:r>
               <w:rPr>
@@ -3504,7 +3448,7 @@
               <w14:ligatures w14:val="standardContextual"/>
             </w:rPr>
           </w:pPr>
-          <w:hyperlink w:anchor="_Toc243509928" w:history="1">
+          <w:hyperlink w:anchor="_Toc243544681" w:history="1">
             <w:r>
               <w:rPr>
                 <w:rStyle w:val="a5"/>
@@ -3528,7 +3472,7 @@
               <w:rPr>
                 <w:noProof/>
               </w:rPr>
-              <w:instrText xml:space="preserve"> PAGEREF _Toc243509928 \h </w:instrText>
+              <w:instrText xml:space="preserve"> PAGEREF _Toc243544681 \h </w:instrText>
             </w:r>
             <w:r>
               <w:rPr>
@@ -3572,7 +3516,7 @@
               <w14:ligatures w14:val="standardContextual"/>
             </w:rPr>
           </w:pPr>
-          <w:hyperlink w:anchor="_Toc243509929" w:history="1">
+          <w:hyperlink w:anchor="_Toc243544682" w:history="1">
             <w:r>
               <w:rPr>
                 <w:rStyle w:val="a5"/>
@@ -3596,7 +3540,7 @@
               <w:rPr>
                 <w:noProof/>
               </w:rPr>
-              <w:instrText xml:space="preserve"> PAGEREF _Toc243509929 \h </w:instrText>
+              <w:instrText xml:space="preserve"> PAGEREF _Toc243544682 \h </w:instrText>
             </w:r>
             <w:r>
               <w:rPr>
@@ -3638,7 +3582,7 @@
               <w14:ligatures w14:val="standardContextual"/>
             </w:rPr>
           </w:pPr>
-          <w:hyperlink w:anchor="_Toc243509930" w:history="1">
+          <w:hyperlink w:anchor="_Toc243544683" w:history="1">
             <w:r>
               <w:rPr>
                 <w:rStyle w:val="a5"/>
@@ -3662,7 +3606,7 @@
               <w:rPr>
                 <w:noProof/>
               </w:rPr>
-              <w:instrText xml:space="preserve"> PAGEREF _Toc243509930 \h </w:instrText>
+              <w:instrText xml:space="preserve"> PAGEREF _Toc243544683 \h </w:instrText>
             </w:r>
             <w:r>
               <w:rPr>
@@ -3706,7 +3650,7 @@
               <w14:ligatures w14:val="standardContextual"/>
             </w:rPr>
           </w:pPr>
-          <w:hyperlink w:anchor="_Toc243509931" w:history="1">
+          <w:hyperlink w:anchor="_Toc243544684" w:history="1">
             <w:r>
               <w:rPr>
                 <w:rStyle w:val="a5"/>
@@ -3730,7 +3674,7 @@
               <w:rPr>
                 <w:noProof/>
               </w:rPr>
-              <w:instrText xml:space="preserve"> PAGEREF _Toc243509931 \h </w:instrText>
+              <w:instrText xml:space="preserve"> PAGEREF _Toc243544684 \h </w:instrText>
             </w:r>
             <w:r>
               <w:rPr>
@@ -3772,7 +3716,7 @@
               <w14:ligatures w14:val="standardContextual"/>
             </w:rPr>
           </w:pPr>
-          <w:hyperlink w:anchor="_Toc243509932" w:history="1">
+          <w:hyperlink w:anchor="_Toc243544685" w:history="1">
             <w:r>
               <w:rPr>
                 <w:rStyle w:val="a5"/>
@@ -3796,7 +3740,7 @@
               <w:rPr>
                 <w:noProof/>
               </w:rPr>
-              <w:instrText xml:space="preserve"> PAGEREF _Toc243509932 \h </w:instrText>
+              <w:instrText xml:space="preserve"> PAGEREF _Toc243544685 \h </w:instrText>
             </w:r>
             <w:r>
               <w:rPr>
@@ -3840,7 +3784,7 @@
               <w14:ligatures w14:val="standardContextual"/>
             </w:rPr>
           </w:pPr>
-          <w:hyperlink w:anchor="_Toc243509933" w:history="1">
+          <w:hyperlink w:anchor="_Toc243544686" w:history="1">
             <w:r>
               <w:rPr>
                 <w:rStyle w:val="a5"/>
@@ -3864,7 +3808,7 @@
               <w:rPr>
                 <w:noProof/>
               </w:rPr>
-              <w:instrText xml:space="preserve"> PAGEREF _Toc243509933 \h </w:instrText>
+              <w:instrText xml:space="preserve"> PAGEREF _Toc243544686 \h </w:instrText>
             </w:r>
             <w:r>
               <w:rPr>
@@ -3908,7 +3852,7 @@
               <w14:ligatures w14:val="standardContextual"/>
             </w:rPr>
           </w:pPr>
-          <w:hyperlink w:anchor="_Toc243509934" w:history="1">
+          <w:hyperlink w:anchor="_Toc243544687" w:history="1">
             <w:r>
               <w:rPr>
                 <w:rStyle w:val="a5"/>
@@ -3932,7 +3876,7 @@
               <w:rPr>
                 <w:noProof/>
               </w:rPr>
-              <w:instrText xml:space="preserve"> PAGEREF _Toc243509934 \h </w:instrText>
+              <w:instrText xml:space="preserve"> PAGEREF _Toc243544687 \h </w:instrText>
             </w:r>
             <w:r>
               <w:rPr>
@@ -3974,7 +3918,7 @@
               <w14:ligatures w14:val="standardContextual"/>
             </w:rPr>
           </w:pPr>
-          <w:hyperlink w:anchor="_Toc243509935" w:history="1">
+          <w:hyperlink w:anchor="_Toc243544688" w:history="1">
             <w:r>
               <w:rPr>
                 <w:rStyle w:val="a5"/>
@@ -3998,7 +3942,7 @@
               <w:rPr>
                 <w:noProof/>
               </w:rPr>
-              <w:instrText xml:space="preserve"> PAGEREF _Toc243509935 \h </w:instrText>
+              <w:instrText xml:space="preserve"> PAGEREF _Toc243544688 \h </w:instrText>
             </w:r>
             <w:r>
               <w:rPr>
@@ -4040,7 +3984,7 @@
               <w14:ligatures w14:val="standardContextual"/>
             </w:rPr>
           </w:pPr>
-          <w:hyperlink w:anchor="_Toc243509936" w:history="1">
+          <w:hyperlink w:anchor="_Toc243544689" w:history="1">
             <w:r>
               <w:rPr>
                 <w:rStyle w:val="a5"/>
@@ -4064,7 +4008,7 @@
               <w:rPr>
                 <w:noProof/>
               </w:rPr>
-              <w:instrText xml:space="preserve"> PAGEREF _Toc243509936 \h </w:instrText>
+              <w:instrText xml:space="preserve"> PAGEREF _Toc243544689 \h </w:instrText>
             </w:r>
             <w:r>
               <w:rPr>
@@ -4106,7 +4050,7 @@
               <w14:ligatures w14:val="standardContextual"/>
             </w:rPr>
           </w:pPr>
-          <w:hyperlink w:anchor="_Toc243509937" w:history="1">
+          <w:hyperlink w:anchor="_Toc243544690" w:history="1">
             <w:r>
               <w:rPr>
                 <w:rStyle w:val="a5"/>
@@ -4130,7 +4074,7 @@
               <w:rPr>
                 <w:noProof/>
               </w:rPr>
-              <w:instrText xml:space="preserve"> PAGEREF _Toc243509937 \h </w:instrText>
+              <w:instrText xml:space="preserve"> PAGEREF _Toc243544690 \h </w:instrText>
             </w:r>
             <w:r>
               <w:rPr>
@@ -4172,7 +4116,7 @@
               <w14:ligatures w14:val="standardContextual"/>
             </w:rPr>
           </w:pPr>
-          <w:hyperlink w:anchor="_Toc243509938" w:history="1">
+          <w:hyperlink w:anchor="_Toc243544691" w:history="1">
             <w:r>
               <w:rPr>
                 <w:rStyle w:val="a5"/>
@@ -4196,7 +4140,7 @@
               <w:rPr>
                 <w:noProof/>
               </w:rPr>
-              <w:instrText xml:space="preserve"> PAGEREF _Toc243509938 \h </w:instrText>
+              <w:instrText xml:space="preserve"> PAGEREF _Toc243544691 \h </w:instrText>
             </w:r>
             <w:r>
               <w:rPr>
@@ -4235,13 +4179,10 @@
         <w:pStyle w:val="1"/>
         <w:pageBreakBefore/>
       </w:pPr>
-      <w:bookmarkStart w:id="0" w:name="_Toc243509879"/>
+      <w:bookmarkStart w:id="0" w:name="_Toc243544632"/>
       <w:r>
         <w:lastRenderedPageBreak/>
-        <w:t xml:space="preserve">1. </w:t>
-      </w:r>
-      <w:r>
-        <w:t>はじめに</w:t>
+        <w:t>1. はじめに</w:t>
       </w:r>
       <w:bookmarkEnd w:id="0"/>
     </w:p>
@@ -4250,46 +4191,7 @@
         <w:spacing w:after="120" w:line="300" w:lineRule="auto"/>
       </w:pPr>
       <w:r>
-        <w:t xml:space="preserve">wfview-win </w:t>
-      </w:r>
-      <w:r>
-        <w:t>は、</w:t>
-      </w:r>
-      <w:r>
-        <w:t>Icom</w:t>
-      </w:r>
-      <w:r>
-        <w:t>・</w:t>
-      </w:r>
-      <w:r>
-        <w:t>Kenwood</w:t>
-      </w:r>
-      <w:r>
-        <w:t>・</w:t>
-      </w:r>
-      <w:r>
-        <w:t xml:space="preserve">Yaesu </w:t>
-      </w:r>
-      <w:r>
-        <w:t>などのアマチュア無線機を</w:t>
-      </w:r>
-      <w:r>
-        <w:t xml:space="preserve"> Windows </w:t>
-      </w:r>
-      <w:r>
-        <w:t>から操作するためのソフトウェアです。オープンソースの</w:t>
-      </w:r>
-      <w:r>
-        <w:t xml:space="preserve"> wfview </w:t>
-      </w:r>
-      <w:r>
-        <w:t>を基に、</w:t>
-      </w:r>
-      <w:r>
-        <w:t xml:space="preserve">Windows </w:t>
-      </w:r>
-      <w:r>
-        <w:t>向けに操作画面や機能を調整しています。</w:t>
+        <w:t>wfview-win は、Icom・Kenwood・Yaesu などのアマチュア無線機を Windows から操作するためのソフトウェアです。オープンソースの wfview を基に、Windows 向けに操作画面や機能を調整しています。</w:t>
       </w:r>
     </w:p>
     <w:p>
@@ -4297,43 +4199,16 @@
         <w:spacing w:after="120" w:line="300" w:lineRule="auto"/>
       </w:pPr>
       <w:r>
-        <w:t>周波数、</w:t>
-      </w:r>
-      <w:r>
-        <w:t>VFO</w:t>
-      </w:r>
-      <w:r>
-        <w:t>、送受信、アンテナチューナー、</w:t>
-      </w:r>
-      <w:r>
-        <w:t>CW</w:t>
-      </w:r>
-      <w:r>
-        <w:t>、レピーター</w:t>
-      </w:r>
-      <w:r>
-        <w:t xml:space="preserve"> / </w:t>
-      </w:r>
-      <w:r>
-        <w:t>スプリット、メモリー、スペクトラム</w:t>
-      </w:r>
-      <w:r>
-        <w:t xml:space="preserve"> / </w:t>
-      </w:r>
-      <w:r>
-        <w:t>ウォーターフォール表示などを、パソコンの画面から操作できます。</w:t>
+        <w:t>周波数、VFO、送受信、アンテナチューナー、CW、レピーター / スプリット、メモリー、スペクトラム / ウォーターフォール表示などを、パソコンの画面から操作できます。</w:t>
       </w:r>
     </w:p>
     <w:p>
       <w:pPr>
         <w:pStyle w:val="2"/>
       </w:pPr>
-      <w:bookmarkStart w:id="1" w:name="_Toc243509880"/>
-      <w:r>
-        <w:t xml:space="preserve">1.1 </w:t>
-      </w:r>
-      <w:r>
-        <w:t>この説明書について</w:t>
+      <w:bookmarkStart w:id="1" w:name="_Toc243544633"/>
+      <w:r>
+        <w:t>1.1 この説明書について</w:t>
       </w:r>
       <w:bookmarkEnd w:id="1"/>
     </w:p>
@@ -4350,10 +4225,10 @@
         <w:t>この説明書は、</w:t>
       </w:r>
       <w:r>
-        <w:t xml:space="preserve">wfview-win 2.30 </w:t>
-      </w:r>
-      <w:r>
-        <w:t>の画面表記（日本語）に合わせて説明しています。</w:t>
+        <w:t>wfview-win 2.33 の画面表記</w:t>
+      </w:r>
+      <w:r>
+        <w:t>（日本語）に合わせて説明しています。</w:t>
       </w:r>
     </w:p>
     <w:p>
@@ -4379,34 +4254,16 @@
         <w:spacing w:after="60" w:line="290" w:lineRule="auto"/>
       </w:pPr>
       <w:r>
-        <w:t xml:space="preserve">Yaesu FT-817 / FT-817ND / FT-818 </w:t>
-      </w:r>
-      <w:r>
-        <w:t>は専用の画面で操作します。</w:t>
-      </w:r>
-      <w:r>
-        <w:t xml:space="preserve">11 </w:t>
-      </w:r>
-      <w:r>
-        <w:t>章と、別冊の「</w:t>
-      </w:r>
-      <w:r>
-        <w:t xml:space="preserve">FT-817 / FT-818 </w:t>
-      </w:r>
-      <w:r>
-        <w:t>操作説明書」を参照してください。</w:t>
+        <w:t>Yaesu FT-817 / FT-817ND / FT-818 は専用の画面で操作します。11 章と、別冊の「FT-817 / FT-818 操作説明書」を参照してください。</w:t>
       </w:r>
     </w:p>
     <w:p>
       <w:pPr>
         <w:pStyle w:val="2"/>
       </w:pPr>
-      <w:bookmarkStart w:id="2" w:name="_Toc243509881"/>
-      <w:r>
-        <w:t xml:space="preserve">1.2 </w:t>
-      </w:r>
-      <w:r>
-        <w:t>動作環境</w:t>
+      <w:bookmarkStart w:id="2" w:name="_Toc243544634"/>
+      <w:r>
+        <w:t>1.2 動作環境</w:t>
       </w:r>
       <w:bookmarkEnd w:id="2"/>
     </w:p>
@@ -4420,16 +4277,7 @@
         <w:spacing w:after="60" w:line="290" w:lineRule="auto"/>
       </w:pPr>
       <w:r>
-        <w:t>Windows 10 / 11</w:t>
-      </w:r>
-      <w:r>
-        <w:t>（</w:t>
-      </w:r>
-      <w:r>
-        <w:t xml:space="preserve">64 </w:t>
-      </w:r>
-      <w:r>
-        <w:t>ビット）</w:t>
+        <w:t>Windows 10 / 11（64 ビット）</w:t>
       </w:r>
     </w:p>
     <w:p>
@@ -4442,25 +4290,7 @@
         <w:spacing w:after="60" w:line="290" w:lineRule="auto"/>
       </w:pPr>
       <w:r>
-        <w:t>無線機との接続</w:t>
-      </w:r>
-      <w:r>
-        <w:t xml:space="preserve">: USB </w:t>
-      </w:r>
-      <w:r>
-        <w:t>シリアル（</w:t>
-      </w:r>
-      <w:r>
-        <w:t>CI-V / CAT</w:t>
-      </w:r>
-      <w:r>
-        <w:t>）、またはネットワーク（</w:t>
-      </w:r>
-      <w:r>
-        <w:t>LAN</w:t>
-      </w:r>
-      <w:r>
-        <w:t>）</w:t>
+        <w:t>無線機との接続: USB シリアル（CI-V / CAT）、またはネットワーク（LAN）</w:t>
       </w:r>
     </w:p>
     <w:p>
@@ -4478,24 +4308,10 @@
           <w:bCs/>
           <w:color w:val="9C2A00"/>
         </w:rPr>
-        <w:t>ご注意</w:t>
-      </w:r>
-      <w:r>
-        <w:rPr>
-          <w:b/>
-          <w:bCs/>
-          <w:color w:val="9C2A00"/>
-        </w:rPr>
-        <w:t xml:space="preserve">  </w:t>
-      </w:r>
-      <w:r>
-        <w:t>このソフトウェアは無線機を送信状態にできます。送信に関わる操作をする前に、周波数、出力、アンテナ、免許の条件を必ず確認してください（</w:t>
-      </w:r>
-      <w:r>
-        <w:t xml:space="preserve">14 </w:t>
-      </w:r>
-      <w:r>
-        <w:t>章）。</w:t>
+        <w:t xml:space="preserve">ご注意  </w:t>
+      </w:r>
+      <w:r>
+        <w:t>このソフトウェアは無線機を送信状態にできます。送信に関わる操作をする前に、周波数、出力、アンテナ、免許の条件を必ず確認してください（14 章）。</w:t>
       </w:r>
     </w:p>
     <w:p>
@@ -4503,13 +4319,10 @@
         <w:pStyle w:val="1"/>
         <w:pageBreakBefore/>
       </w:pPr>
-      <w:bookmarkStart w:id="3" w:name="_Toc243509882"/>
+      <w:bookmarkStart w:id="3" w:name="_Toc243544635"/>
       <w:r>
         <w:lastRenderedPageBreak/>
-        <w:t xml:space="preserve">2. </w:t>
-      </w:r>
-      <w:r>
-        <w:t>インストールと起動</w:t>
+        <w:t>2. インストールと起動</w:t>
       </w:r>
       <w:bookmarkEnd w:id="3"/>
     </w:p>
@@ -4517,12 +4330,9 @@
       <w:pPr>
         <w:pStyle w:val="2"/>
       </w:pPr>
-      <w:bookmarkStart w:id="4" w:name="_Toc243509883"/>
-      <w:r>
-        <w:t xml:space="preserve">2.1 </w:t>
-      </w:r>
-      <w:r>
-        <w:t>インストール</w:t>
+      <w:bookmarkStart w:id="4" w:name="_Toc243544636"/>
+      <w:r>
+        <w:t>2.1 インストール</w:t>
       </w:r>
       <w:bookmarkEnd w:id="4"/>
     </w:p>
@@ -4536,13 +4346,10 @@
         <w:spacing w:after="60" w:line="290" w:lineRule="auto"/>
       </w:pPr>
       <w:r>
-        <w:t xml:space="preserve">GitHub </w:t>
-      </w:r>
-      <w:r>
-        <w:t>のリリース欄から、インストーラー（</w:t>
-      </w:r>
-      <w:r>
-        <w:t>wfview-win-2.30-setup.exe</w:t>
+        <w:t>GitHub のリリース欄から、インストーラー（</w:t>
+      </w:r>
+      <w:r>
+        <w:t>wfview-win-2.33-setup.exe</w:t>
       </w:r>
       <w:r>
         <w:t>）をダウンロードします。</w:t>
@@ -4571,19 +4378,7 @@
         <w:spacing w:after="60" w:line="290" w:lineRule="auto"/>
       </w:pPr>
       <w:r>
-        <w:t>スタートメニュー、またはインストール先のフォルダ（通常は</w:t>
-      </w:r>
-      <w:r>
-        <w:t xml:space="preserve"> C:\Program Files\wfview</w:t>
-      </w:r>
-      <w:r>
-        <w:t>）から</w:t>
-      </w:r>
-      <w:r>
-        <w:t xml:space="preserve"> wfview-win.exe </w:t>
-      </w:r>
-      <w:r>
-        <w:t>を起動します。</w:t>
+        <w:t>スタートメニュー、またはインストール先のフォルダ（通常は C:\Program Files\wfview）から wfview-win.exe を起動します。</w:t>
       </w:r>
     </w:p>
     <w:p>
@@ -4591,37 +4386,16 @@
         <w:spacing w:after="120" w:line="300" w:lineRule="auto"/>
       </w:pPr>
       <w:r>
-        <w:t>インストール先の</w:t>
-      </w:r>
-      <w:r>
-        <w:t xml:space="preserve"> docs </w:t>
-      </w:r>
-      <w:r>
-        <w:t>フォルダには、この説明書と</w:t>
-      </w:r>
-      <w:r>
-        <w:t xml:space="preserve"> FT-817 / FT-818 </w:t>
-      </w:r>
-      <w:r>
-        <w:t>操作説明書、</w:t>
-      </w:r>
-      <w:r>
-        <w:t xml:space="preserve">CAT </w:t>
-      </w:r>
-      <w:r>
-        <w:t>配線表が入っています。</w:t>
+        <w:t>インストール先の docs フォルダには、この説明書と FT-817 / FT-818 操作説明書、CAT 配線表が入っています。</w:t>
       </w:r>
     </w:p>
     <w:p>
       <w:pPr>
         <w:pStyle w:val="2"/>
       </w:pPr>
-      <w:bookmarkStart w:id="5" w:name="_Toc243509884"/>
-      <w:r>
-        <w:t xml:space="preserve">2.2 </w:t>
-      </w:r>
-      <w:r>
-        <w:t>初回起動時のセットアップウィザード</w:t>
+      <w:bookmarkStart w:id="5" w:name="_Toc243544637"/>
+      <w:r>
+        <w:t>2.2 初回起動時のセットアップウィザード</w:t>
       </w:r>
       <w:bookmarkEnd w:id="5"/>
     </w:p>
@@ -4630,13 +4404,7 @@
         <w:spacing w:after="120" w:line="300" w:lineRule="auto"/>
       </w:pPr>
       <w:r>
-        <w:t>インストール後に初めて起動したときは、メイン画面より先に「</w:t>
-      </w:r>
-      <w:r>
-        <w:t>First Time Setup</w:t>
-      </w:r>
-      <w:r>
-        <w:t>」ウィザード（英語表示）が表示されます。</w:t>
+        <w:t>インストール後に初めて起動したときは、メイン画面より先に「First Time Setup」ウィザード（英語表示）が表示されます。</w:t>
       </w:r>
     </w:p>
     <w:p>
@@ -4649,13 +4417,7 @@
         <w:spacing w:after="60" w:line="290" w:lineRule="auto"/>
       </w:pPr>
       <w:r>
-        <w:t>「</w:t>
-      </w:r>
-      <w:r>
-        <w:t>How is your radio connected?</w:t>
-      </w:r>
-      <w:r>
-        <w:t>」で、無線機の接続方法（パソコンのシリアルポート、ネットワーク経由など）を選びます。</w:t>
+        <w:t>「How is your radio connected?」で、無線機の接続方法（パソコンのシリアルポート、ネットワーク経由など）を選びます。</w:t>
       </w:r>
     </w:p>
     <w:p>
@@ -4681,19 +4443,19 @@
         <w:spacing w:after="60" w:line="290" w:lineRule="auto"/>
       </w:pPr>
       <w:r>
-        <w:t>一度完了（またはスキップ）すると、次回からはウィザードは表示されず、メイン画面が開きます。</w:t>
+        <w:rPr>
+          <w:rFonts w:hint="eastAsia"/>
+        </w:rPr>
+        <w:t>一度完了（またはスキップ）すると、次回からはウィザードは表示されず、設定画面が開きます。</w:t>
       </w:r>
     </w:p>
     <w:p>
       <w:pPr>
         <w:pStyle w:val="2"/>
       </w:pPr>
-      <w:bookmarkStart w:id="6" w:name="_Toc243509885"/>
-      <w:r>
-        <w:t xml:space="preserve">2.3 </w:t>
-      </w:r>
-      <w:r>
-        <w:t>起動から接続までの流れ</w:t>
+      <w:bookmarkStart w:id="6" w:name="_Toc243544638"/>
+      <w:r>
+        <w:t>2.3 起動から接続までの流れ</w:t>
       </w:r>
       <w:bookmarkEnd w:id="6"/>
     </w:p>
@@ -4707,10 +4469,7 @@
         <w:spacing w:after="60" w:line="290" w:lineRule="auto"/>
       </w:pPr>
       <w:r>
-        <w:t xml:space="preserve">wfview-win.exe </w:t>
-      </w:r>
-      <w:r>
-        <w:t>を起動します。メイン画面は最大化して表示されます。</w:t>
+        <w:t>wfview-win.exe を起動すると、設定画面だけが開きます。メイン画面は、無線機に接続したときに開きます。</w:t>
       </w:r>
     </w:p>
     <w:p>
@@ -4724,28 +4483,16 @@
       </w:pPr>
       <w:r>
         <w:rPr>
-          <w:b/>
+          <w:rFonts w:hint="eastAsia"/>
           <w:bCs/>
         </w:rPr>
-        <w:t>設定</w:t>
-      </w:r>
-      <w:r>
-        <w:t xml:space="preserve"> </w:t>
-      </w:r>
-      <w:r>
-        <w:t>を押して設定画面を開き、無線機、接続方法、ポート、</w:t>
-      </w:r>
-      <w:r>
-        <w:t xml:space="preserve">CI-V </w:t>
-      </w:r>
-      <w:r>
-        <w:t>アドレス、音声入出力などを設定します（</w:t>
-      </w:r>
-      <w:r>
-        <w:t xml:space="preserve">3 </w:t>
-      </w:r>
-      <w:r>
-        <w:t>章）。</w:t>
+        <w:t>設定画面で、無線機、接続方法、ポート、</w:t>
+      </w:r>
+      <w:r>
+        <w:rPr>
+          <w:bCs/>
+        </w:rPr>
+        <w:t>CI-V アドレス、音声入出力などを設定します（3 章）。接続プロファイルを保存してあれば、一覧から選ぶだけです。</w:t>
       </w:r>
     </w:p>
     <w:p>
@@ -4759,16 +4506,17 @@
       </w:pPr>
       <w:r>
         <w:rPr>
+          <w:rFonts w:hint="eastAsia"/>
           <w:b/>
           <w:bCs/>
         </w:rPr>
         <w:t>無線機に接続</w:t>
       </w:r>
       <w:r>
-        <w:t xml:space="preserve"> </w:t>
-      </w:r>
-      <w:r>
-        <w:t>を押して接続します。設定済みの場合は、起動時に自動的に接続します。</w:t>
+        <w:rPr>
+          <w:bCs/>
+        </w:rPr>
+        <w:t xml:space="preserve"> を押します。メイン画面が最大化して開き、接続を始めます。起動時に自動で接続することはありません。</w:t>
       </w:r>
     </w:p>
     <w:p>
@@ -4788,96 +4536,55 @@
           <w:b/>
           <w:bCs/>
         </w:rPr>
-        <w:t>電源</w:t>
+        <w:t>電源ON</w:t>
+      </w:r>
+      <w:r>
+        <w:t xml:space="preserve"> で電源を入れます。</w:t>
+      </w:r>
+    </w:p>
+    <w:p>
+      <w:pPr>
+        <w:pStyle w:val="1"/>
+        <w:pageBreakBefore/>
+      </w:pPr>
+      <w:bookmarkStart w:id="7" w:name="_Toc243544639"/>
+      <w:r>
+        <w:lastRenderedPageBreak/>
+        <w:t>3. 無線機との接続</w:t>
+      </w:r>
+      <w:bookmarkEnd w:id="7"/>
+    </w:p>
+    <w:p>
+      <w:pPr>
+        <w:pStyle w:val="2"/>
+      </w:pPr>
+      <w:bookmarkStart w:id="8" w:name="_Toc243544640"/>
+      <w:r>
+        <w:t>3.1 設定画面の構成</w:t>
+      </w:r>
+      <w:bookmarkEnd w:id="8"/>
+    </w:p>
+    <w:p>
+      <w:pPr>
+        <w:spacing w:after="120" w:line="300" w:lineRule="auto"/>
+      </w:pPr>
+      <w:r>
+        <w:rPr>
+          <w:rFonts w:hint="eastAsia"/>
+        </w:rPr>
+        <w:t>設定画面は、起動したときと、無線機から切断したときに開きます。接続中は、メイン画面の</w:t>
+      </w:r>
+      <w:r>
+        <w:t xml:space="preserve"> </w:t>
       </w:r>
       <w:r>
         <w:rPr>
           <w:b/>
-          <w:bCs/>
-        </w:rPr>
-        <w:t>ON</w:t>
-      </w:r>
-      <w:r>
-        <w:t xml:space="preserve"> </w:t>
-      </w:r>
-      <w:r>
-        <w:t>で電源を入れます。</w:t>
-      </w:r>
-    </w:p>
-    <w:p>
-      <w:pPr>
-        <w:pStyle w:val="1"/>
-        <w:pageBreakBefore/>
-      </w:pPr>
-      <w:bookmarkStart w:id="7" w:name="_Toc243509886"/>
-      <w:r>
-        <w:lastRenderedPageBreak/>
-        <w:t xml:space="preserve">3. </w:t>
-      </w:r>
-      <w:r>
-        <w:t>無線機との接続</w:t>
-      </w:r>
-      <w:bookmarkEnd w:id="7"/>
-    </w:p>
-    <w:p>
-      <w:pPr>
-        <w:pStyle w:val="2"/>
-      </w:pPr>
-      <w:bookmarkStart w:id="8" w:name="_Toc243509887"/>
-      <w:r>
-        <w:t xml:space="preserve">3.1 </w:t>
-      </w:r>
-      <w:r>
-        <w:t>設定画面の構成</w:t>
-      </w:r>
-      <w:bookmarkEnd w:id="8"/>
-    </w:p>
-    <w:p>
-      <w:pPr>
-        <w:spacing w:after="120" w:line="300" w:lineRule="auto"/>
-      </w:pPr>
-      <w:r>
-        <w:t>メイン画面の</w:t>
-      </w:r>
-      <w:r>
-        <w:t xml:space="preserve"> </w:t>
-      </w:r>
-      <w:r>
-        <w:rPr>
-          <w:b/>
-          <w:bCs/>
         </w:rPr>
         <w:t>設定</w:t>
       </w:r>
       <w:r>
-        <w:t xml:space="preserve"> </w:t>
-      </w:r>
-      <w:r>
-        <w:t>を押すと、設定画面が開きます。左側の一覧で、</w:t>
-      </w:r>
-      <w:r>
-        <w:t xml:space="preserve">7 </w:t>
-      </w:r>
-      <w:r>
-        <w:t>つのカテゴリを切り替えます。</w:t>
-      </w:r>
-      <w:r>
-        <w:t xml:space="preserve">Shift </w:t>
-      </w:r>
-      <w:r>
-        <w:t>キーと</w:t>
-      </w:r>
-      <w:r>
-        <w:t xml:space="preserve"> F1</w:t>
-      </w:r>
-      <w:r>
-        <w:t>～</w:t>
-      </w:r>
-      <w:r>
-        <w:t xml:space="preserve">F7 </w:t>
-      </w:r>
-      <w:r>
-        <w:t>キーでも切り替えられます。</w:t>
+        <w:t xml:space="preserve"> で開きます。左側の一覧で、7 つのカテゴリを切り替えます。Shift キーと F1～F7 キーでも切り替えられます。</w:t>
       </w:r>
     </w:p>
     <w:tbl>
@@ -4904,12 +4611,6 @@
         <w:gridCol w:w="5238"/>
       </w:tblGrid>
       <w:tr>
-        <w:tblPrEx>
-          <w:tblCellMar>
-            <w:top w:w="0" w:type="dxa"/>
-            <w:bottom w:w="0" w:type="dxa"/>
-          </w:tblCellMar>
-        </w:tblPrEx>
         <w:trPr>
           <w:cantSplit/>
           <w:tblHeader/>
@@ -5006,12 +4707,6 @@
         </w:tc>
       </w:tr>
       <w:tr>
-        <w:tblPrEx>
-          <w:tblCellMar>
-            <w:top w:w="0" w:type="dxa"/>
-            <w:bottom w:w="0" w:type="dxa"/>
-          </w:tblCellMar>
-        </w:tblPrEx>
         <w:trPr>
           <w:cantSplit/>
         </w:trPr>
@@ -5086,24 +4781,12 @@
               <w:spacing w:line="276" w:lineRule="auto"/>
             </w:pPr>
             <w:r>
-              <w:t>接続プロファイル、メーカー、機種、シリアル</w:t>
-            </w:r>
-            <w:r>
-              <w:t xml:space="preserve"> / </w:t>
-            </w:r>
-            <w:r>
-              <w:t>ネットワークの接続設定</w:t>
+              <w:t>接続プロファイル、メーカー、機種、シリアル / ネットワークの接続設定</w:t>
             </w:r>
           </w:p>
         </w:tc>
       </w:tr>
       <w:tr>
-        <w:tblPrEx>
-          <w:tblCellMar>
-            <w:top w:w="0" w:type="dxa"/>
-            <w:bottom w:w="0" w:type="dxa"/>
-          </w:tblCellMar>
-        </w:tblPrEx>
         <w:trPr>
           <w:cantSplit/>
         </w:trPr>
@@ -5184,12 +4867,6 @@
         </w:tc>
       </w:tr>
       <w:tr>
-        <w:tblPrEx>
-          <w:tblCellMar>
-            <w:top w:w="0" w:type="dxa"/>
-            <w:bottom w:w="0" w:type="dxa"/>
-          </w:tblCellMar>
-        </w:tblPrEx>
         <w:trPr>
           <w:cantSplit/>
         </w:trPr>
@@ -5264,24 +4941,12 @@
               <w:spacing w:line="276" w:lineRule="auto"/>
             </w:pPr>
             <w:r>
-              <w:t>変調入力、時刻設定、</w:t>
-            </w:r>
-            <w:r>
-              <w:t xml:space="preserve">PTT </w:t>
-            </w:r>
-            <w:r>
-              <w:t>操作</w:t>
+              <w:t>変調入力、時刻設定、PTT 操作</w:t>
             </w:r>
           </w:p>
         </w:tc>
       </w:tr>
       <w:tr>
-        <w:tblPrEx>
-          <w:tblCellMar>
-            <w:top w:w="0" w:type="dxa"/>
-            <w:bottom w:w="0" w:type="dxa"/>
-          </w:tblCellMar>
-        </w:tblPrEx>
         <w:trPr>
           <w:cantSplit/>
         </w:trPr>
@@ -5362,12 +5027,6 @@
         </w:tc>
       </w:tr>
       <w:tr>
-        <w:tblPrEx>
-          <w:tblCellMar>
-            <w:top w:w="0" w:type="dxa"/>
-            <w:bottom w:w="0" w:type="dxa"/>
-          </w:tblCellMar>
-        </w:tblPrEx>
         <w:trPr>
           <w:cantSplit/>
         </w:trPr>
@@ -5442,33 +5101,12 @@
               <w:spacing w:line="276" w:lineRule="auto"/>
             </w:pPr>
             <w:r>
-              <w:t>rigctld</w:t>
-            </w:r>
-            <w:r>
-              <w:t>、仮想シリアルポート、</w:t>
-            </w:r>
-            <w:r>
-              <w:t xml:space="preserve">TCP / TCI </w:t>
-            </w:r>
-            <w:r>
-              <w:t>サーバー、</w:t>
-            </w:r>
-            <w:r>
-              <w:t xml:space="preserve">USB </w:t>
-            </w:r>
-            <w:r>
-              <w:t>コントローラー</w:t>
+              <w:t>rigctld、仮想シリアルポート、TCP / TCI サーバー、USB コントローラー</w:t>
             </w:r>
           </w:p>
         </w:tc>
       </w:tr>
       <w:tr>
-        <w:tblPrEx>
-          <w:tblCellMar>
-            <w:top w:w="0" w:type="dxa"/>
-            <w:bottom w:w="0" w:type="dxa"/>
-          </w:tblCellMar>
-        </w:tblPrEx>
         <w:trPr>
           <w:cantSplit/>
         </w:trPr>
@@ -5493,10 +5131,7 @@
               <w:spacing w:line="276" w:lineRule="auto"/>
             </w:pPr>
             <w:r>
-              <w:t>DX</w:t>
-            </w:r>
-            <w:r>
-              <w:t>クラスタの設定</w:t>
+              <w:t>DXクラスタの設定</w:t>
             </w:r>
           </w:p>
         </w:tc>
@@ -5546,21 +5181,12 @@
               <w:spacing w:line="276" w:lineRule="auto"/>
             </w:pPr>
             <w:r>
-              <w:t xml:space="preserve">DX </w:t>
-            </w:r>
-            <w:r>
-              <w:t>クラスターへの接続、スポットの表示</w:t>
+              <w:t>DX クラスターへの接続、スポットの表示</w:t>
             </w:r>
           </w:p>
         </w:tc>
       </w:tr>
       <w:tr>
-        <w:tblPrEx>
-          <w:tblCellMar>
-            <w:top w:w="0" w:type="dxa"/>
-            <w:bottom w:w="0" w:type="dxa"/>
-          </w:tblCellMar>
-        </w:tblPrEx>
         <w:trPr>
           <w:cantSplit/>
         </w:trPr>
@@ -5651,40 +5277,59 @@
         <w:spacing w:after="120" w:line="300" w:lineRule="auto"/>
       </w:pPr>
       <w:r>
+        <w:rPr>
+          <w:rFonts w:hint="eastAsia"/>
+        </w:rPr>
         <w:t>設定画面の下には、</w:t>
       </w:r>
       <w:r>
         <w:rPr>
+          <w:rFonts w:hint="eastAsia"/>
           <w:b/>
-          <w:bCs/>
         </w:rPr>
         <w:t>設定を保存</w:t>
       </w:r>
       <w:r>
+        <w:rPr>
+          <w:rFonts w:hint="eastAsia"/>
+        </w:rPr>
         <w:t>、</w:t>
       </w:r>
       <w:r>
         <w:rPr>
+          <w:rFonts w:hint="eastAsia"/>
           <w:b/>
-          <w:bCs/>
         </w:rPr>
         <w:t>初期化する</w:t>
       </w:r>
       <w:r>
+        <w:rPr>
+          <w:rFonts w:hint="eastAsia"/>
+        </w:rPr>
         <w:t>、</w:t>
       </w:r>
       <w:r>
         <w:rPr>
+          <w:rFonts w:hint="eastAsia"/>
           <w:b/>
-          <w:bCs/>
         </w:rPr>
-        <w:t>無線機と接続する</w:t>
-      </w:r>
-      <w:r>
-        <w:t xml:space="preserve"> </w:t>
-      </w:r>
-      <w:r>
-        <w:t>のボタンがあります。</w:t>
+        <w:t>無線機に接続</w:t>
+      </w:r>
+      <w:r>
+        <w:rPr>
+          <w:rFonts w:hint="eastAsia"/>
+        </w:rPr>
+        <w:t>、</w:t>
+      </w:r>
+      <w:r>
+        <w:rPr>
+          <w:rFonts w:hint="eastAsia"/>
+          <w:b/>
+        </w:rPr>
+        <w:t>プログラム終了</w:t>
+      </w:r>
+      <w:r>
+        <w:t xml:space="preserve"> のボタンがあります。</w:t>
       </w:r>
     </w:p>
     <w:p>
@@ -5696,11 +5341,12 @@
         <w:rPr>
           <w:noProof/>
         </w:rPr>
+        <w:lastRenderedPageBreak/>
         <w:drawing>
-          <wp:inline distT="0" distB="0" distL="0" distR="0">
-            <wp:extent cx="6096000" cy="3238500"/>
+          <wp:inline distT="0" distB="0" distL="0" distR="0" wp14:anchorId="4AAFF2C8" wp14:editId="222962EC">
+            <wp:extent cx="6096000" cy="3242176"/>
             <wp:effectExtent l="0" t="0" r="0" b="0"/>
-            <wp:docPr id="132291965" name="図 132291965"/>
+            <wp:docPr id="45045743" name="図 1"/>
             <wp:cNvGraphicFramePr>
               <a:graphicFrameLocks xmlns:a="http://schemas.openxmlformats.org/drawingml/2006/main" noChangeAspect="1"/>
             </wp:cNvGraphicFramePr>
@@ -5708,22 +5354,25 @@
               <a:graphicData uri="http://schemas.openxmlformats.org/drawingml/2006/picture">
                 <pic:pic xmlns:pic="http://schemas.openxmlformats.org/drawingml/2006/picture">
                   <pic:nvPicPr>
-                    <pic:cNvPr id="0" name=""/>
-                    <pic:cNvPicPr>
-                      <a:picLocks noChangeAspect="1" noChangeArrowheads="1"/>
-                    </pic:cNvPicPr>
+                    <pic:cNvPr id="45045743" name=""/>
+                    <pic:cNvPicPr/>
                   </pic:nvPicPr>
                   <pic:blipFill>
-                    <a:blip r:embed="rId8"/>
-                    <a:srcRect/>
+                    <a:blip r:embed="rId8" cstate="print">
+                      <a:extLst>
+                        <a:ext uri="{28A0092B-C50C-407E-A947-70E740481C1C}">
+                          <a14:useLocalDpi xmlns:a14="http://schemas.microsoft.com/office/drawing/2010/main" val="0"/>
+                        </a:ext>
+                      </a:extLst>
+                    </a:blip>
                     <a:stretch>
                       <a:fillRect/>
                     </a:stretch>
                   </pic:blipFill>
-                  <pic:spPr bwMode="auto">
+                  <pic:spPr>
                     <a:xfrm>
                       <a:off x="0" y="0"/>
-                      <a:ext cx="6096000" cy="3238500"/>
+                      <a:ext cx="6096000" cy="3242176"/>
                     </a:xfrm>
                     <a:prstGeom prst="rect">
                       <a:avLst/>
@@ -5747,36 +5396,16 @@
           <w:sz w:val="18"/>
           <w:szCs w:val="18"/>
         </w:rPr>
-        <w:lastRenderedPageBreak/>
-        <w:t>図</w:t>
-      </w:r>
-      <w:r>
-        <w:rPr>
-          <w:color w:val="595959"/>
-          <w:sz w:val="18"/>
-          <w:szCs w:val="18"/>
-        </w:rPr>
-        <w:t xml:space="preserve"> 1</w:t>
-      </w:r>
-      <w:r>
-        <w:rPr>
-          <w:color w:val="595959"/>
-          <w:sz w:val="18"/>
-          <w:szCs w:val="18"/>
-        </w:rPr>
-        <w:t xml:space="preserve">　設定画面「無線機との接続方法」（一部の項目は伏せています）</w:t>
+        <w:t>図 1　設定画面「無線機との接続方法」（一部の項目は伏せています）</w:t>
       </w:r>
     </w:p>
     <w:p>
       <w:pPr>
         <w:pStyle w:val="2"/>
       </w:pPr>
-      <w:bookmarkStart w:id="9" w:name="_Toc243509888"/>
-      <w:r>
-        <w:t xml:space="preserve">3.2 </w:t>
-      </w:r>
-      <w:r>
-        <w:t>接続方法と機種の選び方</w:t>
+      <w:bookmarkStart w:id="9" w:name="_Toc243544641"/>
+      <w:r>
+        <w:t>3.2 接続方法と機種の選び方</w:t>
       </w:r>
       <w:bookmarkEnd w:id="9"/>
     </w:p>
@@ -5803,12 +5432,6 @@
         <w:gridCol w:w="6838"/>
       </w:tblGrid>
       <w:tr>
-        <w:tblPrEx>
-          <w:tblCellMar>
-            <w:top w:w="0" w:type="dxa"/>
-            <w:bottom w:w="0" w:type="dxa"/>
-          </w:tblCellMar>
-        </w:tblPrEx>
         <w:trPr>
           <w:cantSplit/>
           <w:tblHeader/>
@@ -5875,12 +5498,6 @@
         </w:tc>
       </w:tr>
       <w:tr>
-        <w:tblPrEx>
-          <w:tblCellMar>
-            <w:top w:w="0" w:type="dxa"/>
-            <w:bottom w:w="0" w:type="dxa"/>
-          </w:tblCellMar>
-        </w:tblPrEx>
         <w:trPr>
           <w:cantSplit/>
         </w:trPr>
@@ -5930,27 +5547,12 @@
               <w:spacing w:line="276" w:lineRule="auto"/>
             </w:pPr>
             <w:r>
-              <w:t>Connection Profile</w:t>
-            </w:r>
-            <w:r>
-              <w:t>（接続プロファイル）、メーカー（</w:t>
-            </w:r>
-            <w:r>
-              <w:t>Icom / Kenwood / Yaesu</w:t>
-            </w:r>
-            <w:r>
-              <w:t>）、「シリアルポート接続」または「ネットワーク接続」を選びます</w:t>
+              <w:t>Connection Profile（接続プロファイル）、メーカー（Icom / Kenwood / Yaesu）、「シリアルポート接続」または「ネットワーク接続」を選びます</w:t>
             </w:r>
           </w:p>
         </w:tc>
       </w:tr>
       <w:tr>
-        <w:tblPrEx>
-          <w:tblCellMar>
-            <w:top w:w="0" w:type="dxa"/>
-            <w:bottom w:w="0" w:type="dxa"/>
-          </w:tblCellMar>
-        </w:tblPrEx>
         <w:trPr>
           <w:cantSplit/>
         </w:trPr>
@@ -5975,13 +5577,7 @@
               <w:spacing w:line="276" w:lineRule="auto"/>
             </w:pPr>
             <w:r>
-              <w:t xml:space="preserve">CI-V </w:t>
-            </w:r>
-            <w:r>
-              <w:t>とモデル</w:t>
-            </w:r>
-            <w:r>
-              <w:t xml:space="preserve"> ID</w:t>
+              <w:t>CI-V とモデル ID</w:t>
             </w:r>
           </w:p>
         </w:tc>
@@ -6006,42 +5602,12 @@
               <w:spacing w:line="276" w:lineRule="auto"/>
             </w:pPr>
             <w:r>
-              <w:t>「</w:t>
-            </w:r>
-            <w:r>
-              <w:t>CI-V</w:t>
-            </w:r>
-            <w:r>
-              <w:t>アドレスを入力する」をチェックすると、機種の一覧から選ぶか、</w:t>
-            </w:r>
-            <w:r>
-              <w:t xml:space="preserve">CI-V </w:t>
-            </w:r>
-            <w:r>
-              <w:t>アドレスを</w:t>
-            </w:r>
-            <w:r>
-              <w:t xml:space="preserve"> 16 </w:t>
-            </w:r>
-            <w:r>
-              <w:t>進数で直接入力できます。チェックしない（値が</w:t>
-            </w:r>
-            <w:r>
-              <w:t xml:space="preserve"> 0</w:t>
-            </w:r>
-            <w:r>
-              <w:t>）ときは自動検出になります</w:t>
+              <w:t>「CI-Vアドレスを入力する」をチェックすると、機種の一覧から選ぶか、CI-V アドレスを 16 進数で直接入力できます。チェックしない（値が 0）ときは自動検出になります</w:t>
             </w:r>
           </w:p>
         </w:tc>
       </w:tr>
       <w:tr>
-        <w:tblPrEx>
-          <w:tblCellMar>
-            <w:top w:w="0" w:type="dxa"/>
-            <w:bottom w:w="0" w:type="dxa"/>
-          </w:tblCellMar>
-        </w:tblPrEx>
         <w:trPr>
           <w:cantSplit/>
         </w:trPr>
@@ -6091,24 +5657,12 @@
               <w:spacing w:line="276" w:lineRule="auto"/>
             </w:pPr>
             <w:r>
-              <w:t>シリアルポート番号、ボーレート、</w:t>
-            </w:r>
-            <w:r>
-              <w:t>PTT Type</w:t>
-            </w:r>
-            <w:r>
-              <w:t>（シリアル接続のとき）</w:t>
+              <w:t>シリアルポート番号、ボーレート、PTT Type（シリアル接続のとき）</w:t>
             </w:r>
           </w:p>
         </w:tc>
       </w:tr>
       <w:tr>
-        <w:tblPrEx>
-          <w:tblCellMar>
-            <w:top w:w="0" w:type="dxa"/>
-            <w:bottom w:w="0" w:type="dxa"/>
-          </w:tblCellMar>
-        </w:tblPrEx>
         <w:trPr>
           <w:cantSplit/>
         </w:trPr>
@@ -6158,25 +5712,7 @@
               <w:spacing w:line="276" w:lineRule="auto"/>
             </w:pPr>
             <w:r>
-              <w:t>ホスト名、コントロールポート（</w:t>
-            </w:r>
-            <w:r>
-              <w:t>UDP</w:t>
-            </w:r>
-            <w:r>
-              <w:t>）、</w:t>
-            </w:r>
-            <w:r>
-              <w:t>Connection Type</w:t>
-            </w:r>
-            <w:r>
-              <w:t>、ユーザ</w:t>
-            </w:r>
-            <w:r>
-              <w:t xml:space="preserve"> ID</w:t>
-            </w:r>
-            <w:r>
-              <w:t>、パスワード、遅延時間、コーデック、サンプルレート、デュプレックス、オーディオシステム、受信音出力、マイク入力（ネットワーク接続のとき）</w:t>
+              <w:t>ホスト名、コントロールポート（UDP）、Connection Type、ユーザ ID、パスワード、遅延時間、コーデック、サンプルレート、デュプレックス、オーディオシステム、受信音出力、マイク入力（ネットワーク接続のとき）</w:t>
             </w:r>
           </w:p>
         </w:tc>
@@ -6202,24 +5738,10 @@
           <w:bCs/>
           <w:color w:val="9C2A00"/>
         </w:rPr>
-        <w:t>ご注意</w:t>
-      </w:r>
-      <w:r>
-        <w:rPr>
-          <w:b/>
-          <w:bCs/>
-          <w:color w:val="9C2A00"/>
-        </w:rPr>
-        <w:t xml:space="preserve">  </w:t>
-      </w:r>
-      <w:r>
-        <w:t>接続設定を変更するときは、先に無線機との接続を切ってください。画面にも「</w:t>
-      </w:r>
-      <w:r>
-        <w:t>You MUST disconnect from the radio before making any changes</w:t>
-      </w:r>
-      <w:r>
-        <w:t>」と表示されます。</w:t>
+        <w:t xml:space="preserve">ご注意  </w:t>
+      </w:r>
+      <w:r>
+        <w:t>接続設定を変更するときは、先に無線機との接続を切ってください。画面にも「You MUST disconnect from the radio before making any changes」と表示されます。</w:t>
       </w:r>
     </w:p>
     <w:p>
@@ -6232,34 +5754,17 @@
         <w:spacing w:after="60" w:line="290" w:lineRule="auto"/>
       </w:pPr>
       <w:r>
-        <w:t xml:space="preserve">Icom </w:t>
-      </w:r>
-      <w:r>
-        <w:t>のネットワーク接続で実際に使われるのは、コントロールポートだけです。</w:t>
-      </w:r>
-      <w:r>
-        <w:t xml:space="preserve">CAT / Audio </w:t>
-      </w:r>
-      <w:r>
-        <w:t>ポートの欄は、ログイン時に無線機（または</w:t>
-      </w:r>
-      <w:r>
-        <w:t xml:space="preserve"> wfserver</w:t>
-      </w:r>
-      <w:r>
-        <w:t>）から通知された値を表示しているだけで、編集しても動作には反映されません。</w:t>
+        <w:lastRenderedPageBreak/>
+        <w:t>Icom のネットワーク接続で実際に使われるのは、コントロールポートだけです。CAT / Audio ポートの欄は、ログイン時に無線機（または wfserver）から通知された値を表示しているだけで、編集しても動作には反映されません。</w:t>
       </w:r>
     </w:p>
     <w:p>
       <w:pPr>
         <w:pStyle w:val="2"/>
       </w:pPr>
-      <w:bookmarkStart w:id="10" w:name="_Toc243509889"/>
-      <w:r>
-        <w:t xml:space="preserve">3.3 </w:t>
-      </w:r>
-      <w:r>
-        <w:t>接続プロファイル</w:t>
+      <w:bookmarkStart w:id="10" w:name="_Toc243544642"/>
+      <w:r>
+        <w:t>3.3 接続プロファイル</w:t>
       </w:r>
       <w:bookmarkEnd w:id="10"/>
     </w:p>
@@ -6268,25 +5773,7 @@
         <w:spacing w:after="120" w:line="300" w:lineRule="auto"/>
       </w:pPr>
       <w:r>
-        <w:t>「</w:t>
-      </w:r>
-      <w:r>
-        <w:t>Connection Profile</w:t>
-      </w:r>
-      <w:r>
-        <w:t>」では、無線機ごとの接続設定に名前を付けて、複数保存できます。自宅の</w:t>
-      </w:r>
-      <w:r>
-        <w:t xml:space="preserve"> LAN</w:t>
-      </w:r>
-      <w:r>
-        <w:t>、リモート接続、</w:t>
-      </w:r>
-      <w:r>
-        <w:t xml:space="preserve">USB </w:t>
-      </w:r>
-      <w:r>
-        <w:t>シリアル接続などを切り替えるときに便利です。</w:t>
+        <w:t>「Connection Profile」では、無線機ごとの接続設定に名前を付けて、複数保存できます。自宅の LAN、リモート接続、USB シリアル接続などを切り替えるときに便利です。</w:t>
       </w:r>
     </w:p>
     <w:p>
@@ -6299,6 +5786,9 @@
         <w:spacing w:after="60" w:line="290" w:lineRule="auto"/>
       </w:pPr>
       <w:r>
+        <w:rPr>
+          <w:rFonts w:hint="eastAsia"/>
+        </w:rPr>
         <w:t>プロファイル名を入力して</w:t>
       </w:r>
       <w:r>
@@ -6307,21 +5797,20 @@
       <w:r>
         <w:rPr>
           <w:b/>
-          <w:bCs/>
         </w:rPr>
-        <w:t>Save</w:t>
-      </w:r>
-      <w:r>
-        <w:t xml:space="preserve"> </w:t>
-      </w:r>
-      <w:r>
-        <w:t>を押すと、今の接続設定を保存します。同じ名前で</w:t>
-      </w:r>
-      <w:r>
-        <w:t xml:space="preserve"> Save </w:t>
-      </w:r>
-      <w:r>
-        <w:t>すると上書きします。</w:t>
+        <w:t>保存</w:t>
+      </w:r>
+      <w:r>
+        <w:t xml:space="preserve"> を押すと、今の接続設定を保存します。同じ名前で </w:t>
+      </w:r>
+      <w:r>
+        <w:rPr>
+          <w:b/>
+        </w:rPr>
+        <w:t>保存</w:t>
+      </w:r>
+      <w:r>
+        <w:t xml:space="preserve"> すると上書きします。</w:t>
       </w:r>
     </w:p>
     <w:p>
@@ -6348,16 +5837,33 @@
       </w:pPr>
       <w:r>
         <w:rPr>
+          <w:rFonts w:hint="eastAsia"/>
+        </w:rPr>
+        <w:t>設定画面が開くたびに、選ばれているプロファイルの内容を読み込みます。ただし、無線機に接続している間は読み込みません。</w:t>
+      </w:r>
+    </w:p>
+    <w:p>
+      <w:pPr>
+        <w:pStyle w:val="a4"/>
+        <w:numPr>
+          <w:ilvl w:val="0"/>
+          <w:numId w:val="2"/>
+        </w:numPr>
+        <w:spacing w:after="60" w:line="290" w:lineRule="auto"/>
+      </w:pPr>
+      <w:r>
+        <w:rPr>
+          <w:rFonts w:hint="eastAsia"/>
           <w:b/>
           <w:bCs/>
         </w:rPr>
-        <w:t>Delete</w:t>
-      </w:r>
-      <w:r>
-        <w:t xml:space="preserve"> </w:t>
-      </w:r>
-      <w:r>
-        <w:t>で、選んでいるプロファイルを削除します。</w:t>
+        <w:t>削除</w:t>
+      </w:r>
+      <w:r>
+        <w:rPr>
+          <w:bCs/>
+        </w:rPr>
+        <w:t xml:space="preserve"> で、選んでいるプロファイルを削除します。</w:t>
       </w:r>
     </w:p>
     <w:p>
@@ -6365,41 +5871,7 @@
         <w:spacing w:after="120" w:line="300" w:lineRule="auto"/>
       </w:pPr>
       <w:r>
-        <w:t>保存される主な項目は、メーカー、</w:t>
-      </w:r>
-      <w:r>
-        <w:t xml:space="preserve">CI-V </w:t>
-      </w:r>
-      <w:r>
-        <w:t>アドレス、</w:t>
-      </w:r>
-      <w:r>
-        <w:t xml:space="preserve">PTT </w:t>
-      </w:r>
-      <w:r>
-        <w:t>の種類、シリアルポート、ボーレート、</w:t>
-      </w:r>
-      <w:r>
-        <w:t xml:space="preserve">LAN </w:t>
-      </w:r>
-      <w:r>
-        <w:t>の有効</w:t>
-      </w:r>
-      <w:r>
-        <w:t xml:space="preserve"> / </w:t>
-      </w:r>
-      <w:r>
-        <w:t>無効、</w:t>
-      </w:r>
-      <w:r>
-        <w:t xml:space="preserve">IP </w:t>
-      </w:r>
-      <w:r>
-        <w:t>アドレス、各ポート、接続タイプ、ユーザー名、音声入出力、サンプルレート、コ</w:t>
-      </w:r>
-      <w:r>
-        <w:lastRenderedPageBreak/>
-        <w:t>ーデック、レイテンシなどです。</w:t>
+        <w:t>保存される主な項目は、メーカー、CI-V アドレス、PTT の種類、シリアルポート、ボーレート、LAN の有効 / 無効、IP アドレス、各ポート、接続タイプ、ユーザー名、音声入出力、サンプルレート、コーデック、レイテンシなどです。</w:t>
       </w:r>
     </w:p>
     <w:p>
@@ -6417,15 +5889,7 @@
           <w:bCs/>
           <w:color w:val="9C2A00"/>
         </w:rPr>
-        <w:t>ご注意</w:t>
-      </w:r>
-      <w:r>
-        <w:rPr>
-          <w:b/>
-          <w:bCs/>
-          <w:color w:val="9C2A00"/>
-        </w:rPr>
-        <w:t xml:space="preserve">  </w:t>
+        <w:t xml:space="preserve">ご注意  </w:t>
       </w:r>
       <w:r>
         <w:t>プロファイルを選んだだけでは接続しません。接続するには「無線機に接続」を押してください。接続には、画面に表示されている今の内容が使われます。パスワードもプロファイルに保存されるので、共有のパソコンでは取り扱いに注意してください。</w:t>
@@ -6435,12 +5899,9 @@
       <w:pPr>
         <w:pStyle w:val="2"/>
       </w:pPr>
-      <w:bookmarkStart w:id="11" w:name="_Toc243509890"/>
-      <w:r>
-        <w:t xml:space="preserve">3.4 </w:t>
-      </w:r>
-      <w:r>
-        <w:t>接続と切断</w:t>
+      <w:bookmarkStart w:id="11" w:name="_Toc243544643"/>
+      <w:r>
+        <w:t>3.4 接続と切断</w:t>
       </w:r>
       <w:bookmarkEnd w:id="11"/>
     </w:p>
@@ -6454,7 +5915,10 @@
         <w:spacing w:after="60" w:line="290" w:lineRule="auto"/>
       </w:pPr>
       <w:r>
-        <w:t>メイン画面の</w:t>
+        <w:rPr>
+          <w:rFonts w:hint="eastAsia"/>
+        </w:rPr>
+        <w:t>設定画面の</w:t>
       </w:r>
       <w:r>
         <w:t xml:space="preserve"> </w:t>
@@ -6462,12 +5926,11 @@
       <w:r>
         <w:rPr>
           <w:b/>
-          <w:bCs/>
         </w:rPr>
         <w:t>無線機に接続</w:t>
       </w:r>
       <w:r>
-        <w:t>（設定画面では「無線機と接続する」）を押すと接続します。接続中にもう一度押すと切断します。</w:t>
+        <w:t xml:space="preserve"> を押すと、メイン画面が開いて接続します。</w:t>
       </w:r>
     </w:p>
     <w:p>
@@ -6480,13 +5943,35 @@
         <w:spacing w:after="60" w:line="290" w:lineRule="auto"/>
       </w:pPr>
       <w:r>
-        <w:t>接続すると、無線機の対応機能に合わせてボタンや設定項目が有効になり、スペクトラム</w:t>
-      </w:r>
-      <w:r>
-        <w:t xml:space="preserve"> / </w:t>
-      </w:r>
-      <w:r>
-        <w:t>ウォーターフォールが表示されます。</w:t>
+        <w:rPr>
+          <w:rFonts w:hint="eastAsia"/>
+        </w:rPr>
+        <w:t>接続中は、メイン画面のボタンが</w:t>
+      </w:r>
+      <w:r>
+        <w:t xml:space="preserve"> </w:t>
+      </w:r>
+      <w:r>
+        <w:rPr>
+          <w:b/>
+        </w:rPr>
+        <w:t>切断して戻る</w:t>
+      </w:r>
+      <w:r>
+        <w:t xml:space="preserve"> に変わります。押すと無線機から切断し、メイン画面を閉じて設定画面に戻ります。</w:t>
+      </w:r>
+    </w:p>
+    <w:p>
+      <w:pPr>
+        <w:pStyle w:val="a4"/>
+        <w:numPr>
+          <w:ilvl w:val="0"/>
+          <w:numId w:val="2"/>
+        </w:numPr>
+        <w:spacing w:after="60" w:line="290" w:lineRule="auto"/>
+      </w:pPr>
+      <w:r>
+        <w:t>接続すると、無線機の対応機能に合わせてボタンや設定項目が有効になり、スペクトラム / ウォーターフォールが表示されます。</w:t>
       </w:r>
     </w:p>
     <w:p>
@@ -6494,13 +5979,10 @@
         <w:pStyle w:val="1"/>
         <w:pageBreakBefore/>
       </w:pPr>
-      <w:bookmarkStart w:id="12" w:name="_Toc243509891"/>
+      <w:bookmarkStart w:id="12" w:name="_Toc243544644"/>
       <w:r>
         <w:lastRenderedPageBreak/>
-        <w:t xml:space="preserve">4. </w:t>
-      </w:r>
-      <w:r>
-        <w:t>メイン画面</w:t>
+        <w:t>4. メイン画面</w:t>
       </w:r>
       <w:bookmarkEnd w:id="12"/>
     </w:p>
@@ -6514,7 +5996,7 @@
           <w:noProof/>
         </w:rPr>
         <w:drawing>
-          <wp:inline distT="0" distB="0" distL="0" distR="0">
+          <wp:inline distT="0" distB="0" distL="0" distR="0" wp14:anchorId="58C2BF5A" wp14:editId="4233C0F4">
             <wp:extent cx="6096000" cy="1428750"/>
             <wp:effectExtent l="0" t="0" r="0" b="0"/>
             <wp:docPr id="1535274290" name="図 1535274290"/>
@@ -6564,23 +6046,7 @@
           <w:sz w:val="18"/>
           <w:szCs w:val="18"/>
         </w:rPr>
-        <w:t>図</w:t>
-      </w:r>
-      <w:r>
-        <w:rPr>
-          <w:color w:val="595959"/>
-          <w:sz w:val="18"/>
-          <w:szCs w:val="18"/>
-        </w:rPr>
-        <w:t xml:space="preserve"> 2</w:t>
-      </w:r>
-      <w:r>
-        <w:rPr>
-          <w:color w:val="595959"/>
-          <w:sz w:val="18"/>
-          <w:szCs w:val="18"/>
-        </w:rPr>
-        <w:t xml:space="preserve">　メイン画面の操作部（無線機に接続していない状態）</w:t>
+        <w:t>図 2　メイン画面の操作部（無線機に接続していない状態）</w:t>
       </w:r>
     </w:p>
     <w:p>
@@ -6588,25 +6054,16 @@
         <w:spacing w:after="120" w:line="300" w:lineRule="auto"/>
       </w:pPr>
       <w:r>
-        <w:t>無線機に接続すると、操作部の上にスペクトラムとウォーターフォール、周波数表示、</w:t>
-      </w:r>
-      <w:r>
-        <w:t xml:space="preserve">VFO </w:t>
-      </w:r>
-      <w:r>
-        <w:t>の操作ボタンなどが表示されます。</w:t>
+        <w:t>無線機に接続すると、操作部の上にスペクトラムとウォーターフォール、周波数表示、VFO の操作ボタンなどが表示されます。</w:t>
       </w:r>
     </w:p>
     <w:p>
       <w:pPr>
         <w:pStyle w:val="2"/>
       </w:pPr>
-      <w:bookmarkStart w:id="13" w:name="_Toc243509892"/>
-      <w:r>
-        <w:t xml:space="preserve">4.1 </w:t>
-      </w:r>
-      <w:r>
-        <w:t>運用ボタン</w:t>
+      <w:bookmarkStart w:id="13" w:name="_Toc243544645"/>
+      <w:r>
+        <w:t>4.1 運用ボタン</w:t>
       </w:r>
       <w:bookmarkEnd w:id="13"/>
     </w:p>
@@ -6633,12 +6090,6 @@
         <w:gridCol w:w="6038"/>
       </w:tblGrid>
       <w:tr>
-        <w:tblPrEx>
-          <w:tblCellMar>
-            <w:top w:w="0" w:type="dxa"/>
-            <w:bottom w:w="0" w:type="dxa"/>
-          </w:tblCellMar>
-        </w:tblPrEx>
         <w:trPr>
           <w:cantSplit/>
           <w:tblHeader/>
@@ -6705,12 +6156,6 @@
         </w:tc>
       </w:tr>
       <w:tr>
-        <w:tblPrEx>
-          <w:tblCellMar>
-            <w:top w:w="0" w:type="dxa"/>
-            <w:bottom w:w="0" w:type="dxa"/>
-          </w:tblCellMar>
-        </w:tblPrEx>
         <w:trPr>
           <w:cantSplit/>
         </w:trPr>
@@ -6735,16 +6180,7 @@
               <w:spacing w:line="276" w:lineRule="auto"/>
             </w:pPr>
             <w:r>
-              <w:t>電源</w:t>
-            </w:r>
-            <w:r>
-              <w:t xml:space="preserve">ON / </w:t>
-            </w:r>
-            <w:r>
-              <w:t>電源</w:t>
-            </w:r>
-            <w:r>
-              <w:t>OFF</w:t>
+              <w:t>電源ON / 電源OFF</w:t>
             </w:r>
           </w:p>
         </w:tc>
@@ -6769,24 +6205,12 @@
               <w:spacing w:line="276" w:lineRule="auto"/>
             </w:pPr>
             <w:r>
-              <w:t>対応している無線機の電源を入れる</w:t>
-            </w:r>
-            <w:r>
-              <w:t xml:space="preserve"> / </w:t>
-            </w:r>
-            <w:r>
-              <w:t>切ります</w:t>
+              <w:t>対応している無線機の電源を入れる / 切ります</w:t>
             </w:r>
           </w:p>
         </w:tc>
       </w:tr>
       <w:tr>
-        <w:tblPrEx>
-          <w:tblCellMar>
-            <w:top w:w="0" w:type="dxa"/>
-            <w:bottom w:w="0" w:type="dxa"/>
-          </w:tblCellMar>
-        </w:tblPrEx>
         <w:trPr>
           <w:cantSplit/>
         </w:trPr>
@@ -6836,24 +6260,12 @@
               <w:spacing w:line="276" w:lineRule="auto"/>
             </w:pPr>
             <w:r>
-              <w:t>送信と受信を切り替えます（</w:t>
-            </w:r>
-            <w:r>
-              <w:t xml:space="preserve">7 </w:t>
-            </w:r>
-            <w:r>
-              <w:t>章）</w:t>
+              <w:t>送信と受信を切り替えます（7 章）</w:t>
             </w:r>
           </w:p>
         </w:tc>
       </w:tr>
       <w:tr>
-        <w:tblPrEx>
-          <w:tblCellMar>
-            <w:top w:w="0" w:type="dxa"/>
-            <w:bottom w:w="0" w:type="dxa"/>
-          </w:tblCellMar>
-        </w:tblPrEx>
         <w:trPr>
           <w:cantSplit/>
         </w:trPr>
@@ -6903,24 +6315,12 @@
               <w:spacing w:line="276" w:lineRule="auto"/>
             </w:pPr>
             <w:r>
-              <w:t>オートアンテナチューナーを有効</w:t>
-            </w:r>
-            <w:r>
-              <w:t xml:space="preserve"> / </w:t>
-            </w:r>
-            <w:r>
-              <w:t>無効にします</w:t>
+              <w:t>オートアンテナチューナーを有効 / 無効にします</w:t>
             </w:r>
           </w:p>
         </w:tc>
       </w:tr>
       <w:tr>
-        <w:tblPrEx>
-          <w:tblCellMar>
-            <w:top w:w="0" w:type="dxa"/>
-            <w:bottom w:w="0" w:type="dxa"/>
-          </w:tblCellMar>
-        </w:tblPrEx>
         <w:trPr>
           <w:cantSplit/>
         </w:trPr>
@@ -6976,12 +6376,6 @@
         </w:tc>
       </w:tr>
       <w:tr>
-        <w:tblPrEx>
-          <w:tblCellMar>
-            <w:top w:w="0" w:type="dxa"/>
-            <w:bottom w:w="0" w:type="dxa"/>
-          </w:tblCellMar>
-        </w:tblPrEx>
         <w:trPr>
           <w:cantSplit/>
         </w:trPr>
@@ -7006,10 +6400,7 @@
               <w:spacing w:line="276" w:lineRule="auto"/>
             </w:pPr>
             <w:r>
-              <w:t>CW</w:t>
-            </w:r>
-            <w:r>
-              <w:t>送信</w:t>
+              <w:t>CW送信</w:t>
             </w:r>
           </w:p>
         </w:tc>
@@ -7034,21 +6425,12 @@
               <w:spacing w:line="276" w:lineRule="auto"/>
             </w:pPr>
             <w:r>
-              <w:t xml:space="preserve">CW </w:t>
-            </w:r>
-            <w:r>
-              <w:t>送信のウィンドウを開きます</w:t>
+              <w:t>CW 送信のウィンドウを開きます</w:t>
             </w:r>
           </w:p>
         </w:tc>
       </w:tr>
       <w:tr>
-        <w:tblPrEx>
-          <w:tblCellMar>
-            <w:top w:w="0" w:type="dxa"/>
-            <w:bottom w:w="0" w:type="dxa"/>
-          </w:tblCellMar>
-        </w:tblPrEx>
         <w:trPr>
           <w:cantSplit/>
         </w:trPr>
@@ -7098,24 +6480,12 @@
               <w:spacing w:line="276" w:lineRule="auto"/>
             </w:pPr>
             <w:r>
-              <w:t>レピーター、トーン、スプリットの設定画面を開きます（</w:t>
-            </w:r>
-            <w:r>
-              <w:t xml:space="preserve">8 </w:t>
-            </w:r>
-            <w:r>
-              <w:t>章）</w:t>
+              <w:t>レピーター、トーン、スプリットの設定画面を開きます（8 章）</w:t>
             </w:r>
           </w:p>
         </w:tc>
       </w:tr>
       <w:tr>
-        <w:tblPrEx>
-          <w:tblCellMar>
-            <w:top w:w="0" w:type="dxa"/>
-            <w:bottom w:w="0" w:type="dxa"/>
-          </w:tblCellMar>
-        </w:tblPrEx>
         <w:trPr>
           <w:cantSplit/>
         </w:trPr>
@@ -7165,24 +6535,12 @@
               <w:spacing w:line="276" w:lineRule="auto"/>
             </w:pPr>
             <w:r>
-              <w:t>メモリーの画面を開きます（</w:t>
-            </w:r>
-            <w:r>
-              <w:t xml:space="preserve">9 </w:t>
-            </w:r>
-            <w:r>
-              <w:t>章）</w:t>
+              <w:t>メモリーの画面を開きます（9 章）</w:t>
             </w:r>
           </w:p>
         </w:tc>
       </w:tr>
       <w:tr>
-        <w:tblPrEx>
-          <w:tblCellMar>
-            <w:top w:w="0" w:type="dxa"/>
-            <w:bottom w:w="0" w:type="dxa"/>
-          </w:tblCellMar>
-        </w:tblPrEx>
         <w:trPr>
           <w:cantSplit/>
         </w:trPr>
@@ -7207,19 +6565,7 @@
               <w:spacing w:line="276" w:lineRule="auto"/>
             </w:pPr>
             <w:r>
-              <w:t>デュアルスコープ</w:t>
-            </w:r>
-            <w:r>
-              <w:t xml:space="preserve"> / </w:t>
-            </w:r>
-            <w:r>
-              <w:t>デュアルワッチ</w:t>
-            </w:r>
-            <w:r>
-              <w:t xml:space="preserve"> / </w:t>
-            </w:r>
-            <w:r>
-              <w:t>スプリット</w:t>
+              <w:t>デュアルスコープ / デュアルワッチ / スプリット</w:t>
             </w:r>
           </w:p>
         </w:tc>
@@ -7244,30 +6590,12 @@
               <w:spacing w:line="276" w:lineRule="auto"/>
             </w:pPr>
             <w:r>
-              <w:t>スコープの</w:t>
-            </w:r>
-            <w:r>
-              <w:t xml:space="preserve"> 2 </w:t>
-            </w:r>
-            <w:r>
-              <w:t>画面表示、デュアルワッチ、スプリットを切り替えます（</w:t>
-            </w:r>
-            <w:r>
-              <w:t xml:space="preserve">6 </w:t>
-            </w:r>
-            <w:r>
-              <w:t>章）</w:t>
+              <w:t>スコープの 2 画面表示、デュアルワッチ、スプリットを切り替えます（6 章）</w:t>
             </w:r>
           </w:p>
         </w:tc>
       </w:tr>
       <w:tr>
-        <w:tblPrEx>
-          <w:tblCellMar>
-            <w:top w:w="0" w:type="dxa"/>
-            <w:bottom w:w="0" w:type="dxa"/>
-          </w:tblCellMar>
-        </w:tblPrEx>
         <w:trPr>
           <w:cantSplit/>
         </w:trPr>
@@ -7292,31 +6620,7 @@
               <w:spacing w:line="276" w:lineRule="auto"/>
             </w:pPr>
             <w:r>
-              <w:t>メイン</w:t>
-            </w:r>
-            <w:r>
-              <w:t>/</w:t>
-            </w:r>
-            <w:r>
-              <w:t>サブ</w:t>
-            </w:r>
-            <w:r>
-              <w:t xml:space="preserve"> / </w:t>
-            </w:r>
-            <w:r>
-              <w:t>入れ替え</w:t>
-            </w:r>
-            <w:r>
-              <w:t xml:space="preserve"> / </w:t>
-            </w:r>
-            <w:r>
-              <w:t>メイン</w:t>
-            </w:r>
-            <w:r>
-              <w:t>=</w:t>
-            </w:r>
-            <w:r>
-              <w:t>サブ</w:t>
+              <w:t>メイン/サブ / 入れ替え / メイン=サブ</w:t>
             </w:r>
           </w:p>
         </w:tc>
@@ -7356,12 +6660,9 @@
       <w:pPr>
         <w:pStyle w:val="2"/>
       </w:pPr>
-      <w:bookmarkStart w:id="14" w:name="_Toc243509893"/>
-      <w:r>
-        <w:t xml:space="preserve">4.2 </w:t>
-      </w:r>
-      <w:r>
-        <w:t>画面下のボタン</w:t>
+      <w:bookmarkStart w:id="14" w:name="_Toc243544646"/>
+      <w:r>
+        <w:t>4.2 画面下のボタン</w:t>
       </w:r>
       <w:bookmarkEnd w:id="14"/>
     </w:p>
@@ -7388,12 +6689,6 @@
         <w:gridCol w:w="6638"/>
       </w:tblGrid>
       <w:tr>
-        <w:tblPrEx>
-          <w:tblCellMar>
-            <w:top w:w="0" w:type="dxa"/>
-            <w:bottom w:w="0" w:type="dxa"/>
-          </w:tblCellMar>
-        </w:tblPrEx>
         <w:trPr>
           <w:cantSplit/>
           <w:tblHeader/>
@@ -7460,12 +6755,6 @@
         </w:tc>
       </w:tr>
       <w:tr>
-        <w:tblPrEx>
-          <w:tblCellMar>
-            <w:top w:w="0" w:type="dxa"/>
-            <w:bottom w:w="0" w:type="dxa"/>
-          </w:tblCellMar>
-        </w:tblPrEx>
         <w:trPr>
           <w:cantSplit/>
         </w:trPr>
@@ -7515,30 +6804,12 @@
               <w:spacing w:line="276" w:lineRule="auto"/>
             </w:pPr>
             <w:r>
-              <w:t>設定画面を開きます（</w:t>
-            </w:r>
-            <w:r>
-              <w:t xml:space="preserve">3 </w:t>
-            </w:r>
-            <w:r>
-              <w:t>章、</w:t>
-            </w:r>
-            <w:r>
-              <w:t xml:space="preserve">10 </w:t>
-            </w:r>
-            <w:r>
-              <w:t>章）</w:t>
+              <w:t>設定画面を開きます（3 章、10 章）</w:t>
             </w:r>
           </w:p>
         </w:tc>
       </w:tr>
       <w:tr>
-        <w:tblPrEx>
-          <w:tblCellMar>
-            <w:top w:w="0" w:type="dxa"/>
-            <w:bottom w:w="0" w:type="dxa"/>
-          </w:tblCellMar>
-        </w:tblPrEx>
         <w:trPr>
           <w:cantSplit/>
         </w:trPr>
@@ -7595,12 +6866,6 @@
         </w:tc>
       </w:tr>
       <w:tr>
-        <w:tblPrEx>
-          <w:tblCellMar>
-            <w:top w:w="0" w:type="dxa"/>
-            <w:bottom w:w="0" w:type="dxa"/>
-          </w:tblCellMar>
-        </w:tblPrEx>
         <w:trPr>
           <w:cantSplit/>
         </w:trPr>
@@ -7656,12 +6921,6 @@
         </w:tc>
       </w:tr>
       <w:tr>
-        <w:tblPrEx>
-          <w:tblCellMar>
-            <w:top w:w="0" w:type="dxa"/>
-            <w:bottom w:w="0" w:type="dxa"/>
-          </w:tblCellMar>
-        </w:tblPrEx>
         <w:trPr>
           <w:cantSplit/>
         </w:trPr>
@@ -7717,12 +6976,6 @@
         </w:tc>
       </w:tr>
       <w:tr>
-        <w:tblPrEx>
-          <w:tblCellMar>
-            <w:top w:w="0" w:type="dxa"/>
-            <w:bottom w:w="0" w:type="dxa"/>
-          </w:tblCellMar>
-        </w:tblPrEx>
         <w:trPr>
           <w:cantSplit/>
         </w:trPr>
@@ -7778,12 +7031,6 @@
         </w:tc>
       </w:tr>
       <w:tr>
-        <w:tblPrEx>
-          <w:tblCellMar>
-            <w:top w:w="0" w:type="dxa"/>
-            <w:bottom w:w="0" w:type="dxa"/>
-          </w:tblCellMar>
-        </w:tblPrEx>
         <w:trPr>
           <w:cantSplit/>
         </w:trPr>
@@ -7839,12 +7086,6 @@
         </w:tc>
       </w:tr>
       <w:tr>
-        <w:tblPrEx>
-          <w:tblCellMar>
-            <w:top w:w="0" w:type="dxa"/>
-            <w:bottom w:w="0" w:type="dxa"/>
-          </w:tblCellMar>
-        </w:tblPrEx>
         <w:trPr>
           <w:cantSplit/>
         </w:trPr>
@@ -7894,24 +7135,12 @@
               <w:spacing w:line="276" w:lineRule="auto"/>
             </w:pPr>
             <w:r>
-              <w:t>無線機定義ファイル（</w:t>
-            </w:r>
-            <w:r>
-              <w:t>.rig</w:t>
-            </w:r>
-            <w:r>
-              <w:t>）の編集画面を開きます</w:t>
+              <w:t>無線機定義ファイル（.rig）の編集画面を開きます</w:t>
             </w:r>
           </w:p>
         </w:tc>
       </w:tr>
       <w:tr>
-        <w:tblPrEx>
-          <w:tblCellMar>
-            <w:top w:w="0" w:type="dxa"/>
-            <w:bottom w:w="0" w:type="dxa"/>
-          </w:tblCellMar>
-        </w:tblPrEx>
         <w:trPr>
           <w:cantSplit/>
         </w:trPr>
@@ -7936,16 +7165,7 @@
               <w:spacing w:line="276" w:lineRule="auto"/>
             </w:pPr>
             <w:r>
-              <w:t>TX</w:t>
-            </w:r>
-            <w:r>
-              <w:t>音声処理</w:t>
-            </w:r>
-            <w:r>
-              <w:t xml:space="preserve"> / RX</w:t>
-            </w:r>
-            <w:r>
-              <w:t>音声処理</w:t>
+              <w:t>TX音声処理 / RX音声処理</w:t>
             </w:r>
           </w:p>
         </w:tc>
@@ -7970,24 +7190,12 @@
               <w:spacing w:line="276" w:lineRule="auto"/>
             </w:pPr>
             <w:r>
-              <w:t>送信</w:t>
-            </w:r>
-            <w:r>
-              <w:t xml:space="preserve"> / </w:t>
-            </w:r>
-            <w:r>
-              <w:t>受信音声の処理（イコライザー、コンプレッサー、ノイズリダクションなど）の画面を開きます。対応している無線機に接続しているときだけ使えます</w:t>
+              <w:t>送信 / 受信音声の処理（イコライザー、コンプレッサー、ノイズリダクションなど）の画面を開きます。対応している無線機に接続しているときだけ使えます</w:t>
             </w:r>
           </w:p>
         </w:tc>
       </w:tr>
       <w:tr>
-        <w:tblPrEx>
-          <w:tblCellMar>
-            <w:top w:w="0" w:type="dxa"/>
-            <w:bottom w:w="0" w:type="dxa"/>
-          </w:tblCellMar>
-        </w:tblPrEx>
         <w:trPr>
           <w:cantSplit/>
         </w:trPr>
@@ -8037,24 +7245,15 @@
               <w:spacing w:line="276" w:lineRule="auto"/>
             </w:pPr>
             <w:r>
-              <w:t>無線機に接続</w:t>
-            </w:r>
-            <w:r>
-              <w:t xml:space="preserve"> / </w:t>
-            </w:r>
-            <w:r>
-              <w:t>切断します</w:t>
+              <w:rPr>
+                <w:rFonts w:hint="eastAsia"/>
+              </w:rPr>
+              <w:t>無線機に接続します。接続中は「切断して戻る」になり、押すと切断して設定画面に戻ります</w:t>
             </w:r>
           </w:p>
         </w:tc>
       </w:tr>
       <w:tr>
-        <w:tblPrEx>
-          <w:tblCellMar>
-            <w:top w:w="0" w:type="dxa"/>
-            <w:bottom w:w="0" w:type="dxa"/>
-          </w:tblCellMar>
-        </w:tblPrEx>
         <w:trPr>
           <w:cantSplit/>
         </w:trPr>
@@ -8110,12 +7309,6 @@
         </w:tc>
       </w:tr>
       <w:tr>
-        <w:tblPrEx>
-          <w:tblCellMar>
-            <w:top w:w="0" w:type="dxa"/>
-            <w:bottom w:w="0" w:type="dxa"/>
-          </w:tblCellMar>
-        </w:tblPrEx>
         <w:trPr>
           <w:cantSplit/>
         </w:trPr>
@@ -8175,10 +7368,7 @@
               <w:t>ダブルクリック</w:t>
             </w:r>
             <w:r>
-              <w:t xml:space="preserve"> </w:t>
-            </w:r>
-            <w:r>
-              <w:t>で実行します</w:t>
+              <w:t xml:space="preserve"> で実行します</w:t>
             </w:r>
           </w:p>
         </w:tc>
@@ -8193,12 +7383,9 @@
       <w:pPr>
         <w:pStyle w:val="2"/>
       </w:pPr>
-      <w:bookmarkStart w:id="15" w:name="_Toc243509894"/>
-      <w:r>
-        <w:t xml:space="preserve">4.3 </w:t>
-      </w:r>
-      <w:r>
-        <w:t>スライダーとチェックボックス</w:t>
+      <w:bookmarkStart w:id="15" w:name="_Toc243544647"/>
+      <w:r>
+        <w:t>4.3 スライダーとチェックボックス</w:t>
       </w:r>
       <w:bookmarkEnd w:id="15"/>
     </w:p>
@@ -8225,12 +7412,6 @@
         <w:gridCol w:w="6238"/>
       </w:tblGrid>
       <w:tr>
-        <w:tblPrEx>
-          <w:tblCellMar>
-            <w:top w:w="0" w:type="dxa"/>
-            <w:bottom w:w="0" w:type="dxa"/>
-          </w:tblCellMar>
-        </w:tblPrEx>
         <w:trPr>
           <w:cantSplit/>
           <w:tblHeader/>
@@ -8297,12 +7478,6 @@
         </w:tc>
       </w:tr>
       <w:tr>
-        <w:tblPrEx>
-          <w:tblCellMar>
-            <w:top w:w="0" w:type="dxa"/>
-            <w:bottom w:w="0" w:type="dxa"/>
-          </w:tblCellMar>
-        </w:tblPrEx>
         <w:trPr>
           <w:cantSplit/>
         </w:trPr>
@@ -8352,27 +7527,12 @@
               <w:spacing w:line="276" w:lineRule="auto"/>
             </w:pPr>
             <w:r>
-              <w:t xml:space="preserve">RF </w:t>
-            </w:r>
-            <w:r>
-              <w:t>ゲイン、音量（</w:t>
-            </w:r>
-            <w:r>
-              <w:t>AF</w:t>
-            </w:r>
-            <w:r>
-              <w:t>）、スケルチ</w:t>
+              <w:t>RF ゲイン、音量（AF）、スケルチ</w:t>
             </w:r>
           </w:p>
         </w:tc>
       </w:tr>
       <w:tr>
-        <w:tblPrEx>
-          <w:tblCellMar>
-            <w:top w:w="0" w:type="dxa"/>
-            <w:bottom w:w="0" w:type="dxa"/>
-          </w:tblCellMar>
-        </w:tblPrEx>
         <w:trPr>
           <w:cantSplit/>
         </w:trPr>
@@ -8428,12 +7588,6 @@
         </w:tc>
       </w:tr>
       <w:tr>
-        <w:tblPrEx>
-          <w:tblCellMar>
-            <w:top w:w="0" w:type="dxa"/>
-            <w:bottom w:w="0" w:type="dxa"/>
-          </w:tblCellMar>
-        </w:tblPrEx>
         <w:trPr>
           <w:cantSplit/>
         </w:trPr>
@@ -8483,24 +7637,12 @@
               <w:spacing w:line="276" w:lineRule="auto"/>
             </w:pPr>
             <w:r>
-              <w:t>ウォーターフォールの表示レベル（</w:t>
-            </w:r>
-            <w:r>
-              <w:t xml:space="preserve">6.1 </w:t>
-            </w:r>
-            <w:r>
-              <w:t>節）</w:t>
+              <w:t>ウォーターフォールの表示レベル（6.1 節）</w:t>
             </w:r>
           </w:p>
         </w:tc>
       </w:tr>
       <w:tr>
-        <w:tblPrEx>
-          <w:tblCellMar>
-            <w:top w:w="0" w:type="dxa"/>
-            <w:bottom w:w="0" w:type="dxa"/>
-          </w:tblCellMar>
-        </w:tblPrEx>
         <w:trPr>
           <w:cantSplit/>
         </w:trPr>
@@ -8525,10 +7667,7 @@
               <w:spacing w:line="276" w:lineRule="auto"/>
             </w:pPr>
             <w:r>
-              <w:t>周波数ロック</w:t>
-            </w:r>
-            <w:r>
-              <w:t xml:space="preserve"> / RIT</w:t>
+              <w:t>周波数ロック / RIT</w:t>
             </w:r>
           </w:p>
         </w:tc>
@@ -8553,24 +7692,12 @@
               <w:spacing w:line="276" w:lineRule="auto"/>
             </w:pPr>
             <w:r>
-              <w:t>周波数ロック、</w:t>
-            </w:r>
-            <w:r>
-              <w:t>RIT</w:t>
-            </w:r>
-            <w:r>
-              <w:t>（受信周波数のずらし）</w:t>
+              <w:t>周波数ロック、RIT（受信周波数のずらし）</w:t>
             </w:r>
           </w:p>
         </w:tc>
       </w:tr>
       <w:tr>
-        <w:tblPrEx>
-          <w:tblCellMar>
-            <w:top w:w="0" w:type="dxa"/>
-            <w:bottom w:w="0" w:type="dxa"/>
-          </w:tblCellMar>
-        </w:tblPrEx>
         <w:trPr>
           <w:cantSplit/>
         </w:trPr>
@@ -8620,57 +7747,12 @@
               <w:spacing w:line="276" w:lineRule="auto"/>
             </w:pPr>
             <w:r>
-              <w:t>NB</w:t>
-            </w:r>
-            <w:r>
-              <w:t>、</w:t>
-            </w:r>
-            <w:r>
-              <w:t>NR</w:t>
-            </w:r>
-            <w:r>
-              <w:t>、</w:t>
-            </w:r>
-            <w:r>
-              <w:t>IP+</w:t>
-            </w:r>
-            <w:r>
-              <w:t>、</w:t>
-            </w:r>
-            <w:r>
-              <w:t>DS</w:t>
-            </w:r>
-            <w:r>
-              <w:t>、</w:t>
-            </w:r>
-            <w:r>
-              <w:t>CMP</w:t>
-            </w:r>
-            <w:r>
-              <w:t>、</w:t>
-            </w:r>
-            <w:r>
-              <w:t xml:space="preserve">VOX </w:t>
-            </w:r>
-            <w:r>
-              <w:t>の</w:t>
-            </w:r>
-            <w:r>
-              <w:t xml:space="preserve"> ON / OFF</w:t>
-            </w:r>
-            <w:r>
-              <w:t>（対応機種のみ）</w:t>
+              <w:t>NB、NR、IP+、DS、CMP、VOX の ON / OFF（対応機種のみ）</w:t>
             </w:r>
           </w:p>
         </w:tc>
       </w:tr>
       <w:tr>
-        <w:tblPrEx>
-          <w:tblCellMar>
-            <w:top w:w="0" w:type="dxa"/>
-            <w:bottom w:w="0" w:type="dxa"/>
-          </w:tblCellMar>
-        </w:tblPrEx>
         <w:trPr>
           <w:cantSplit/>
         </w:trPr>
@@ -8695,13 +7777,7 @@
               <w:spacing w:line="276" w:lineRule="auto"/>
             </w:pPr>
             <w:r>
-              <w:t>プリアンプ</w:t>
-            </w:r>
-            <w:r>
-              <w:t xml:space="preserve"> / </w:t>
-            </w:r>
-            <w:r>
-              <w:t>アッテネータ、アンテナ</w:t>
+              <w:t>プリアンプ / アッテネータ、アンテナ</w:t>
             </w:r>
           </w:p>
         </w:tc>
@@ -8741,19 +7817,10 @@
       <w:pPr>
         <w:pStyle w:val="2"/>
       </w:pPr>
-      <w:bookmarkStart w:id="16" w:name="_Toc243509895"/>
+      <w:bookmarkStart w:id="16" w:name="_Toc243544648"/>
       <w:r>
         <w:lastRenderedPageBreak/>
-        <w:t xml:space="preserve">4.4 AF </w:t>
-      </w:r>
-      <w:r>
-        <w:t>スライダーと</w:t>
-      </w:r>
-      <w:r>
-        <w:t xml:space="preserve"> Windows </w:t>
-      </w:r>
-      <w:r>
-        <w:t>の音量</w:t>
+        <w:t>4.4 AF スライダーと Windows の音量</w:t>
       </w:r>
       <w:bookmarkEnd w:id="16"/>
     </w:p>
@@ -8762,34 +7829,16 @@
         <w:spacing w:after="120" w:line="300" w:lineRule="auto"/>
       </w:pPr>
       <w:r>
-        <w:t>AF</w:t>
-      </w:r>
-      <w:r>
-        <w:t>（音量）スライダーを動かすと、アプリの受信音量と一緒に、</w:t>
-      </w:r>
-      <w:r>
-        <w:t xml:space="preserve">Windows </w:t>
-      </w:r>
-      <w:r>
-        <w:t>の既定の出力デバイスの音量（マスターボリューム）も同じ割合で変わります。スライダーを最大にすると、</w:t>
-      </w:r>
-      <w:r>
-        <w:t xml:space="preserve">Windows </w:t>
-      </w:r>
-      <w:r>
-        <w:t>の音量も最大になります。</w:t>
+        <w:t>AF（音量）スライダーを動かすと、アプリの受信音量と一緒に、Windows の既定の出力デバイスの音量（マスターボリューム）も同じ割合で変わります。スライダーを最大にすると、Windows の音量も最大になります。</w:t>
       </w:r>
     </w:p>
     <w:p>
       <w:pPr>
         <w:pStyle w:val="2"/>
       </w:pPr>
-      <w:bookmarkStart w:id="17" w:name="_Toc243509896"/>
-      <w:r>
-        <w:t xml:space="preserve">4.5 </w:t>
-      </w:r>
-      <w:r>
-        <w:t>メーター</w:t>
+      <w:bookmarkStart w:id="17" w:name="_Toc243544649"/>
+      <w:r>
+        <w:t>4.5 メーター</w:t>
       </w:r>
       <w:bookmarkEnd w:id="17"/>
     </w:p>
@@ -8816,12 +7865,6 @@
         <w:gridCol w:w="7238"/>
       </w:tblGrid>
       <w:tr>
-        <w:tblPrEx>
-          <w:tblCellMar>
-            <w:top w:w="0" w:type="dxa"/>
-            <w:bottom w:w="0" w:type="dxa"/>
-          </w:tblCellMar>
-        </w:tblPrEx>
         <w:trPr>
           <w:cantSplit/>
           <w:tblHeader/>
@@ -8888,12 +7931,6 @@
         </w:tc>
       </w:tr>
       <w:tr>
-        <w:tblPrEx>
-          <w:tblCellMar>
-            <w:top w:w="0" w:type="dxa"/>
-            <w:bottom w:w="0" w:type="dxa"/>
-          </w:tblCellMar>
-        </w:tblPrEx>
         <w:trPr>
           <w:cantSplit/>
         </w:trPr>
@@ -8918,10 +7955,7 @@
               <w:spacing w:line="276" w:lineRule="auto"/>
             </w:pPr>
             <w:r>
-              <w:t xml:space="preserve">S </w:t>
-            </w:r>
-            <w:r>
-              <w:t>メーター</w:t>
+              <w:t>S メーター</w:t>
             </w:r>
           </w:p>
         </w:tc>
@@ -8952,12 +7986,6 @@
         </w:tc>
       </w:tr>
       <w:tr>
-        <w:tblPrEx>
-          <w:tblCellMar>
-            <w:top w:w="0" w:type="dxa"/>
-            <w:bottom w:w="0" w:type="dxa"/>
-          </w:tblCellMar>
-        </w:tblPrEx>
         <w:trPr>
           <w:cantSplit/>
         </w:trPr>
@@ -9007,30 +8035,12 @@
               <w:spacing w:line="276" w:lineRule="auto"/>
             </w:pPr>
             <w:r>
-              <w:t>送信時のアンテナの</w:t>
-            </w:r>
-            <w:r>
-              <w:t xml:space="preserve"> SWR</w:t>
-            </w:r>
-            <w:r>
-              <w:t>。目盛りの赤い部分は</w:t>
-            </w:r>
-            <w:r>
-              <w:t xml:space="preserve"> SWR </w:t>
-            </w:r>
-            <w:r>
-              <w:t>が高いことを示します</w:t>
+              <w:t>送信時のアンテナの SWR。目盛りの赤い部分は SWR が高いことを示します</w:t>
             </w:r>
           </w:p>
         </w:tc>
       </w:tr>
       <w:tr>
-        <w:tblPrEx>
-          <w:tblCellMar>
-            <w:top w:w="0" w:type="dxa"/>
-            <w:bottom w:w="0" w:type="dxa"/>
-          </w:tblCellMar>
-        </w:tblPrEx>
         <w:trPr>
           <w:cantSplit/>
         </w:trPr>
@@ -9080,25 +8090,7 @@
               <w:spacing w:line="276" w:lineRule="auto"/>
             </w:pPr>
             <w:r>
-              <w:t>送信時のマイク</w:t>
-            </w:r>
-            <w:r>
-              <w:t xml:space="preserve"> / </w:t>
-            </w:r>
-            <w:r>
-              <w:t>変調入力の音声レベル（</w:t>
-            </w:r>
-            <w:r>
-              <w:t>dBFS</w:t>
-            </w:r>
-            <w:r>
-              <w:t>）。</w:t>
-            </w:r>
-            <w:r>
-              <w:t xml:space="preserve">0 dBFS </w:t>
-            </w:r>
-            <w:r>
-              <w:t>付近まで振らないように注意してください</w:t>
+              <w:t>送信時のマイク / 変調入力の音声レベル（dBFS）。0 dBFS 付近まで振らないように注意してください</w:t>
             </w:r>
           </w:p>
         </w:tc>
@@ -9114,31 +8106,16 @@
         <w:spacing w:after="120" w:line="300" w:lineRule="auto"/>
       </w:pPr>
       <w:r>
-        <w:t>変調入力レベルのスライダーのラベルは、無線機側の入力名が</w:t>
-      </w:r>
-      <w:r>
-        <w:t xml:space="preserve"> USB </w:t>
-      </w:r>
-      <w:r>
-        <w:t>のときだけ「</w:t>
-      </w:r>
-      <w:r>
-        <w:t>MD</w:t>
-      </w:r>
-      <w:r>
-        <w:t>」（変調度）と表示されます。</w:t>
+        <w:t>変調入力レベルのスライダーのラベルは、無線機側の入力名が USB のときだけ「MD」（変調度）と表示されます。</w:t>
       </w:r>
     </w:p>
     <w:p>
       <w:pPr>
         <w:pStyle w:val="2"/>
       </w:pPr>
-      <w:bookmarkStart w:id="18" w:name="_Toc243509897"/>
-      <w:r>
-        <w:t xml:space="preserve">4.6 </w:t>
-      </w:r>
-      <w:r>
-        <w:t>各ウィンドウの「戻る」ボタン</w:t>
+      <w:bookmarkStart w:id="18" w:name="_Toc243544650"/>
+      <w:r>
+        <w:t>4.6 各ウィンドウの「戻る」ボタン</w:t>
       </w:r>
       <w:bookmarkEnd w:id="18"/>
     </w:p>
@@ -9147,31 +8124,7 @@
         <w:spacing w:after="120" w:line="300" w:lineRule="auto"/>
       </w:pPr>
       <w:r>
-        <w:t>ログ表示、バンド選択、周波数設定、</w:t>
-      </w:r>
-      <w:r>
-        <w:t>CW</w:t>
-      </w:r>
-      <w:r>
-        <w:t>送信、レピータ／スプリット、メモリーモード、</w:t>
-      </w:r>
-      <w:r>
-        <w:t>TX</w:t>
-      </w:r>
-      <w:r>
-        <w:t>音声処理、</w:t>
-      </w:r>
-      <w:r>
-        <w:t>RX</w:t>
-      </w:r>
-      <w:r>
-        <w:t>音声処理の各ウィンドウには、上部に「</w:t>
-      </w:r>
-      <w:r>
-        <w:t xml:space="preserve">← </w:t>
-      </w:r>
-      <w:r>
-        <w:t>戻る」ボタンがあります。押すとウィンドウを閉じて、メイン画面に戻ります。</w:t>
+        <w:t>ログ表示、バンド選択、周波数設定、CW送信、レピータ／スプリット、メモリーモード、TX音声処理、RX音声処理の各ウィンドウには、上部に「← 戻る」ボタンがあります。押すとウィンドウを閉じて、メイン画面に戻ります。</w:t>
       </w:r>
     </w:p>
     <w:p>
@@ -9179,13 +8132,10 @@
         <w:pStyle w:val="1"/>
         <w:pageBreakBefore/>
       </w:pPr>
-      <w:bookmarkStart w:id="19" w:name="_Toc243509898"/>
+      <w:bookmarkStart w:id="19" w:name="_Toc243544651"/>
       <w:r>
         <w:lastRenderedPageBreak/>
-        <w:t xml:space="preserve">5. </w:t>
-      </w:r>
-      <w:r>
-        <w:t>周波数の操作</w:t>
+        <w:t>5. 周波数の操作</w:t>
       </w:r>
       <w:bookmarkEnd w:id="19"/>
     </w:p>
@@ -9193,12 +8143,9 @@
       <w:pPr>
         <w:pStyle w:val="2"/>
       </w:pPr>
-      <w:bookmarkStart w:id="20" w:name="_Toc243509899"/>
-      <w:r>
-        <w:t xml:space="preserve">5.1 </w:t>
-      </w:r>
-      <w:r>
-        <w:t>周波数表示の桁クリック</w:t>
+      <w:bookmarkStart w:id="20" w:name="_Toc243544652"/>
+      <w:r>
+        <w:t>5.1 周波数表示の桁クリック</w:t>
       </w:r>
       <w:bookmarkEnd w:id="20"/>
     </w:p>
@@ -9207,13 +8154,7 @@
         <w:spacing w:after="120" w:line="300" w:lineRule="auto"/>
       </w:pPr>
       <w:r>
-        <w:t>周波数表示の数字をクリックすると、その桁が周波数アップ</w:t>
-      </w:r>
-      <w:r>
-        <w:t xml:space="preserve"> / </w:t>
-      </w:r>
-      <w:r>
-        <w:t>ダウンのステップになります。</w:t>
+        <w:t>周波数表示の数字をクリックすると、その桁が周波数アップ / ダウンのステップになります。</w:t>
       </w:r>
     </w:p>
     <w:p>
@@ -9226,22 +8167,7 @@
         <w:spacing w:after="60" w:line="290" w:lineRule="auto"/>
       </w:pPr>
       <w:r>
-        <w:t xml:space="preserve">1 Hz </w:t>
-      </w:r>
-      <w:r>
-        <w:t>の桁をクリック</w:t>
-      </w:r>
-      <w:r>
-        <w:t xml:space="preserve">: ▲ / ▼ </w:t>
-      </w:r>
-      <w:r>
-        <w:t>が</w:t>
-      </w:r>
-      <w:r>
-        <w:t xml:space="preserve"> 1 Hz </w:t>
-      </w:r>
-      <w:r>
-        <w:t>ステップになります。</w:t>
+        <w:t>1 Hz の桁をクリック: ▲ / ▼ が 1 Hz ステップになります。</w:t>
       </w:r>
     </w:p>
     <w:p>
@@ -9254,22 +8180,7 @@
         <w:spacing w:after="60" w:line="290" w:lineRule="auto"/>
       </w:pPr>
       <w:r>
-        <w:t xml:space="preserve">100 Hz </w:t>
-      </w:r>
-      <w:r>
-        <w:t>の桁をクリック</w:t>
-      </w:r>
-      <w:r>
-        <w:t xml:space="preserve">: ▲ / ▼ </w:t>
-      </w:r>
-      <w:r>
-        <w:t>が</w:t>
-      </w:r>
-      <w:r>
-        <w:t xml:space="preserve"> 100 Hz </w:t>
-      </w:r>
-      <w:r>
-        <w:t>ステップになります。</w:t>
+        <w:t>100 Hz の桁をクリック: ▲ / ▼ が 100 Hz ステップになります。</w:t>
       </w:r>
     </w:p>
     <w:p>
@@ -9282,40 +8193,16 @@
         <w:spacing w:after="60" w:line="290" w:lineRule="auto"/>
       </w:pPr>
       <w:r>
-        <w:t xml:space="preserve">1 kHz </w:t>
-      </w:r>
-      <w:r>
-        <w:t>の桁をクリック</w:t>
-      </w:r>
-      <w:r>
-        <w:t xml:space="preserve">: ▲ / ▼ </w:t>
-      </w:r>
-      <w:r>
-        <w:t>が</w:t>
-      </w:r>
-      <w:r>
-        <w:t xml:space="preserve"> 1 kHz </w:t>
-      </w:r>
-      <w:r>
-        <w:t>ステップになります。</w:t>
+        <w:t>1 kHz の桁をクリック: ▲ / ▼ が 1 kHz ステップになります。</w:t>
       </w:r>
     </w:p>
     <w:p>
       <w:pPr>
         <w:pStyle w:val="2"/>
       </w:pPr>
-      <w:bookmarkStart w:id="21" w:name="_Toc243509900"/>
-      <w:r>
-        <w:t xml:space="preserve">5.2 </w:t>
-      </w:r>
-      <w:r>
-        <w:t>周波数アップ</w:t>
-      </w:r>
-      <w:r>
-        <w:t xml:space="preserve"> / </w:t>
-      </w:r>
-      <w:r>
-        <w:t>ダウンボタン</w:t>
+      <w:bookmarkStart w:id="21" w:name="_Toc243544653"/>
+      <w:r>
+        <w:t>5.2 周波数アップ / ダウンボタン</w:t>
       </w:r>
       <w:bookmarkEnd w:id="21"/>
     </w:p>
@@ -9324,13 +8211,7 @@
         <w:spacing w:after="120" w:line="300" w:lineRule="auto"/>
       </w:pPr>
       <w:r>
-        <w:t xml:space="preserve">VFO A / B </w:t>
-      </w:r>
-      <w:r>
-        <w:t>の表示の横に、周波数ダウン</w:t>
-      </w:r>
-      <w:r>
-        <w:t xml:space="preserve"> </w:t>
+        <w:t xml:space="preserve">VFO A / B の表示の横に、周波数ダウン </w:t>
       </w:r>
       <w:r>
         <w:rPr>
@@ -9340,13 +8221,7 @@
         <w:t>▼</w:t>
       </w:r>
       <w:r>
-        <w:t xml:space="preserve"> </w:t>
-      </w:r>
-      <w:r>
-        <w:t>とアップ</w:t>
-      </w:r>
-      <w:r>
-        <w:t xml:space="preserve"> </w:t>
+        <w:t xml:space="preserve"> とアップ </w:t>
       </w:r>
       <w:r>
         <w:rPr>
@@ -9356,22 +8231,16 @@
         <w:t>▲</w:t>
       </w:r>
       <w:r>
-        <w:t xml:space="preserve"> </w:t>
-      </w:r>
-      <w:r>
-        <w:t>のボタンがあります。最後にクリックした桁のステップで周波数が変わります。押し続けると、連続して変わります。周波数ロック中はボタンが灰色になり、周波数は変えられません。</w:t>
+        <w:t xml:space="preserve"> のボタンがあります。最後にクリックした桁のステップで周波数が変わります。押し続けると、連続して変わります。周波数ロック中はボタンが灰色になり、周波数は変えられません。</w:t>
       </w:r>
     </w:p>
     <w:p>
       <w:pPr>
         <w:pStyle w:val="2"/>
       </w:pPr>
-      <w:bookmarkStart w:id="22" w:name="_Toc243509901"/>
-      <w:r>
-        <w:t xml:space="preserve">5.3 </w:t>
-      </w:r>
-      <w:r>
-        <w:t>周波数入力とバンド選択</w:t>
+      <w:bookmarkStart w:id="22" w:name="_Toc243544654"/>
+      <w:r>
+        <w:t>5.3 周波数入力とバンド選択</w:t>
       </w:r>
       <w:bookmarkEnd w:id="22"/>
     </w:p>
@@ -9387,10 +8256,7 @@
         <w:t>周波数設定</w:t>
       </w:r>
       <w:r>
-        <w:t xml:space="preserve"> </w:t>
-      </w:r>
-      <w:r>
-        <w:t>で周波数を数値で入力でき、</w:t>
+        <w:t xml:space="preserve"> で周波数を数値で入力でき、</w:t>
       </w:r>
       <w:r>
         <w:rPr>
@@ -9400,22 +8266,16 @@
         <w:t>バンド選択</w:t>
       </w:r>
       <w:r>
-        <w:t xml:space="preserve"> </w:t>
-      </w:r>
-      <w:r>
-        <w:t>でバンドを切り替えられます。どちらの画面も、メイン画面で扱いやすい小さな大きさで表示されます。</w:t>
+        <w:t xml:space="preserve"> でバンドを切り替えられます。どちらの画面も、メイン画面で扱いやすい小さな大きさで表示されます。</w:t>
       </w:r>
     </w:p>
     <w:p>
       <w:pPr>
         <w:pStyle w:val="2"/>
       </w:pPr>
-      <w:bookmarkStart w:id="23" w:name="_Toc243509902"/>
-      <w:r>
-        <w:t xml:space="preserve">5.4 VFO </w:t>
-      </w:r>
-      <w:r>
-        <w:t>の操作</w:t>
+      <w:bookmarkStart w:id="23" w:name="_Toc243544655"/>
+      <w:r>
+        <w:t>5.4 VFO の操作</w:t>
       </w:r>
       <w:bookmarkEnd w:id="23"/>
     </w:p>
@@ -9442,12 +8302,6 @@
         <w:gridCol w:w="7238"/>
       </w:tblGrid>
       <w:tr>
-        <w:tblPrEx>
-          <w:tblCellMar>
-            <w:top w:w="0" w:type="dxa"/>
-            <w:bottom w:w="0" w:type="dxa"/>
-          </w:tblCellMar>
-        </w:tblPrEx>
         <w:trPr>
           <w:cantSplit/>
           <w:tblHeader/>
@@ -9514,12 +8368,6 @@
         </w:tc>
       </w:tr>
       <w:tr>
-        <w:tblPrEx>
-          <w:tblCellMar>
-            <w:top w:w="0" w:type="dxa"/>
-            <w:bottom w:w="0" w:type="dxa"/>
-          </w:tblCellMar>
-        </w:tblPrEx>
         <w:trPr>
           <w:cantSplit/>
         </w:trPr>
@@ -9569,24 +8417,12 @@
               <w:spacing w:line="276" w:lineRule="auto"/>
             </w:pPr>
             <w:r>
-              <w:t>操作する</w:t>
-            </w:r>
-            <w:r>
-              <w:t xml:space="preserve"> VFO </w:t>
-            </w:r>
-            <w:r>
-              <w:t>を切り替えます</w:t>
+              <w:t>操作する VFO を切り替えます</w:t>
             </w:r>
           </w:p>
         </w:tc>
       </w:tr>
       <w:tr>
-        <w:tblPrEx>
-          <w:tblCellMar>
-            <w:top w:w="0" w:type="dxa"/>
-            <w:bottom w:w="0" w:type="dxa"/>
-          </w:tblCellMar>
-        </w:tblPrEx>
         <w:trPr>
           <w:cantSplit/>
         </w:trPr>
@@ -9636,27 +8472,12 @@
               <w:spacing w:line="276" w:lineRule="auto"/>
             </w:pPr>
             <w:r>
-              <w:t xml:space="preserve">VFO A </w:t>
-            </w:r>
-            <w:r>
-              <w:t>と</w:t>
-            </w:r>
-            <w:r>
-              <w:t xml:space="preserve"> VFO B </w:t>
-            </w:r>
-            <w:r>
-              <w:t>を入れ替えます</w:t>
+              <w:t>VFO A と VFO B を入れ替えます</w:t>
             </w:r>
           </w:p>
         </w:tc>
       </w:tr>
       <w:tr>
-        <w:tblPrEx>
-          <w:tblCellMar>
-            <w:top w:w="0" w:type="dxa"/>
-            <w:bottom w:w="0" w:type="dxa"/>
-          </w:tblCellMar>
-        </w:tblPrEx>
         <w:trPr>
           <w:cantSplit/>
         </w:trPr>
@@ -9706,27 +8527,12 @@
               <w:spacing w:line="276" w:lineRule="auto"/>
             </w:pPr>
             <w:r>
-              <w:t xml:space="preserve">VFO A </w:t>
-            </w:r>
-            <w:r>
-              <w:t>と</w:t>
-            </w:r>
-            <w:r>
-              <w:t xml:space="preserve"> VFO B </w:t>
-            </w:r>
-            <w:r>
-              <w:t>を同じ周波数・モードにします</w:t>
+              <w:t>VFO A と VFO B を同じ周波数・モードにします</w:t>
             </w:r>
           </w:p>
         </w:tc>
       </w:tr>
       <w:tr>
-        <w:tblPrEx>
-          <w:tblCellMar>
-            <w:top w:w="0" w:type="dxa"/>
-            <w:bottom w:w="0" w:type="dxa"/>
-          </w:tblCellMar>
-        </w:tblPrEx>
         <w:trPr>
           <w:cantSplit/>
         </w:trPr>
@@ -9776,21 +8582,12 @@
               <w:spacing w:line="276" w:lineRule="auto"/>
             </w:pPr>
             <w:r>
-              <w:t xml:space="preserve">VFO </w:t>
-            </w:r>
-            <w:r>
-              <w:t>モードとメモリーモードを切り替えます</w:t>
+              <w:t>VFO モードとメモリーモードを切り替えます</w:t>
             </w:r>
           </w:p>
         </w:tc>
       </w:tr>
       <w:tr>
-        <w:tblPrEx>
-          <w:tblCellMar>
-            <w:top w:w="0" w:type="dxa"/>
-            <w:bottom w:w="0" w:type="dxa"/>
-          </w:tblCellMar>
-        </w:tblPrEx>
         <w:trPr>
           <w:cantSplit/>
         </w:trPr>
@@ -9864,13 +8661,10 @@
         <w:pStyle w:val="1"/>
         <w:pageBreakBefore/>
       </w:pPr>
-      <w:bookmarkStart w:id="24" w:name="_Toc243509903"/>
+      <w:bookmarkStart w:id="24" w:name="_Toc243544656"/>
       <w:r>
         <w:lastRenderedPageBreak/>
-        <w:t xml:space="preserve">6. </w:t>
-      </w:r>
-      <w:r>
-        <w:t>スペクトラムとウォーターフォール</w:t>
+        <w:t>6. スペクトラムとウォーターフォール</w:t>
       </w:r>
       <w:bookmarkEnd w:id="24"/>
     </w:p>
@@ -9878,12 +8672,9 @@
       <w:pPr>
         <w:pStyle w:val="2"/>
       </w:pPr>
-      <w:bookmarkStart w:id="25" w:name="_Toc243509904"/>
-      <w:r>
-        <w:t xml:space="preserve">6.1 WF </w:t>
-      </w:r>
-      <w:r>
-        <w:t>スライダー</w:t>
+      <w:bookmarkStart w:id="25" w:name="_Toc243544657"/>
+      <w:r>
+        <w:t>6.1 WF スライダー</w:t>
       </w:r>
       <w:bookmarkEnd w:id="25"/>
     </w:p>
@@ -9892,10 +8683,7 @@
         <w:spacing w:after="120" w:line="300" w:lineRule="auto"/>
       </w:pPr>
       <w:r>
-        <w:t>スライダー群の</w:t>
-      </w:r>
-      <w:r>
-        <w:t xml:space="preserve"> </w:t>
+        <w:t xml:space="preserve">スライダー群の </w:t>
       </w:r>
       <w:r>
         <w:rPr>
@@ -9905,22 +8693,16 @@
         <w:t>WF</w:t>
       </w:r>
       <w:r>
-        <w:t xml:space="preserve"> </w:t>
-      </w:r>
-      <w:r>
-        <w:t>で、ウォーターフォールの色のレベルを調整します。上げると明るく（レベルが高く）、下げると暗く表示されます。値は保存され、次回の起動時にも使われます。</w:t>
+        <w:t xml:space="preserve"> で、ウォーターフォールの色のレベルを調整します。上げると明るく（レベルが高く）、下げると暗く表示されます。値は保存され、次回の起動時にも使われます。</w:t>
       </w:r>
     </w:p>
     <w:p>
       <w:pPr>
         <w:pStyle w:val="2"/>
       </w:pPr>
-      <w:bookmarkStart w:id="26" w:name="_Toc243509905"/>
-      <w:r>
-        <w:t xml:space="preserve">6.2 </w:t>
-      </w:r>
-      <w:r>
-        <w:t>スコープ関連のボタン</w:t>
+      <w:bookmarkStart w:id="26" w:name="_Toc243544658"/>
+      <w:r>
+        <w:t>6.2 スコープ関連のボタン</w:t>
       </w:r>
       <w:bookmarkEnd w:id="26"/>
     </w:p>
@@ -9947,12 +8729,6 @@
         <w:gridCol w:w="7038"/>
       </w:tblGrid>
       <w:tr>
-        <w:tblPrEx>
-          <w:tblCellMar>
-            <w:top w:w="0" w:type="dxa"/>
-            <w:bottom w:w="0" w:type="dxa"/>
-          </w:tblCellMar>
-        </w:tblPrEx>
         <w:trPr>
           <w:cantSplit/>
           <w:tblHeader/>
@@ -10019,12 +8795,6 @@
         </w:tc>
       </w:tr>
       <w:tr>
-        <w:tblPrEx>
-          <w:tblCellMar>
-            <w:top w:w="0" w:type="dxa"/>
-            <w:bottom w:w="0" w:type="dxa"/>
-          </w:tblCellMar>
-        </w:tblPrEx>
         <w:trPr>
           <w:cantSplit/>
         </w:trPr>
@@ -10074,24 +8844,12 @@
               <w:spacing w:line="276" w:lineRule="auto"/>
             </w:pPr>
             <w:r>
-              <w:t>メインとサブのスコープを同時に表示します。対応機種では無線機側の機能を使い、非対応の機種（</w:t>
-            </w:r>
-            <w:r>
-              <w:t xml:space="preserve">IC-9700 </w:t>
-            </w:r>
-            <w:r>
-              <w:t>など）ではアプリ側で表示を切り替えます</w:t>
+              <w:t>メインとサブのスコープを同時に表示します。対応機種では無線機側の機能を使い、非対応の機種（IC-9700 など）ではアプリ側で表示を切り替えます</w:t>
             </w:r>
           </w:p>
         </w:tc>
       </w:tr>
       <w:tr>
-        <w:tblPrEx>
-          <w:tblCellMar>
-            <w:top w:w="0" w:type="dxa"/>
-            <w:bottom w:w="0" w:type="dxa"/>
-          </w:tblCellMar>
-        </w:tblPrEx>
         <w:trPr>
           <w:cantSplit/>
         </w:trPr>
@@ -10147,12 +8905,6 @@
         </w:tc>
       </w:tr>
       <w:tr>
-        <w:tblPrEx>
-          <w:tblCellMar>
-            <w:top w:w="0" w:type="dxa"/>
-            <w:bottom w:w="0" w:type="dxa"/>
-          </w:tblCellMar>
-        </w:tblPrEx>
         <w:trPr>
           <w:cantSplit/>
         </w:trPr>
@@ -10177,13 +8929,7 @@
               <w:spacing w:line="276" w:lineRule="auto"/>
             </w:pPr>
             <w:r>
-              <w:t>メイン</w:t>
-            </w:r>
-            <w:r>
-              <w:t>/</w:t>
-            </w:r>
-            <w:r>
-              <w:t>サブ</w:t>
+              <w:t>メイン/サブ</w:t>
             </w:r>
           </w:p>
         </w:tc>
@@ -10214,12 +8960,6 @@
         </w:tc>
       </w:tr>
       <w:tr>
-        <w:tblPrEx>
-          <w:tblCellMar>
-            <w:top w:w="0" w:type="dxa"/>
-            <w:bottom w:w="0" w:type="dxa"/>
-          </w:tblCellMar>
-        </w:tblPrEx>
         <w:trPr>
           <w:cantSplit/>
         </w:trPr>
@@ -10275,12 +9015,6 @@
         </w:tc>
       </w:tr>
       <w:tr>
-        <w:tblPrEx>
-          <w:tblCellMar>
-            <w:top w:w="0" w:type="dxa"/>
-            <w:bottom w:w="0" w:type="dxa"/>
-          </w:tblCellMar>
-        </w:tblPrEx>
         <w:trPr>
           <w:cantSplit/>
         </w:trPr>
@@ -10305,19 +9039,7 @@
               <w:spacing w:line="276" w:lineRule="auto"/>
             </w:pPr>
             <w:r>
-              <w:t>入れ替え</w:t>
-            </w:r>
-            <w:r>
-              <w:t xml:space="preserve"> / </w:t>
-            </w:r>
-            <w:r>
-              <w:t>メイン</w:t>
-            </w:r>
-            <w:r>
-              <w:t>=</w:t>
-            </w:r>
-            <w:r>
-              <w:t>サブ</w:t>
+              <w:t>入れ替え / メイン=サブ</w:t>
             </w:r>
           </w:p>
         </w:tc>
@@ -10342,13 +9064,7 @@
               <w:spacing w:line="276" w:lineRule="auto"/>
             </w:pPr>
             <w:r>
-              <w:t>メインとサブを入れ替える</w:t>
-            </w:r>
-            <w:r>
-              <w:t xml:space="preserve"> / </w:t>
-            </w:r>
-            <w:r>
-              <w:t>メインの内容をサブにコピーします（対応機種のみ）</w:t>
+              <w:t>メインとサブを入れ替える / メインの内容をサブにコピーします（対応機種のみ）</w:t>
             </w:r>
           </w:p>
         </w:tc>
@@ -10363,12 +9079,9 @@
       <w:pPr>
         <w:pStyle w:val="2"/>
       </w:pPr>
-      <w:bookmarkStart w:id="27" w:name="_Toc243509906"/>
-      <w:r>
-        <w:t xml:space="preserve">6.3 </w:t>
-      </w:r>
-      <w:r>
-        <w:t>スコープの詳細な操作</w:t>
+      <w:bookmarkStart w:id="27" w:name="_Toc243544659"/>
+      <w:r>
+        <w:t>6.3 スコープの詳細な操作</w:t>
       </w:r>
       <w:bookmarkEnd w:id="27"/>
     </w:p>
@@ -10389,46 +9102,7 @@
         <w:t>Spectrum Mode</w:t>
       </w:r>
       <w:r>
-        <w:t xml:space="preserve">: </w:t>
-      </w:r>
-      <w:r>
-        <w:t>スコープの表示モードを選びます。</w:t>
-      </w:r>
-      <w:r>
-        <w:t xml:space="preserve">Center / Scroll-C </w:t>
-      </w:r>
-      <w:r>
-        <w:t>では</w:t>
-      </w:r>
-      <w:r>
-        <w:t xml:space="preserve"> Span</w:t>
-      </w:r>
-      <w:r>
-        <w:t>、</w:t>
-      </w:r>
-      <w:r>
-        <w:t xml:space="preserve">Fixed / Scroll-F </w:t>
-      </w:r>
-      <w:r>
-        <w:t>では</w:t>
-      </w:r>
-      <w:r>
-        <w:t xml:space="preserve"> Fixed Edge</w:t>
-      </w:r>
-      <w:r>
-        <w:t>（</w:t>
-      </w:r>
-      <w:r>
-        <w:t>1</w:t>
-      </w:r>
-      <w:r>
-        <w:t>～</w:t>
-      </w:r>
-      <w:r>
-        <w:t>4</w:t>
-      </w:r>
-      <w:r>
-        <w:t>）を選べます。</w:t>
+        <w:t>: スコープの表示モードを選びます。Center / Scroll-C では Span、Fixed / Scroll-F では Fixed Edge（1～4）を選べます。</w:t>
       </w:r>
     </w:p>
     <w:p>
@@ -10448,16 +9122,7 @@
         <w:t>Custom Edge</w:t>
       </w:r>
       <w:r>
-        <w:t xml:space="preserve">: </w:t>
-      </w:r>
-      <w:r>
-        <w:t>開始・終了周波数（</w:t>
-      </w:r>
-      <w:r>
-        <w:t>MHz</w:t>
-      </w:r>
-      <w:r>
-        <w:t>）を入力して、選んでいるエッジを上書きします。</w:t>
+        <w:t>: 開始・終了周波数（MHz）を入力して、選んでいるエッジを上書きします。</w:t>
       </w:r>
     </w:p>
     <w:p>
@@ -10477,16 +9142,7 @@
         <w:t>To Fixed</w:t>
       </w:r>
       <w:r>
-        <w:t xml:space="preserve">: Center </w:t>
-      </w:r>
-      <w:r>
-        <w:t>モードで表示している範囲を、選んだエッジに書き込んで</w:t>
-      </w:r>
-      <w:r>
-        <w:t xml:space="preserve"> Fixed </w:t>
-      </w:r>
-      <w:r>
-        <w:t>モードにします。</w:t>
+        <w:t>: Center モードで表示している範囲を、選んだエッジに書き込んで Fixed モードにします。</w:t>
       </w:r>
     </w:p>
     <w:p>
@@ -10516,10 +9172,7 @@
         <w:t>Clear Peaks</w:t>
       </w:r>
       <w:r>
-        <w:t xml:space="preserve">: </w:t>
-      </w:r>
-      <w:r>
-        <w:t>表示のホールド、ピークホールドの消去（対応機種のみ）。</w:t>
+        <w:t>: 表示のホールド、ピークホールドの消去（対応機種のみ）。</w:t>
       </w:r>
     </w:p>
     <w:p>
@@ -10539,10 +9192,7 @@
         <w:t>Detach</w:t>
       </w:r>
       <w:r>
-        <w:t xml:space="preserve">: </w:t>
-      </w:r>
-      <w:r>
-        <w:t>スコープをメイン画面から切り離して、別のウィンドウにします。もう一度押すと元に戻ります。</w:t>
+        <w:t>: スコープをメイン画面から切り離して、別のウィンドウにします。もう一度押すと元に戻ります。</w:t>
       </w:r>
     </w:p>
     <w:p>
@@ -10562,19 +9212,7 @@
         <w:t>◀</w:t>
       </w:r>
       <w:r>
-        <w:t>（</w:t>
-      </w:r>
-      <w:r>
-        <w:t>Configure Scope</w:t>
-      </w:r>
-      <w:r>
-        <w:t>）</w:t>
-      </w:r>
-      <w:r>
-        <w:t xml:space="preserve">: </w:t>
-      </w:r>
-      <w:r>
-        <w:t>詳細設定パネルを開閉します。</w:t>
+        <w:t>（Configure Scope）: 詳細設定パネルを開閉します。</w:t>
       </w:r>
     </w:p>
     <w:tbl>
@@ -10600,12 +9238,6 @@
         <w:gridCol w:w="6238"/>
       </w:tblGrid>
       <w:tr>
-        <w:tblPrEx>
-          <w:tblCellMar>
-            <w:top w:w="0" w:type="dxa"/>
-            <w:bottom w:w="0" w:type="dxa"/>
-          </w:tblCellMar>
-        </w:tblPrEx>
         <w:trPr>
           <w:cantSplit/>
           <w:tblHeader/>
@@ -10673,12 +9305,6 @@
         </w:tc>
       </w:tr>
       <w:tr>
-        <w:tblPrEx>
-          <w:tblCellMar>
-            <w:top w:w="0" w:type="dxa"/>
-            <w:bottom w:w="0" w:type="dxa"/>
-          </w:tblCellMar>
-        </w:tblPrEx>
         <w:trPr>
           <w:cantSplit/>
         </w:trPr>
@@ -10734,12 +9360,6 @@
         </w:tc>
       </w:tr>
       <w:tr>
-        <w:tblPrEx>
-          <w:tblCellMar>
-            <w:top w:w="0" w:type="dxa"/>
-            <w:bottom w:w="0" w:type="dxa"/>
-          </w:tblCellMar>
-        </w:tblPrEx>
         <w:trPr>
           <w:cantSplit/>
         </w:trPr>
@@ -10795,12 +9415,6 @@
         </w:tc>
       </w:tr>
       <w:tr>
-        <w:tblPrEx>
-          <w:tblCellMar>
-            <w:top w:w="0" w:type="dxa"/>
-            <w:bottom w:w="0" w:type="dxa"/>
-          </w:tblCellMar>
-        </w:tblPrEx>
         <w:trPr>
           <w:cantSplit/>
         </w:trPr>
@@ -10856,12 +9470,6 @@
         </w:tc>
       </w:tr>
       <w:tr>
-        <w:tblPrEx>
-          <w:tblCellMar>
-            <w:top w:w="0" w:type="dxa"/>
-            <w:bottom w:w="0" w:type="dxa"/>
-          </w:tblCellMar>
-        </w:tblPrEx>
         <w:trPr>
           <w:cantSplit/>
         </w:trPr>
@@ -10911,24 +9519,12 @@
               <w:spacing w:line="276" w:lineRule="auto"/>
             </w:pPr>
             <w:r>
-              <w:t>ウォーターフォールの流れる速さ（</w:t>
-            </w:r>
-            <w:r>
-              <w:t>Fast / Mid / Slow</w:t>
-            </w:r>
-            <w:r>
-              <w:t>）</w:t>
+              <w:t>ウォーターフォールの流れる速さ（Fast / Mid / Slow）</w:t>
             </w:r>
           </w:p>
         </w:tc>
       </w:tr>
       <w:tr>
-        <w:tblPrEx>
-          <w:tblCellMar>
-            <w:top w:w="0" w:type="dxa"/>
-            <w:bottom w:w="0" w:type="dxa"/>
-          </w:tblCellMar>
-        </w:tblPrEx>
         <w:trPr>
           <w:cantSplit/>
         </w:trPr>
@@ -10978,24 +9574,12 @@
               <w:spacing w:line="276" w:lineRule="auto"/>
             </w:pPr>
             <w:r>
-              <w:t>配色（</w:t>
-            </w:r>
-            <w:r>
-              <w:t>Jet / Cold / Hot / Therm / Night / Ion / Gray / Geo / Hues / Polar / Spect / Candy</w:t>
-            </w:r>
-            <w:r>
-              <w:t>）</w:t>
+              <w:t>配色（Jet / Cold / Hot / Therm / Night / Ion / Gray / Geo / Hues / Polar / Spect / Candy）</w:t>
             </w:r>
           </w:p>
         </w:tc>
       </w:tr>
       <w:tr>
-        <w:tblPrEx>
-          <w:tblCellMar>
-            <w:top w:w="0" w:type="dxa"/>
-            <w:bottom w:w="0" w:type="dxa"/>
-          </w:tblCellMar>
-        </w:tblPrEx>
         <w:trPr>
           <w:cantSplit/>
         </w:trPr>
@@ -11020,19 +9604,7 @@
               <w:spacing w:line="276" w:lineRule="auto"/>
             </w:pPr>
             <w:r>
-              <w:t>PBT Inner / Outer</w:t>
-            </w:r>
-            <w:r>
-              <w:t>、</w:t>
-            </w:r>
-            <w:r>
-              <w:t>IF Shift</w:t>
-            </w:r>
-            <w:r>
-              <w:t>、</w:t>
-            </w:r>
-            <w:r>
-              <w:t>Fill Width</w:t>
+              <w:t>PBT Inner / Outer、IF Shift、Fill Width</w:t>
             </w:r>
           </w:p>
         </w:tc>
@@ -11057,30 +9629,12 @@
               <w:spacing w:line="276" w:lineRule="auto"/>
             </w:pPr>
             <w:r>
-              <w:t>パスバンドチューニング、</w:t>
-            </w:r>
-            <w:r>
-              <w:t xml:space="preserve">IF </w:t>
-            </w:r>
-            <w:r>
-              <w:t>シフト（</w:t>
-            </w:r>
-            <w:r>
-              <w:t xml:space="preserve">R </w:t>
-            </w:r>
-            <w:r>
-              <w:t>で中央に戻す）、フィルター幅の表示（対応機種のみ）</w:t>
+              <w:t>パスバンドチューニング、IF シフト（R で中央に戻す）、フィルター幅の表示（対応機種のみ）</w:t>
             </w:r>
           </w:p>
         </w:tc>
       </w:tr>
       <w:tr>
-        <w:tblPrEx>
-          <w:tblCellMar>
-            <w:top w:w="0" w:type="dxa"/>
-            <w:bottom w:w="0" w:type="dxa"/>
-          </w:tblCellMar>
-        </w:tblPrEx>
         <w:trPr>
           <w:cantSplit/>
         </w:trPr>
@@ -11130,13 +9684,7 @@
               <w:spacing w:line="276" w:lineRule="auto"/>
             </w:pPr>
             <w:r>
-              <w:t>スコープ機能の有効</w:t>
-            </w:r>
-            <w:r>
-              <w:t xml:space="preserve"> / </w:t>
-            </w:r>
-            <w:r>
-              <w:t>無効</w:t>
+              <w:t>スコープ機能の有効 / 無効</w:t>
             </w:r>
           </w:p>
         </w:tc>
@@ -11152,13 +9700,7 @@
         <w:spacing w:after="120" w:line="300" w:lineRule="auto"/>
       </w:pPr>
       <w:r>
-        <w:t>スペクトラム</w:t>
-      </w:r>
-      <w:r>
-        <w:t xml:space="preserve"> / </w:t>
-      </w:r>
-      <w:r>
-        <w:t>ウォーターフォールの表示部分をクリックしたり、マウスホイールを回したりして、選局やスクロールもできます。無線機がスコープ機能に対応していない場合、スコープと関連するボタンは表示されません。</w:t>
+        <w:t>スペクトラム / ウォーターフォールの表示部分をクリックしたり、マウスホイールを回したりして、選局やスクロールもできます。無線機がスコープ機能に対応していない場合、スコープと関連するボタンは表示されません。</w:t>
       </w:r>
     </w:p>
     <w:p>
@@ -11166,13 +9708,10 @@
         <w:pStyle w:val="1"/>
         <w:pageBreakBefore/>
       </w:pPr>
-      <w:bookmarkStart w:id="28" w:name="_Toc243509907"/>
+      <w:bookmarkStart w:id="28" w:name="_Toc243544660"/>
       <w:r>
         <w:lastRenderedPageBreak/>
-        <w:t xml:space="preserve">7. </w:t>
-      </w:r>
-      <w:r>
-        <w:t>送信の操作</w:t>
+        <w:t>7. 送信の操作</w:t>
       </w:r>
       <w:bookmarkEnd w:id="28"/>
     </w:p>
@@ -11180,12 +9719,9 @@
       <w:pPr>
         <w:pStyle w:val="2"/>
       </w:pPr>
-      <w:bookmarkStart w:id="29" w:name="_Toc243509908"/>
-      <w:r>
-        <w:t xml:space="preserve">7.1 </w:t>
-      </w:r>
-      <w:r>
-        <w:t>送信</w:t>
+      <w:bookmarkStart w:id="29" w:name="_Toc243544661"/>
+      <w:r>
+        <w:t>7.1 送信</w:t>
       </w:r>
       <w:bookmarkEnd w:id="29"/>
     </w:p>
@@ -11201,10 +9737,7 @@
         <w:t>送信</w:t>
       </w:r>
       <w:r>
-        <w:t xml:space="preserve"> </w:t>
-      </w:r>
-      <w:r>
-        <w:t>を押すと送信状態になり、もう一度押すと受信に戻ります。送信ボタンは普段から薄緑色の背景で表示され、送信中は「送信中」の文字が赤く表示されます。</w:t>
+        <w:t xml:space="preserve"> を押すと送信状態になり、もう一度押すと受信に戻ります。送信ボタンは普段から薄緑色の背景で表示され、送信中は「送信中」の文字が赤く表示されます。</w:t>
       </w:r>
     </w:p>
     <w:p>
@@ -11271,12 +9804,9 @@
       <w:pPr>
         <w:pStyle w:val="2"/>
       </w:pPr>
-      <w:bookmarkStart w:id="30" w:name="_Toc243509909"/>
-      <w:r>
-        <w:t xml:space="preserve">7.2 </w:t>
-      </w:r>
-      <w:r>
-        <w:t>チューン（アンテナチューナー）</w:t>
+      <w:bookmarkStart w:id="30" w:name="_Toc243544662"/>
+      <w:r>
+        <w:t>7.2 チューン（アンテナチューナー）</w:t>
       </w:r>
       <w:bookmarkEnd w:id="30"/>
     </w:p>
@@ -11285,10 +9815,7 @@
         <w:spacing w:after="120" w:line="300" w:lineRule="auto"/>
       </w:pPr>
       <w:r>
-        <w:t>「アンテナチューナー」をチェックしてから</w:t>
-      </w:r>
-      <w:r>
-        <w:t xml:space="preserve"> </w:t>
+        <w:t xml:space="preserve">「アンテナチューナー」をチェックしてから </w:t>
       </w:r>
       <w:r>
         <w:rPr>
@@ -11298,22 +9825,16 @@
         <w:t>チューン</w:t>
       </w:r>
       <w:r>
-        <w:t xml:space="preserve"> </w:t>
-      </w:r>
-      <w:r>
-        <w:t>を押すと、対応している無線機でオートアンテナチューナーのチューニングを始めます。チューニング中は送信状態になることがあるので、アンテナと出力を必ず確認してください。</w:t>
+        <w:t xml:space="preserve"> を押すと、対応している無線機でオートアンテナチューナーのチューニングを始めます。チューニング中は送信状態になることがあるので、アンテナと出力を必ず確認してください。</w:t>
       </w:r>
     </w:p>
     <w:p>
       <w:pPr>
         <w:pStyle w:val="2"/>
       </w:pPr>
-      <w:bookmarkStart w:id="31" w:name="_Toc243509910"/>
-      <w:r>
-        <w:t xml:space="preserve">7.3 CW </w:t>
-      </w:r>
-      <w:r>
-        <w:t>送信</w:t>
+      <w:bookmarkStart w:id="31" w:name="_Toc243544663"/>
+      <w:r>
+        <w:t>7.3 CW 送信</w:t>
       </w:r>
       <w:bookmarkEnd w:id="31"/>
     </w:p>
@@ -11326,32 +9847,10 @@
           <w:b/>
           <w:bCs/>
         </w:rPr>
-        <w:t>CW</w:t>
-      </w:r>
-      <w:r>
-        <w:rPr>
-          <w:b/>
-          <w:bCs/>
-        </w:rPr>
-        <w:t>送信</w:t>
-      </w:r>
-      <w:r>
-        <w:t xml:space="preserve"> </w:t>
-      </w:r>
-      <w:r>
-        <w:t>を押すと、</w:t>
-      </w:r>
-      <w:r>
-        <w:t xml:space="preserve">CW </w:t>
-      </w:r>
-      <w:r>
-        <w:t>送信のウィンドウが開きます。マクロや文字を送信する前に、速度、サイドトーン、送信する</w:t>
-      </w:r>
-      <w:r>
-        <w:t xml:space="preserve"> VFO</w:t>
-      </w:r>
-      <w:r>
-        <w:t>、モードを確認してください。</w:t>
+        <w:t>CW送信</w:t>
+      </w:r>
+      <w:r>
+        <w:t xml:space="preserve"> を押すと、CW 送信のウィンドウが開きます。マクロや文字を送信する前に、速度、サイドトーン、送信する VFO、モードを確認してください。</w:t>
       </w:r>
     </w:p>
     <w:p>
@@ -11359,19 +9858,10 @@
         <w:pStyle w:val="1"/>
         <w:pageBreakBefore/>
       </w:pPr>
-      <w:bookmarkStart w:id="32" w:name="_Toc243509911"/>
+      <w:bookmarkStart w:id="32" w:name="_Toc243544664"/>
       <w:r>
         <w:lastRenderedPageBreak/>
-        <w:t xml:space="preserve">8. </w:t>
-      </w:r>
-      <w:r>
-        <w:t>レピーター</w:t>
-      </w:r>
-      <w:r>
-        <w:t xml:space="preserve"> / </w:t>
-      </w:r>
-      <w:r>
-        <w:t>スプリット</w:t>
+        <w:t>8. レピーター / スプリット</w:t>
       </w:r>
       <w:bookmarkEnd w:id="32"/>
     </w:p>
@@ -11387,22 +9877,16 @@
         <w:t>レピータ／スプリット</w:t>
       </w:r>
       <w:r>
-        <w:t xml:space="preserve"> </w:t>
-      </w:r>
-      <w:r>
-        <w:t>を押すと、レピーター、トーン、オフセット、スプリットの設定画面が開きます。</w:t>
+        <w:t xml:space="preserve"> を押すと、レピーター、トーン、オフセット、スプリットの設定画面が開きます。</w:t>
       </w:r>
     </w:p>
     <w:p>
       <w:pPr>
         <w:pStyle w:val="2"/>
       </w:pPr>
-      <w:bookmarkStart w:id="33" w:name="_Toc243509912"/>
-      <w:r>
-        <w:t xml:space="preserve">8.1 </w:t>
-      </w:r>
-      <w:r>
-        <w:t>デュプレックス（レピーター）</w:t>
+      <w:bookmarkStart w:id="33" w:name="_Toc243544665"/>
+      <w:r>
+        <w:t>8.1 デュプレックス（レピーター）</w:t>
       </w:r>
       <w:bookmarkEnd w:id="33"/>
     </w:p>
@@ -11423,10 +9907,7 @@
         <w:t>Simplex / Dup+ / Dup- / Auto</w:t>
       </w:r>
       <w:r>
-        <w:t xml:space="preserve">: </w:t>
-      </w:r>
-      <w:r>
-        <w:t>送受信の周波数差の方向を選びます（レピーターモードを持つ機種）。</w:t>
+        <w:t>: 送受信の周波数差の方向を選びます（レピーターモードを持つ機種）。</w:t>
       </w:r>
     </w:p>
     <w:p>
@@ -11446,13 +9927,7 @@
         <w:t>Set Offset (MHz)</w:t>
       </w:r>
       <w:r>
-        <w:t xml:space="preserve"> </w:t>
-      </w:r>
-      <w:r>
-        <w:t>欄と</w:t>
-      </w:r>
-      <w:r>
-        <w:t xml:space="preserve"> </w:t>
+        <w:t xml:space="preserve"> 欄と </w:t>
       </w:r>
       <w:r>
         <w:rPr>
@@ -11462,40 +9937,16 @@
         <w:t>Set</w:t>
       </w:r>
       <w:r>
-        <w:t xml:space="preserve">: </w:t>
-      </w:r>
-      <w:r>
-        <w:t>オフセット量を</w:t>
-      </w:r>
-      <w:r>
-        <w:t xml:space="preserve"> MHz </w:t>
-      </w:r>
-      <w:r>
-        <w:t>で入力して無線機に送ります（</w:t>
-      </w:r>
-      <w:r>
-        <w:t xml:space="preserve">Enter </w:t>
-      </w:r>
-      <w:r>
-        <w:t>キーでも送れます）。スプリットで運用する機種では、</w:t>
-      </w:r>
-      <w:r>
-        <w:t xml:space="preserve">8.2 </w:t>
-      </w:r>
-      <w:r>
-        <w:t>節のオフセット機能を使ってください。</w:t>
+        <w:t>: オフセット量を MHz で入力して無線機に送ります（Enter キーでも送れます）。スプリットで運用する機種では、8.2 節のオフセット機能を使ってください。</w:t>
       </w:r>
     </w:p>
     <w:p>
       <w:pPr>
         <w:pStyle w:val="2"/>
       </w:pPr>
-      <w:bookmarkStart w:id="34" w:name="_Toc243509913"/>
-      <w:r>
-        <w:t xml:space="preserve">8.2 </w:t>
-      </w:r>
-      <w:r>
-        <w:t>スプリット</w:t>
+      <w:bookmarkStart w:id="34" w:name="_Toc243544666"/>
+      <w:r>
+        <w:t>8.2 スプリット</w:t>
       </w:r>
       <w:bookmarkEnd w:id="34"/>
     </w:p>
@@ -11516,10 +9967,7 @@
         <w:t>Split On / Split Off</w:t>
       </w:r>
       <w:r>
-        <w:t xml:space="preserve">: </w:t>
-      </w:r>
-      <w:r>
-        <w:t>スプリット動作を切り替えます。</w:t>
+        <w:t>: スプリット動作を切り替えます。</w:t>
       </w:r>
     </w:p>
     <w:p>
@@ -11539,10 +9987,7 @@
         <w:t>QuickSplit</w:t>
       </w:r>
       <w:r>
-        <w:t xml:space="preserve">: </w:t>
-      </w:r>
-      <w:r>
-        <w:t>簡易スプリットモードを有効にします（対応機種のみ表示）。</w:t>
+        <w:t>: 簡易スプリットモードを有効にします（対応機種のみ表示）。</w:t>
       </w:r>
     </w:p>
     <w:p>
@@ -11562,16 +10007,7 @@
         <w:t>Set Rpt Tone</w:t>
       </w:r>
       <w:r>
-        <w:t xml:space="preserve">: </w:t>
-      </w:r>
-      <w:r>
-        <w:t>送信（サブ）</w:t>
-      </w:r>
-      <w:r>
-        <w:t xml:space="preserve">VFO </w:t>
-      </w:r>
-      <w:r>
-        <w:t>側のトーンを自動で設定します。</w:t>
+        <w:t>: 送信（サブ）VFO 側のトーンを自動で設定します。</w:t>
       </w:r>
     </w:p>
     <w:p>
@@ -11591,10 +10027,7 @@
         <w:t>AutoTrack</w:t>
       </w:r>
       <w:r>
-        <w:t xml:space="preserve">: Split On </w:t>
-      </w:r>
-      <w:r>
-        <w:t>のとき、受信周波数を変えるたびに送信周波数を追従させます。</w:t>
+        <w:t>: Split On のとき、受信周波数を変えるたびに送信周波数を追従させます。</w:t>
       </w:r>
     </w:p>
     <w:p>
@@ -11614,44 +10047,25 @@
         <w:t>Offset (KHz)</w:t>
       </w:r>
       <w:r>
-        <w:t xml:space="preserve"> </w:t>
-      </w:r>
-      <w:r>
-        <w:t>欄と</w:t>
-      </w:r>
-      <w:r>
-        <w:t xml:space="preserve"> </w:t>
+        <w:t xml:space="preserve"> 欄と </w:t>
+      </w:r>
+      <w:r>
+        <w:rPr>
+          <w:rFonts w:hint="eastAsia"/>
+          <w:b/>
+          <w:bCs/>
+        </w:rPr>
+        <w:t>スプリット</w:t>
       </w:r>
       <w:r>
         <w:rPr>
           <w:b/>
           <w:bCs/>
         </w:rPr>
-        <w:t>Split+ / Split-</w:t>
-      </w:r>
-      <w:r>
-        <w:t xml:space="preserve">: </w:t>
-      </w:r>
-      <w:r>
-        <w:t>受信周波数</w:t>
-      </w:r>
-      <w:r>
-        <w:t xml:space="preserve"> ± </w:t>
-      </w:r>
-      <w:r>
-        <w:t>オフセットを計算して、サブ</w:t>
-      </w:r>
-      <w:r>
-        <w:t xml:space="preserve"> VFO</w:t>
-      </w:r>
-      <w:r>
-        <w:t>（と</w:t>
-      </w:r>
-      <w:r>
-        <w:t xml:space="preserve"> Tx Freq </w:t>
-      </w:r>
-      <w:r>
-        <w:t>欄）に反映します。</w:t>
+        <w:t>+ / スプリット-</w:t>
+      </w:r>
+      <w:r>
+        <w:t>: 受信周波数 ± オフセットを計算して、サブ VFO（と Tx Freq 欄）に反映します。</w:t>
       </w:r>
     </w:p>
     <w:p>
@@ -11671,13 +10085,7 @@
         <w:t>Tx Freq (MHz)</w:t>
       </w:r>
       <w:r>
-        <w:t xml:space="preserve"> </w:t>
-      </w:r>
-      <w:r>
-        <w:t>欄と</w:t>
-      </w:r>
-      <w:r>
-        <w:t xml:space="preserve"> </w:t>
+        <w:t xml:space="preserve"> 欄と </w:t>
       </w:r>
       <w:r>
         <w:rPr>
@@ -11687,22 +10095,16 @@
         <w:t>Set</w:t>
       </w:r>
       <w:r>
-        <w:t xml:space="preserve">: </w:t>
-      </w:r>
-      <w:r>
-        <w:t>送信周波数を直接指定します。</w:t>
+        <w:t>: 送信周波数を直接指定します。</w:t>
       </w:r>
     </w:p>
     <w:p>
       <w:pPr>
         <w:pStyle w:val="2"/>
       </w:pPr>
-      <w:bookmarkStart w:id="35" w:name="_Toc243509914"/>
-      <w:r>
-        <w:t xml:space="preserve">8.3 VFO / </w:t>
-      </w:r>
-      <w:r>
-        <w:t>メイン・サブの操作</w:t>
+      <w:bookmarkStart w:id="35" w:name="_Toc243544667"/>
+      <w:r>
+        <w:t>8.3 VFO / メイン・サブの操作</w:t>
       </w:r>
       <w:bookmarkEnd w:id="35"/>
     </w:p>
@@ -11711,64 +10113,16 @@
         <w:spacing w:after="120" w:line="300" w:lineRule="auto"/>
       </w:pPr>
       <w:r>
-        <w:t>VFO A / VFO B</w:t>
-      </w:r>
-      <w:r>
-        <w:t>、</w:t>
-      </w:r>
-      <w:r>
-        <w:t>A=B</w:t>
-      </w:r>
-      <w:r>
-        <w:t>、</w:t>
-      </w:r>
-      <w:r>
-        <w:t>Swap AB</w:t>
-      </w:r>
-      <w:r>
-        <w:t>（一部の機種は非対応）、</w:t>
-      </w:r>
-      <w:r>
-        <w:t>Main / Sub</w:t>
-      </w:r>
-      <w:r>
-        <w:t>、</w:t>
-      </w:r>
-      <w:r>
-        <w:t>M=&gt;S</w:t>
-      </w:r>
-      <w:r>
-        <w:t>、</w:t>
-      </w:r>
-      <w:r>
-        <w:t xml:space="preserve">Swap MS </w:t>
-      </w:r>
-      <w:r>
-        <w:t>のボタンで、</w:t>
-      </w:r>
-      <w:r>
-        <w:t xml:space="preserve">VFO </w:t>
-      </w:r>
-      <w:r>
-        <w:t>やメイン・サブを操作します。ボタンは、無線機の機能に合わせて自動的に有効</w:t>
-      </w:r>
-      <w:r>
-        <w:t xml:space="preserve"> / </w:t>
-      </w:r>
-      <w:r>
-        <w:t>無効になります。</w:t>
+        <w:t>VFO A / VFO B、A=B、Swap AB（一部の機種は非対応）、Main / Sub、M=&gt;S、Swap MS のボタンで、VFO やメイン・サブを操作します。ボタンは、無線機の機能に合わせて自動的に有効 / 無効になります。</w:t>
       </w:r>
     </w:p>
     <w:p>
       <w:pPr>
         <w:pStyle w:val="2"/>
       </w:pPr>
-      <w:bookmarkStart w:id="36" w:name="_Toc243509915"/>
-      <w:r>
-        <w:t xml:space="preserve">8.4 </w:t>
-      </w:r>
-      <w:r>
-        <w:t>トーン</w:t>
+      <w:bookmarkStart w:id="36" w:name="_Toc243544668"/>
+      <w:r>
+        <w:t>8.4 トーン</w:t>
       </w:r>
       <w:bookmarkEnd w:id="36"/>
     </w:p>
@@ -11777,22 +10131,7 @@
         <w:spacing w:after="120" w:line="300" w:lineRule="auto"/>
       </w:pPr>
       <w:r>
-        <w:t xml:space="preserve">FM </w:t>
-      </w:r>
-      <w:r>
-        <w:t>モードでのみ操作できます（</w:t>
-      </w:r>
-      <w:r>
-        <w:t xml:space="preserve">FM </w:t>
-      </w:r>
-      <w:r>
-        <w:t>以外では「</w:t>
-      </w:r>
-      <w:r>
-        <w:t>Only available in FM</w:t>
-      </w:r>
-      <w:r>
-        <w:t>」と表示されます）。</w:t>
+        <w:t>FM モードでのみ操作できます（FM 以外では「Only available in FM」と表示されます）。</w:t>
       </w:r>
     </w:p>
     <w:p>
@@ -11812,10 +10151,7 @@
         <w:t>None / Tone / TSQL / DTCS</w:t>
       </w:r>
       <w:r>
-        <w:t xml:space="preserve">: </w:t>
-      </w:r>
-      <w:r>
-        <w:t>トーンの種類を選びます。</w:t>
+        <w:t>: トーンの種類を選びます。</w:t>
       </w:r>
     </w:p>
     <w:p>
@@ -11835,28 +10171,7 @@
         <w:t>Tone / TSQL / DTCS</w:t>
       </w:r>
       <w:r>
-        <w:t xml:space="preserve"> </w:t>
-      </w:r>
-      <w:r>
-        <w:t>の選択欄</w:t>
-      </w:r>
-      <w:r>
-        <w:t xml:space="preserve">: </w:t>
-      </w:r>
-      <w:r>
-        <w:t>送信トーン周波数、トーンスケルチ周波数、</w:t>
-      </w:r>
-      <w:r>
-        <w:t xml:space="preserve">DTCS </w:t>
-      </w:r>
-      <w:r>
-        <w:t>コードを選びます。</w:t>
-      </w:r>
-      <w:r>
-        <w:t xml:space="preserve">DTCS Invert Tx / Rx </w:t>
-      </w:r>
-      <w:r>
-        <w:t>で、送受信の極性を反転できます。</w:t>
+        <w:t xml:space="preserve"> の選択欄: 送信トーン周波数、トーンスケルチ周波数、DTCS コードを選びます。DTCS Invert Tx / Rx で、送受信の極性を反転できます。</w:t>
       </w:r>
     </w:p>
     <w:p>
@@ -11876,22 +10191,7 @@
         <w:t>Set Sub VFO</w:t>
       </w:r>
       <w:r>
-        <w:t xml:space="preserve">: </w:t>
-      </w:r>
-      <w:r>
-        <w:t>サブ</w:t>
-      </w:r>
-      <w:r>
-        <w:t xml:space="preserve"> VFO </w:t>
-      </w:r>
-      <w:r>
-        <w:t>側にも同じトーンを設定します（一部の機種のみ。</w:t>
-      </w:r>
-      <w:r>
-        <w:t xml:space="preserve">DTCS </w:t>
-      </w:r>
-      <w:r>
-        <w:t>では使えません）。</w:t>
+        <w:t>: サブ VFO 側にも同じトーンを設定します（一部の機種のみ。DTCS では使えません）。</w:t>
       </w:r>
     </w:p>
     <w:p>
@@ -11899,13 +10199,10 @@
         <w:pStyle w:val="1"/>
         <w:pageBreakBefore/>
       </w:pPr>
-      <w:bookmarkStart w:id="37" w:name="_Toc243509916"/>
+      <w:bookmarkStart w:id="37" w:name="_Toc243544669"/>
       <w:r>
         <w:lastRenderedPageBreak/>
-        <w:t xml:space="preserve">9. </w:t>
-      </w:r>
-      <w:r>
-        <w:t>メモリー</w:t>
+        <w:t>9. メモリー</w:t>
       </w:r>
       <w:bookmarkEnd w:id="37"/>
     </w:p>
@@ -11921,22 +10218,16 @@
         <w:t>メモリーモード</w:t>
       </w:r>
       <w:r>
-        <w:t xml:space="preserve"> </w:t>
-      </w:r>
-      <w:r>
-        <w:t>を押すと、メモリーの画面が開きます。無線機がメモリーの読み書きに対応している場合、メモリーチャンネルの読み出し、保存、呼び出しができます。</w:t>
+        <w:t xml:space="preserve"> を押すと、メモリーの画面が開きます。無線機がメモリーの読み書きに対応している場合、メモリーチャンネルの読み出し、保存、呼び出しができます。</w:t>
       </w:r>
     </w:p>
     <w:p>
       <w:pPr>
         <w:pStyle w:val="2"/>
       </w:pPr>
-      <w:bookmarkStart w:id="38" w:name="_Toc243509917"/>
-      <w:r>
-        <w:t xml:space="preserve">9.1 </w:t>
-      </w:r>
-      <w:r>
-        <w:t>画面の構成</w:t>
+      <w:bookmarkStart w:id="38" w:name="_Toc243544670"/>
+      <w:r>
+        <w:t>9.1 画面の構成</w:t>
       </w:r>
       <w:bookmarkEnd w:id="38"/>
     </w:p>
@@ -11957,16 +10248,7 @@
         <w:t>group</w:t>
       </w:r>
       <w:r>
-        <w:t xml:space="preserve">: </w:t>
-      </w:r>
-      <w:r>
-        <w:t>メモリーグループを選びます。衛星通信に対応した機種では「</w:t>
-      </w:r>
-      <w:r>
-        <w:t>Satellite</w:t>
-      </w:r>
-      <w:r>
-        <w:t>」も選べます。</w:t>
+        <w:t>: メモリーグループを選びます。衛星通信に対応した機種では「Satellite」も選べます。</w:t>
       </w:r>
     </w:p>
     <w:p>
@@ -11986,32 +10268,21 @@
         <w:t>メモリー一覧</w:t>
       </w:r>
       <w:r>
-        <w:t xml:space="preserve">: </w:t>
-      </w:r>
-      <w:r>
-        <w:t>番号、名前、周波数、モード、フィルター、デュプレックス、トーン、</w:t>
-      </w:r>
-      <w:r>
-        <w:t>DTCS</w:t>
-      </w:r>
-      <w:r>
-        <w:t>、ステップなどの列があります。列が多いので、横にスクロールして確認してください。各行の先頭に</w:t>
-      </w:r>
-      <w:r>
-        <w:t xml:space="preserve"> </w:t>
+        <w:t xml:space="preserve">: 番号、名前、周波数、モード、フィルター、デュプレックス、トーン、DTCS、ステップなどの列があります。列が多いので、横にスクロールして確認してください。各行の先頭に </w:t>
       </w:r>
       <w:r>
         <w:rPr>
+          <w:rFonts w:hint="eastAsia"/>
           <w:b/>
           <w:bCs/>
         </w:rPr>
-        <w:t>Recall</w:t>
-      </w:r>
-      <w:r>
-        <w:t xml:space="preserve"> </w:t>
-      </w:r>
-      <w:r>
-        <w:t>ボタンがあります。</w:t>
+        <w:t>呼出</w:t>
+      </w:r>
+      <w:r>
+        <w:rPr>
+          <w:bCs/>
+        </w:rPr>
+        <w:t xml:space="preserve"> ボタンがあります。</w:t>
       </w:r>
     </w:p>
     <w:p>
@@ -12031,10 +10302,7 @@
         <w:t>disableEditing</w:t>
       </w:r>
       <w:r>
-        <w:t xml:space="preserve">: </w:t>
-      </w:r>
-      <w:r>
-        <w:t>最初はチェックされています（編集禁止）。チェックを外すと、一覧をダブルクリックして直接編集できます。このチェックは、管理者モードで接続しているときだけ操作できます。</w:t>
+        <w:t>: 最初はチェックされています（編集禁止）。チェックを外すと、一覧をダブルクリックして直接編集できます。このチェックは、管理者モードで接続しているときだけ操作できます。</w:t>
       </w:r>
     </w:p>
     <w:p>
@@ -12048,22 +10316,30 @@
       </w:pPr>
       <w:r>
         <w:rPr>
+          <w:rFonts w:hint="eastAsia"/>
           <w:b/>
           <w:bCs/>
         </w:rPr>
-        <w:t>Start Scan / Stop Scan</w:t>
-      </w:r>
-      <w:r>
-        <w:t xml:space="preserve">: </w:t>
-      </w:r>
-      <w:r>
-        <w:t>メモリースキャンを開始</w:t>
-      </w:r>
-      <w:r>
+        <w:t>スキャン開始</w:t>
+      </w:r>
+      <w:r>
+        <w:rPr>
+          <w:bCs/>
+        </w:rPr>
         <w:t xml:space="preserve"> / </w:t>
       </w:r>
       <w:r>
-        <w:t>停止します（対応機種のみ）。</w:t>
+        <w:rPr>
+          <w:b/>
+          <w:bCs/>
+        </w:rPr>
+        <w:t>スキャン停止</w:t>
+      </w:r>
+      <w:r>
+        <w:rPr>
+          <w:bCs/>
+        </w:rPr>
+        <w:t>: メモリースキャンを開始 / 停止します（対応機種のみ）。</w:t>
       </w:r>
     </w:p>
     <w:p>
@@ -12083,34 +10359,7 @@
         <w:t>.csv Import / .csv Export</w:t>
       </w:r>
       <w:r>
-        <w:t xml:space="preserve">: </w:t>
-      </w:r>
-      <w:r>
-        <w:t>メモリーの内容を</w:t>
-      </w:r>
-      <w:r>
-        <w:t xml:space="preserve"> CSV </w:t>
-      </w:r>
-      <w:r>
-        <w:t>ファイルで読み込み</w:t>
-      </w:r>
-      <w:r>
-        <w:t xml:space="preserve"> / </w:t>
-      </w:r>
-      <w:r>
-        <w:t>書き出しします。</w:t>
-      </w:r>
-      <w:r>
-        <w:t xml:space="preserve">Import </w:t>
-      </w:r>
-      <w:r>
-        <w:t>は</w:t>
-      </w:r>
-      <w:r>
-        <w:t xml:space="preserve"> disableEditing </w:t>
-      </w:r>
-      <w:r>
-        <w:t>を外したときだけ使えます。</w:t>
+        <w:t>: メモリーの内容を CSV ファイルで読み込み / 書き出しします。Import は disableEditing を外したときだけ使えます。</w:t>
       </w:r>
     </w:p>
     <w:p>
@@ -12124,34 +10373,39 @@
       </w:pPr>
       <w:r>
         <w:rPr>
+          <w:rFonts w:hint="eastAsia"/>
           <w:b/>
           <w:bCs/>
         </w:rPr>
-        <w:t>Select Memory Mode / Select VFO Mode</w:t>
-      </w:r>
-      <w:r>
-        <w:t xml:space="preserve">: </w:t>
-      </w:r>
-      <w:r>
-        <w:t>メモリーモードと</w:t>
-      </w:r>
-      <w:r>
-        <w:t xml:space="preserve"> VFO </w:t>
-      </w:r>
-      <w:r>
-        <w:t>モードを切り替えます。</w:t>
+        <w:t>メモリーモードを選択</w:t>
+      </w:r>
+      <w:r>
+        <w:rPr>
+          <w:bCs/>
+        </w:rPr>
+        <w:t xml:space="preserve"> / </w:t>
+      </w:r>
+      <w:r>
+        <w:rPr>
+          <w:b/>
+          <w:bCs/>
+        </w:rPr>
+        <w:t>VFO モードを選択</w:t>
+      </w:r>
+      <w:r>
+        <w:rPr>
+          <w:bCs/>
+        </w:rPr>
+        <w:t>: メモリーモードと VFO モードを切り替えます。</w:t>
       </w:r>
     </w:p>
     <w:p>
       <w:pPr>
         <w:pStyle w:val="2"/>
       </w:pPr>
-      <w:bookmarkStart w:id="39" w:name="_Toc243509918"/>
-      <w:r>
-        <w:t xml:space="preserve">9.2 </w:t>
-      </w:r>
-      <w:r>
-        <w:t>メモリーを呼び出す</w:t>
+      <w:bookmarkStart w:id="39" w:name="_Toc243544671"/>
+      <w:r>
+        <w:t>9.2 メモリーを呼び出す</w:t>
       </w:r>
       <w:bookmarkEnd w:id="39"/>
     </w:p>
@@ -12165,6 +10419,9 @@
         <w:spacing w:after="60" w:line="290" w:lineRule="auto"/>
       </w:pPr>
       <w:r>
+        <w:rPr>
+          <w:rFonts w:hint="eastAsia"/>
+        </w:rPr>
         <w:t>呼び出したい行の</w:t>
       </w:r>
       <w:r>
@@ -12173,15 +10430,11 @@
       <w:r>
         <w:rPr>
           <w:b/>
-          <w:bCs/>
         </w:rPr>
-        <w:t>Recall</w:t>
-      </w:r>
-      <w:r>
-        <w:t xml:space="preserve"> </w:t>
-      </w:r>
-      <w:r>
-        <w:t>を押します。</w:t>
+        <w:t>呼出</w:t>
+      </w:r>
+      <w:r>
+        <w:t xml:space="preserve"> を押します。</w:t>
       </w:r>
     </w:p>
     <w:p>
@@ -12194,13 +10447,7 @@
         <w:spacing w:after="60" w:line="290" w:lineRule="auto"/>
       </w:pPr>
       <w:r>
-        <w:t>メモリー番号が選ばれ、無線機から</w:t>
-      </w:r>
-      <w:r>
-        <w:t xml:space="preserve"> VFO </w:t>
-      </w:r>
-      <w:r>
-        <w:t>の周波数とモードを読み直します。</w:t>
+        <w:t>メモリー番号が選ばれ、無線機から VFO の周波数とモードを読み直します。</w:t>
       </w:r>
     </w:p>
     <w:p>
@@ -12220,18 +10467,9 @@
       <w:pPr>
         <w:pStyle w:val="2"/>
       </w:pPr>
-      <w:bookmarkStart w:id="40" w:name="_Toc243509919"/>
-      <w:r>
-        <w:t xml:space="preserve">9.3 </w:t>
-      </w:r>
-      <w:r>
-        <w:t>今の</w:t>
-      </w:r>
-      <w:r>
-        <w:t xml:space="preserve"> VFO </w:t>
-      </w:r>
-      <w:r>
-        <w:t>をメモリーに書き込む</w:t>
+      <w:bookmarkStart w:id="40" w:name="_Toc243544672"/>
+      <w:r>
+        <w:t>9.3 今の VFO をメモリーに書き込む</w:t>
       </w:r>
       <w:bookmarkEnd w:id="40"/>
     </w:p>
@@ -12255,16 +10493,7 @@
         <w:t>Use Current</w:t>
       </w:r>
       <w:r>
-        <w:t xml:space="preserve"> </w:t>
-      </w:r>
-      <w:r>
-        <w:t>は選んだ行を今の</w:t>
-      </w:r>
-      <w:r>
-        <w:t xml:space="preserve"> VFO </w:t>
-      </w:r>
-      <w:r>
-        <w:t>の内容で上書きし、</w:t>
+        <w:t xml:space="preserve"> は選んだ行を今の VFO の内容で上書きし、</w:t>
       </w:r>
       <w:r>
         <w:rPr>
@@ -12274,10 +10503,7 @@
         <w:t>Add Current</w:t>
       </w:r>
       <w:r>
-        <w:t xml:space="preserve"> </w:t>
-      </w:r>
-      <w:r>
-        <w:t>は一覧の最後に新しい行として追加します。</w:t>
+        <w:t xml:space="preserve"> は一覧の最後に新しい行として追加します。</w:t>
       </w:r>
     </w:p>
     <w:p>
@@ -12290,16 +10516,7 @@
         <w:spacing w:after="60" w:line="290" w:lineRule="auto"/>
       </w:pPr>
       <w:r>
-        <w:t xml:space="preserve">disableEditing </w:t>
-      </w:r>
-      <w:r>
-        <w:t>を外しているときは、セルをダブルクリックして直接書き換えることもできます（</w:t>
-      </w:r>
-      <w:r>
-        <w:t xml:space="preserve">Kenwood / Yaesu </w:t>
-      </w:r>
-      <w:r>
-        <w:t>の機種で、無線機への書き込みが行われます）。</w:t>
+        <w:t>disableEditing を外しているときは、セルをダブルクリックして直接書き換えることもできます（Kenwood / Yaesu の機種で、無線機への書き込みが行われます）。</w:t>
       </w:r>
     </w:p>
     <w:p>
@@ -12317,15 +10534,7 @@
           <w:bCs/>
           <w:color w:val="9C2A00"/>
         </w:rPr>
-        <w:t>ご注意</w:t>
-      </w:r>
-      <w:r>
-        <w:rPr>
-          <w:b/>
-          <w:bCs/>
-          <w:color w:val="9C2A00"/>
-        </w:rPr>
-        <w:t xml:space="preserve">  </w:t>
+        <w:t xml:space="preserve">ご注意  </w:t>
       </w:r>
       <w:r>
         <w:t>機種によっては、メモリーを直接書き込んだり選んだりする命令がありません。その場合、該当するボタンや編集は実際には働かないことがあります。</w:t>
@@ -12336,13 +10545,10 @@
         <w:pStyle w:val="1"/>
         <w:pageBreakBefore/>
       </w:pPr>
-      <w:bookmarkStart w:id="41" w:name="_Toc243509920"/>
+      <w:bookmarkStart w:id="41" w:name="_Toc243544673"/>
       <w:r>
         <w:lastRenderedPageBreak/>
-        <w:t xml:space="preserve">10. </w:t>
-      </w:r>
-      <w:r>
-        <w:t>設定画面の詳細</w:t>
+        <w:t>10. 設定画面の詳細</w:t>
       </w:r>
       <w:bookmarkEnd w:id="41"/>
     </w:p>
@@ -12350,12 +10556,9 @@
       <w:pPr>
         <w:pStyle w:val="2"/>
       </w:pPr>
-      <w:bookmarkStart w:id="42" w:name="_Toc243509921"/>
-      <w:r>
-        <w:t xml:space="preserve">10.1 </w:t>
-      </w:r>
-      <w:r>
-        <w:t>ユーザーインターフェース</w:t>
+      <w:bookmarkStart w:id="42" w:name="_Toc243544674"/>
+      <w:r>
+        <w:t>10.1 ユーザーインターフェース</w:t>
       </w:r>
       <w:bookmarkEnd w:id="42"/>
     </w:p>
@@ -12369,7 +10572,7 @@
           <w:noProof/>
         </w:rPr>
         <w:drawing>
-          <wp:inline distT="0" distB="0" distL="0" distR="0">
+          <wp:inline distT="0" distB="0" distL="0" distR="0" wp14:anchorId="567E21A3" wp14:editId="3FDD519E">
             <wp:extent cx="5715000" cy="3038475"/>
             <wp:effectExtent l="0" t="0" r="0" b="0"/>
             <wp:docPr id="651065854" name="図 651065854"/>
@@ -12419,23 +10622,7 @@
           <w:sz w:val="18"/>
           <w:szCs w:val="18"/>
         </w:rPr>
-        <w:t>図</w:t>
-      </w:r>
-      <w:r>
-        <w:rPr>
-          <w:color w:val="595959"/>
-          <w:sz w:val="18"/>
-          <w:szCs w:val="18"/>
-        </w:rPr>
-        <w:t xml:space="preserve"> 3</w:t>
-      </w:r>
-      <w:r>
-        <w:rPr>
-          <w:color w:val="595959"/>
-          <w:sz w:val="18"/>
-          <w:szCs w:val="18"/>
-        </w:rPr>
-        <w:t xml:space="preserve">　ユーザーインターフェース</w:t>
+        <w:t>図 3　ユーザーインターフェース</w:t>
       </w:r>
     </w:p>
     <w:p>
@@ -12450,12 +10637,9 @@
       <w:pPr>
         <w:pStyle w:val="2"/>
       </w:pPr>
-      <w:bookmarkStart w:id="43" w:name="_Toc243509922"/>
-      <w:r>
-        <w:t xml:space="preserve">10.2 </w:t>
-      </w:r>
-      <w:r>
-        <w:t>無線機の設定</w:t>
+      <w:bookmarkStart w:id="43" w:name="_Toc243544675"/>
+      <w:r>
+        <w:t>10.2 無線機の設定</w:t>
       </w:r>
       <w:bookmarkEnd w:id="43"/>
     </w:p>
@@ -12469,7 +10653,7 @@
           <w:noProof/>
         </w:rPr>
         <w:drawing>
-          <wp:inline distT="0" distB="0" distL="0" distR="0">
+          <wp:inline distT="0" distB="0" distL="0" distR="0" wp14:anchorId="2890E75A" wp14:editId="5A083013">
             <wp:extent cx="5715000" cy="3038475"/>
             <wp:effectExtent l="0" t="0" r="0" b="0"/>
             <wp:docPr id="1209592154" name="図 1209592154"/>
@@ -12519,23 +10703,7 @@
           <w:sz w:val="18"/>
           <w:szCs w:val="18"/>
         </w:rPr>
-        <w:t>図</w:t>
-      </w:r>
-      <w:r>
-        <w:rPr>
-          <w:color w:val="595959"/>
-          <w:sz w:val="18"/>
-          <w:szCs w:val="18"/>
-        </w:rPr>
-        <w:t xml:space="preserve"> 4</w:t>
-      </w:r>
-      <w:r>
-        <w:rPr>
-          <w:color w:val="595959"/>
-          <w:sz w:val="18"/>
-          <w:szCs w:val="18"/>
-        </w:rPr>
-        <w:t xml:space="preserve">　無線機の設定</w:t>
+        <w:t>図 4　無線機の設定</w:t>
       </w:r>
     </w:p>
     <w:p>
@@ -12543,22 +10711,7 @@
         <w:spacing w:after="120" w:line="300" w:lineRule="auto"/>
       </w:pPr>
       <w:r>
-        <w:t>データオフ</w:t>
-      </w:r>
-      <w:r>
-        <w:t xml:space="preserve"> / DATA1 </w:t>
-      </w:r>
-      <w:r>
-        <w:t>の変調入力、時刻設定（</w:t>
-      </w:r>
-      <w:r>
-        <w:t xml:space="preserve">UTC </w:t>
-      </w:r>
-      <w:r>
-        <w:t>の使用、接続時に無線機の時刻を合わせる）、</w:t>
-      </w:r>
-      <w:r>
-        <w:t xml:space="preserve">PTT </w:t>
+        <w:t xml:space="preserve">データオフ / DATA1 の変調入力、時刻設定（UTC の使用、接続時に無線機の時刻を合わせる）、PTT </w:t>
       </w:r>
       <w:r>
         <w:lastRenderedPageBreak/>
@@ -12569,12 +10722,9 @@
       <w:pPr>
         <w:pStyle w:val="2"/>
       </w:pPr>
-      <w:bookmarkStart w:id="44" w:name="_Toc243509923"/>
-      <w:r>
-        <w:t xml:space="preserve">10.3 </w:t>
-      </w:r>
-      <w:r>
-        <w:t>リモートサーバの設定</w:t>
+      <w:bookmarkStart w:id="44" w:name="_Toc243544676"/>
+      <w:r>
+        <w:t>10.3 リモートサーバの設定</w:t>
       </w:r>
       <w:bookmarkEnd w:id="44"/>
     </w:p>
@@ -12588,7 +10738,7 @@
           <w:noProof/>
         </w:rPr>
         <w:drawing>
-          <wp:inline distT="0" distB="0" distL="0" distR="0">
+          <wp:inline distT="0" distB="0" distL="0" distR="0" wp14:anchorId="07293494" wp14:editId="52D2C5EA">
             <wp:extent cx="5715000" cy="3038475"/>
             <wp:effectExtent l="0" t="0" r="0" b="0"/>
             <wp:docPr id="138228402" name="図 138228402"/>
@@ -12638,23 +10788,7 @@
           <w:sz w:val="18"/>
           <w:szCs w:val="18"/>
         </w:rPr>
-        <w:t>図</w:t>
-      </w:r>
-      <w:r>
-        <w:rPr>
-          <w:color w:val="595959"/>
-          <w:sz w:val="18"/>
-          <w:szCs w:val="18"/>
-        </w:rPr>
-        <w:t xml:space="preserve"> 5</w:t>
-      </w:r>
-      <w:r>
-        <w:rPr>
-          <w:color w:val="595959"/>
-          <w:sz w:val="18"/>
-          <w:szCs w:val="18"/>
-        </w:rPr>
-        <w:t xml:space="preserve">　リモートサーバの設定</w:t>
+        <w:t>図 5　リモートサーバの設定</w:t>
       </w:r>
     </w:p>
     <w:p>
@@ -12662,37 +10796,16 @@
         <w:spacing w:after="120" w:line="300" w:lineRule="auto"/>
       </w:pPr>
       <w:r>
-        <w:t>この</w:t>
-      </w:r>
-      <w:r>
-        <w:t xml:space="preserve"> PC </w:t>
-      </w:r>
-      <w:r>
-        <w:t>につないだ無線機を、ネットワーク経由でほかの</w:t>
-      </w:r>
-      <w:r>
-        <w:t xml:space="preserve"> wfview </w:t>
-      </w:r>
-      <w:r>
-        <w:t>から使えるようにするサーバー機能です。ポート、音声デバイス、オーディオシステム、接続を許可するユーザー（ユーザ</w:t>
-      </w:r>
-      <w:r>
-        <w:t xml:space="preserve"> ID</w:t>
-      </w:r>
-      <w:r>
-        <w:t>、パスワード、権限）を設定します。設定を変えるときは、無線機との接続を切ってください。</w:t>
+        <w:t>この PC につないだ無線機を、ネットワーク経由でほかの wfview から使えるようにするサーバー機能です。ポート、音声デバイス、オーディオシステム、接続を許可するユーザー（ユーザ ID、パスワード、権限）を設定します。設定を変えるときは、無線機との接続を切ってください。</w:t>
       </w:r>
     </w:p>
     <w:p>
       <w:pPr>
         <w:pStyle w:val="2"/>
       </w:pPr>
-      <w:bookmarkStart w:id="45" w:name="_Toc243509924"/>
-      <w:r>
-        <w:t xml:space="preserve">10.4 </w:t>
-      </w:r>
-      <w:r>
-        <w:t>外部制御</w:t>
+      <w:bookmarkStart w:id="45" w:name="_Toc243544677"/>
+      <w:r>
+        <w:t>10.4 外部制御</w:t>
       </w:r>
       <w:bookmarkEnd w:id="45"/>
     </w:p>
@@ -12706,7 +10819,7 @@
           <w:noProof/>
         </w:rPr>
         <w:drawing>
-          <wp:inline distT="0" distB="0" distL="0" distR="0">
+          <wp:inline distT="0" distB="0" distL="0" distR="0" wp14:anchorId="7AFF8C07" wp14:editId="38ABE992">
             <wp:extent cx="5715000" cy="3038475"/>
             <wp:effectExtent l="0" t="0" r="0" b="0"/>
             <wp:docPr id="1020762519" name="図 1020762519"/>
@@ -12756,23 +10869,7 @@
           <w:sz w:val="18"/>
           <w:szCs w:val="18"/>
         </w:rPr>
-        <w:t>図</w:t>
-      </w:r>
-      <w:r>
-        <w:rPr>
-          <w:color w:val="595959"/>
-          <w:sz w:val="18"/>
-          <w:szCs w:val="18"/>
-        </w:rPr>
-        <w:t xml:space="preserve"> 6</w:t>
-      </w:r>
-      <w:r>
-        <w:rPr>
-          <w:color w:val="595959"/>
-          <w:sz w:val="18"/>
-          <w:szCs w:val="18"/>
-        </w:rPr>
-        <w:t xml:space="preserve">　外部制御</w:t>
+        <w:t>図 6　外部制御</w:t>
       </w:r>
     </w:p>
     <w:p>
@@ -12781,49 +10878,16 @@
       </w:pPr>
       <w:r>
         <w:lastRenderedPageBreak/>
-        <w:t>ほかのソフトから無線機を操作するための設定です。</w:t>
-      </w:r>
-      <w:r>
-        <w:t>RigCtld</w:t>
-      </w:r>
-      <w:r>
-        <w:t>（</w:t>
-      </w:r>
-      <w:r>
-        <w:t xml:space="preserve">Hamlib </w:t>
-      </w:r>
-      <w:r>
-        <w:t>互換）のポート、仮想シリアルポート、</w:t>
-      </w:r>
-      <w:r>
-        <w:t xml:space="preserve">TCP </w:t>
-      </w:r>
-      <w:r>
-        <w:t>サーバーのポート、</w:t>
-      </w:r>
-      <w:r>
-        <w:t xml:space="preserve">TCI </w:t>
-      </w:r>
-      <w:r>
-        <w:t>サーバーのポート、ウォーターフォールの形式、</w:t>
-      </w:r>
-      <w:r>
-        <w:t xml:space="preserve">USB </w:t>
-      </w:r>
-      <w:r>
-        <w:t>無線機コントローラーを設定します。</w:t>
+        <w:t>ほかのソフトから無線機を操作するための設定です。RigCtld（Hamlib 互換）のポート、仮想シリアルポート、TCP サーバーのポート、TCI サーバーのポート、ウォーターフォールの形式、USB 無線機コントローラーを設定します。</w:t>
       </w:r>
     </w:p>
     <w:p>
       <w:pPr>
         <w:pStyle w:val="2"/>
       </w:pPr>
-      <w:bookmarkStart w:id="46" w:name="_Toc243509925"/>
-      <w:r>
-        <w:t>10.5 DX</w:t>
-      </w:r>
-      <w:r>
-        <w:t>クラスタの設定</w:t>
+      <w:bookmarkStart w:id="46" w:name="_Toc243544678"/>
+      <w:r>
+        <w:t>10.5 DXクラスタの設定</w:t>
       </w:r>
       <w:bookmarkEnd w:id="46"/>
     </w:p>
@@ -12837,7 +10901,7 @@
           <w:noProof/>
         </w:rPr>
         <w:drawing>
-          <wp:inline distT="0" distB="0" distL="0" distR="0">
+          <wp:inline distT="0" distB="0" distL="0" distR="0" wp14:anchorId="362C57C9" wp14:editId="5E309A60">
             <wp:extent cx="5715000" cy="3038475"/>
             <wp:effectExtent l="0" t="0" r="0" b="0"/>
             <wp:docPr id="105130676" name="図 105130676"/>
@@ -12887,39 +10951,7 @@
           <w:sz w:val="18"/>
           <w:szCs w:val="18"/>
         </w:rPr>
-        <w:t>図</w:t>
-      </w:r>
-      <w:r>
-        <w:rPr>
-          <w:color w:val="595959"/>
-          <w:sz w:val="18"/>
-          <w:szCs w:val="18"/>
-        </w:rPr>
-        <w:t xml:space="preserve"> 7</w:t>
-      </w:r>
-      <w:r>
-        <w:rPr>
-          <w:color w:val="595959"/>
-          <w:sz w:val="18"/>
-          <w:szCs w:val="18"/>
-        </w:rPr>
-        <w:t xml:space="preserve">　</w:t>
-      </w:r>
-      <w:r>
-        <w:rPr>
-          <w:color w:val="595959"/>
-          <w:sz w:val="18"/>
-          <w:szCs w:val="18"/>
-        </w:rPr>
-        <w:t>DX</w:t>
-      </w:r>
-      <w:r>
-        <w:rPr>
-          <w:color w:val="595959"/>
-          <w:sz w:val="18"/>
-          <w:szCs w:val="18"/>
-        </w:rPr>
-        <w:t>クラスタの設定</w:t>
+        <w:t>図 7　DXクラスタの設定</w:t>
       </w:r>
     </w:p>
     <w:p>
@@ -12927,40 +10959,16 @@
         <w:spacing w:after="120" w:line="300" w:lineRule="auto"/>
       </w:pPr>
       <w:r>
-        <w:t xml:space="preserve">TCP </w:t>
-      </w:r>
-      <w:r>
-        <w:t>で</w:t>
-      </w:r>
-      <w:r>
-        <w:t xml:space="preserve"> DX </w:t>
-      </w:r>
-      <w:r>
-        <w:t>クラスターに接続する設定と、</w:t>
-      </w:r>
-      <w:r>
-        <w:t xml:space="preserve">UDP </w:t>
-      </w:r>
-      <w:r>
-        <w:t>ブロードキャスト（</w:t>
-      </w:r>
-      <w:r>
-        <w:t xml:space="preserve">N1MM+ / DXlog </w:t>
-      </w:r>
-      <w:r>
-        <w:t>など）でスポットを受け取る設定です。受け取ったスポットはスペクトラム上に表示されます。</w:t>
+        <w:t>TCP で DX クラスターに接続する設定と、UDP ブロードキャスト（N1MM+ / DXlog など）でスポットを受け取る設定です。受け取ったスポットはスペクトラム上に表示されます。</w:t>
       </w:r>
     </w:p>
     <w:p>
       <w:pPr>
         <w:pStyle w:val="2"/>
       </w:pPr>
-      <w:bookmarkStart w:id="47" w:name="_Toc243509926"/>
-      <w:r>
-        <w:t xml:space="preserve">10.6 </w:t>
-      </w:r>
-      <w:r>
-        <w:t>実験内容</w:t>
+      <w:bookmarkStart w:id="47" w:name="_Toc243544679"/>
+      <w:r>
+        <w:t>10.6 実験内容</w:t>
       </w:r>
       <w:bookmarkEnd w:id="47"/>
     </w:p>
@@ -12976,12 +10984,9 @@
       <w:pPr>
         <w:pStyle w:val="2"/>
       </w:pPr>
-      <w:bookmarkStart w:id="48" w:name="_Toc243509927"/>
-      <w:r>
-        <w:t xml:space="preserve">10.7 </w:t>
-      </w:r>
-      <w:r>
-        <w:t>設定の保存</w:t>
+      <w:bookmarkStart w:id="48" w:name="_Toc243544680"/>
+      <w:r>
+        <w:t>10.7 設定の保存</w:t>
       </w:r>
       <w:bookmarkEnd w:id="48"/>
     </w:p>
@@ -13002,10 +11007,7 @@
         <w:t>設定を保存</w:t>
       </w:r>
       <w:r>
-        <w:t>（メイン画面では</w:t>
-      </w:r>
-      <w:r>
-        <w:t xml:space="preserve"> </w:t>
+        <w:t xml:space="preserve">（メイン画面では </w:t>
       </w:r>
       <w:r>
         <w:rPr>
@@ -13035,10 +11037,7 @@
         <w:t>初期化する</w:t>
       </w:r>
       <w:r>
-        <w:t xml:space="preserve"> </w:t>
-      </w:r>
-      <w:r>
-        <w:t>で、設定を初期値に戻します。</w:t>
+        <w:t xml:space="preserve"> で、設定を初期値に戻します。</w:t>
       </w:r>
     </w:p>
     <w:p>
@@ -13051,13 +11050,7 @@
         <w:spacing w:after="60" w:line="290" w:lineRule="auto"/>
       </w:pPr>
       <w:r>
-        <w:t>設定を変えて保存せずに終了しようとすると、確認画面が出ます（</w:t>
-      </w:r>
-      <w:r>
-        <w:t xml:space="preserve">12 </w:t>
-      </w:r>
-      <w:r>
-        <w:t>章）。</w:t>
+        <w:t>設定を変えて保存せずに終了しようとすると、確認画面が出ます（12 章）。</w:t>
       </w:r>
     </w:p>
     <w:p>
@@ -13065,7 +11058,7 @@
         <w:pStyle w:val="1"/>
         <w:pageBreakBefore/>
       </w:pPr>
-      <w:bookmarkStart w:id="49" w:name="_Toc243509928"/>
+      <w:bookmarkStart w:id="49" w:name="_Toc243544681"/>
       <w:r>
         <w:lastRenderedPageBreak/>
         <w:t>11. Yaesu FT-817 / FT-817ND / FT-818</w:t>
@@ -13077,22 +11070,7 @@
         <w:spacing w:after="120" w:line="300" w:lineRule="auto"/>
       </w:pPr>
       <w:r>
-        <w:t xml:space="preserve">FT-817 </w:t>
-      </w:r>
-      <w:r>
-        <w:t>シリーズは古い</w:t>
-      </w:r>
-      <w:r>
-        <w:t xml:space="preserve"> 5 </w:t>
-      </w:r>
-      <w:r>
-        <w:t>バイト形式の</w:t>
-      </w:r>
-      <w:r>
-        <w:t xml:space="preserve"> CAT </w:t>
-      </w:r>
-      <w:r>
-        <w:t>を使うため、通常のメイン画面ではなく、本体の前面パネルを模した専用の画面で操作します。</w:t>
+        <w:t>FT-817 シリーズは古い 5 バイト形式の CAT を使うため、通常のメイン画面ではなく、本体の前面パネルを模した専用の画面で操作します。</w:t>
       </w:r>
     </w:p>
     <w:p>
@@ -13105,10 +11083,10 @@
           <w:noProof/>
         </w:rPr>
         <w:drawing>
-          <wp:inline distT="0" distB="0" distL="0" distR="0">
-            <wp:extent cx="5715000" cy="2905125"/>
-            <wp:effectExtent l="0" t="0" r="0" b="0"/>
-            <wp:docPr id="789893613" name="図 789893613"/>
+          <wp:inline distT="0" distB="0" distL="0" distR="0" wp14:anchorId="602ABF7D" wp14:editId="46AE2760">
+            <wp:extent cx="5715000" cy="2905530"/>
+            <wp:effectExtent l="0" t="0" r="0" b="9525"/>
+            <wp:docPr id="1589078175" name="図 2"/>
             <wp:cNvGraphicFramePr>
               <a:graphicFrameLocks xmlns:a="http://schemas.openxmlformats.org/drawingml/2006/main" noChangeAspect="1"/>
             </wp:cNvGraphicFramePr>
@@ -13116,22 +11094,25 @@
               <a:graphicData uri="http://schemas.openxmlformats.org/drawingml/2006/picture">
                 <pic:pic xmlns:pic="http://schemas.openxmlformats.org/drawingml/2006/picture">
                   <pic:nvPicPr>
-                    <pic:cNvPr id="0" name=""/>
-                    <pic:cNvPicPr>
-                      <a:picLocks noChangeAspect="1" noChangeArrowheads="1"/>
-                    </pic:cNvPicPr>
+                    <pic:cNvPr id="1589078175" name=""/>
+                    <pic:cNvPicPr/>
                   </pic:nvPicPr>
                   <pic:blipFill>
-                    <a:blip r:embed="rId14"/>
-                    <a:srcRect/>
+                    <a:blip r:embed="rId14" cstate="print">
+                      <a:extLst>
+                        <a:ext uri="{28A0092B-C50C-407E-A947-70E740481C1C}">
+                          <a14:useLocalDpi xmlns:a14="http://schemas.microsoft.com/office/drawing/2010/main" val="0"/>
+                        </a:ext>
+                      </a:extLst>
+                    </a:blip>
                     <a:stretch>
                       <a:fillRect/>
                     </a:stretch>
                   </pic:blipFill>
-                  <pic:spPr bwMode="auto">
+                  <pic:spPr>
                     <a:xfrm>
                       <a:off x="0" y="0"/>
-                      <a:ext cx="5715000" cy="2905125"/>
+                      <a:ext cx="5715000" cy="2905530"/>
                     </a:xfrm>
                     <a:prstGeom prst="rect">
                       <a:avLst/>
@@ -13155,39 +11136,7 @@
           <w:sz w:val="18"/>
           <w:szCs w:val="18"/>
         </w:rPr>
-        <w:t>図</w:t>
-      </w:r>
-      <w:r>
-        <w:rPr>
-          <w:color w:val="595959"/>
-          <w:sz w:val="18"/>
-          <w:szCs w:val="18"/>
-        </w:rPr>
-        <w:t xml:space="preserve"> 8</w:t>
-      </w:r>
-      <w:r>
-        <w:rPr>
-          <w:color w:val="595959"/>
-          <w:sz w:val="18"/>
-          <w:szCs w:val="18"/>
-        </w:rPr>
-        <w:t xml:space="preserve">　</w:t>
-      </w:r>
-      <w:r>
-        <w:rPr>
-          <w:color w:val="595959"/>
-          <w:sz w:val="18"/>
-          <w:szCs w:val="18"/>
-        </w:rPr>
-        <w:t xml:space="preserve">FT-817 </w:t>
-      </w:r>
-      <w:r>
-        <w:rPr>
-          <w:color w:val="595959"/>
-          <w:sz w:val="18"/>
-          <w:szCs w:val="18"/>
-        </w:rPr>
-        <w:t>画面</w:t>
+        <w:t>図 8　FT-817 画面</w:t>
       </w:r>
     </w:p>
     <w:p>
@@ -13200,10 +11149,7 @@
         <w:spacing w:after="60" w:line="290" w:lineRule="auto"/>
       </w:pPr>
       <w:r>
-        <w:t>設定画面の「無線機との接続方法」で、メーカーに</w:t>
-      </w:r>
-      <w:r>
-        <w:t xml:space="preserve"> </w:t>
+        <w:t xml:space="preserve">設定画面の「無線機との接続方法」で、メーカーに </w:t>
       </w:r>
       <w:r>
         <w:rPr>
@@ -13213,10 +11159,7 @@
         <w:t>Yaesu</w:t>
       </w:r>
       <w:r>
-        <w:t xml:space="preserve"> </w:t>
-      </w:r>
-      <w:r>
-        <w:t>を選びます。</w:t>
+        <w:t xml:space="preserve"> を選びます。</w:t>
       </w:r>
     </w:p>
     <w:p>
@@ -13229,16 +11172,7 @@
         <w:spacing w:after="60" w:line="290" w:lineRule="auto"/>
       </w:pPr>
       <w:r>
-        <w:t xml:space="preserve">CI-V </w:t>
-      </w:r>
-      <w:r>
-        <w:t>とモデル</w:t>
-      </w:r>
-      <w:r>
-        <w:t xml:space="preserve"> ID </w:t>
-      </w:r>
-      <w:r>
-        <w:t>の欄で、「</w:t>
+        <w:t>CI-V とモデル ID の欄で、「</w:t>
       </w:r>
       <w:r>
         <w:rPr>
@@ -13271,25 +11205,7 @@
         <w:spacing w:after="60" w:line="290" w:lineRule="auto"/>
       </w:pPr>
       <w:r>
-        <w:t>シリアルポート接続を選び、</w:t>
-      </w:r>
-      <w:r>
-        <w:t xml:space="preserve">COM </w:t>
-      </w:r>
-      <w:r>
-        <w:t>ポートと、無線機の</w:t>
-      </w:r>
-      <w:r>
-        <w:t xml:space="preserve"> CAT RATE </w:t>
-      </w:r>
-      <w:r>
-        <w:t>と同じボーレート（</w:t>
-      </w:r>
-      <w:r>
-        <w:t>4800 / 9600 / 38400</w:t>
-      </w:r>
-      <w:r>
-        <w:t>）を設定して、設定を保存します。</w:t>
+        <w:t>シリアルポート接続を選び、COM ポートと、無線機の CAT RATE と同じボーレート（4800 / 9600 / 38400）を設定して、設定を保存します。</w:t>
       </w:r>
     </w:p>
     <w:p>
@@ -13302,13 +11218,40 @@
         <w:spacing w:after="60" w:line="290" w:lineRule="auto"/>
       </w:pPr>
       <w:r>
-        <w:t>起動時、または「無線機に接続」で</w:t>
-      </w:r>
-      <w:r>
-        <w:t xml:space="preserve"> FT-817 </w:t>
-      </w:r>
-      <w:r>
-        <w:t>画面が開きます。「切断して戻る」でメイン画面に戻ります。</w:t>
+        <w:rPr>
+          <w:rFonts w:hint="eastAsia"/>
+        </w:rPr>
+        <w:t>設定画面の</w:t>
+      </w:r>
+      <w:r>
+        <w:t xml:space="preserve"> </w:t>
+      </w:r>
+      <w:r>
+        <w:rPr>
+          <w:b/>
+        </w:rPr>
+        <w:t>無線機に接続</w:t>
+      </w:r>
+      <w:r>
+        <w:t xml:space="preserve"> で FT-817 画面が開きます。</w:t>
+      </w:r>
+      <w:r>
+        <w:rPr>
+          <w:b/>
+        </w:rPr>
+        <w:t>切断して戻る</w:t>
+      </w:r>
+      <w:r>
+        <w:t xml:space="preserve"> で設定画面に戻ります。FT-817 画面の </w:t>
+      </w:r>
+      <w:r>
+        <w:rPr>
+          <w:b/>
+        </w:rPr>
+        <w:t>電源</w:t>
+      </w:r>
+      <w:r>
+        <w:t xml:space="preserve"> で無線機の電源を OFF にすると、プログラムも終了します。</w:t>
       </w:r>
     </w:p>
     <w:p>
@@ -13316,31 +11259,7 @@
         <w:spacing w:after="120" w:line="300" w:lineRule="auto"/>
       </w:pPr>
       <w:r>
-        <w:t>操作の詳細は、別冊の「</w:t>
-      </w:r>
-      <w:r>
-        <w:t xml:space="preserve">FT-817 / FT-818 </w:t>
-      </w:r>
-      <w:r>
-        <w:t>操作説明書」（</w:t>
-      </w:r>
-      <w:r>
-        <w:t xml:space="preserve">docs </w:t>
-      </w:r>
-      <w:r>
-        <w:t>フォルダの</w:t>
-      </w:r>
-      <w:r>
-        <w:t xml:space="preserve"> FT-817_</w:t>
-      </w:r>
-      <w:r>
-        <w:t>操作説明書</w:t>
-      </w:r>
-      <w:r>
-        <w:t>.pdf</w:t>
-      </w:r>
-      <w:r>
-        <w:t>）を参照してください。</w:t>
+        <w:t>操作の詳細は、別冊の「FT-817 / FT-818 操作説明書」（docs フォルダの FT-817_操作説明書.pdf）を参照してください。</w:t>
       </w:r>
     </w:p>
     <w:p>
@@ -13358,21 +11277,10 @@
           <w:bCs/>
           <w:color w:val="9C2A00"/>
         </w:rPr>
-        <w:t>ご注意</w:t>
-      </w:r>
-      <w:r>
-        <w:rPr>
-          <w:b/>
-          <w:bCs/>
-          <w:color w:val="9C2A00"/>
-        </w:rPr>
-        <w:t xml:space="preserve">  </w:t>
-      </w:r>
-      <w:r>
-        <w:t xml:space="preserve">FT-817 </w:t>
-      </w:r>
-      <w:r>
-        <w:t>の電源を切れなくなったとき（操作に反応しないとき）は、無線機のバッテリー（または外部電源）を一度外してください。</w:t>
+        <w:t xml:space="preserve">ご注意  </w:t>
+      </w:r>
+      <w:r>
+        <w:t>FT-817 の電源を切れなくなったとき（操作に反応しないとき）は、無線機のバッテリー（または外部電源）を一度外してください。</w:t>
       </w:r>
     </w:p>
     <w:p>
@@ -13380,13 +11288,10 @@
         <w:pStyle w:val="1"/>
         <w:pageBreakBefore/>
       </w:pPr>
-      <w:bookmarkStart w:id="50" w:name="_Toc243509929"/>
+      <w:bookmarkStart w:id="50" w:name="_Toc243544682"/>
       <w:r>
         <w:lastRenderedPageBreak/>
-        <w:t xml:space="preserve">12. </w:t>
-      </w:r>
-      <w:r>
-        <w:t>終了</w:t>
+        <w:t>12. 終了</w:t>
       </w:r>
       <w:bookmarkEnd w:id="50"/>
     </w:p>
@@ -13420,20 +11325,10 @@
           <w:b/>
           <w:bCs/>
         </w:rPr>
-        <w:t>電源</w:t>
-      </w:r>
-      <w:r>
-        <w:rPr>
-          <w:b/>
-          <w:bCs/>
-        </w:rPr>
-        <w:t>OFF</w:t>
-      </w:r>
-      <w:r>
-        <w:t xml:space="preserve"> </w:t>
-      </w:r>
-      <w:r>
-        <w:t>で無線機の電源を切ります。</w:t>
+        <w:t>電源OFF</w:t>
+      </w:r>
+      <w:r>
+        <w:t xml:space="preserve"> で無線機の電源を切ります。</w:t>
       </w:r>
     </w:p>
     <w:p>
@@ -13447,28 +11342,51 @@
       </w:pPr>
       <w:r>
         <w:rPr>
+          <w:rFonts w:hint="eastAsia"/>
+          <w:bCs/>
+        </w:rPr>
+        <w:t>メイン画面では</w:t>
+      </w:r>
+      <w:r>
+        <w:rPr>
+          <w:bCs/>
+        </w:rPr>
+        <w:t xml:space="preserve"> </w:t>
+      </w:r>
+      <w:r>
+        <w:rPr>
           <w:b/>
           <w:bCs/>
         </w:rPr>
         <w:t>終了</w:t>
       </w:r>
       <w:r>
-        <w:t xml:space="preserve"> </w:t>
-      </w:r>
-      <w:r>
-        <w:t>をダブルクリックするか、ウィンドウを閉じます。終了ボタンは、誤操作を防ぐためシングルクリックでは反応しません。</w:t>
+        <w:rPr>
+          <w:bCs/>
+        </w:rPr>
+        <w:t xml:space="preserve"> をダブルクリックするか、ウィンドウを閉じます。終了ボタンは、誤操作を防ぐためシングルクリックでは反応しません。設定画面では </w:t>
+      </w:r>
+      <w:r>
+        <w:rPr>
+          <w:b/>
+          <w:bCs/>
+        </w:rPr>
+        <w:t>プログラム終了</w:t>
+      </w:r>
+      <w:r>
+        <w:rPr>
+          <w:bCs/>
+        </w:rPr>
+        <w:t xml:space="preserve"> を押すか、ウィンドウを閉じます。</w:t>
       </w:r>
     </w:p>
     <w:p>
       <w:pPr>
         <w:pStyle w:val="2"/>
       </w:pPr>
-      <w:bookmarkStart w:id="51" w:name="_Toc243509930"/>
-      <w:r>
-        <w:t xml:space="preserve">12.1 </w:t>
-      </w:r>
-      <w:r>
-        <w:t>設定を変えたときの終了確認</w:t>
+      <w:bookmarkStart w:id="51" w:name="_Toc243544683"/>
+      <w:r>
+        <w:t>12.1 設定を変えたときの終了確認</w:t>
       </w:r>
       <w:bookmarkEnd w:id="51"/>
     </w:p>
@@ -13477,13 +11395,13 @@
         <w:spacing w:after="120" w:line="300" w:lineRule="auto"/>
       </w:pPr>
       <w:r>
-        <w:t>設定を変えて保存せずに終了しようとすると、「</w:t>
-      </w:r>
-      <w:r>
-        <w:t>Settings have changed since last save, exit anyway?</w:t>
-      </w:r>
-      <w:r>
-        <w:t>」という確認画面（英語）が出ます。</w:t>
+        <w:t>設定を変えて保存せずに終了しようとすると、「Settings have changed since last save, exit anyway?」</w:t>
+      </w:r>
+      <w:r>
+        <w:rPr>
+          <w:rFonts w:hint="eastAsia"/>
+        </w:rPr>
+        <w:t>という確認画面（メッセージは英語）が出ます。</w:t>
       </w:r>
     </w:p>
     <w:tbl>
@@ -13509,12 +11427,6 @@
         <w:gridCol w:w="6838"/>
       </w:tblGrid>
       <w:tr>
-        <w:tblPrEx>
-          <w:tblCellMar>
-            <w:top w:w="0" w:type="dxa"/>
-            <w:bottom w:w="0" w:type="dxa"/>
-          </w:tblCellMar>
-        </w:tblPrEx>
         <w:trPr>
           <w:cantSplit/>
           <w:tblHeader/>
@@ -13581,12 +11493,6 @@
         </w:tc>
       </w:tr>
       <w:tr>
-        <w:tblPrEx>
-          <w:tblCellMar>
-            <w:top w:w="0" w:type="dxa"/>
-            <w:bottom w:w="0" w:type="dxa"/>
-          </w:tblCellMar>
-        </w:tblPrEx>
         <w:trPr>
           <w:cantSplit/>
         </w:trPr>
@@ -13611,7 +11517,10 @@
               <w:spacing w:line="276" w:lineRule="auto"/>
             </w:pPr>
             <w:r>
-              <w:t>Yes</w:t>
+              <w:rPr>
+                <w:rFonts w:hint="eastAsia"/>
+              </w:rPr>
+              <w:t>はい</w:t>
             </w:r>
           </w:p>
         </w:tc>
@@ -13642,12 +11551,6 @@
         </w:tc>
       </w:tr>
       <w:tr>
-        <w:tblPrEx>
-          <w:tblCellMar>
-            <w:top w:w="0" w:type="dxa"/>
-            <w:bottom w:w="0" w:type="dxa"/>
-          </w:tblCellMar>
-        </w:tblPrEx>
         <w:trPr>
           <w:cantSplit/>
         </w:trPr>
@@ -13672,7 +11575,10 @@
               <w:spacing w:line="276" w:lineRule="auto"/>
             </w:pPr>
             <w:r>
-              <w:t>Save</w:t>
+              <w:rPr>
+                <w:rFonts w:hint="eastAsia"/>
+              </w:rPr>
+              <w:t>保存</w:t>
             </w:r>
           </w:p>
         </w:tc>
@@ -13703,12 +11609,6 @@
         </w:tc>
       </w:tr>
       <w:tr>
-        <w:tblPrEx>
-          <w:tblCellMar>
-            <w:top w:w="0" w:type="dxa"/>
-            <w:bottom w:w="0" w:type="dxa"/>
-          </w:tblCellMar>
-        </w:tblPrEx>
         <w:trPr>
           <w:cantSplit/>
         </w:trPr>
@@ -13733,7 +11633,10 @@
               <w:spacing w:line="276" w:lineRule="auto"/>
             </w:pPr>
             <w:r>
-              <w:t>No</w:t>
+              <w:rPr>
+                <w:rFonts w:hint="eastAsia"/>
+              </w:rPr>
+              <w:t>いいえ</w:t>
             </w:r>
           </w:p>
         </w:tc>
@@ -13758,18 +11661,15 @@
               <w:spacing w:line="276" w:lineRule="auto"/>
             </w:pPr>
             <w:r>
-              <w:t>終了を取り消して、メイン画面に戻ります</w:t>
+              <w:rPr>
+                <w:rFonts w:hint="eastAsia"/>
+              </w:rPr>
+              <w:t>終了を取り消して、元の画面に戻ります</w:t>
             </w:r>
           </w:p>
         </w:tc>
       </w:tr>
       <w:tr>
-        <w:tblPrEx>
-          <w:tblCellMar>
-            <w:top w:w="0" w:type="dxa"/>
-            <w:bottom w:w="0" w:type="dxa"/>
-          </w:tblCellMar>
-        </w:tblPrEx>
         <w:trPr>
           <w:cantSplit/>
         </w:trPr>
@@ -13830,13 +11730,10 @@
         <w:pStyle w:val="1"/>
         <w:pageBreakBefore/>
       </w:pPr>
-      <w:bookmarkStart w:id="52" w:name="_Toc243509931"/>
+      <w:bookmarkStart w:id="52" w:name="_Toc243544684"/>
       <w:r>
         <w:lastRenderedPageBreak/>
-        <w:t xml:space="preserve">13. </w:t>
-      </w:r>
-      <w:r>
-        <w:t>トラブルシューティング</w:t>
+        <w:t>13. トラブルシューティング</w:t>
       </w:r>
       <w:bookmarkEnd w:id="52"/>
     </w:p>
@@ -13863,12 +11760,6 @@
         <w:gridCol w:w="6038"/>
       </w:tblGrid>
       <w:tr>
-        <w:tblPrEx>
-          <w:tblCellMar>
-            <w:top w:w="0" w:type="dxa"/>
-            <w:bottom w:w="0" w:type="dxa"/>
-          </w:tblCellMar>
-        </w:tblPrEx>
         <w:trPr>
           <w:cantSplit/>
           <w:tblHeader/>
@@ -13935,12 +11826,6 @@
         </w:tc>
       </w:tr>
       <w:tr>
-        <w:tblPrEx>
-          <w:tblCellMar>
-            <w:top w:w="0" w:type="dxa"/>
-            <w:bottom w:w="0" w:type="dxa"/>
-          </w:tblCellMar>
-        </w:tblPrEx>
         <w:trPr>
           <w:cantSplit/>
         </w:trPr>
@@ -13990,24 +11875,12 @@
               <w:spacing w:line="276" w:lineRule="auto"/>
             </w:pPr>
             <w:r>
-              <w:t>無線機の電源、接続方法、ポート、</w:t>
-            </w:r>
-            <w:r>
-              <w:t xml:space="preserve">CI-V </w:t>
-            </w:r>
-            <w:r>
-              <w:t>アドレス、ネットワークの設定を確認してください</w:t>
+              <w:t>無線機の電源、接続方法、ポート、CI-V アドレス、ネットワークの設定を確認してください</w:t>
             </w:r>
           </w:p>
         </w:tc>
       </w:tr>
       <w:tr>
-        <w:tblPrEx>
-          <w:tblCellMar>
-            <w:top w:w="0" w:type="dxa"/>
-            <w:bottom w:w="0" w:type="dxa"/>
-          </w:tblCellMar>
-        </w:tblPrEx>
         <w:trPr>
           <w:cantSplit/>
         </w:trPr>
@@ -14063,12 +11936,6 @@
         </w:tc>
       </w:tr>
       <w:tr>
-        <w:tblPrEx>
-          <w:tblCellMar>
-            <w:top w:w="0" w:type="dxa"/>
-            <w:bottom w:w="0" w:type="dxa"/>
-          </w:tblCellMar>
-        </w:tblPrEx>
         <w:trPr>
           <w:cantSplit/>
         </w:trPr>
@@ -14093,10 +11960,7 @@
               <w:spacing w:line="276" w:lineRule="auto"/>
             </w:pPr>
             <w:r>
-              <w:t xml:space="preserve">▲ / ▼ </w:t>
-            </w:r>
-            <w:r>
-              <w:t>のステップが意図と違う</w:t>
+              <w:t>▲ / ▼ のステップが意図と違う</w:t>
             </w:r>
           </w:p>
         </w:tc>
@@ -14121,24 +11985,12 @@
               <w:spacing w:line="276" w:lineRule="auto"/>
             </w:pPr>
             <w:r>
-              <w:t>周波数表示の目的の桁をクリックしてから</w:t>
-            </w:r>
-            <w:r>
-              <w:t xml:space="preserve"> ▲ / ▼ </w:t>
-            </w:r>
-            <w:r>
-              <w:t>を押してください</w:t>
+              <w:t>周波数表示の目的の桁をクリックしてから ▲ / ▼ を押してください</w:t>
             </w:r>
           </w:p>
         </w:tc>
       </w:tr>
       <w:tr>
-        <w:tblPrEx>
-          <w:tblCellMar>
-            <w:top w:w="0" w:type="dxa"/>
-            <w:bottom w:w="0" w:type="dxa"/>
-          </w:tblCellMar>
-        </w:tblPrEx>
         <w:trPr>
           <w:cantSplit/>
         </w:trPr>
@@ -14188,39 +12040,12 @@
               <w:spacing w:line="276" w:lineRule="auto"/>
             </w:pPr>
             <w:r>
-              <w:t xml:space="preserve">WF </w:t>
-            </w:r>
-            <w:r>
-              <w:t>スライダーや、スコープの詳細設定（</w:t>
-            </w:r>
-            <w:r>
-              <w:t>Ref</w:t>
-            </w:r>
-            <w:r>
-              <w:t>、</w:t>
-            </w:r>
-            <w:r>
-              <w:t>Ceiling / Floor</w:t>
-            </w:r>
-            <w:r>
-              <w:t>、</w:t>
-            </w:r>
-            <w:r>
-              <w:t>Theme</w:t>
-            </w:r>
-            <w:r>
-              <w:t>）を調整してください</w:t>
+              <w:t>WF スライダーや、スコープの詳細設定（Ref、Ceiling / Floor、Theme）を調整してください</w:t>
             </w:r>
           </w:p>
         </w:tc>
       </w:tr>
       <w:tr>
-        <w:tblPrEx>
-          <w:tblCellMar>
-            <w:top w:w="0" w:type="dxa"/>
-            <w:bottom w:w="0" w:type="dxa"/>
-          </w:tblCellMar>
-        </w:tblPrEx>
         <w:trPr>
           <w:cantSplit/>
         </w:trPr>
@@ -14270,30 +12095,12 @@
               <w:spacing w:line="276" w:lineRule="auto"/>
             </w:pPr>
             <w:r>
-              <w:t>設定画面の音声入力</w:t>
-            </w:r>
-            <w:r>
-              <w:t xml:space="preserve"> / </w:t>
-            </w:r>
-            <w:r>
-              <w:t>出力デバイスと、</w:t>
-            </w:r>
-            <w:r>
-              <w:t xml:space="preserve">Windows </w:t>
-            </w:r>
-            <w:r>
-              <w:t>のプライバシー設定（マイクへのアクセス）を確認してください</w:t>
+              <w:t>設定画面の音声入力 / 出力デバイスと、Windows のプライバシー設定（マイクへのアクセス）を確認してください</w:t>
             </w:r>
           </w:p>
         </w:tc>
       </w:tr>
       <w:tr>
-        <w:tblPrEx>
-          <w:tblCellMar>
-            <w:top w:w="0" w:type="dxa"/>
-            <w:bottom w:w="0" w:type="dxa"/>
-          </w:tblCellMar>
-        </w:tblPrEx>
         <w:trPr>
           <w:cantSplit/>
         </w:trPr>
@@ -14349,12 +12156,6 @@
         </w:tc>
       </w:tr>
       <w:tr>
-        <w:tblPrEx>
-          <w:tblCellMar>
-            <w:top w:w="0" w:type="dxa"/>
-            <w:bottom w:w="0" w:type="dxa"/>
-          </w:tblCellMar>
-        </w:tblPrEx>
         <w:trPr>
           <w:cantSplit/>
         </w:trPr>
@@ -14379,10 +12180,7 @@
               <w:spacing w:line="276" w:lineRule="auto"/>
             </w:pPr>
             <w:r>
-              <w:t xml:space="preserve">FT-817 </w:t>
-            </w:r>
-            <w:r>
-              <w:t>の電源を切れない、操作に反応しない</w:t>
+              <w:t>FT-817 の電源を切れない、操作に反応しない</w:t>
             </w:r>
           </w:p>
         </w:tc>
@@ -14413,12 +12211,6 @@
         </w:tc>
       </w:tr>
       <w:tr>
-        <w:tblPrEx>
-          <w:tblCellMar>
-            <w:top w:w="0" w:type="dxa"/>
-            <w:bottom w:w="0" w:type="dxa"/>
-          </w:tblCellMar>
-        </w:tblPrEx>
         <w:trPr>
           <w:cantSplit/>
         </w:trPr>
@@ -14443,22 +12235,7 @@
               <w:spacing w:line="276" w:lineRule="auto"/>
             </w:pPr>
             <w:r>
-              <w:t xml:space="preserve">FT-817 </w:t>
-            </w:r>
-            <w:r>
-              <w:t>画面で周波数が</w:t>
-            </w:r>
-            <w:r>
-              <w:t xml:space="preserve"> 0.000</w:t>
-            </w:r>
-            <w:r>
-              <w:t>、</w:t>
-            </w:r>
-            <w:r>
-              <w:t xml:space="preserve">TX </w:t>
-            </w:r>
-            <w:r>
-              <w:t>が点灯したまま</w:t>
+              <w:t>FT-817 画面で周波数が 0.000、TX が点灯したまま</w:t>
             </w:r>
           </w:p>
         </w:tc>
@@ -14498,12 +12275,9 @@
       <w:pPr>
         <w:pStyle w:val="2"/>
       </w:pPr>
-      <w:bookmarkStart w:id="53" w:name="_Toc243509932"/>
-      <w:r>
-        <w:t xml:space="preserve">13.1 </w:t>
-      </w:r>
-      <w:r>
-        <w:t>プログラムが異常終了したとき</w:t>
+      <w:bookmarkStart w:id="53" w:name="_Toc243544685"/>
+      <w:r>
+        <w:t>13.1 プログラムが異常終了したとき</w:t>
       </w:r>
       <w:bookmarkEnd w:id="53"/>
     </w:p>
@@ -14512,25 +12286,7 @@
         <w:spacing w:after="120" w:line="300" w:lineRule="auto"/>
       </w:pPr>
       <w:r>
-        <w:t>ログファイル（</w:t>
-      </w:r>
-      <w:r>
-        <w:t>%TEMP%\wfview-</w:t>
-      </w:r>
-      <w:r>
-        <w:t>（起動日時）</w:t>
-      </w:r>
-      <w:r>
-        <w:t>.log</w:t>
-      </w:r>
-      <w:r>
-        <w:t>）と、同じ名前で拡張子が</w:t>
-      </w:r>
-      <w:r>
-        <w:t xml:space="preserve"> .dmp </w:t>
-      </w:r>
-      <w:r>
-        <w:t>のファイルが残ります。不具合を報告するときは、これらのファイルを添えてください。</w:t>
+        <w:t>ログファイル（%TEMP%\wfview-（起動日時）.log）と、同じ名前で拡張子が .dmp のファイルが残ります。不具合を報告するときは、これらのファイルを添えてください。</w:t>
       </w:r>
     </w:p>
     <w:p>
@@ -14538,13 +12294,10 @@
         <w:pStyle w:val="1"/>
         <w:pageBreakBefore/>
       </w:pPr>
-      <w:bookmarkStart w:id="54" w:name="_Toc243509933"/>
+      <w:bookmarkStart w:id="54" w:name="_Toc243544686"/>
       <w:r>
         <w:lastRenderedPageBreak/>
-        <w:t xml:space="preserve">14. </w:t>
-      </w:r>
-      <w:r>
-        <w:t>安全上の注意</w:t>
+        <w:t>14. 安全上の注意</w:t>
       </w:r>
       <w:bookmarkEnd w:id="54"/>
     </w:p>
@@ -14553,13 +12306,7 @@
         <w:spacing w:after="120" w:line="300" w:lineRule="auto"/>
       </w:pPr>
       <w:r>
-        <w:t>このソフトウェアは、無線機を送信状態にできます。送信、チューン、</w:t>
-      </w:r>
-      <w:r>
-        <w:t xml:space="preserve">CW </w:t>
-      </w:r>
-      <w:r>
-        <w:t>送信、スプリット、レピーターの設定を操作する前に、周波数、出力、アンテナ、免許の条件、周囲への影響を必ず確認してください。</w:t>
+        <w:t>このソフトウェアは、無線機を送信状態にできます。送信、チューン、CW 送信、スプリット、レピーターの設定を操作する前に、周波数、出力、アンテナ、免許の条件、周囲への影響を必ず確認してください。</w:t>
       </w:r>
     </w:p>
     <w:p>
@@ -14606,13 +12353,10 @@
         <w:pStyle w:val="1"/>
         <w:pageBreakBefore/>
       </w:pPr>
-      <w:bookmarkStart w:id="55" w:name="_Toc243509934"/>
+      <w:bookmarkStart w:id="55" w:name="_Toc243544687"/>
       <w:r>
         <w:lastRenderedPageBreak/>
-        <w:t xml:space="preserve">15. </w:t>
-      </w:r>
-      <w:r>
-        <w:t>クレジットとライセンス</w:t>
+        <w:t>15. クレジットとライセンス</w:t>
       </w:r>
       <w:bookmarkEnd w:id="55"/>
     </w:p>
@@ -14620,12 +12364,9 @@
       <w:pPr>
         <w:pStyle w:val="2"/>
       </w:pPr>
-      <w:bookmarkStart w:id="56" w:name="_Toc243509935"/>
-      <w:r>
-        <w:t xml:space="preserve">15.1 </w:t>
-      </w:r>
-      <w:r>
-        <w:t>ライセンス</w:t>
+      <w:bookmarkStart w:id="56" w:name="_Toc243544688"/>
+      <w:r>
+        <w:t>15.1 ライセンス</w:t>
       </w:r>
       <w:bookmarkEnd w:id="56"/>
     </w:p>
@@ -14634,65 +12375,17 @@
         <w:spacing w:after="120" w:line="300" w:lineRule="auto"/>
       </w:pPr>
       <w:r>
-        <w:t xml:space="preserve">wfview-win </w:t>
-      </w:r>
-      <w:r>
-        <w:t>は</w:t>
-      </w:r>
-      <w:r>
-        <w:t xml:space="preserve"> wfview </w:t>
-      </w:r>
-      <w:r>
-        <w:t>の派生物であり、</w:t>
-      </w:r>
-      <w:r>
-        <w:t xml:space="preserve">wfview </w:t>
-      </w:r>
-      <w:r>
-        <w:t>と同じ</w:t>
-      </w:r>
-      <w:r>
-        <w:t xml:space="preserve"> </w:t>
+        <w:t xml:space="preserve">wfview-win は wfview の派生物であり、wfview と同じ </w:t>
       </w:r>
       <w:r>
         <w:rPr>
           <w:b/>
           <w:bCs/>
         </w:rPr>
-        <w:t>GNU General Public License version 3</w:t>
-      </w:r>
-      <w:r>
-        <w:rPr>
-          <w:b/>
-          <w:bCs/>
-        </w:rPr>
-        <w:t>（</w:t>
-      </w:r>
-      <w:r>
-        <w:rPr>
-          <w:b/>
-          <w:bCs/>
-        </w:rPr>
-        <w:t>GPLv3</w:t>
-      </w:r>
-      <w:r>
-        <w:rPr>
-          <w:b/>
-          <w:bCs/>
-        </w:rPr>
-        <w:t>）</w:t>
-      </w:r>
-      <w:r>
-        <w:t xml:space="preserve"> </w:t>
-      </w:r>
-      <w:r>
-        <w:t>で配布します。ライセンスの全文は、ソースコードに含まれる</w:t>
-      </w:r>
-      <w:r>
-        <w:t xml:space="preserve"> LICENSE </w:t>
-      </w:r>
-      <w:r>
-        <w:t>ファイルを参照してください。</w:t>
+        <w:t>GNU General Public License version 3（GPLv3）</w:t>
+      </w:r>
+      <w:r>
+        <w:t xml:space="preserve"> で配布します。ライセンスの全文は、ソースコードに含まれる LICENSE ファイルを参照してください。</w:t>
       </w:r>
     </w:p>
     <w:p>
@@ -14718,19 +12411,7 @@
         <w:spacing w:after="60" w:line="290" w:lineRule="auto"/>
       </w:pPr>
       <w:r>
-        <w:t xml:space="preserve">wfview-win </w:t>
-      </w:r>
-      <w:r>
-        <w:t>での追加・変更部分（</w:t>
-      </w:r>
-      <w:r>
-        <w:t xml:space="preserve">FT-817 / FT-818 </w:t>
-      </w:r>
-      <w:r>
-        <w:t>画面、レンジスキャンを含む）</w:t>
-      </w:r>
-      <w:r>
-        <w:t>: Copyright 2026 JA6FUF/JH1XHX</w:t>
+        <w:t>wfview-win での追加・変更部分（FT-817 / FT-818 画面、レンジスキャンを含む）: Copyright 2026 JA6FUF/JH1XHX</w:t>
       </w:r>
     </w:p>
     <w:p>
@@ -14738,25 +12419,16 @@
         <w:spacing w:after="120" w:line="300" w:lineRule="auto"/>
       </w:pPr>
       <w:r>
-        <w:t>このプログラムはフリーソフトウェアです。</w:t>
-      </w:r>
-      <w:r>
-        <w:t xml:space="preserve">GPLv3 </w:t>
-      </w:r>
-      <w:r>
-        <w:t>の条件に従って、再配布や改変ができます。このプログラムは有用であることを願って配布しますが、いかなる保証もありません。商品性や特定目的への適合性についての暗黙の保証もありません。</w:t>
+        <w:t>このプログラムはフリーソフトウェアです。GPLv3 の条件に従って、再配布や改変ができます。このプログラムは有用であることを願って配布しますが、いかなる保証もありません。商品性や特定目的への適合性についての暗黙の保証もありません。</w:t>
       </w:r>
     </w:p>
     <w:p>
       <w:pPr>
         <w:pStyle w:val="2"/>
       </w:pPr>
-      <w:bookmarkStart w:id="57" w:name="_Toc243509936"/>
-      <w:r>
-        <w:t xml:space="preserve">15.2 </w:t>
-      </w:r>
-      <w:r>
-        <w:t>クレジット</w:t>
+      <w:bookmarkStart w:id="57" w:name="_Toc243544689"/>
+      <w:r>
+        <w:t>15.2 クレジット</w:t>
       </w:r>
       <w:bookmarkEnd w:id="57"/>
     </w:p>
@@ -14777,28 +12449,7 @@
         <w:t>wfview</w:t>
       </w:r>
       <w:r>
-        <w:t>: Elliott H. Liggett (W6EL)</w:t>
-      </w:r>
-      <w:r>
-        <w:t>、</w:t>
-      </w:r>
-      <w:r>
-        <w:t xml:space="preserve">Phil E. Taylor (M0VSE) </w:t>
-      </w:r>
-      <w:r>
-        <w:t>と</w:t>
-      </w:r>
-      <w:r>
-        <w:t xml:space="preserve"> wfview </w:t>
-      </w:r>
-      <w:r>
-        <w:t>の貢献者・翻訳者の皆さん（</w:t>
-      </w:r>
-      <w:r>
-        <w:t>https://wfview.org/</w:t>
-      </w:r>
-      <w:r>
-        <w:t>）</w:t>
+        <w:t>: Elliott H. Liggett (W6EL)、Phil E. Taylor (M0VSE) と wfview の貢献者・翻訳者の皆さん（https://wfview.org/）</w:t>
       </w:r>
     </w:p>
     <w:p>
@@ -14811,106 +12462,7 @@
         <w:spacing w:after="60" w:line="290" w:lineRule="auto"/>
       </w:pPr>
       <w:r>
-        <w:t xml:space="preserve">wfview </w:t>
-      </w:r>
-      <w:r>
-        <w:t>が利用している</w:t>
-      </w:r>
-      <w:r>
-        <w:t xml:space="preserve"> Qt</w:t>
-      </w:r>
-      <w:r>
-        <w:t>、</w:t>
-      </w:r>
-      <w:r>
-        <w:t>QCustomPlot</w:t>
-      </w:r>
-      <w:r>
-        <w:t>、</w:t>
-      </w:r>
-      <w:r>
-        <w:t>PortAudio</w:t>
-      </w:r>
-      <w:r>
-        <w:t>、</w:t>
-      </w:r>
-      <w:r>
-        <w:t>RtAudio</w:t>
-      </w:r>
-      <w:r>
-        <w:t>、</w:t>
-      </w:r>
-      <w:r>
-        <w:t>Opus</w:t>
-      </w:r>
-      <w:r>
-        <w:t>、</w:t>
-      </w:r>
-      <w:r>
-        <w:t>Speex</w:t>
-      </w:r>
-      <w:r>
-        <w:t>、</w:t>
-      </w:r>
-      <w:r>
-        <w:t>hidapi</w:t>
-      </w:r>
-      <w:r>
-        <w:t>、</w:t>
-      </w:r>
-      <w:r>
-        <w:t>Eigen</w:t>
-      </w:r>
-      <w:r>
-        <w:t>、</w:t>
-      </w:r>
-      <w:r>
-        <w:t>r8brain</w:t>
-      </w:r>
-      <w:r>
-        <w:t>、</w:t>
-      </w:r>
-      <w:r>
-        <w:t>PocketFFT</w:t>
-      </w:r>
-      <w:r>
-        <w:t>、</w:t>
-      </w:r>
-      <w:r>
-        <w:t xml:space="preserve">Hamlib </w:t>
-      </w:r>
-      <w:r>
-        <w:t>由来コード、</w:t>
-      </w:r>
-      <w:r>
-        <w:t xml:space="preserve">Audacity Noise Reduction </w:t>
-      </w:r>
-      <w:r>
-        <w:t>由来コード、</w:t>
-      </w:r>
-      <w:r>
-        <w:t>adpcm-xq</w:t>
-      </w:r>
-      <w:r>
-        <w:t>、</w:t>
-      </w:r>
-      <w:r>
-        <w:t xml:space="preserve">QDarkStyleSheet </w:t>
-      </w:r>
-      <w:r>
-        <w:t>などの各ライブラリの作者の皆さん。各ライブラリの著作権表示とライセンスは、</w:t>
-      </w:r>
-      <w:r>
-        <w:t xml:space="preserve">wfview </w:t>
-      </w:r>
-      <w:r>
-        <w:t>の</w:t>
-      </w:r>
-      <w:r>
-        <w:t xml:space="preserve"> About </w:t>
-      </w:r>
-      <w:r>
-        <w:t>画面と各ソースファイルに記載されています。</w:t>
+        <w:t>wfview が利用している Qt、QCustomPlot、PortAudio、RtAudio、Opus、Speex、hidapi、Eigen、r8brain、PocketFFT、Hamlib 由来コード、Audacity Noise Reduction 由来コード、adpcm-xq、QDarkStyleSheet などの各ライブラリの作者の皆さん。各ライブラリの著作権表示とライセンスは、wfview の About 画面と各ソースファイルに記載されています。</w:t>
       </w:r>
     </w:p>
     <w:p>
@@ -14923,76 +12475,16 @@
         <w:spacing w:after="60" w:line="290" w:lineRule="auto"/>
       </w:pPr>
       <w:r>
-        <w:t xml:space="preserve">FT-817 </w:t>
-      </w:r>
-      <w:r>
-        <w:t>の</w:t>
-      </w:r>
-      <w:r>
-        <w:t xml:space="preserve"> CAT </w:t>
-      </w:r>
-      <w:r>
-        <w:t>コマンドの形式と</w:t>
-      </w:r>
-      <w:r>
-        <w:t xml:space="preserve"> EEPROM </w:t>
-      </w:r>
-      <w:r>
-        <w:t>のアドレスは、</w:t>
-      </w:r>
-      <w:r>
-        <w:t xml:space="preserve">Hamlib </w:t>
-      </w:r>
-      <w:r>
-        <w:t>の</w:t>
-      </w:r>
-      <w:r>
-        <w:t xml:space="preserve"> ft817 </w:t>
-      </w:r>
-      <w:r>
-        <w:t>ドライバー（</w:t>
-      </w:r>
-      <w:r>
-        <w:t>The Hamlib Group</w:t>
-      </w:r>
-      <w:r>
-        <w:t>、</w:t>
-      </w:r>
-      <w:r>
-        <w:t>LGPL</w:t>
-      </w:r>
-      <w:r>
-        <w:t>）と、</w:t>
-      </w:r>
-      <w:r>
-        <w:t xml:space="preserve">CPAN </w:t>
-      </w:r>
-      <w:r>
-        <w:t>の</w:t>
-      </w:r>
-      <w:r>
-        <w:t xml:space="preserve"> Perl </w:t>
-      </w:r>
-      <w:r>
-        <w:t>モジュール</w:t>
-      </w:r>
-      <w:r>
-        <w:t xml:space="preserve"> Ham::Device::FT817COMM </w:t>
-      </w:r>
-      <w:r>
-        <w:t>を参照して確認しました（ソースコードは取り込んでいません）。</w:t>
+        <w:t>FT-817 の CAT コマンドの形式と EEPROM のアドレスは、Hamlib の ft817 ドライバー（The Hamlib Group、LGPL）と、CPAN の Perl モジュール Ham::Device::FT817COMM を参照して確認しました（ソースコードは取り込んでいません）。</w:t>
       </w:r>
     </w:p>
     <w:p>
       <w:pPr>
         <w:pStyle w:val="2"/>
       </w:pPr>
-      <w:bookmarkStart w:id="58" w:name="_Toc243509937"/>
-      <w:r>
-        <w:t xml:space="preserve">15.3 </w:t>
-      </w:r>
-      <w:r>
-        <w:t>商標</w:t>
+      <w:bookmarkStart w:id="58" w:name="_Toc243544690"/>
+      <w:r>
+        <w:t>15.3 商標</w:t>
       </w:r>
       <w:bookmarkEnd w:id="58"/>
     </w:p>
@@ -15001,52 +12493,16 @@
         <w:spacing w:after="120" w:line="300" w:lineRule="auto"/>
       </w:pPr>
       <w:r>
-        <w:t>Icom</w:t>
-      </w:r>
-      <w:r>
-        <w:t>、</w:t>
-      </w:r>
-      <w:r>
-        <w:t>Kenwood</w:t>
-      </w:r>
-      <w:r>
-        <w:t>、</w:t>
-      </w:r>
-      <w:r>
-        <w:t>Yaesu</w:t>
-      </w:r>
-      <w:r>
-        <w:t>、および各製品名は、それぞれの会社の商標または製品名です。</w:t>
-      </w:r>
-      <w:r>
-        <w:t xml:space="preserve">wfview-win </w:t>
-      </w:r>
-      <w:r>
-        <w:t>は各無線機メーカーとは関係のない非公式のソフトウェアです。</w:t>
-      </w:r>
-      <w:r>
-        <w:t xml:space="preserve">Windows </w:t>
-      </w:r>
-      <w:r>
-        <w:t>は</w:t>
-      </w:r>
-      <w:r>
-        <w:t xml:space="preserve"> Microsoft Corporation </w:t>
-      </w:r>
-      <w:r>
-        <w:t>の商標です。</w:t>
+        <w:t>Icom、Kenwood、Yaesu、および各製品名は、それぞれの会社の商標または製品名です。wfview-win は各無線機メーカーとは関係のない非公式のソフトウェアです。Windows は Microsoft Corporation の商標です。</w:t>
       </w:r>
     </w:p>
     <w:p>
       <w:pPr>
         <w:pStyle w:val="2"/>
       </w:pPr>
-      <w:bookmarkStart w:id="59" w:name="_Toc243509938"/>
-      <w:r>
-        <w:t xml:space="preserve">15.4 </w:t>
-      </w:r>
-      <w:r>
-        <w:t>免責事項</w:t>
+      <w:bookmarkStart w:id="59" w:name="_Toc243544691"/>
+      <w:r>
+        <w:t>15.4 免責事項</w:t>
       </w:r>
       <w:bookmarkEnd w:id="59"/>
     </w:p>
@@ -15055,13 +12511,7 @@
         <w:spacing w:after="120" w:line="300" w:lineRule="auto"/>
       </w:pPr>
       <w:r>
-        <w:t>本ソフトウェアは現状有姿（</w:t>
-      </w:r>
-      <w:r>
-        <w:t>AS IS</w:t>
-      </w:r>
-      <w:r>
-        <w:t>）で提供され、明示・黙示を問わず、いかなる保証もありません。本ソフトウェアの使用、または使用できないことにより生じたいかなる損害（無線機・周辺機器の故</w:t>
+        <w:t>本ソフトウェアは現状有姿（AS IS）で提供され、明示・黙示を問わず、いかなる保証もありません。本ソフトウェアの使用、または使用できないことにより生じたいかなる損害（無線機・周辺機器の故</w:t>
       </w:r>
       <w:r>
         <w:lastRenderedPageBreak/>
@@ -15182,15 +12632,7 @@
         <w:sz w:val="16"/>
         <w:szCs w:val="16"/>
       </w:rPr>
-      <w:t xml:space="preserve">wfview-win  </w:t>
-    </w:r>
-    <w:r>
-      <w:rPr>
-        <w:color w:val="808080"/>
-        <w:sz w:val="16"/>
-        <w:szCs w:val="16"/>
-      </w:rPr>
-      <w:t>詳細操作説明書</w:t>
+      <w:t>wfview-win  詳細操作説明書</w:t>
     </w:r>
   </w:p>
 </w:hdr>
@@ -15667,7 +13109,7 @@
   <w:docDefaults>
     <w:rPrDefault>
       <w:rPr>
-        <w:rFonts w:ascii="游ゴシック" w:eastAsia="游ゴシック" w:hAnsi="游ゴシック" w:cs="游ゴシック"/>
+        <w:rFonts w:ascii="Yu Gothic" w:eastAsia="Yu Gothic" w:hAnsi="Yu Gothic" w:cs="Yu Gothic"/>
         <w:sz w:val="21"/>
         <w:szCs w:val="21"/>
         <w:lang w:val="en-US" w:eastAsia="ja-JP" w:bidi="ar-SA"/>
